--- a/UC16/Corpo_Ativo/Regro_Negocios _Entidades.docx
+++ b/UC16/Corpo_Ativo/Regro_Negocios _Entidades.docx
@@ -1,6 +1,6 @@
 
 <file path=word/document.xml><?xml version="1.0" encoding="utf-8"?>
-<w:document xmlns:wpc="http://schemas.microsoft.com/office/word/2010/wordprocessingCanvas" xmlns:cx="http://schemas.microsoft.com/office/drawing/2014/chartex" xmlns:cx1="http://schemas.microsoft.com/office/drawing/2015/9/8/chartex" xmlns:cx2="http://schemas.microsoft.com/office/drawing/2015/10/21/chartex" xmlns:cx3="http://schemas.microsoft.com/office/drawing/2016/5/9/chartex" xmlns:cx4="http://schemas.microsoft.com/office/drawing/2016/5/10/chartex" xmlns:cx5="http://schemas.microsoft.com/office/drawing/2016/5/11/chartex" xmlns:cx6="http://schemas.microsoft.com/office/drawing/2016/5/12/chartex" xmlns:cx7="http://schemas.microsoft.com/office/drawing/2016/5/13/chartex" xmlns:cx8="http://schemas.microsoft.com/office/drawing/2016/5/14/chartex" xmlns:mc="http://schemas.openxmlformats.org/markup-compatibility/2006" xmlns:aink="http://schemas.microsoft.com/office/drawing/2016/ink" xmlns:am3d="http://schemas.microsoft.com/office/drawing/2017/model3d" xmlns:o="urn:schemas-microsoft-com:office:office" xmlns:oel="http://schemas.microsoft.com/office/2019/extlst" xmlns:r="http://schemas.openxmlformats.org/officeDocument/2006/relationships" xmlns:m="http://schemas.openxmlformats.org/officeDocument/2006/math" xmlns:v="urn:schemas-microsoft-com:vml" xmlns:wp14="http://schemas.microsoft.com/office/word/2010/wordprocessingDrawing" xmlns:wp="http://schemas.openxmlformats.org/drawingml/2006/wordprocessingDrawing" xmlns:w10="urn:schemas-microsoft-com:office:word" xmlns:w="http://schemas.openxmlformats.org/wordprocessingml/2006/main" xmlns:w14="http://schemas.microsoft.com/office/word/2010/wordml" xmlns:w15="http://schemas.microsoft.com/office/word/2012/wordml" xmlns:w16cex="http://schemas.microsoft.com/office/word/2018/wordml/cex" xmlns:w16cid="http://schemas.microsoft.com/office/word/2016/wordml/cid" xmlns:w16="http://schemas.microsoft.com/office/word/2018/wordml" xmlns:w16du="http://schemas.microsoft.com/office/word/2023/wordml/word16du" xmlns:w16sdtdh="http://schemas.microsoft.com/office/word/2020/wordml/sdtdatahash" xmlns:w16sdtfl="http://schemas.microsoft.com/office/word/2024/wordml/sdtformatlock" xmlns:w16se="http://schemas.microsoft.com/office/word/2015/wordml/symex" xmlns:wpg="http://schemas.microsoft.com/office/word/2010/wordprocessingGroup" xmlns:wpi="http://schemas.microsoft.com/office/word/2010/wordprocessingInk" xmlns:wne="http://schemas.microsoft.com/office/word/2006/wordml" xmlns:wps="http://schemas.microsoft.com/office/word/2010/wordprocessingShape" xmlns:a="http://schemas.openxmlformats.org/drawingml/2006/main" xmlns:pic="http://schemas.openxmlformats.org/drawingml/2006/picture" mc:Ignorable="w14 w15 w16se w16cid w16 w16cex w16sdtdh w16sdtfl w16du wp14">
+<w:document xmlns:wpc="http://schemas.microsoft.com/office/word/2010/wordprocessingCanvas" xmlns:cx="http://schemas.microsoft.com/office/drawing/2014/chartex" xmlns:cx1="http://schemas.microsoft.com/office/drawing/2015/9/8/chartex" xmlns:cx2="http://schemas.microsoft.com/office/drawing/2015/10/21/chartex" xmlns:cx3="http://schemas.microsoft.com/office/drawing/2016/5/9/chartex" xmlns:cx4="http://schemas.microsoft.com/office/drawing/2016/5/10/chartex" xmlns:cx5="http://schemas.microsoft.com/office/drawing/2016/5/11/chartex" xmlns:cx6="http://schemas.microsoft.com/office/drawing/2016/5/12/chartex" xmlns:cx7="http://schemas.microsoft.com/office/drawing/2016/5/13/chartex" xmlns:cx8="http://schemas.microsoft.com/office/drawing/2016/5/14/chartex" xmlns:mc="http://schemas.openxmlformats.org/markup-compatibility/2006" xmlns:aink="http://schemas.microsoft.com/office/drawing/2016/ink" xmlns:am3d="http://schemas.microsoft.com/office/drawing/2017/model3d" xmlns:o="urn:schemas-microsoft-com:office:office" xmlns:oel="http://schemas.microsoft.com/office/2019/extlst" xmlns:r="http://schemas.openxmlformats.org/officeDocument/2006/relationships" xmlns:m="http://schemas.openxmlformats.org/officeDocument/2006/math" xmlns:v="urn:schemas-microsoft-com:vml" xmlns:wp14="http://schemas.microsoft.com/office/word/2010/wordprocessingDrawing" xmlns:wp="http://schemas.openxmlformats.org/drawingml/2006/wordprocessingDrawing" xmlns:w10="urn:schemas-microsoft-com:office:word" xmlns:w="http://schemas.openxmlformats.org/wordprocessingml/2006/main" xmlns:w14="http://schemas.microsoft.com/office/word/2010/wordml" xmlns:w15="http://schemas.microsoft.com/office/word/2012/wordml" xmlns:w16cex="http://schemas.microsoft.com/office/word/2018/wordml/cex" xmlns:w16cid="http://schemas.microsoft.com/office/word/2016/wordml/cid" xmlns:w16="http://schemas.microsoft.com/office/word/2018/wordml" xmlns:w16du="http://schemas.microsoft.com/office/word/2023/wordml/word16du" xmlns:w16sdtdh="http://schemas.microsoft.com/office/word/2020/wordml/sdtdatahash" xmlns:w16sdtfl="http://schemas.microsoft.com/office/word/2024/wordml/sdtformatlock" xmlns:w16se="http://schemas.microsoft.com/office/word/2015/wordml/symex" xmlns:wpg="http://schemas.microsoft.com/office/word/2010/wordprocessingGroup" xmlns:wpi="http://schemas.microsoft.com/office/word/2010/wordprocessingInk" xmlns:wne="http://schemas.microsoft.com/office/word/2006/wordml" xmlns:wps="http://schemas.microsoft.com/office/word/2010/wordprocessingShape" mc:Ignorable="w14 w15 w16se w16cid w16 w16cex w16sdtdh w16sdtfl w16du wp14">
   <w:body>
     <w:p>
       <w:pPr>
@@ -15,12 +15,15 @@
       <w:r>
         <w:br/>
       </w:r>
+      <w:r>
+        <w:t>211</w:t>
+      </w:r>
     </w:p>
     <w:p>
       <w:pPr>
         <w:pStyle w:val="NormalWeb"/>
         <w:rPr>
-          <w:rFonts w:ascii="Consolas" w:hAnsi="Consolas" w:eastAsia="Times New Roman" w:cs="Arial"/>
+          <w:rFonts w:ascii="Consolas" w:eastAsia="Times New Roman" w:hAnsi="Consolas" w:cs="Arial"/>
           <w:sz w:val="22"/>
           <w:szCs w:val="22"/>
           <w:lang w:eastAsia="pt-BR"/>
@@ -47,7 +50,7 @@
           <w:lang w:eastAsia="pt-BR"/>
           <w14:ligatures w14:val="none"/>
         </w:rPr>
-        <w:t xml:space="preserve">O "Corpo Ativo" é uma academia de bairro</w:t>
+        <w:t>O "Corpo Ativo" é uma academia de bairro</w:t>
       </w:r>
       <w:r>
         <w:rPr>
@@ -58,7 +61,7 @@
           <w:lang w:eastAsia="pt-BR"/>
           <w14:ligatures w14:val="none"/>
         </w:rPr>
-        <w:t xml:space="preserve">.</w:t>
+        <w:t>.</w:t>
       </w:r>
     </w:p>
     <w:p>
@@ -66,7 +69,7 @@
         <w:pStyle w:val="NormalWeb"/>
         <w:ind w:firstLine="708"/>
         <w:rPr>
-          <w:rFonts w:ascii="Consolas" w:hAnsi="Consolas" w:eastAsia="Times New Roman" w:cs="Arial"/>
+          <w:rFonts w:ascii="Consolas" w:eastAsia="Times New Roman" w:hAnsi="Consolas" w:cs="Arial"/>
           <w:sz w:val="22"/>
           <w:szCs w:val="22"/>
           <w:lang w:eastAsia="pt-BR"/>
@@ -81,6 +84,7 @@
         </w:rPr>
         <w:t xml:space="preserve">O horário de funcionamento é das 6 </w:t>
       </w:r>
+      <w:proofErr w:type="gramStart"/>
       <w:r>
         <w:rPr>
           <w:rFonts w:eastAsia="Times New Roman"/>
@@ -90,6 +94,7 @@
         </w:rPr>
         <w:t>ás</w:t>
       </w:r>
+      <w:proofErr w:type="gramEnd"/>
       <w:r>
         <w:rPr>
           <w:rFonts w:eastAsia="Times New Roman"/>
@@ -104,7 +109,7 @@
       <w:pPr>
         <w:pStyle w:val="NormalWeb"/>
         <w:rPr>
-          <w:rFonts w:ascii="Consolas" w:hAnsi="Consolas" w:eastAsia="Times New Roman" w:cs="Arial"/>
+          <w:rFonts w:ascii="Consolas" w:eastAsia="Times New Roman" w:hAnsi="Consolas" w:cs="Arial"/>
           <w:sz w:val="22"/>
           <w:szCs w:val="22"/>
           <w:lang w:eastAsia="pt-BR"/>
@@ -119,7 +124,7 @@
           <w:lang w:eastAsia="pt-BR"/>
           <w14:ligatures w14:val="none"/>
         </w:rPr>
-        <w:t xml:space="preserve">P</w:t>
+        <w:t>P</w:t>
       </w:r>
       <w:r>
         <w:rPr>
@@ -130,7 +135,7 @@
           <w:lang w:eastAsia="pt-BR"/>
           <w14:ligatures w14:val="none"/>
         </w:rPr>
-        <w:t xml:space="preserve">lanos (ouro, prata e bronze). Cada plano oferece diferentes tipos de modalidades</w:t>
+        <w:t>lanos (ouro, prata e bronze). Cada plano oferece diferentes tipos de modalidades</w:t>
       </w:r>
       <w:r>
         <w:rPr>
@@ -141,7 +146,7 @@
           <w:lang w:eastAsia="pt-BR"/>
           <w14:ligatures w14:val="none"/>
         </w:rPr>
-        <w:t xml:space="preserve">.</w:t>
+        <w:t>.</w:t>
       </w:r>
     </w:p>
     <w:p>
@@ -149,7 +154,7 @@
         <w:pStyle w:val="NormalWeb"/>
         <w:ind w:firstLine="708"/>
         <w:rPr>
-          <w:rFonts w:ascii="Consolas" w:hAnsi="Consolas" w:eastAsia="Times New Roman" w:cs="Arial"/>
+          <w:rFonts w:ascii="Consolas" w:eastAsia="Times New Roman" w:hAnsi="Consolas" w:cs="Arial"/>
           <w:sz w:val="22"/>
           <w:szCs w:val="22"/>
           <w:lang w:eastAsia="pt-BR"/>
@@ -162,16 +167,7 @@
           <w:szCs w:val="22"/>
           <w:lang w:eastAsia="pt-BR"/>
         </w:rPr>
-        <w:t xml:space="preserve">- Os planos Gold e prata serão planos de um ano, caso </w:t>
-      </w:r>
-      <w:r>
-        <w:rPr>
-          <w:rFonts w:eastAsia="Times New Roman"/>
-          <w:sz w:val="22"/>
-          <w:szCs w:val="22"/>
-          <w:lang w:eastAsia="pt-BR"/>
-        </w:rPr>
-        <w:t>adaptação, a academia irá oferecer 7 dias grátis, podendo ter os planos de mensal (Bronze) ou anual (Ouro e Prata).</w:t>
+        <w:t>- Os planos Gold e prata serão planos de um ano, caso adaptação, a academia irá oferecer 7 dias grátis, podendo ter os planos de mensal (Bronze) ou anual (Ouro e Prata).</w:t>
       </w:r>
     </w:p>
     <w:p>
@@ -179,7 +175,7 @@
         <w:pStyle w:val="NormalWeb"/>
         <w:ind w:firstLine="708"/>
         <w:rPr>
-          <w:rFonts w:ascii="Consolas" w:hAnsi="Consolas" w:eastAsia="Times New Roman" w:cs="Arial"/>
+          <w:rFonts w:ascii="Consolas" w:eastAsia="Times New Roman" w:hAnsi="Consolas" w:cs="Arial"/>
           <w:sz w:val="22"/>
           <w:szCs w:val="22"/>
           <w:lang w:eastAsia="pt-BR"/>
@@ -194,7 +190,7 @@
           <w:lang w:eastAsia="pt-BR"/>
           <w14:ligatures w14:val="none"/>
         </w:rPr>
-        <w:t xml:space="preserve">-</w:t>
+        <w:t>-</w:t>
       </w:r>
       <w:r>
         <w:rPr>
@@ -226,34 +222,55 @@
           <w:szCs w:val="22"/>
           <w:lang w:eastAsia="pt-BR"/>
         </w:rPr>
-        <w:t>- Prata ??</w:t>
-      </w:r>
-    </w:p>
-    <w:p>
-      <w:pPr>
-        <w:pStyle w:val="NormalWeb"/>
-        <w:ind w:firstLine="708"/>
+        <w:t xml:space="preserve">- </w:t>
+      </w:r>
+      <w:proofErr w:type="gramStart"/>
+      <w:r>
         <w:rPr>
           <w:rFonts w:eastAsia="Times New Roman"/>
           <w:sz w:val="22"/>
           <w:szCs w:val="22"/>
           <w:lang w:eastAsia="pt-BR"/>
         </w:rPr>
-      </w:pPr>
-      <w:r>
+        <w:t>Prata ??</w:t>
+      </w:r>
+      <w:proofErr w:type="gramEnd"/>
+    </w:p>
+    <w:p>
+      <w:pPr>
+        <w:pStyle w:val="NormalWeb"/>
+        <w:ind w:firstLine="708"/>
         <w:rPr>
           <w:rFonts w:eastAsia="Times New Roman"/>
           <w:sz w:val="22"/>
           <w:szCs w:val="22"/>
           <w:lang w:eastAsia="pt-BR"/>
         </w:rPr>
-        <w:t>- Bronze ??</w:t>
-      </w:r>
+      </w:pPr>
+      <w:r>
+        <w:rPr>
+          <w:rFonts w:eastAsia="Times New Roman"/>
+          <w:sz w:val="22"/>
+          <w:szCs w:val="22"/>
+          <w:lang w:eastAsia="pt-BR"/>
+        </w:rPr>
+        <w:t xml:space="preserve">- </w:t>
+      </w:r>
+      <w:proofErr w:type="gramStart"/>
+      <w:r>
+        <w:rPr>
+          <w:rFonts w:eastAsia="Times New Roman"/>
+          <w:sz w:val="22"/>
+          <w:szCs w:val="22"/>
+          <w:lang w:eastAsia="pt-BR"/>
+        </w:rPr>
+        <w:t>Bronze ??</w:t>
+      </w:r>
+      <w:proofErr w:type="gramEnd"/>
     </w:p>
     <w:p>
       <w:pPr>
         <w:pStyle w:val="NormalWeb"/>
-        <w:ind w:firstLine="0"/>
         <w:rPr>
           <w:rFonts w:eastAsia="Times New Roman"/>
           <w:sz w:val="22"/>
@@ -270,7 +287,7 @@
           <w:lang w:eastAsia="pt-BR"/>
           <w14:ligatures w14:val="none"/>
         </w:rPr>
-        <w:t xml:space="preserve">Como será feito o cadastro de usuários (Clientes?)</w:t>
+        <w:t>Como será feito o cadastro de usuários (Clientes?)</w:t>
       </w:r>
     </w:p>
     <w:p>
@@ -278,7 +295,7 @@
         <w:pStyle w:val="NormalWeb"/>
         <w:numPr>
           <w:ilvl w:val="0"/>
-          <w:numId w:val="7"/>
+          <w:numId w:val="1"/>
         </w:numPr>
         <w:rPr>
           <w:rFonts w:eastAsia="Times New Roman"/>
@@ -296,7 +313,7 @@
           <w:lang w:eastAsia="pt-BR"/>
           <w14:ligatures w14:val="none"/>
         </w:rPr>
-        <w:t xml:space="preserve">U</w:t>
+        <w:t>U</w:t>
       </w:r>
       <w:r>
         <w:rPr>
@@ -307,7 +324,7 @@
           <w:lang w:eastAsia="pt-BR"/>
           <w14:ligatures w14:val="none"/>
         </w:rPr>
-        <w:t xml:space="preserve">ma recepcionista que irá cadastrar os usuários e apresentar os planos.</w:t>
+        <w:t>ma recepcionista que irá cadastrar os usuários e apresentar os planos.</w:t>
       </w:r>
     </w:p>
     <w:p>
@@ -315,10 +332,10 @@
         <w:pStyle w:val="NormalWeb"/>
         <w:numPr>
           <w:ilvl w:val="0"/>
-          <w:numId w:val="7"/>
+          <w:numId w:val="1"/>
         </w:numPr>
         <w:rPr>
-          <w:rFonts w:ascii="Consolas" w:hAnsi="Consolas" w:eastAsia="Times New Roman" w:cs="Arial"/>
+          <w:rFonts w:ascii="Consolas" w:eastAsia="Times New Roman" w:hAnsi="Consolas" w:cs="Arial"/>
           <w:sz w:val="22"/>
           <w:szCs w:val="22"/>
           <w:lang w:eastAsia="pt-BR"/>
@@ -337,7 +354,6 @@
     <w:p>
       <w:pPr>
         <w:pStyle w:val="NormalWeb"/>
-        <w:ind w:firstLine="0"/>
         <w:rPr>
           <w:rFonts w:eastAsia="Times New Roman"/>
           <w:sz w:val="22"/>
@@ -371,7 +387,6 @@
     <w:p>
       <w:pPr>
         <w:pStyle w:val="NormalWeb"/>
-        <w:ind w:firstLine="0"/>
         <w:rPr>
           <w:rFonts w:eastAsia="Times New Roman"/>
           <w:sz w:val="22"/>
@@ -413,7 +428,6 @@
     <w:p>
       <w:pPr>
         <w:pStyle w:val="NormalWeb"/>
-        <w:ind w:firstLine="0"/>
         <w:rPr>
           <w:rFonts w:eastAsia="Times New Roman"/>
           <w:sz w:val="22"/>
@@ -434,7 +448,6 @@
     <w:p>
       <w:pPr>
         <w:pStyle w:val="NormalWeb"/>
-        <w:ind w:firstLine="0"/>
         <w:rPr>
           <w:rFonts w:eastAsia="Times New Roman"/>
           <w:sz w:val="22"/>
@@ -455,7 +468,6 @@
     <w:p>
       <w:pPr>
         <w:pStyle w:val="NormalWeb"/>
-        <w:ind w:firstLine="0"/>
         <w:rPr>
           <w:rFonts w:eastAsia="Times New Roman"/>
           <w:sz w:val="22"/>
@@ -476,7 +488,6 @@
     <w:p>
       <w:pPr>
         <w:pStyle w:val="NormalWeb"/>
-        <w:ind w:firstLine="0"/>
         <w:rPr>
           <w:u w:val="single"/>
         </w:rPr>
@@ -496,46 +507,37 @@
     <w:p>
       <w:pPr>
         <w:pStyle w:val="NormalWeb"/>
-        <w:ind w:firstLine="0"/>
       </w:pPr>
     </w:p>
     <w:p>
       <w:pPr>
         <w:pStyle w:val="NormalWeb"/>
-        <w:ind w:firstLine="0"/>
       </w:pPr>
     </w:p>
     <w:p>
       <w:pPr>
         <w:pStyle w:val="NormalWeb"/>
-        <w:ind w:firstLine="0"/>
       </w:pPr>
     </w:p>
     <w:p>
       <w:pPr>
         <w:pStyle w:val="NormalWeb"/>
-        <w:ind w:firstLine="0"/>
       </w:pPr>
     </w:p>
     <w:p>
       <w:pPr>
         <w:pStyle w:val="NormalWeb"/>
-        <w:ind w:firstLine="0"/>
       </w:pPr>
     </w:p>
     <w:p>
       <w:pPr>
         <w:pStyle w:val="NormalWeb"/>
-        <w:ind w:firstLine="0"/>
         <w:rPr>
           <w:u w:val="single"/>
         </w:rPr>
       </w:pPr>
       <w:r>
         <w:br/>
-      </w:r>
-      <w:r>
-        <w:rPr/>
         <w:t>No site estão criando? Agendar visita ou visualizar os planos;</w:t>
       </w:r>
     </w:p>
@@ -543,26 +545,18 @@
       <w:pPr>
         <w:numPr>
           <w:ilvl w:val="0"/>
-          <w:numId w:val="6"/>
+          <w:numId w:val="7"/>
         </w:numPr>
       </w:pPr>
       <w:r>
-        <w:t xml:space="preserve">Recepção: cadastros de usuários novos ou </w:t>
-      </w:r>
-      <w:proofErr w:type="spellStart"/>
-      <w:r>
-        <w:t>atigos</w:t>
-      </w:r>
-      <w:proofErr w:type="spellEnd"/>
-      <w:r>
-        <w:t>, cadastras de novos planos e descrições dos planos;</w:t>
+        <w:t>Recepção: cadastros de usuários novos ou atigos, cadastras de novos planos e descrições dos planos;</w:t>
       </w:r>
     </w:p>
     <w:p>
       <w:pPr>
         <w:numPr>
           <w:ilvl w:val="0"/>
-          <w:numId w:val="6"/>
+          <w:numId w:val="7"/>
         </w:numPr>
       </w:pPr>
       <w:r>
@@ -573,7 +567,7 @@
       <w:pPr>
         <w:numPr>
           <w:ilvl w:val="0"/>
-          <w:numId w:val="6"/>
+          <w:numId w:val="7"/>
         </w:numPr>
       </w:pPr>
       <w:r>
@@ -585,30 +579,14 @@
       </w:r>
       <w:proofErr w:type="gramEnd"/>
       <w:r>
-        <w:t xml:space="preserve"> 22h </w:t>
-      </w:r>
-      <w:proofErr w:type="spellStart"/>
-      <w:r>
-        <w:t>seg</w:t>
-      </w:r>
-      <w:proofErr w:type="spellEnd"/>
-      <w:r>
-        <w:t xml:space="preserve"> a </w:t>
-      </w:r>
-      <w:proofErr w:type="spellStart"/>
-      <w:r>
-        <w:t>sabado</w:t>
-      </w:r>
-      <w:proofErr w:type="spellEnd"/>
-      <w:r>
-        <w:t xml:space="preserve"> e domingo 10 ás 22h.</w:t>
+        <w:t xml:space="preserve"> 22h seg a sabado e domingo 10 ás 22h.</w:t>
       </w:r>
     </w:p>
     <w:p>
       <w:pPr>
         <w:numPr>
           <w:ilvl w:val="0"/>
-          <w:numId w:val="6"/>
+          <w:numId w:val="7"/>
         </w:numPr>
       </w:pPr>
       <w:r>
@@ -619,7 +597,7 @@
       <w:pPr>
         <w:numPr>
           <w:ilvl w:val="0"/>
-          <w:numId w:val="6"/>
+          <w:numId w:val="7"/>
         </w:numPr>
       </w:pPr>
       <w:r>
@@ -630,7 +608,7 @@
       <w:pPr>
         <w:numPr>
           <w:ilvl w:val="0"/>
-          <w:numId w:val="6"/>
+          <w:numId w:val="7"/>
         </w:numPr>
       </w:pPr>
       <w:r>
@@ -641,7 +619,7 @@
       <w:pPr>
         <w:numPr>
           <w:ilvl w:val="0"/>
-          <w:numId w:val="6"/>
+          <w:numId w:val="7"/>
         </w:numPr>
       </w:pPr>
       <w:r>
@@ -668,11 +646,10 @@
       <w:pPr>
         <w:numPr>
           <w:ilvl w:val="0"/>
-          <w:numId w:val="6"/>
+          <w:numId w:val="7"/>
         </w:numPr>
       </w:pPr>
       <w:r>
-        <w:lastRenderedPageBreak/>
         <w:t>Frequência e evolução dos alunos</w:t>
       </w:r>
     </w:p>
@@ -680,23 +657,18 @@
       <w:pPr>
         <w:numPr>
           <w:ilvl w:val="0"/>
-          <w:numId w:val="6"/>
+          <w:numId w:val="7"/>
         </w:numPr>
       </w:pPr>
       <w:r>
-        <w:t xml:space="preserve">Uma semana </w:t>
-      </w:r>
-      <w:proofErr w:type="spellStart"/>
-      <w:r>
-        <w:t>gratis</w:t>
-      </w:r>
-      <w:proofErr w:type="spellEnd"/>
+        <w:t>Uma semana gratis</w:t>
+      </w:r>
     </w:p>
     <w:p>
       <w:pPr>
         <w:numPr>
           <w:ilvl w:val="0"/>
-          <w:numId w:val="6"/>
+          <w:numId w:val="7"/>
         </w:numPr>
       </w:pPr>
       <w:r>
@@ -741,76 +713,6 @@
     <w:p>
       <w:r>
         <w:t>1. Aluno</w:t>
-      </w:r>
-    </w:p>
-    <w:p>
-      <w:pPr>
-        <w:pStyle w:val="PargrafodaLista"/>
-        <w:numPr>
-          <w:ilvl w:val="0"/>
-          <w:numId w:val="1"/>
-        </w:numPr>
-      </w:pPr>
-      <w:proofErr w:type="spellStart"/>
-      <w:r>
-        <w:t>ID_Aluno</w:t>
-      </w:r>
-      <w:proofErr w:type="spellEnd"/>
-      <w:r>
-        <w:t xml:space="preserve"> (PK)</w:t>
-      </w:r>
-    </w:p>
-    <w:p>
-      <w:pPr>
-        <w:pStyle w:val="PargrafodaLista"/>
-        <w:numPr>
-          <w:ilvl w:val="0"/>
-          <w:numId w:val="1"/>
-        </w:numPr>
-      </w:pPr>
-      <w:r>
-        <w:t>Nome</w:t>
-      </w:r>
-    </w:p>
-    <w:p>
-      <w:pPr>
-        <w:pStyle w:val="PargrafodaLista"/>
-        <w:numPr>
-          <w:ilvl w:val="0"/>
-          <w:numId w:val="1"/>
-        </w:numPr>
-      </w:pPr>
-      <w:r>
-        <w:t>CPF</w:t>
-      </w:r>
-    </w:p>
-    <w:p>
-      <w:pPr>
-        <w:pStyle w:val="PargrafodaLista"/>
-        <w:numPr>
-          <w:ilvl w:val="0"/>
-          <w:numId w:val="1"/>
-        </w:numPr>
-      </w:pPr>
-      <w:r>
-        <w:t>E-mail</w:t>
-      </w:r>
-    </w:p>
-    <w:p>
-      <w:pPr>
-        <w:pStyle w:val="PargrafodaLista"/>
-        <w:numPr>
-          <w:ilvl w:val="0"/>
-          <w:numId w:val="1"/>
-        </w:numPr>
-      </w:pPr>
-      <w:r>
-        <w:t>Telefone</w:t>
-      </w:r>
-    </w:p>
-    <w:p>
-      <w:r>
-        <w:t>2. Plano</w:t>
       </w:r>
     </w:p>
     <w:p>
@@ -821,11 +723,9 @@
           <w:numId w:val="2"/>
         </w:numPr>
       </w:pPr>
-      <w:proofErr w:type="spellStart"/>
-      <w:r>
-        <w:t>ID_Plano</w:t>
-      </w:r>
-      <w:proofErr w:type="spellEnd"/>
+      <w:r>
+        <w:t>ID_Aluno</w:t>
+      </w:r>
       <w:r>
         <w:t xml:space="preserve"> (PK)</w:t>
       </w:r>
@@ -839,6 +739,7 @@
         </w:numPr>
       </w:pPr>
       <w:r>
+        <w:lastRenderedPageBreak/>
         <w:t>Nome</w:t>
       </w:r>
     </w:p>
@@ -851,7 +752,7 @@
         </w:numPr>
       </w:pPr>
       <w:r>
-        <w:t>Valor</w:t>
+        <w:t>CPF</w:t>
       </w:r>
     </w:p>
     <w:p>
@@ -863,12 +764,24 @@
         </w:numPr>
       </w:pPr>
       <w:r>
-        <w:t>Duração</w:t>
-      </w:r>
-    </w:p>
-    <w:p>
-      <w:r>
-        <w:t>3. Matrícula</w:t>
+        <w:t>E-mail</w:t>
+      </w:r>
+    </w:p>
+    <w:p>
+      <w:pPr>
+        <w:pStyle w:val="PargrafodaLista"/>
+        <w:numPr>
+          <w:ilvl w:val="0"/>
+          <w:numId w:val="2"/>
+        </w:numPr>
+      </w:pPr>
+      <w:r>
+        <w:t>Telefone</w:t>
+      </w:r>
+    </w:p>
+    <w:p>
+      <w:r>
+        <w:t>2. Plano</w:t>
       </w:r>
     </w:p>
     <w:p>
@@ -879,19 +792,11 @@
           <w:numId w:val="3"/>
         </w:numPr>
       </w:pPr>
-      <w:proofErr w:type="spellStart"/>
-      <w:r>
-        <w:t>ID_Aluno</w:t>
-      </w:r>
-      <w:proofErr w:type="spellEnd"/>
-      <w:r>
-        <w:t xml:space="preserve"> (FK</w:t>
-      </w:r>
-      <w:r>
-        <w:t>/PK</w:t>
-      </w:r>
-      <w:r>
-        <w:t>)</w:t>
+      <w:r>
+        <w:t>ID_Plano</w:t>
+      </w:r>
+      <w:r>
+        <w:t xml:space="preserve"> (PK)</w:t>
       </w:r>
     </w:p>
     <w:p>
@@ -902,19 +807,8 @@
           <w:numId w:val="3"/>
         </w:numPr>
       </w:pPr>
-      <w:proofErr w:type="spellStart"/>
-      <w:r>
-        <w:t>ID_plano</w:t>
-      </w:r>
-      <w:proofErr w:type="spellEnd"/>
-      <w:r>
-        <w:t xml:space="preserve"> (FK</w:t>
-      </w:r>
-      <w:r>
-        <w:t>/PK</w:t>
-      </w:r>
-      <w:r>
-        <w:t>)</w:t>
+      <w:r>
+        <w:t>Nome</w:t>
       </w:r>
     </w:p>
     <w:p>
@@ -926,7 +820,7 @@
         </w:numPr>
       </w:pPr>
       <w:r>
-        <w:t>Início</w:t>
+        <w:t>Valor</w:t>
       </w:r>
     </w:p>
     <w:p>
@@ -938,12 +832,12 @@
         </w:numPr>
       </w:pPr>
       <w:r>
-        <w:t>Fim</w:t>
-      </w:r>
-    </w:p>
-    <w:p>
-      <w:r>
-        <w:t>4. Professor</w:t>
+        <w:t>Duração</w:t>
+      </w:r>
+    </w:p>
+    <w:p>
+      <w:r>
+        <w:t>3. Matrícula</w:t>
       </w:r>
     </w:p>
     <w:p>
@@ -954,13 +848,17 @@
           <w:numId w:val="4"/>
         </w:numPr>
       </w:pPr>
-      <w:proofErr w:type="spellStart"/>
-      <w:r>
-        <w:t>ID_Professor</w:t>
-      </w:r>
-      <w:proofErr w:type="spellEnd"/>
-      <w:r>
-        <w:t xml:space="preserve"> (PK)</w:t>
+      <w:r>
+        <w:t>ID_Aluno</w:t>
+      </w:r>
+      <w:r>
+        <w:t xml:space="preserve"> (FK</w:t>
+      </w:r>
+      <w:r>
+        <w:t>/PK</w:t>
+      </w:r>
+      <w:r>
+        <w:t>)</w:t>
       </w:r>
     </w:p>
     <w:p>
@@ -972,7 +870,16 @@
         </w:numPr>
       </w:pPr>
       <w:r>
-        <w:t>Nome</w:t>
+        <w:t>ID_plano</w:t>
+      </w:r>
+      <w:r>
+        <w:t xml:space="preserve"> (FK</w:t>
+      </w:r>
+      <w:r>
+        <w:t>/PK</w:t>
+      </w:r>
+      <w:r>
+        <w:t>)</w:t>
       </w:r>
     </w:p>
     <w:p>
@@ -984,7 +891,7 @@
         </w:numPr>
       </w:pPr>
       <w:r>
-        <w:t>CPF</w:t>
+        <w:t>Início</w:t>
       </w:r>
     </w:p>
     <w:p>
@@ -996,16 +903,12 @@
         </w:numPr>
       </w:pPr>
       <w:r>
-        <w:lastRenderedPageBreak/>
-        <w:t>Telefone</w:t>
-      </w:r>
-    </w:p>
-    <w:p>
-      <w:r>
-        <w:t xml:space="preserve">5. </w:t>
-      </w:r>
-      <w:r>
-        <w:t>Frequência</w:t>
+        <w:t>Fim</w:t>
+      </w:r>
+    </w:p>
+    <w:p>
+      <w:r>
+        <w:t>4. Professor</w:t>
       </w:r>
     </w:p>
     <w:p>
@@ -1016,11 +919,9 @@
           <w:numId w:val="5"/>
         </w:numPr>
       </w:pPr>
-      <w:proofErr w:type="spellStart"/>
-      <w:r>
-        <w:t>ID_Frequencia</w:t>
-      </w:r>
-      <w:proofErr w:type="spellEnd"/>
+      <w:r>
+        <w:t>ID_Professor</w:t>
+      </w:r>
       <w:r>
         <w:t xml:space="preserve"> (PK)</w:t>
       </w:r>
@@ -1034,10 +935,7 @@
         </w:numPr>
       </w:pPr>
       <w:r>
-        <w:t>ID Aluno</w:t>
-      </w:r>
-      <w:r>
-        <w:t xml:space="preserve"> (FK)</w:t>
+        <w:t>Nome</w:t>
       </w:r>
     </w:p>
     <w:p>
@@ -1049,7 +947,7 @@
         </w:numPr>
       </w:pPr>
       <w:r>
-        <w:t>Data</w:t>
+        <w:t>CPF</w:t>
       </w:r>
     </w:p>
     <w:p>
@@ -1061,7 +959,15 @@
         </w:numPr>
       </w:pPr>
       <w:r>
-        <w:t>Entrada</w:t>
+        <w:t>Telefone</w:t>
+      </w:r>
+    </w:p>
+    <w:p>
+      <w:r>
+        <w:t xml:space="preserve">5. </w:t>
+      </w:r>
+      <w:r>
+        <w:t>Frequência</w:t>
       </w:r>
     </w:p>
     <w:p>
@@ -1069,10 +975,64 @@
         <w:pStyle w:val="PargrafodaLista"/>
         <w:numPr>
           <w:ilvl w:val="0"/>
-          <w:numId w:val="5"/>
+          <w:numId w:val="6"/>
         </w:numPr>
       </w:pPr>
       <w:r>
+        <w:t>ID_Frequencia</w:t>
+      </w:r>
+      <w:r>
+        <w:t xml:space="preserve"> (PK)</w:t>
+      </w:r>
+    </w:p>
+    <w:p>
+      <w:pPr>
+        <w:pStyle w:val="PargrafodaLista"/>
+        <w:numPr>
+          <w:ilvl w:val="0"/>
+          <w:numId w:val="6"/>
+        </w:numPr>
+      </w:pPr>
+      <w:r>
+        <w:t>ID Aluno</w:t>
+      </w:r>
+      <w:r>
+        <w:t xml:space="preserve"> (FK)</w:t>
+      </w:r>
+    </w:p>
+    <w:p>
+      <w:pPr>
+        <w:pStyle w:val="PargrafodaLista"/>
+        <w:numPr>
+          <w:ilvl w:val="0"/>
+          <w:numId w:val="6"/>
+        </w:numPr>
+      </w:pPr>
+      <w:r>
+        <w:t>Data</w:t>
+      </w:r>
+    </w:p>
+    <w:p>
+      <w:pPr>
+        <w:pStyle w:val="PargrafodaLista"/>
+        <w:numPr>
+          <w:ilvl w:val="0"/>
+          <w:numId w:val="6"/>
+        </w:numPr>
+      </w:pPr>
+      <w:r>
+        <w:t>Entrada</w:t>
+      </w:r>
+    </w:p>
+    <w:p>
+      <w:pPr>
+        <w:pStyle w:val="PargrafodaLista"/>
+        <w:numPr>
+          <w:ilvl w:val="0"/>
+          <w:numId w:val="6"/>
+        </w:numPr>
+      </w:pPr>
+      <w:r>
         <w:t>Saída</w:t>
       </w:r>
     </w:p>
@@ -1086,6 +1046,7 @@
         <w:rPr>
           <w:noProof/>
         </w:rPr>
+        <w:lastRenderedPageBreak/>
         <w:drawing>
           <wp:inline distT="0" distB="0" distL="0" distR="0" wp14:anchorId="54C0C969" wp14:editId="0CDF5FE8">
             <wp:extent cx="4477375" cy="3572374"/>
@@ -1133,23 +1094,13 @@
           <w:lang w:val="en-US"/>
         </w:rPr>
       </w:pPr>
-      <w:proofErr w:type="spellStart"/>
       <w:r>
         <w:rPr>
           <w:b/>
           <w:bCs/>
           <w:lang w:val="en-US"/>
         </w:rPr>
-        <w:t>Dicionário</w:t>
-      </w:r>
-      <w:proofErr w:type="spellEnd"/>
-      <w:r>
-        <w:rPr>
-          <w:b/>
-          <w:bCs/>
-          <w:lang w:val="en-US"/>
-        </w:rPr>
-        <w:t xml:space="preserve"> de Dados</w:t>
+        <w:t>Dicionário de Dados</w:t>
       </w:r>
       <w:r>
         <w:rPr>
@@ -1174,10 +1125,10 @@
         <w:tblW w:w="10774" w:type="dxa"/>
         <w:tblInd w:w="-1001" w:type="dxa"/>
         <w:tblBorders>
-          <w:top w:val="outset" w:color="auto" w:sz="6" w:space="0"/>
-          <w:left w:val="outset" w:color="auto" w:sz="6" w:space="0"/>
-          <w:bottom w:val="outset" w:color="auto" w:sz="6" w:space="0"/>
-          <w:right w:val="outset" w:color="auto" w:sz="6" w:space="0"/>
+          <w:top w:val="outset" w:sz="6" w:space="0" w:color="auto"/>
+          <w:left w:val="outset" w:sz="6" w:space="0" w:color="auto"/>
+          <w:bottom w:val="outset" w:sz="6" w:space="0" w:color="auto"/>
+          <w:right w:val="outset" w:sz="6" w:space="0" w:color="auto"/>
         </w:tblBorders>
         <w:tblCellMar>
           <w:left w:w="0" w:type="dxa"/>
@@ -1199,10 +1150,10 @@
           <w:tcPr>
             <w:tcW w:w="1135" w:type="dxa"/>
             <w:tcBorders>
-              <w:top w:val="single" w:color="909090" w:sz="6" w:space="0"/>
-              <w:left w:val="single" w:color="909090" w:sz="6" w:space="0"/>
-              <w:bottom w:val="single" w:color="909090" w:sz="6" w:space="0"/>
-              <w:right w:val="single" w:color="909090" w:sz="6" w:space="0"/>
+              <w:top w:val="single" w:sz="6" w:space="0" w:color="909090"/>
+              <w:left w:val="single" w:sz="6" w:space="0" w:color="909090"/>
+              <w:bottom w:val="single" w:sz="6" w:space="0" w:color="909090"/>
+              <w:right w:val="single" w:sz="6" w:space="0" w:color="909090"/>
             </w:tcBorders>
             <w:shd w:val="clear" w:color="auto" w:fill="auto"/>
             <w:tcMar>
@@ -1220,7 +1171,6 @@
                 <w:lang w:val="en-US"/>
               </w:rPr>
             </w:pPr>
-            <w:proofErr w:type="spellStart"/>
             <w:r>
               <w:rPr>
                 <w:b/>
@@ -1229,17 +1179,16 @@
               </w:rPr>
               <w:t>Tabela</w:t>
             </w:r>
-            <w:proofErr w:type="spellEnd"/>
           </w:p>
         </w:tc>
         <w:tc>
           <w:tcPr>
             <w:tcW w:w="1418" w:type="dxa"/>
             <w:tcBorders>
-              <w:top w:val="single" w:color="909090" w:sz="6" w:space="0"/>
-              <w:left w:val="single" w:color="909090" w:sz="6" w:space="0"/>
-              <w:bottom w:val="single" w:color="909090" w:sz="6" w:space="0"/>
-              <w:right w:val="single" w:color="909090" w:sz="6" w:space="0"/>
+              <w:top w:val="single" w:sz="6" w:space="0" w:color="909090"/>
+              <w:left w:val="single" w:sz="6" w:space="0" w:color="909090"/>
+              <w:bottom w:val="single" w:sz="6" w:space="0" w:color="909090"/>
+              <w:right w:val="single" w:sz="6" w:space="0" w:color="909090"/>
             </w:tcBorders>
             <w:shd w:val="clear" w:color="auto" w:fill="auto"/>
             <w:tcMar>
@@ -1271,10 +1220,10 @@
           <w:tcPr>
             <w:tcW w:w="1488" w:type="dxa"/>
             <w:tcBorders>
-              <w:top w:val="single" w:color="909090" w:sz="6" w:space="0"/>
-              <w:left w:val="single" w:color="909090" w:sz="6" w:space="0"/>
-              <w:bottom w:val="single" w:color="909090" w:sz="6" w:space="0"/>
-              <w:right w:val="single" w:color="909090" w:sz="6" w:space="0"/>
+              <w:top w:val="single" w:sz="6" w:space="0" w:color="909090"/>
+              <w:left w:val="single" w:sz="6" w:space="0" w:color="909090"/>
+              <w:bottom w:val="single" w:sz="6" w:space="0" w:color="909090"/>
+              <w:right w:val="single" w:sz="6" w:space="0" w:color="909090"/>
             </w:tcBorders>
             <w:shd w:val="clear" w:color="auto" w:fill="auto"/>
             <w:tcMar>
@@ -1306,10 +1255,10 @@
           <w:tcPr>
             <w:tcW w:w="0" w:type="auto"/>
             <w:tcBorders>
-              <w:top w:val="single" w:color="909090" w:sz="6" w:space="0"/>
-              <w:left w:val="single" w:color="909090" w:sz="6" w:space="0"/>
-              <w:bottom w:val="single" w:color="909090" w:sz="6" w:space="0"/>
-              <w:right w:val="single" w:color="909090" w:sz="6" w:space="0"/>
+              <w:top w:val="single" w:sz="6" w:space="0" w:color="909090"/>
+              <w:left w:val="single" w:sz="6" w:space="0" w:color="909090"/>
+              <w:bottom w:val="single" w:sz="6" w:space="0" w:color="909090"/>
+              <w:right w:val="single" w:sz="6" w:space="0" w:color="909090"/>
             </w:tcBorders>
             <w:shd w:val="clear" w:color="auto" w:fill="auto"/>
             <w:tcMar>
@@ -1327,7 +1276,6 @@
                 <w:lang w:val="en-US"/>
               </w:rPr>
             </w:pPr>
-            <w:proofErr w:type="spellStart"/>
             <w:r>
               <w:rPr>
                 <w:b/>
@@ -1336,17 +1284,16 @@
               </w:rPr>
               <w:t>Tamanho</w:t>
             </w:r>
-            <w:proofErr w:type="spellEnd"/>
           </w:p>
         </w:tc>
         <w:tc>
           <w:tcPr>
             <w:tcW w:w="0" w:type="auto"/>
             <w:tcBorders>
-              <w:top w:val="single" w:color="909090" w:sz="6" w:space="0"/>
-              <w:left w:val="single" w:color="909090" w:sz="6" w:space="0"/>
-              <w:bottom w:val="single" w:color="909090" w:sz="6" w:space="0"/>
-              <w:right w:val="single" w:color="909090" w:sz="6" w:space="0"/>
+              <w:top w:val="single" w:sz="6" w:space="0" w:color="909090"/>
+              <w:left w:val="single" w:sz="6" w:space="0" w:color="909090"/>
+              <w:bottom w:val="single" w:sz="6" w:space="0" w:color="909090"/>
+              <w:right w:val="single" w:sz="6" w:space="0" w:color="909090"/>
             </w:tcBorders>
             <w:shd w:val="clear" w:color="auto" w:fill="auto"/>
             <w:tcMar>
@@ -1364,7 +1311,6 @@
                 <w:lang w:val="en-US"/>
               </w:rPr>
             </w:pPr>
-            <w:proofErr w:type="spellStart"/>
             <w:r>
               <w:rPr>
                 <w:b/>
@@ -1373,17 +1319,16 @@
               </w:rPr>
               <w:t>Obrigatório</w:t>
             </w:r>
-            <w:proofErr w:type="spellEnd"/>
           </w:p>
         </w:tc>
         <w:tc>
           <w:tcPr>
             <w:tcW w:w="1823" w:type="dxa"/>
             <w:tcBorders>
-              <w:top w:val="single" w:color="909090" w:sz="6" w:space="0"/>
-              <w:left w:val="single" w:color="909090" w:sz="6" w:space="0"/>
-              <w:bottom w:val="single" w:color="909090" w:sz="6" w:space="0"/>
-              <w:right w:val="single" w:color="909090" w:sz="6" w:space="0"/>
+              <w:top w:val="single" w:sz="6" w:space="0" w:color="909090"/>
+              <w:left w:val="single" w:sz="6" w:space="0" w:color="909090"/>
+              <w:bottom w:val="single" w:sz="6" w:space="0" w:color="909090"/>
+              <w:right w:val="single" w:sz="6" w:space="0" w:color="909090"/>
             </w:tcBorders>
             <w:shd w:val="clear" w:color="auto" w:fill="auto"/>
             <w:tcMar>
@@ -1407,28 +1352,18 @@
                 <w:bCs/>
                 <w:lang w:val="en-US"/>
               </w:rPr>
-              <w:t xml:space="preserve">Chave </w:t>
+              <w:t>Chave Primária</w:t>
             </w:r>
-            <w:proofErr w:type="spellStart"/>
-            <w:r>
-              <w:rPr>
-                <w:b/>
-                <w:bCs/>
-                <w:lang w:val="en-US"/>
-              </w:rPr>
-              <w:t>Primária</w:t>
-            </w:r>
-            <w:proofErr w:type="spellEnd"/>
           </w:p>
         </w:tc>
         <w:tc>
           <w:tcPr>
             <w:tcW w:w="2551" w:type="dxa"/>
             <w:tcBorders>
-              <w:top w:val="single" w:color="909090" w:sz="6" w:space="0"/>
-              <w:left w:val="single" w:color="909090" w:sz="6" w:space="0"/>
-              <w:bottom w:val="single" w:color="909090" w:sz="6" w:space="0"/>
-              <w:right w:val="single" w:color="909090" w:sz="6" w:space="0"/>
+              <w:top w:val="single" w:sz="6" w:space="0" w:color="909090"/>
+              <w:left w:val="single" w:sz="6" w:space="0" w:color="909090"/>
+              <w:bottom w:val="single" w:sz="6" w:space="0" w:color="909090"/>
+              <w:right w:val="single" w:sz="6" w:space="0" w:color="909090"/>
             </w:tcBorders>
             <w:shd w:val="clear" w:color="auto" w:fill="auto"/>
             <w:tcMar>
@@ -1446,7 +1381,6 @@
                 <w:lang w:val="en-US"/>
               </w:rPr>
             </w:pPr>
-            <w:proofErr w:type="spellStart"/>
             <w:r>
               <w:rPr>
                 <w:b/>
@@ -1455,7 +1389,6 @@
               </w:rPr>
               <w:t>Observações</w:t>
             </w:r>
-            <w:proofErr w:type="spellEnd"/>
           </w:p>
         </w:tc>
       </w:tr>
@@ -1464,10 +1397,10 @@
           <w:tcPr>
             <w:tcW w:w="1135" w:type="dxa"/>
             <w:tcBorders>
-              <w:top w:val="single" w:color="909090" w:sz="6" w:space="0"/>
-              <w:left w:val="single" w:color="909090" w:sz="6" w:space="0"/>
-              <w:bottom w:val="single" w:color="909090" w:sz="6" w:space="0"/>
-              <w:right w:val="single" w:color="909090" w:sz="6" w:space="0"/>
+              <w:top w:val="single" w:sz="6" w:space="0" w:color="909090"/>
+              <w:left w:val="single" w:sz="6" w:space="0" w:color="909090"/>
+              <w:bottom w:val="single" w:sz="6" w:space="0" w:color="909090"/>
+              <w:right w:val="single" w:sz="6" w:space="0" w:color="909090"/>
             </w:tcBorders>
             <w:shd w:val="clear" w:color="auto" w:fill="auto"/>
             <w:tcMar>
@@ -1484,19 +1417,11 @@
                 <w:lang w:val="en-US"/>
               </w:rPr>
             </w:pPr>
-            <w:proofErr w:type="spellStart"/>
             <w:r>
               <w:rPr>
                 <w:lang w:val="en-US"/>
               </w:rPr>
-              <w:t>Aluno</w:t>
-            </w:r>
-            <w:proofErr w:type="spellEnd"/>
-            <w:r>
-              <w:rPr>
-                <w:lang w:val="en-US"/>
-              </w:rPr>
-              <w:t> </w:t>
+              <w:t>Aluno </w:t>
             </w:r>
           </w:p>
         </w:tc>
@@ -1504,10 +1429,10 @@
           <w:tcPr>
             <w:tcW w:w="1418" w:type="dxa"/>
             <w:tcBorders>
-              <w:top w:val="single" w:color="909090" w:sz="6" w:space="0"/>
-              <w:left w:val="single" w:color="909090" w:sz="6" w:space="0"/>
-              <w:bottom w:val="single" w:color="909090" w:sz="6" w:space="0"/>
-              <w:right w:val="single" w:color="909090" w:sz="6" w:space="0"/>
+              <w:top w:val="single" w:sz="6" w:space="0" w:color="909090"/>
+              <w:left w:val="single" w:sz="6" w:space="0" w:color="909090"/>
+              <w:bottom w:val="single" w:sz="6" w:space="0" w:color="909090"/>
+              <w:right w:val="single" w:sz="6" w:space="0" w:color="909090"/>
             </w:tcBorders>
             <w:shd w:val="clear" w:color="auto" w:fill="auto"/>
             <w:tcMar>
@@ -1524,19 +1449,11 @@
                 <w:lang w:val="en-US"/>
               </w:rPr>
             </w:pPr>
-            <w:proofErr w:type="spellStart"/>
             <w:r>
               <w:rPr>
                 <w:lang w:val="en-US"/>
               </w:rPr>
-              <w:t>id_aluno</w:t>
-            </w:r>
-            <w:proofErr w:type="spellEnd"/>
-            <w:r>
-              <w:rPr>
-                <w:lang w:val="en-US"/>
-              </w:rPr>
-              <w:t> </w:t>
+              <w:t>id_aluno </w:t>
             </w:r>
           </w:p>
         </w:tc>
@@ -1544,10 +1461,10 @@
           <w:tcPr>
             <w:tcW w:w="1488" w:type="dxa"/>
             <w:tcBorders>
-              <w:top w:val="single" w:color="909090" w:sz="6" w:space="0"/>
-              <w:left w:val="single" w:color="909090" w:sz="6" w:space="0"/>
-              <w:bottom w:val="single" w:color="909090" w:sz="6" w:space="0"/>
-              <w:right w:val="single" w:color="909090" w:sz="6" w:space="0"/>
+              <w:top w:val="single" w:sz="6" w:space="0" w:color="909090"/>
+              <w:left w:val="single" w:sz="6" w:space="0" w:color="909090"/>
+              <w:bottom w:val="single" w:sz="6" w:space="0" w:color="909090"/>
+              <w:right w:val="single" w:sz="6" w:space="0" w:color="909090"/>
             </w:tcBorders>
             <w:shd w:val="clear" w:color="auto" w:fill="auto"/>
             <w:tcMar>
@@ -1576,10 +1493,10 @@
           <w:tcPr>
             <w:tcW w:w="0" w:type="auto"/>
             <w:tcBorders>
-              <w:top w:val="single" w:color="909090" w:sz="6" w:space="0"/>
-              <w:left w:val="single" w:color="909090" w:sz="6" w:space="0"/>
-              <w:bottom w:val="single" w:color="909090" w:sz="6" w:space="0"/>
-              <w:right w:val="single" w:color="909090" w:sz="6" w:space="0"/>
+              <w:top w:val="single" w:sz="6" w:space="0" w:color="909090"/>
+              <w:left w:val="single" w:sz="6" w:space="0" w:color="909090"/>
+              <w:bottom w:val="single" w:sz="6" w:space="0" w:color="909090"/>
+              <w:right w:val="single" w:sz="6" w:space="0" w:color="909090"/>
             </w:tcBorders>
             <w:shd w:val="clear" w:color="auto" w:fill="auto"/>
             <w:tcMar>
@@ -1608,10 +1525,10 @@
           <w:tcPr>
             <w:tcW w:w="0" w:type="auto"/>
             <w:tcBorders>
-              <w:top w:val="single" w:color="909090" w:sz="6" w:space="0"/>
-              <w:left w:val="single" w:color="909090" w:sz="6" w:space="0"/>
-              <w:bottom w:val="single" w:color="909090" w:sz="6" w:space="0"/>
-              <w:right w:val="single" w:color="909090" w:sz="6" w:space="0"/>
+              <w:top w:val="single" w:sz="6" w:space="0" w:color="909090"/>
+              <w:left w:val="single" w:sz="6" w:space="0" w:color="909090"/>
+              <w:bottom w:val="single" w:sz="6" w:space="0" w:color="909090"/>
+              <w:right w:val="single" w:sz="6" w:space="0" w:color="909090"/>
             </w:tcBorders>
             <w:shd w:val="clear" w:color="auto" w:fill="auto"/>
             <w:tcMar>
@@ -1640,10 +1557,10 @@
           <w:tcPr>
             <w:tcW w:w="1823" w:type="dxa"/>
             <w:tcBorders>
-              <w:top w:val="single" w:color="909090" w:sz="6" w:space="0"/>
-              <w:left w:val="single" w:color="909090" w:sz="6" w:space="0"/>
-              <w:bottom w:val="single" w:color="909090" w:sz="6" w:space="0"/>
-              <w:right w:val="single" w:color="909090" w:sz="6" w:space="0"/>
+              <w:top w:val="single" w:sz="6" w:space="0" w:color="909090"/>
+              <w:left w:val="single" w:sz="6" w:space="0" w:color="909090"/>
+              <w:bottom w:val="single" w:sz="6" w:space="0" w:color="909090"/>
+              <w:right w:val="single" w:sz="6" w:space="0" w:color="909090"/>
             </w:tcBorders>
             <w:shd w:val="clear" w:color="auto" w:fill="auto"/>
             <w:tcMar>
@@ -1672,10 +1589,10 @@
           <w:tcPr>
             <w:tcW w:w="2551" w:type="dxa"/>
             <w:tcBorders>
-              <w:top w:val="single" w:color="909090" w:sz="6" w:space="0"/>
-              <w:left w:val="single" w:color="909090" w:sz="6" w:space="0"/>
-              <w:bottom w:val="single" w:color="909090" w:sz="6" w:space="0"/>
-              <w:right w:val="single" w:color="909090" w:sz="6" w:space="0"/>
+              <w:top w:val="single" w:sz="6" w:space="0" w:color="909090"/>
+              <w:left w:val="single" w:sz="6" w:space="0" w:color="909090"/>
+              <w:bottom w:val="single" w:sz="6" w:space="0" w:color="909090"/>
+              <w:right w:val="single" w:sz="6" w:space="0" w:color="909090"/>
             </w:tcBorders>
             <w:shd w:val="clear" w:color="auto" w:fill="auto"/>
             <w:tcMar>
@@ -1696,21 +1613,7 @@
               <w:rPr>
                 <w:lang w:val="en-US"/>
               </w:rPr>
-              <w:t xml:space="preserve">Auto </w:t>
-            </w:r>
-            <w:proofErr w:type="spellStart"/>
-            <w:r>
-              <w:rPr>
-                <w:lang w:val="en-US"/>
-              </w:rPr>
-              <w:t>incremento</w:t>
-            </w:r>
-            <w:proofErr w:type="spellEnd"/>
-            <w:r>
-              <w:rPr>
-                <w:lang w:val="en-US"/>
-              </w:rPr>
-              <w:t> </w:t>
+              <w:t>Auto incremento </w:t>
             </w:r>
           </w:p>
         </w:tc>
@@ -1720,10 +1623,10 @@
           <w:tcPr>
             <w:tcW w:w="1135" w:type="dxa"/>
             <w:tcBorders>
-              <w:top w:val="single" w:color="909090" w:sz="6" w:space="0"/>
-              <w:left w:val="single" w:color="909090" w:sz="6" w:space="0"/>
-              <w:bottom w:val="single" w:color="909090" w:sz="6" w:space="0"/>
-              <w:right w:val="single" w:color="909090" w:sz="6" w:space="0"/>
+              <w:top w:val="single" w:sz="6" w:space="0" w:color="909090"/>
+              <w:left w:val="single" w:sz="6" w:space="0" w:color="909090"/>
+              <w:bottom w:val="single" w:sz="6" w:space="0" w:color="909090"/>
+              <w:right w:val="single" w:sz="6" w:space="0" w:color="909090"/>
             </w:tcBorders>
             <w:shd w:val="clear" w:color="auto" w:fill="auto"/>
             <w:tcMar>
@@ -1740,19 +1643,11 @@
                 <w:lang w:val="en-US"/>
               </w:rPr>
             </w:pPr>
-            <w:proofErr w:type="spellStart"/>
             <w:r>
               <w:rPr>
                 <w:lang w:val="en-US"/>
               </w:rPr>
-              <w:t>Aluno</w:t>
-            </w:r>
-            <w:proofErr w:type="spellEnd"/>
-            <w:r>
-              <w:rPr>
-                <w:lang w:val="en-US"/>
-              </w:rPr>
-              <w:t> </w:t>
+              <w:t>Aluno </w:t>
             </w:r>
           </w:p>
         </w:tc>
@@ -1760,10 +1655,10 @@
           <w:tcPr>
             <w:tcW w:w="1418" w:type="dxa"/>
             <w:tcBorders>
-              <w:top w:val="single" w:color="909090" w:sz="6" w:space="0"/>
-              <w:left w:val="single" w:color="909090" w:sz="6" w:space="0"/>
-              <w:bottom w:val="single" w:color="909090" w:sz="6" w:space="0"/>
-              <w:right w:val="single" w:color="909090" w:sz="6" w:space="0"/>
+              <w:top w:val="single" w:sz="6" w:space="0" w:color="909090"/>
+              <w:left w:val="single" w:sz="6" w:space="0" w:color="909090"/>
+              <w:bottom w:val="single" w:sz="6" w:space="0" w:color="909090"/>
+              <w:right w:val="single" w:sz="6" w:space="0" w:color="909090"/>
             </w:tcBorders>
             <w:shd w:val="clear" w:color="auto" w:fill="auto"/>
             <w:tcMar>
@@ -1780,19 +1675,11 @@
                 <w:lang w:val="en-US"/>
               </w:rPr>
             </w:pPr>
-            <w:proofErr w:type="spellStart"/>
             <w:r>
               <w:rPr>
                 <w:lang w:val="en-US"/>
               </w:rPr>
-              <w:t>nome</w:t>
-            </w:r>
-            <w:proofErr w:type="spellEnd"/>
-            <w:r>
-              <w:rPr>
-                <w:lang w:val="en-US"/>
-              </w:rPr>
-              <w:t> </w:t>
+              <w:t>nome </w:t>
             </w:r>
           </w:p>
         </w:tc>
@@ -1800,10 +1687,10 @@
           <w:tcPr>
             <w:tcW w:w="1488" w:type="dxa"/>
             <w:tcBorders>
-              <w:top w:val="single" w:color="909090" w:sz="6" w:space="0"/>
-              <w:left w:val="single" w:color="909090" w:sz="6" w:space="0"/>
-              <w:bottom w:val="single" w:color="909090" w:sz="6" w:space="0"/>
-              <w:right w:val="single" w:color="909090" w:sz="6" w:space="0"/>
+              <w:top w:val="single" w:sz="6" w:space="0" w:color="909090"/>
+              <w:left w:val="single" w:sz="6" w:space="0" w:color="909090"/>
+              <w:bottom w:val="single" w:sz="6" w:space="0" w:color="909090"/>
+              <w:right w:val="single" w:sz="6" w:space="0" w:color="909090"/>
             </w:tcBorders>
             <w:shd w:val="clear" w:color="auto" w:fill="auto"/>
             <w:tcMar>
@@ -1832,10 +1719,10 @@
           <w:tcPr>
             <w:tcW w:w="0" w:type="auto"/>
             <w:tcBorders>
-              <w:top w:val="single" w:color="909090" w:sz="6" w:space="0"/>
-              <w:left w:val="single" w:color="909090" w:sz="6" w:space="0"/>
-              <w:bottom w:val="single" w:color="909090" w:sz="6" w:space="0"/>
-              <w:right w:val="single" w:color="909090" w:sz="6" w:space="0"/>
+              <w:top w:val="single" w:sz="6" w:space="0" w:color="909090"/>
+              <w:left w:val="single" w:sz="6" w:space="0" w:color="909090"/>
+              <w:bottom w:val="single" w:sz="6" w:space="0" w:color="909090"/>
+              <w:right w:val="single" w:sz="6" w:space="0" w:color="909090"/>
             </w:tcBorders>
             <w:shd w:val="clear" w:color="auto" w:fill="auto"/>
             <w:tcMar>
@@ -1864,10 +1751,10 @@
           <w:tcPr>
             <w:tcW w:w="0" w:type="auto"/>
             <w:tcBorders>
-              <w:top w:val="single" w:color="909090" w:sz="6" w:space="0"/>
-              <w:left w:val="single" w:color="909090" w:sz="6" w:space="0"/>
-              <w:bottom w:val="single" w:color="909090" w:sz="6" w:space="0"/>
-              <w:right w:val="single" w:color="909090" w:sz="6" w:space="0"/>
+              <w:top w:val="single" w:sz="6" w:space="0" w:color="909090"/>
+              <w:left w:val="single" w:sz="6" w:space="0" w:color="909090"/>
+              <w:bottom w:val="single" w:sz="6" w:space="0" w:color="909090"/>
+              <w:right w:val="single" w:sz="6" w:space="0" w:color="909090"/>
             </w:tcBorders>
             <w:shd w:val="clear" w:color="auto" w:fill="auto"/>
             <w:tcMar>
@@ -1896,10 +1783,10 @@
           <w:tcPr>
             <w:tcW w:w="1823" w:type="dxa"/>
             <w:tcBorders>
-              <w:top w:val="single" w:color="909090" w:sz="6" w:space="0"/>
-              <w:left w:val="single" w:color="909090" w:sz="6" w:space="0"/>
-              <w:bottom w:val="single" w:color="909090" w:sz="6" w:space="0"/>
-              <w:right w:val="single" w:color="909090" w:sz="6" w:space="0"/>
+              <w:top w:val="single" w:sz="6" w:space="0" w:color="909090"/>
+              <w:left w:val="single" w:sz="6" w:space="0" w:color="909090"/>
+              <w:bottom w:val="single" w:sz="6" w:space="0" w:color="909090"/>
+              <w:right w:val="single" w:sz="6" w:space="0" w:color="909090"/>
             </w:tcBorders>
             <w:shd w:val="clear" w:color="auto" w:fill="auto"/>
             <w:tcMar>
@@ -1916,19 +1803,11 @@
                 <w:lang w:val="en-US"/>
               </w:rPr>
             </w:pPr>
-            <w:proofErr w:type="spellStart"/>
             <w:r>
               <w:rPr>
                 <w:lang w:val="en-US"/>
               </w:rPr>
-              <w:t>Não</w:t>
-            </w:r>
-            <w:proofErr w:type="spellEnd"/>
-            <w:r>
-              <w:rPr>
-                <w:lang w:val="en-US"/>
-              </w:rPr>
-              <w:t> </w:t>
+              <w:t>Não </w:t>
             </w:r>
           </w:p>
         </w:tc>
@@ -1936,10 +1815,10 @@
           <w:tcPr>
             <w:tcW w:w="2551" w:type="dxa"/>
             <w:tcBorders>
-              <w:top w:val="single" w:color="909090" w:sz="6" w:space="0"/>
-              <w:left w:val="single" w:color="909090" w:sz="6" w:space="0"/>
-              <w:bottom w:val="single" w:color="909090" w:sz="6" w:space="0"/>
-              <w:right w:val="single" w:color="909090" w:sz="6" w:space="0"/>
+              <w:top w:val="single" w:sz="6" w:space="0" w:color="909090"/>
+              <w:left w:val="single" w:sz="6" w:space="0" w:color="909090"/>
+              <w:bottom w:val="single" w:sz="6" w:space="0" w:color="909090"/>
+              <w:right w:val="single" w:sz="6" w:space="0" w:color="909090"/>
             </w:tcBorders>
             <w:shd w:val="clear" w:color="auto" w:fill="auto"/>
             <w:tcMar>
@@ -1973,21 +1852,7 @@
               <w:rPr>
                 <w:lang w:val="en-US"/>
               </w:rPr>
-              <w:t xml:space="preserve">Nome </w:t>
-            </w:r>
-            <w:proofErr w:type="spellStart"/>
-            <w:r>
-              <w:rPr>
-                <w:lang w:val="en-US"/>
-              </w:rPr>
-              <w:t>Completo</w:t>
-            </w:r>
-            <w:proofErr w:type="spellEnd"/>
-            <w:r>
-              <w:rPr>
-                <w:lang w:val="en-US"/>
-              </w:rPr>
-              <w:t xml:space="preserve"> </w:t>
+              <w:t xml:space="preserve">Nome Completo </w:t>
             </w:r>
           </w:p>
         </w:tc>
@@ -2000,10 +1865,10 @@
           <w:tcPr>
             <w:tcW w:w="1135" w:type="dxa"/>
             <w:tcBorders>
-              <w:top w:val="single" w:color="909090" w:sz="6" w:space="0"/>
-              <w:left w:val="single" w:color="909090" w:sz="6" w:space="0"/>
-              <w:bottom w:val="single" w:color="909090" w:sz="6" w:space="0"/>
-              <w:right w:val="single" w:color="909090" w:sz="6" w:space="0"/>
+              <w:top w:val="single" w:sz="6" w:space="0" w:color="909090"/>
+              <w:left w:val="single" w:sz="6" w:space="0" w:color="909090"/>
+              <w:bottom w:val="single" w:sz="6" w:space="0" w:color="909090"/>
+              <w:right w:val="single" w:sz="6" w:space="0" w:color="909090"/>
             </w:tcBorders>
             <w:shd w:val="clear" w:color="auto" w:fill="auto"/>
             <w:tcMar>
@@ -2019,19 +1884,11 @@
                 <w:lang w:val="en-US"/>
               </w:rPr>
             </w:pPr>
-            <w:proofErr w:type="spellStart"/>
             <w:r>
               <w:rPr>
                 <w:lang w:val="en-US"/>
               </w:rPr>
-              <w:t>Aluno</w:t>
-            </w:r>
-            <w:proofErr w:type="spellEnd"/>
-            <w:r>
-              <w:rPr>
-                <w:lang w:val="en-US"/>
-              </w:rPr>
-              <w:t> </w:t>
+              <w:t>Aluno </w:t>
             </w:r>
           </w:p>
         </w:tc>
@@ -2039,10 +1896,10 @@
           <w:tcPr>
             <w:tcW w:w="1418" w:type="dxa"/>
             <w:tcBorders>
-              <w:top w:val="single" w:color="909090" w:sz="6" w:space="0"/>
-              <w:left w:val="single" w:color="909090" w:sz="6" w:space="0"/>
-              <w:bottom w:val="single" w:color="909090" w:sz="6" w:space="0"/>
-              <w:right w:val="single" w:color="909090" w:sz="6" w:space="0"/>
+              <w:top w:val="single" w:sz="6" w:space="0" w:color="909090"/>
+              <w:left w:val="single" w:sz="6" w:space="0" w:color="909090"/>
+              <w:bottom w:val="single" w:sz="6" w:space="0" w:color="909090"/>
+              <w:right w:val="single" w:sz="6" w:space="0" w:color="909090"/>
             </w:tcBorders>
             <w:shd w:val="clear" w:color="auto" w:fill="auto"/>
             <w:tcMar>
@@ -2070,10 +1927,10 @@
           <w:tcPr>
             <w:tcW w:w="1488" w:type="dxa"/>
             <w:tcBorders>
-              <w:top w:val="single" w:color="909090" w:sz="6" w:space="0"/>
-              <w:left w:val="single" w:color="909090" w:sz="6" w:space="0"/>
-              <w:bottom w:val="single" w:color="909090" w:sz="6" w:space="0"/>
-              <w:right w:val="single" w:color="909090" w:sz="6" w:space="0"/>
+              <w:top w:val="single" w:sz="6" w:space="0" w:color="909090"/>
+              <w:left w:val="single" w:sz="6" w:space="0" w:color="909090"/>
+              <w:bottom w:val="single" w:sz="6" w:space="0" w:color="909090"/>
+              <w:right w:val="single" w:sz="6" w:space="0" w:color="909090"/>
             </w:tcBorders>
             <w:shd w:val="clear" w:color="auto" w:fill="auto"/>
             <w:tcMar>
@@ -2101,10 +1958,10 @@
           <w:tcPr>
             <w:tcW w:w="0" w:type="auto"/>
             <w:tcBorders>
-              <w:top w:val="single" w:color="909090" w:sz="6" w:space="0"/>
-              <w:left w:val="single" w:color="909090" w:sz="6" w:space="0"/>
-              <w:bottom w:val="single" w:color="909090" w:sz="6" w:space="0"/>
-              <w:right w:val="single" w:color="909090" w:sz="6" w:space="0"/>
+              <w:top w:val="single" w:sz="6" w:space="0" w:color="909090"/>
+              <w:left w:val="single" w:sz="6" w:space="0" w:color="909090"/>
+              <w:bottom w:val="single" w:sz="6" w:space="0" w:color="909090"/>
+              <w:right w:val="single" w:sz="6" w:space="0" w:color="909090"/>
             </w:tcBorders>
             <w:shd w:val="clear" w:color="auto" w:fill="auto"/>
             <w:tcMar>
@@ -2132,10 +1989,10 @@
           <w:tcPr>
             <w:tcW w:w="0" w:type="auto"/>
             <w:tcBorders>
-              <w:top w:val="single" w:color="909090" w:sz="6" w:space="0"/>
-              <w:left w:val="single" w:color="909090" w:sz="6" w:space="0"/>
-              <w:bottom w:val="single" w:color="909090" w:sz="6" w:space="0"/>
-              <w:right w:val="single" w:color="909090" w:sz="6" w:space="0"/>
+              <w:top w:val="single" w:sz="6" w:space="0" w:color="909090"/>
+              <w:left w:val="single" w:sz="6" w:space="0" w:color="909090"/>
+              <w:bottom w:val="single" w:sz="6" w:space="0" w:color="909090"/>
+              <w:right w:val="single" w:sz="6" w:space="0" w:color="909090"/>
             </w:tcBorders>
             <w:shd w:val="clear" w:color="auto" w:fill="auto"/>
             <w:tcMar>
@@ -2163,10 +2020,10 @@
           <w:tcPr>
             <w:tcW w:w="1823" w:type="dxa"/>
             <w:tcBorders>
-              <w:top w:val="single" w:color="909090" w:sz="6" w:space="0"/>
-              <w:left w:val="single" w:color="909090" w:sz="6" w:space="0"/>
-              <w:bottom w:val="single" w:color="909090" w:sz="6" w:space="0"/>
-              <w:right w:val="single" w:color="909090" w:sz="6" w:space="0"/>
+              <w:top w:val="single" w:sz="6" w:space="0" w:color="909090"/>
+              <w:left w:val="single" w:sz="6" w:space="0" w:color="909090"/>
+              <w:bottom w:val="single" w:sz="6" w:space="0" w:color="909090"/>
+              <w:right w:val="single" w:sz="6" w:space="0" w:color="909090"/>
             </w:tcBorders>
             <w:shd w:val="clear" w:color="auto" w:fill="auto"/>
             <w:tcMar>
@@ -2182,24 +2039,22 @@
                 <w:lang w:val="en-US"/>
               </w:rPr>
             </w:pPr>
-            <w:proofErr w:type="spellStart"/>
             <w:r>
               <w:rPr>
                 <w:lang w:val="en-US"/>
               </w:rPr>
               <w:t>Não</w:t>
             </w:r>
-            <w:proofErr w:type="spellEnd"/>
           </w:p>
         </w:tc>
         <w:tc>
           <w:tcPr>
             <w:tcW w:w="2551" w:type="dxa"/>
             <w:tcBorders>
-              <w:top w:val="single" w:color="909090" w:sz="6" w:space="0"/>
-              <w:left w:val="single" w:color="909090" w:sz="6" w:space="0"/>
-              <w:bottom w:val="single" w:color="909090" w:sz="6" w:space="0"/>
-              <w:right w:val="single" w:color="909090" w:sz="6" w:space="0"/>
+              <w:top w:val="single" w:sz="6" w:space="0" w:color="909090"/>
+              <w:left w:val="single" w:sz="6" w:space="0" w:color="909090"/>
+              <w:bottom w:val="single" w:sz="6" w:space="0" w:color="909090"/>
+              <w:right w:val="single" w:sz="6" w:space="0" w:color="909090"/>
             </w:tcBorders>
             <w:shd w:val="clear" w:color="auto" w:fill="auto"/>
             <w:tcMar>
@@ -2221,33 +2076,15 @@
                 <w:rFonts w:ascii="Arial" w:hAnsi="Arial" w:cs="Arial"/>
                 <w:lang w:val="en-US"/>
               </w:rPr>
-              <w:t xml:space="preserve">Pontos e </w:t>
+              <w:t>Pontos e dígito</w:t>
             </w:r>
-            <w:proofErr w:type="spellStart"/>
             <w:r>
               <w:rPr>
                 <w:rFonts w:ascii="Arial" w:hAnsi="Arial" w:cs="Arial"/>
                 <w:lang w:val="en-US"/>
               </w:rPr>
-              <w:t>dígito</w:t>
+              <w:t xml:space="preserve"> verificador</w:t>
             </w:r>
-            <w:proofErr w:type="spellEnd"/>
-            <w:r>
-              <w:rPr>
-                <w:rFonts w:ascii="Arial" w:hAnsi="Arial" w:cs="Arial"/>
-                <w:lang w:val="en-US"/>
-              </w:rPr>
-              <w:t xml:space="preserve"> </w:t>
-            </w:r>
-            <w:proofErr w:type="spellStart"/>
-            <w:r>
-              <w:rPr>
-                <w:rFonts w:ascii="Arial" w:hAnsi="Arial" w:cs="Arial"/>
-                <w:lang w:val="en-US"/>
-              </w:rPr>
-              <w:t>verificador</w:t>
-            </w:r>
-            <w:proofErr w:type="spellEnd"/>
           </w:p>
         </w:tc>
       </w:tr>
@@ -2259,10 +2096,10 @@
           <w:tcPr>
             <w:tcW w:w="1135" w:type="dxa"/>
             <w:tcBorders>
-              <w:top w:val="single" w:color="909090" w:sz="6" w:space="0"/>
-              <w:left w:val="single" w:color="909090" w:sz="6" w:space="0"/>
-              <w:bottom w:val="single" w:color="909090" w:sz="6" w:space="0"/>
-              <w:right w:val="single" w:color="909090" w:sz="6" w:space="0"/>
+              <w:top w:val="single" w:sz="6" w:space="0" w:color="909090"/>
+              <w:left w:val="single" w:sz="6" w:space="0" w:color="909090"/>
+              <w:bottom w:val="single" w:sz="6" w:space="0" w:color="909090"/>
+              <w:right w:val="single" w:sz="6" w:space="0" w:color="909090"/>
             </w:tcBorders>
             <w:shd w:val="clear" w:color="auto" w:fill="auto"/>
             <w:tcMar>
@@ -2278,20 +2115,11 @@
                 <w:lang w:val="en-US"/>
               </w:rPr>
             </w:pPr>
-            <w:proofErr w:type="spellStart"/>
             <w:r>
               <w:rPr>
                 <w:lang w:val="en-US"/>
               </w:rPr>
-              <w:lastRenderedPageBreak/>
-              <w:t>Aluno</w:t>
-            </w:r>
-            <w:proofErr w:type="spellEnd"/>
-            <w:r>
-              <w:rPr>
-                <w:lang w:val="en-US"/>
-              </w:rPr>
-              <w:t> </w:t>
+              <w:t>Aluno </w:t>
             </w:r>
           </w:p>
         </w:tc>
@@ -2299,10 +2127,10 @@
           <w:tcPr>
             <w:tcW w:w="1418" w:type="dxa"/>
             <w:tcBorders>
-              <w:top w:val="single" w:color="909090" w:sz="6" w:space="0"/>
-              <w:left w:val="single" w:color="909090" w:sz="6" w:space="0"/>
-              <w:bottom w:val="single" w:color="909090" w:sz="6" w:space="0"/>
-              <w:right w:val="single" w:color="909090" w:sz="6" w:space="0"/>
+              <w:top w:val="single" w:sz="6" w:space="0" w:color="909090"/>
+              <w:left w:val="single" w:sz="6" w:space="0" w:color="909090"/>
+              <w:bottom w:val="single" w:sz="6" w:space="0" w:color="909090"/>
+              <w:right w:val="single" w:sz="6" w:space="0" w:color="909090"/>
             </w:tcBorders>
             <w:shd w:val="clear" w:color="auto" w:fill="auto"/>
             <w:tcMar>
@@ -2330,10 +2158,10 @@
           <w:tcPr>
             <w:tcW w:w="1488" w:type="dxa"/>
             <w:tcBorders>
-              <w:top w:val="single" w:color="909090" w:sz="6" w:space="0"/>
-              <w:left w:val="single" w:color="909090" w:sz="6" w:space="0"/>
-              <w:bottom w:val="single" w:color="909090" w:sz="6" w:space="0"/>
-              <w:right w:val="single" w:color="909090" w:sz="6" w:space="0"/>
+              <w:top w:val="single" w:sz="6" w:space="0" w:color="909090"/>
+              <w:left w:val="single" w:sz="6" w:space="0" w:color="909090"/>
+              <w:bottom w:val="single" w:sz="6" w:space="0" w:color="909090"/>
+              <w:right w:val="single" w:sz="6" w:space="0" w:color="909090"/>
             </w:tcBorders>
             <w:shd w:val="clear" w:color="auto" w:fill="auto"/>
             <w:tcMar>
@@ -2361,10 +2189,10 @@
           <w:tcPr>
             <w:tcW w:w="0" w:type="auto"/>
             <w:tcBorders>
-              <w:top w:val="single" w:color="909090" w:sz="6" w:space="0"/>
-              <w:left w:val="single" w:color="909090" w:sz="6" w:space="0"/>
-              <w:bottom w:val="single" w:color="909090" w:sz="6" w:space="0"/>
-              <w:right w:val="single" w:color="909090" w:sz="6" w:space="0"/>
+              <w:top w:val="single" w:sz="6" w:space="0" w:color="909090"/>
+              <w:left w:val="single" w:sz="6" w:space="0" w:color="909090"/>
+              <w:bottom w:val="single" w:sz="6" w:space="0" w:color="909090"/>
+              <w:right w:val="single" w:sz="6" w:space="0" w:color="909090"/>
             </w:tcBorders>
             <w:shd w:val="clear" w:color="auto" w:fill="auto"/>
             <w:tcMar>
@@ -2392,10 +2220,10 @@
           <w:tcPr>
             <w:tcW w:w="0" w:type="auto"/>
             <w:tcBorders>
-              <w:top w:val="single" w:color="909090" w:sz="6" w:space="0"/>
-              <w:left w:val="single" w:color="909090" w:sz="6" w:space="0"/>
-              <w:bottom w:val="single" w:color="909090" w:sz="6" w:space="0"/>
-              <w:right w:val="single" w:color="909090" w:sz="6" w:space="0"/>
+              <w:top w:val="single" w:sz="6" w:space="0" w:color="909090"/>
+              <w:left w:val="single" w:sz="6" w:space="0" w:color="909090"/>
+              <w:bottom w:val="single" w:sz="6" w:space="0" w:color="909090"/>
+              <w:right w:val="single" w:sz="6" w:space="0" w:color="909090"/>
             </w:tcBorders>
             <w:shd w:val="clear" w:color="auto" w:fill="auto"/>
             <w:tcMar>
@@ -2430,10 +2258,10 @@
           <w:tcPr>
             <w:tcW w:w="1823" w:type="dxa"/>
             <w:tcBorders>
-              <w:top w:val="single" w:color="909090" w:sz="6" w:space="0"/>
-              <w:left w:val="single" w:color="909090" w:sz="6" w:space="0"/>
-              <w:bottom w:val="single" w:color="909090" w:sz="6" w:space="0"/>
-              <w:right w:val="single" w:color="909090" w:sz="6" w:space="0"/>
+              <w:top w:val="single" w:sz="6" w:space="0" w:color="909090"/>
+              <w:left w:val="single" w:sz="6" w:space="0" w:color="909090"/>
+              <w:bottom w:val="single" w:sz="6" w:space="0" w:color="909090"/>
+              <w:right w:val="single" w:sz="6" w:space="0" w:color="909090"/>
             </w:tcBorders>
             <w:shd w:val="clear" w:color="auto" w:fill="auto"/>
             <w:tcMar>
@@ -2449,24 +2277,22 @@
                 <w:lang w:val="en-US"/>
               </w:rPr>
             </w:pPr>
-            <w:proofErr w:type="spellStart"/>
             <w:r>
               <w:rPr>
                 <w:lang w:val="en-US"/>
               </w:rPr>
               <w:t>Não</w:t>
             </w:r>
-            <w:proofErr w:type="spellEnd"/>
           </w:p>
         </w:tc>
         <w:tc>
           <w:tcPr>
             <w:tcW w:w="2551" w:type="dxa"/>
             <w:tcBorders>
-              <w:top w:val="single" w:color="909090" w:sz="6" w:space="0"/>
-              <w:left w:val="single" w:color="909090" w:sz="6" w:space="0"/>
-              <w:bottom w:val="single" w:color="909090" w:sz="6" w:space="0"/>
-              <w:right w:val="single" w:color="909090" w:sz="6" w:space="0"/>
+              <w:top w:val="single" w:sz="6" w:space="0" w:color="909090"/>
+              <w:left w:val="single" w:sz="6" w:space="0" w:color="909090"/>
+              <w:bottom w:val="single" w:sz="6" w:space="0" w:color="909090"/>
+              <w:right w:val="single" w:sz="6" w:space="0" w:color="909090"/>
             </w:tcBorders>
             <w:shd w:val="clear" w:color="auto" w:fill="auto"/>
             <w:tcMar>
@@ -2488,23 +2314,7 @@
                 <w:rFonts w:ascii="Arial" w:hAnsi="Arial" w:cs="Arial"/>
                 <w:lang w:val="en-US"/>
               </w:rPr>
-              <w:t xml:space="preserve">Exige a </w:t>
-            </w:r>
-            <w:proofErr w:type="spellStart"/>
-            <w:r>
-              <w:rPr>
-                <w:rFonts w:ascii="Arial" w:hAnsi="Arial" w:cs="Arial"/>
-                <w:lang w:val="en-US"/>
-              </w:rPr>
-              <w:t>presença</w:t>
-            </w:r>
-            <w:proofErr w:type="spellEnd"/>
-            <w:r>
-              <w:rPr>
-                <w:rFonts w:ascii="Arial" w:hAnsi="Arial" w:cs="Arial"/>
-                <w:lang w:val="en-US"/>
-              </w:rPr>
-              <w:t xml:space="preserve"> do @</w:t>
+              <w:t>Exige a presença do @</w:t>
             </w:r>
           </w:p>
         </w:tc>
@@ -2514,10 +2324,10 @@
           <w:tcPr>
             <w:tcW w:w="1135" w:type="dxa"/>
             <w:tcBorders>
-              <w:top w:val="single" w:color="909090" w:sz="6" w:space="0"/>
-              <w:left w:val="single" w:color="909090" w:sz="6" w:space="0"/>
-              <w:bottom w:val="single" w:color="909090" w:sz="6" w:space="0"/>
-              <w:right w:val="single" w:color="909090" w:sz="6" w:space="0"/>
+              <w:top w:val="single" w:sz="6" w:space="0" w:color="909090"/>
+              <w:left w:val="single" w:sz="6" w:space="0" w:color="909090"/>
+              <w:bottom w:val="single" w:sz="6" w:space="0" w:color="909090"/>
+              <w:right w:val="single" w:sz="6" w:space="0" w:color="909090"/>
             </w:tcBorders>
             <w:shd w:val="clear" w:color="auto" w:fill="auto"/>
             <w:tcMar>
@@ -2533,24 +2343,22 @@
                 <w:lang w:val="en-US"/>
               </w:rPr>
             </w:pPr>
-            <w:proofErr w:type="spellStart"/>
             <w:r>
               <w:rPr>
                 <w:lang w:val="en-US"/>
               </w:rPr>
               <w:t>Aluno</w:t>
             </w:r>
-            <w:proofErr w:type="spellEnd"/>
           </w:p>
         </w:tc>
         <w:tc>
           <w:tcPr>
             <w:tcW w:w="1418" w:type="dxa"/>
             <w:tcBorders>
-              <w:top w:val="single" w:color="909090" w:sz="6" w:space="0"/>
-              <w:left w:val="single" w:color="909090" w:sz="6" w:space="0"/>
-              <w:bottom w:val="single" w:color="909090" w:sz="6" w:space="0"/>
-              <w:right w:val="single" w:color="909090" w:sz="6" w:space="0"/>
+              <w:top w:val="single" w:sz="6" w:space="0" w:color="909090"/>
+              <w:left w:val="single" w:sz="6" w:space="0" w:color="909090"/>
+              <w:bottom w:val="single" w:sz="6" w:space="0" w:color="909090"/>
+              <w:right w:val="single" w:sz="6" w:space="0" w:color="909090"/>
             </w:tcBorders>
             <w:shd w:val="clear" w:color="auto" w:fill="auto"/>
             <w:tcMar>
@@ -2566,24 +2374,22 @@
                 <w:lang w:val="en-US"/>
               </w:rPr>
             </w:pPr>
-            <w:proofErr w:type="spellStart"/>
             <w:r>
               <w:rPr>
                 <w:lang w:val="en-US"/>
               </w:rPr>
               <w:t>Telefone</w:t>
             </w:r>
-            <w:proofErr w:type="spellEnd"/>
           </w:p>
         </w:tc>
         <w:tc>
           <w:tcPr>
             <w:tcW w:w="1488" w:type="dxa"/>
             <w:tcBorders>
-              <w:top w:val="single" w:color="909090" w:sz="6" w:space="0"/>
-              <w:left w:val="single" w:color="909090" w:sz="6" w:space="0"/>
-              <w:bottom w:val="single" w:color="909090" w:sz="6" w:space="0"/>
-              <w:right w:val="single" w:color="909090" w:sz="6" w:space="0"/>
+              <w:top w:val="single" w:sz="6" w:space="0" w:color="909090"/>
+              <w:left w:val="single" w:sz="6" w:space="0" w:color="909090"/>
+              <w:bottom w:val="single" w:sz="6" w:space="0" w:color="909090"/>
+              <w:right w:val="single" w:sz="6" w:space="0" w:color="909090"/>
             </w:tcBorders>
             <w:shd w:val="clear" w:color="auto" w:fill="auto"/>
             <w:tcMar>
@@ -2596,13 +2402,13 @@
           <w:p>
             <w:pPr>
               <w:rPr>
-                <w:rFonts w:ascii="Aptos" w:hAnsi="Aptos" w:eastAsia="Aptos" w:cs="Aptos"/>
+                <w:rFonts w:ascii="Aptos" w:eastAsia="Aptos" w:hAnsi="Aptos" w:cs="Aptos"/>
                 <w:lang w:val="en-US"/>
               </w:rPr>
             </w:pPr>
             <w:r>
               <w:rPr>
-                <w:rFonts w:ascii="Calibri" w:hAnsi="Calibri" w:eastAsia="Calibri" w:cs="Calibri"/>
+                <w:rFonts w:ascii="Calibri" w:eastAsia="Calibri" w:hAnsi="Calibri" w:cs="Calibri"/>
                 <w:color w:val="242424"/>
                 <w:sz w:val="22"/>
                 <w:szCs w:val="22"/>
@@ -2616,10 +2422,10 @@
           <w:tcPr>
             <w:tcW w:w="0" w:type="auto"/>
             <w:tcBorders>
-              <w:top w:val="single" w:color="909090" w:sz="6" w:space="0"/>
-              <w:left w:val="single" w:color="909090" w:sz="6" w:space="0"/>
-              <w:bottom w:val="single" w:color="909090" w:sz="6" w:space="0"/>
-              <w:right w:val="single" w:color="909090" w:sz="6" w:space="0"/>
+              <w:top w:val="single" w:sz="6" w:space="0" w:color="909090"/>
+              <w:left w:val="single" w:sz="6" w:space="0" w:color="909090"/>
+              <w:bottom w:val="single" w:sz="6" w:space="0" w:color="909090"/>
+              <w:right w:val="single" w:sz="6" w:space="0" w:color="909090"/>
             </w:tcBorders>
             <w:shd w:val="clear" w:color="auto" w:fill="auto"/>
             <w:tcMar>
@@ -2647,10 +2453,10 @@
           <w:tcPr>
             <w:tcW w:w="0" w:type="auto"/>
             <w:tcBorders>
-              <w:top w:val="single" w:color="909090" w:sz="6" w:space="0"/>
-              <w:left w:val="single" w:color="909090" w:sz="6" w:space="0"/>
-              <w:bottom w:val="single" w:color="909090" w:sz="6" w:space="0"/>
-              <w:right w:val="single" w:color="909090" w:sz="6" w:space="0"/>
+              <w:top w:val="single" w:sz="6" w:space="0" w:color="909090"/>
+              <w:left w:val="single" w:sz="6" w:space="0" w:color="909090"/>
+              <w:bottom w:val="single" w:sz="6" w:space="0" w:color="909090"/>
+              <w:right w:val="single" w:sz="6" w:space="0" w:color="909090"/>
             </w:tcBorders>
             <w:shd w:val="clear" w:color="auto" w:fill="auto"/>
             <w:tcMar>
@@ -2678,10 +2484,10 @@
           <w:tcPr>
             <w:tcW w:w="1823" w:type="dxa"/>
             <w:tcBorders>
-              <w:top w:val="single" w:color="909090" w:sz="6" w:space="0"/>
-              <w:left w:val="single" w:color="909090" w:sz="6" w:space="0"/>
-              <w:bottom w:val="single" w:color="909090" w:sz="6" w:space="0"/>
-              <w:right w:val="single" w:color="909090" w:sz="6" w:space="0"/>
+              <w:top w:val="single" w:sz="6" w:space="0" w:color="909090"/>
+              <w:left w:val="single" w:sz="6" w:space="0" w:color="909090"/>
+              <w:bottom w:val="single" w:sz="6" w:space="0" w:color="909090"/>
+              <w:right w:val="single" w:sz="6" w:space="0" w:color="909090"/>
             </w:tcBorders>
             <w:shd w:val="clear" w:color="auto" w:fill="auto"/>
             <w:tcMar>
@@ -2697,24 +2503,22 @@
                 <w:lang w:val="en-US"/>
               </w:rPr>
             </w:pPr>
-            <w:proofErr w:type="spellStart"/>
             <w:r>
               <w:rPr>
                 <w:lang w:val="en-US"/>
               </w:rPr>
               <w:t>Não</w:t>
             </w:r>
-            <w:proofErr w:type="spellEnd"/>
           </w:p>
         </w:tc>
         <w:tc>
           <w:tcPr>
             <w:tcW w:w="2551" w:type="dxa"/>
             <w:tcBorders>
-              <w:top w:val="single" w:color="909090" w:sz="6" w:space="0"/>
-              <w:left w:val="single" w:color="909090" w:sz="6" w:space="0"/>
-              <w:bottom w:val="single" w:color="909090" w:sz="6" w:space="0"/>
-              <w:right w:val="single" w:color="909090" w:sz="6" w:space="0"/>
+              <w:top w:val="single" w:sz="6" w:space="0" w:color="909090"/>
+              <w:left w:val="single" w:sz="6" w:space="0" w:color="909090"/>
+              <w:bottom w:val="single" w:sz="6" w:space="0" w:color="909090"/>
+              <w:right w:val="single" w:sz="6" w:space="0" w:color="909090"/>
             </w:tcBorders>
             <w:shd w:val="clear" w:color="auto" w:fill="auto"/>
             <w:tcMar>
@@ -2753,7 +2557,7 @@
     </w:p>
     <w:p/>
     <w:sectPr>
-      <w:pgSz w:w="11906" w:h="16838" w:orient="portrait"/>
+      <w:pgSz w:w="11906" w:h="16838"/>
       <w:pgMar w:top="1417" w:right="1701" w:bottom="1417" w:left="1701" w:header="708" w:footer="708" w:gutter="0"/>
       <w:cols w:space="708"/>
       <w:docGrid w:linePitch="360"/>
@@ -2764,118 +2568,6 @@
 
 <file path=word/numbering.xml><?xml version="1.0" encoding="utf-8"?>
 <w:numbering xmlns:wpc="http://schemas.microsoft.com/office/word/2010/wordprocessingCanvas" xmlns:cx="http://schemas.microsoft.com/office/drawing/2014/chartex" xmlns:cx1="http://schemas.microsoft.com/office/drawing/2015/9/8/chartex" xmlns:cx2="http://schemas.microsoft.com/office/drawing/2015/10/21/chartex" xmlns:cx3="http://schemas.microsoft.com/office/drawing/2016/5/9/chartex" xmlns:cx4="http://schemas.microsoft.com/office/drawing/2016/5/10/chartex" xmlns:cx5="http://schemas.microsoft.com/office/drawing/2016/5/11/chartex" xmlns:cx6="http://schemas.microsoft.com/office/drawing/2016/5/12/chartex" xmlns:cx7="http://schemas.microsoft.com/office/drawing/2016/5/13/chartex" xmlns:cx8="http://schemas.microsoft.com/office/drawing/2016/5/14/chartex" xmlns:mc="http://schemas.openxmlformats.org/markup-compatibility/2006" xmlns:aink="http://schemas.microsoft.com/office/drawing/2016/ink" xmlns:am3d="http://schemas.microsoft.com/office/drawing/2017/model3d" xmlns:o="urn:schemas-microsoft-com:office:office" xmlns:oel="http://schemas.microsoft.com/office/2019/extlst" xmlns:r="http://schemas.openxmlformats.org/officeDocument/2006/relationships" xmlns:m="http://schemas.openxmlformats.org/officeDocument/2006/math" xmlns:v="urn:schemas-microsoft-com:vml" xmlns:wp14="http://schemas.microsoft.com/office/word/2010/wordprocessingDrawing" xmlns:wp="http://schemas.openxmlformats.org/drawingml/2006/wordprocessingDrawing" xmlns:w10="urn:schemas-microsoft-com:office:word" xmlns:w="http://schemas.openxmlformats.org/wordprocessingml/2006/main" xmlns:w14="http://schemas.microsoft.com/office/word/2010/wordml" xmlns:w15="http://schemas.microsoft.com/office/word/2012/wordml" xmlns:w16cex="http://schemas.microsoft.com/office/word/2018/wordml/cex" xmlns:w16cid="http://schemas.microsoft.com/office/word/2016/wordml/cid" xmlns:w16="http://schemas.microsoft.com/office/word/2018/wordml" xmlns:w16du="http://schemas.microsoft.com/office/word/2023/wordml/word16du" xmlns:w16sdtdh="http://schemas.microsoft.com/office/word/2020/wordml/sdtdatahash" xmlns:w16sdtfl="http://schemas.microsoft.com/office/word/2024/wordml/sdtformatlock" xmlns:w16se="http://schemas.microsoft.com/office/word/2015/wordml/symex" xmlns:wpg="http://schemas.microsoft.com/office/word/2010/wordprocessingGroup" xmlns:wpi="http://schemas.microsoft.com/office/word/2010/wordprocessingInk" xmlns:wne="http://schemas.microsoft.com/office/word/2006/wordml" xmlns:wps="http://schemas.microsoft.com/office/word/2010/wordprocessingShape" mc:Ignorable="w14 w15 w16se w16cid w16 w16cex w16sdtdh w16sdtfl w16du wp14">
-  <w:abstractNum xmlns:w="http://schemas.openxmlformats.org/wordprocessingml/2006/main" w:abstractNumId="6">
-    <w:nsid w:val="1ced8e44"/>
-    <w:multiLevelType xmlns:w="http://schemas.openxmlformats.org/wordprocessingml/2006/main" w:val="hybridMultilevel"/>
-    <w:lvl xmlns:w="http://schemas.openxmlformats.org/wordprocessingml/2006/main" w:ilvl="0">
-      <w:start w:val="1"/>
-      <w:numFmt w:val="bullet"/>
-      <w:lvlText w:val="-"/>
-      <w:lvlJc w:val="left"/>
-      <w:pPr>
-        <w:ind w:left="1068" w:hanging="360"/>
-      </w:pPr>
-      <w:rPr>
-        <w:rFonts w:hint="default" w:ascii="Aptos" w:hAnsi="Aptos"/>
-      </w:rPr>
-    </w:lvl>
-    <w:lvl xmlns:w="http://schemas.openxmlformats.org/wordprocessingml/2006/main" w:ilvl="1">
-      <w:start w:val="1"/>
-      <w:numFmt w:val="bullet"/>
-      <w:lvlText w:val="o"/>
-      <w:lvlJc w:val="left"/>
-      <w:pPr>
-        <w:ind w:left="1788" w:hanging="360"/>
-      </w:pPr>
-      <w:rPr>
-        <w:rFonts w:hint="default" w:ascii="Courier New" w:hAnsi="Courier New"/>
-      </w:rPr>
-    </w:lvl>
-    <w:lvl xmlns:w="http://schemas.openxmlformats.org/wordprocessingml/2006/main" w:ilvl="2">
-      <w:start w:val="1"/>
-      <w:numFmt w:val="bullet"/>
-      <w:lvlText w:val=""/>
-      <w:lvlJc w:val="left"/>
-      <w:pPr>
-        <w:ind w:left="2508" w:hanging="360"/>
-      </w:pPr>
-      <w:rPr>
-        <w:rFonts w:hint="default" w:ascii="Wingdings" w:hAnsi="Wingdings"/>
-      </w:rPr>
-    </w:lvl>
-    <w:lvl xmlns:w="http://schemas.openxmlformats.org/wordprocessingml/2006/main" w:ilvl="3">
-      <w:start w:val="1"/>
-      <w:numFmt w:val="bullet"/>
-      <w:lvlText w:val=""/>
-      <w:lvlJc w:val="left"/>
-      <w:pPr>
-        <w:ind w:left="3228" w:hanging="360"/>
-      </w:pPr>
-      <w:rPr>
-        <w:rFonts w:hint="default" w:ascii="Symbol" w:hAnsi="Symbol"/>
-      </w:rPr>
-    </w:lvl>
-    <w:lvl xmlns:w="http://schemas.openxmlformats.org/wordprocessingml/2006/main" w:ilvl="4">
-      <w:start w:val="1"/>
-      <w:numFmt w:val="bullet"/>
-      <w:lvlText w:val="o"/>
-      <w:lvlJc w:val="left"/>
-      <w:pPr>
-        <w:ind w:left="3948" w:hanging="360"/>
-      </w:pPr>
-      <w:rPr>
-        <w:rFonts w:hint="default" w:ascii="Courier New" w:hAnsi="Courier New"/>
-      </w:rPr>
-    </w:lvl>
-    <w:lvl xmlns:w="http://schemas.openxmlformats.org/wordprocessingml/2006/main" w:ilvl="5">
-      <w:start w:val="1"/>
-      <w:numFmt w:val="bullet"/>
-      <w:lvlText w:val=""/>
-      <w:lvlJc w:val="left"/>
-      <w:pPr>
-        <w:ind w:left="4668" w:hanging="360"/>
-      </w:pPr>
-      <w:rPr>
-        <w:rFonts w:hint="default" w:ascii="Wingdings" w:hAnsi="Wingdings"/>
-      </w:rPr>
-    </w:lvl>
-    <w:lvl xmlns:w="http://schemas.openxmlformats.org/wordprocessingml/2006/main" w:ilvl="6">
-      <w:start w:val="1"/>
-      <w:numFmt w:val="bullet"/>
-      <w:lvlText w:val=""/>
-      <w:lvlJc w:val="left"/>
-      <w:pPr>
-        <w:ind w:left="5388" w:hanging="360"/>
-      </w:pPr>
-      <w:rPr>
-        <w:rFonts w:hint="default" w:ascii="Symbol" w:hAnsi="Symbol"/>
-      </w:rPr>
-    </w:lvl>
-    <w:lvl xmlns:w="http://schemas.openxmlformats.org/wordprocessingml/2006/main" w:ilvl="7">
-      <w:start w:val="1"/>
-      <w:numFmt w:val="bullet"/>
-      <w:lvlText w:val="o"/>
-      <w:lvlJc w:val="left"/>
-      <w:pPr>
-        <w:ind w:left="6108" w:hanging="360"/>
-      </w:pPr>
-      <w:rPr>
-        <w:rFonts w:hint="default" w:ascii="Courier New" w:hAnsi="Courier New"/>
-      </w:rPr>
-    </w:lvl>
-    <w:lvl xmlns:w="http://schemas.openxmlformats.org/wordprocessingml/2006/main" w:ilvl="8">
-      <w:start w:val="1"/>
-      <w:numFmt w:val="bullet"/>
-      <w:lvlText w:val=""/>
-      <w:lvlJc w:val="left"/>
-      <w:pPr>
-        <w:ind w:left="6828" w:hanging="360"/>
-      </w:pPr>
-      <w:rPr>
-        <w:rFonts w:hint="default" w:ascii="Wingdings" w:hAnsi="Wingdings"/>
-      </w:rPr>
-    </w:lvl>
-  </w:abstractNum>
   <w:abstractNum w:abstractNumId="0" w15:restartNumberingAfterBreak="0">
     <w:nsid w:val="08FB266D"/>
     <w:multiLevelType w:val="hybridMultilevel"/>
@@ -2889,7 +2581,7 @@
         <w:ind w:left="720" w:hanging="360"/>
       </w:pPr>
       <w:rPr>
-        <w:rFonts w:hint="default" w:ascii="Symbol" w:hAnsi="Symbol"/>
+        <w:rFonts w:ascii="Symbol" w:hAnsi="Symbol" w:hint="default"/>
       </w:rPr>
     </w:lvl>
     <w:lvl w:ilvl="1" w:tplc="04160003" w:tentative="1">
@@ -2901,7 +2593,7 @@
         <w:ind w:left="1440" w:hanging="360"/>
       </w:pPr>
       <w:rPr>
-        <w:rFonts w:hint="default" w:ascii="Courier New" w:hAnsi="Courier New" w:cs="Courier New"/>
+        <w:rFonts w:ascii="Courier New" w:hAnsi="Courier New" w:cs="Courier New" w:hint="default"/>
       </w:rPr>
     </w:lvl>
     <w:lvl w:ilvl="2" w:tplc="04160005" w:tentative="1">
@@ -2913,7 +2605,7 @@
         <w:ind w:left="2160" w:hanging="360"/>
       </w:pPr>
       <w:rPr>
-        <w:rFonts w:hint="default" w:ascii="Wingdings" w:hAnsi="Wingdings"/>
+        <w:rFonts w:ascii="Wingdings" w:hAnsi="Wingdings" w:hint="default"/>
       </w:rPr>
     </w:lvl>
     <w:lvl w:ilvl="3" w:tplc="04160001" w:tentative="1">
@@ -2925,7 +2617,7 @@
         <w:ind w:left="2880" w:hanging="360"/>
       </w:pPr>
       <w:rPr>
-        <w:rFonts w:hint="default" w:ascii="Symbol" w:hAnsi="Symbol"/>
+        <w:rFonts w:ascii="Symbol" w:hAnsi="Symbol" w:hint="default"/>
       </w:rPr>
     </w:lvl>
     <w:lvl w:ilvl="4" w:tplc="04160003" w:tentative="1">
@@ -2937,7 +2629,7 @@
         <w:ind w:left="3600" w:hanging="360"/>
       </w:pPr>
       <w:rPr>
-        <w:rFonts w:hint="default" w:ascii="Courier New" w:hAnsi="Courier New" w:cs="Courier New"/>
+        <w:rFonts w:ascii="Courier New" w:hAnsi="Courier New" w:cs="Courier New" w:hint="default"/>
       </w:rPr>
     </w:lvl>
     <w:lvl w:ilvl="5" w:tplc="04160005" w:tentative="1">
@@ -2949,7 +2641,7 @@
         <w:ind w:left="4320" w:hanging="360"/>
       </w:pPr>
       <w:rPr>
-        <w:rFonts w:hint="default" w:ascii="Wingdings" w:hAnsi="Wingdings"/>
+        <w:rFonts w:ascii="Wingdings" w:hAnsi="Wingdings" w:hint="default"/>
       </w:rPr>
     </w:lvl>
     <w:lvl w:ilvl="6" w:tplc="04160001" w:tentative="1">
@@ -2961,7 +2653,7 @@
         <w:ind w:left="5040" w:hanging="360"/>
       </w:pPr>
       <w:rPr>
-        <w:rFonts w:hint="default" w:ascii="Symbol" w:hAnsi="Symbol"/>
+        <w:rFonts w:ascii="Symbol" w:hAnsi="Symbol" w:hint="default"/>
       </w:rPr>
     </w:lvl>
     <w:lvl w:ilvl="7" w:tplc="04160003" w:tentative="1">
@@ -2973,7 +2665,7 @@
         <w:ind w:left="5760" w:hanging="360"/>
       </w:pPr>
       <w:rPr>
-        <w:rFonts w:hint="default" w:ascii="Courier New" w:hAnsi="Courier New" w:cs="Courier New"/>
+        <w:rFonts w:ascii="Courier New" w:hAnsi="Courier New" w:cs="Courier New" w:hint="default"/>
       </w:rPr>
     </w:lvl>
     <w:lvl w:ilvl="8" w:tplc="04160005" w:tentative="1">
@@ -2985,11 +2677,124 @@
         <w:ind w:left="6480" w:hanging="360"/>
       </w:pPr>
       <w:rPr>
-        <w:rFonts w:hint="default" w:ascii="Wingdings" w:hAnsi="Wingdings"/>
+        <w:rFonts w:ascii="Wingdings" w:hAnsi="Wingdings" w:hint="default"/>
       </w:rPr>
     </w:lvl>
   </w:abstractNum>
   <w:abstractNum w:abstractNumId="1" w15:restartNumberingAfterBreak="0">
+    <w:nsid w:val="1CED8E44"/>
+    <w:multiLevelType w:val="hybridMultilevel"/>
+    <w:tmpl w:val="44FA948E"/>
+    <w:lvl w:ilvl="0" w:tplc="7B9EE578">
+      <w:start w:val="1"/>
+      <w:numFmt w:val="bullet"/>
+      <w:lvlText w:val="-"/>
+      <w:lvlJc w:val="left"/>
+      <w:pPr>
+        <w:ind w:left="1068" w:hanging="360"/>
+      </w:pPr>
+      <w:rPr>
+        <w:rFonts w:ascii="Aptos" w:hAnsi="Aptos" w:hint="default"/>
+      </w:rPr>
+    </w:lvl>
+    <w:lvl w:ilvl="1" w:tplc="D51410B0">
+      <w:start w:val="1"/>
+      <w:numFmt w:val="bullet"/>
+      <w:lvlText w:val="o"/>
+      <w:lvlJc w:val="left"/>
+      <w:pPr>
+        <w:ind w:left="1788" w:hanging="360"/>
+      </w:pPr>
+      <w:rPr>
+        <w:rFonts w:ascii="Courier New" w:hAnsi="Courier New" w:hint="default"/>
+      </w:rPr>
+    </w:lvl>
+    <w:lvl w:ilvl="2" w:tplc="7E203412">
+      <w:start w:val="1"/>
+      <w:numFmt w:val="bullet"/>
+      <w:lvlText w:val=""/>
+      <w:lvlJc w:val="left"/>
+      <w:pPr>
+        <w:ind w:left="2508" w:hanging="360"/>
+      </w:pPr>
+      <w:rPr>
+        <w:rFonts w:ascii="Wingdings" w:hAnsi="Wingdings" w:hint="default"/>
+      </w:rPr>
+    </w:lvl>
+    <w:lvl w:ilvl="3" w:tplc="0A8E28AA">
+      <w:start w:val="1"/>
+      <w:numFmt w:val="bullet"/>
+      <w:lvlText w:val=""/>
+      <w:lvlJc w:val="left"/>
+      <w:pPr>
+        <w:ind w:left="3228" w:hanging="360"/>
+      </w:pPr>
+      <w:rPr>
+        <w:rFonts w:ascii="Symbol" w:hAnsi="Symbol" w:hint="default"/>
+      </w:rPr>
+    </w:lvl>
+    <w:lvl w:ilvl="4" w:tplc="5FFA9304">
+      <w:start w:val="1"/>
+      <w:numFmt w:val="bullet"/>
+      <w:lvlText w:val="o"/>
+      <w:lvlJc w:val="left"/>
+      <w:pPr>
+        <w:ind w:left="3948" w:hanging="360"/>
+      </w:pPr>
+      <w:rPr>
+        <w:rFonts w:ascii="Courier New" w:hAnsi="Courier New" w:hint="default"/>
+      </w:rPr>
+    </w:lvl>
+    <w:lvl w:ilvl="5" w:tplc="71D46862">
+      <w:start w:val="1"/>
+      <w:numFmt w:val="bullet"/>
+      <w:lvlText w:val=""/>
+      <w:lvlJc w:val="left"/>
+      <w:pPr>
+        <w:ind w:left="4668" w:hanging="360"/>
+      </w:pPr>
+      <w:rPr>
+        <w:rFonts w:ascii="Wingdings" w:hAnsi="Wingdings" w:hint="default"/>
+      </w:rPr>
+    </w:lvl>
+    <w:lvl w:ilvl="6" w:tplc="CFE64A78">
+      <w:start w:val="1"/>
+      <w:numFmt w:val="bullet"/>
+      <w:lvlText w:val=""/>
+      <w:lvlJc w:val="left"/>
+      <w:pPr>
+        <w:ind w:left="5388" w:hanging="360"/>
+      </w:pPr>
+      <w:rPr>
+        <w:rFonts w:ascii="Symbol" w:hAnsi="Symbol" w:hint="default"/>
+      </w:rPr>
+    </w:lvl>
+    <w:lvl w:ilvl="7" w:tplc="3460C976">
+      <w:start w:val="1"/>
+      <w:numFmt w:val="bullet"/>
+      <w:lvlText w:val="o"/>
+      <w:lvlJc w:val="left"/>
+      <w:pPr>
+        <w:ind w:left="6108" w:hanging="360"/>
+      </w:pPr>
+      <w:rPr>
+        <w:rFonts w:ascii="Courier New" w:hAnsi="Courier New" w:hint="default"/>
+      </w:rPr>
+    </w:lvl>
+    <w:lvl w:ilvl="8" w:tplc="6AC2151C">
+      <w:start w:val="1"/>
+      <w:numFmt w:val="bullet"/>
+      <w:lvlText w:val=""/>
+      <w:lvlJc w:val="left"/>
+      <w:pPr>
+        <w:ind w:left="6828" w:hanging="360"/>
+      </w:pPr>
+      <w:rPr>
+        <w:rFonts w:ascii="Wingdings" w:hAnsi="Wingdings" w:hint="default"/>
+      </w:rPr>
+    </w:lvl>
+  </w:abstractNum>
+  <w:abstractNum w:abstractNumId="2" w15:restartNumberingAfterBreak="0">
     <w:nsid w:val="242C6370"/>
     <w:multiLevelType w:val="hybridMultilevel"/>
     <w:tmpl w:val="31E68C10"/>
@@ -3002,7 +2807,7 @@
         <w:ind w:left="720" w:hanging="360"/>
       </w:pPr>
       <w:rPr>
-        <w:rFonts w:hint="default" w:ascii="Symbol" w:hAnsi="Symbol"/>
+        <w:rFonts w:ascii="Symbol" w:hAnsi="Symbol" w:hint="default"/>
       </w:rPr>
     </w:lvl>
     <w:lvl w:ilvl="1" w:tplc="04160003" w:tentative="1">
@@ -3014,7 +2819,7 @@
         <w:ind w:left="1440" w:hanging="360"/>
       </w:pPr>
       <w:rPr>
-        <w:rFonts w:hint="default" w:ascii="Courier New" w:hAnsi="Courier New" w:cs="Courier New"/>
+        <w:rFonts w:ascii="Courier New" w:hAnsi="Courier New" w:cs="Courier New" w:hint="default"/>
       </w:rPr>
     </w:lvl>
     <w:lvl w:ilvl="2" w:tplc="04160005" w:tentative="1">
@@ -3026,7 +2831,7 @@
         <w:ind w:left="2160" w:hanging="360"/>
       </w:pPr>
       <w:rPr>
-        <w:rFonts w:hint="default" w:ascii="Wingdings" w:hAnsi="Wingdings"/>
+        <w:rFonts w:ascii="Wingdings" w:hAnsi="Wingdings" w:hint="default"/>
       </w:rPr>
     </w:lvl>
     <w:lvl w:ilvl="3" w:tplc="04160001" w:tentative="1">
@@ -3038,7 +2843,7 @@
         <w:ind w:left="2880" w:hanging="360"/>
       </w:pPr>
       <w:rPr>
-        <w:rFonts w:hint="default" w:ascii="Symbol" w:hAnsi="Symbol"/>
+        <w:rFonts w:ascii="Symbol" w:hAnsi="Symbol" w:hint="default"/>
       </w:rPr>
     </w:lvl>
     <w:lvl w:ilvl="4" w:tplc="04160003" w:tentative="1">
@@ -3050,7 +2855,7 @@
         <w:ind w:left="3600" w:hanging="360"/>
       </w:pPr>
       <w:rPr>
-        <w:rFonts w:hint="default" w:ascii="Courier New" w:hAnsi="Courier New" w:cs="Courier New"/>
+        <w:rFonts w:ascii="Courier New" w:hAnsi="Courier New" w:cs="Courier New" w:hint="default"/>
       </w:rPr>
     </w:lvl>
     <w:lvl w:ilvl="5" w:tplc="04160005" w:tentative="1">
@@ -3062,7 +2867,7 @@
         <w:ind w:left="4320" w:hanging="360"/>
       </w:pPr>
       <w:rPr>
-        <w:rFonts w:hint="default" w:ascii="Wingdings" w:hAnsi="Wingdings"/>
+        <w:rFonts w:ascii="Wingdings" w:hAnsi="Wingdings" w:hint="default"/>
       </w:rPr>
     </w:lvl>
     <w:lvl w:ilvl="6" w:tplc="04160001" w:tentative="1">
@@ -3074,7 +2879,7 @@
         <w:ind w:left="5040" w:hanging="360"/>
       </w:pPr>
       <w:rPr>
-        <w:rFonts w:hint="default" w:ascii="Symbol" w:hAnsi="Symbol"/>
+        <w:rFonts w:ascii="Symbol" w:hAnsi="Symbol" w:hint="default"/>
       </w:rPr>
     </w:lvl>
     <w:lvl w:ilvl="7" w:tplc="04160003" w:tentative="1">
@@ -3086,7 +2891,7 @@
         <w:ind w:left="5760" w:hanging="360"/>
       </w:pPr>
       <w:rPr>
-        <w:rFonts w:hint="default" w:ascii="Courier New" w:hAnsi="Courier New" w:cs="Courier New"/>
+        <w:rFonts w:ascii="Courier New" w:hAnsi="Courier New" w:cs="Courier New" w:hint="default"/>
       </w:rPr>
     </w:lvl>
     <w:lvl w:ilvl="8" w:tplc="04160005" w:tentative="1">
@@ -3098,11 +2903,11 @@
         <w:ind w:left="6480" w:hanging="360"/>
       </w:pPr>
       <w:rPr>
-        <w:rFonts w:hint="default" w:ascii="Wingdings" w:hAnsi="Wingdings"/>
+        <w:rFonts w:ascii="Wingdings" w:hAnsi="Wingdings" w:hint="default"/>
       </w:rPr>
     </w:lvl>
   </w:abstractNum>
-  <w:abstractNum w:abstractNumId="2" w15:restartNumberingAfterBreak="0">
+  <w:abstractNum w:abstractNumId="3" w15:restartNumberingAfterBreak="0">
     <w:nsid w:val="2C6B30B2"/>
     <w:multiLevelType w:val="hybridMultilevel"/>
     <w:tmpl w:val="CA3017F6"/>
@@ -3115,7 +2920,7 @@
         <w:ind w:left="720" w:hanging="360"/>
       </w:pPr>
       <w:rPr>
-        <w:rFonts w:hint="default" w:ascii="Symbol" w:hAnsi="Symbol"/>
+        <w:rFonts w:ascii="Symbol" w:hAnsi="Symbol" w:hint="default"/>
       </w:rPr>
     </w:lvl>
     <w:lvl w:ilvl="1" w:tplc="04160003" w:tentative="1">
@@ -3127,7 +2932,7 @@
         <w:ind w:left="1440" w:hanging="360"/>
       </w:pPr>
       <w:rPr>
-        <w:rFonts w:hint="default" w:ascii="Courier New" w:hAnsi="Courier New" w:cs="Courier New"/>
+        <w:rFonts w:ascii="Courier New" w:hAnsi="Courier New" w:cs="Courier New" w:hint="default"/>
       </w:rPr>
     </w:lvl>
     <w:lvl w:ilvl="2" w:tplc="04160005" w:tentative="1">
@@ -3139,7 +2944,7 @@
         <w:ind w:left="2160" w:hanging="360"/>
       </w:pPr>
       <w:rPr>
-        <w:rFonts w:hint="default" w:ascii="Wingdings" w:hAnsi="Wingdings"/>
+        <w:rFonts w:ascii="Wingdings" w:hAnsi="Wingdings" w:hint="default"/>
       </w:rPr>
     </w:lvl>
     <w:lvl w:ilvl="3" w:tplc="04160001" w:tentative="1">
@@ -3151,7 +2956,7 @@
         <w:ind w:left="2880" w:hanging="360"/>
       </w:pPr>
       <w:rPr>
-        <w:rFonts w:hint="default" w:ascii="Symbol" w:hAnsi="Symbol"/>
+        <w:rFonts w:ascii="Symbol" w:hAnsi="Symbol" w:hint="default"/>
       </w:rPr>
     </w:lvl>
     <w:lvl w:ilvl="4" w:tplc="04160003" w:tentative="1">
@@ -3163,7 +2968,7 @@
         <w:ind w:left="3600" w:hanging="360"/>
       </w:pPr>
       <w:rPr>
-        <w:rFonts w:hint="default" w:ascii="Courier New" w:hAnsi="Courier New" w:cs="Courier New"/>
+        <w:rFonts w:ascii="Courier New" w:hAnsi="Courier New" w:cs="Courier New" w:hint="default"/>
       </w:rPr>
     </w:lvl>
     <w:lvl w:ilvl="5" w:tplc="04160005" w:tentative="1">
@@ -3175,7 +2980,7 @@
         <w:ind w:left="4320" w:hanging="360"/>
       </w:pPr>
       <w:rPr>
-        <w:rFonts w:hint="default" w:ascii="Wingdings" w:hAnsi="Wingdings"/>
+        <w:rFonts w:ascii="Wingdings" w:hAnsi="Wingdings" w:hint="default"/>
       </w:rPr>
     </w:lvl>
     <w:lvl w:ilvl="6" w:tplc="04160001" w:tentative="1">
@@ -3187,7 +2992,7 @@
         <w:ind w:left="5040" w:hanging="360"/>
       </w:pPr>
       <w:rPr>
-        <w:rFonts w:hint="default" w:ascii="Symbol" w:hAnsi="Symbol"/>
+        <w:rFonts w:ascii="Symbol" w:hAnsi="Symbol" w:hint="default"/>
       </w:rPr>
     </w:lvl>
     <w:lvl w:ilvl="7" w:tplc="04160003" w:tentative="1">
@@ -3199,7 +3004,7 @@
         <w:ind w:left="5760" w:hanging="360"/>
       </w:pPr>
       <w:rPr>
-        <w:rFonts w:hint="default" w:ascii="Courier New" w:hAnsi="Courier New" w:cs="Courier New"/>
+        <w:rFonts w:ascii="Courier New" w:hAnsi="Courier New" w:cs="Courier New" w:hint="default"/>
       </w:rPr>
     </w:lvl>
     <w:lvl w:ilvl="8" w:tplc="04160005" w:tentative="1">
@@ -3211,11 +3016,11 @@
         <w:ind w:left="6480" w:hanging="360"/>
       </w:pPr>
       <w:rPr>
-        <w:rFonts w:hint="default" w:ascii="Wingdings" w:hAnsi="Wingdings"/>
+        <w:rFonts w:ascii="Wingdings" w:hAnsi="Wingdings" w:hint="default"/>
       </w:rPr>
     </w:lvl>
   </w:abstractNum>
-  <w:abstractNum w:abstractNumId="3" w15:restartNumberingAfterBreak="0">
+  <w:abstractNum w:abstractNumId="4" w15:restartNumberingAfterBreak="0">
     <w:nsid w:val="3CF37711"/>
     <w:multiLevelType w:val="hybridMultilevel"/>
     <w:tmpl w:val="4860FEAE"/>
@@ -3228,7 +3033,7 @@
         <w:ind w:left="720" w:hanging="360"/>
       </w:pPr>
       <w:rPr>
-        <w:rFonts w:hint="default" w:ascii="Symbol" w:hAnsi="Symbol"/>
+        <w:rFonts w:ascii="Symbol" w:hAnsi="Symbol" w:hint="default"/>
       </w:rPr>
     </w:lvl>
     <w:lvl w:ilvl="1" w:tplc="04160003" w:tentative="1">
@@ -3240,7 +3045,7 @@
         <w:ind w:left="1440" w:hanging="360"/>
       </w:pPr>
       <w:rPr>
-        <w:rFonts w:hint="default" w:ascii="Courier New" w:hAnsi="Courier New" w:cs="Courier New"/>
+        <w:rFonts w:ascii="Courier New" w:hAnsi="Courier New" w:cs="Courier New" w:hint="default"/>
       </w:rPr>
     </w:lvl>
     <w:lvl w:ilvl="2" w:tplc="04160005" w:tentative="1">
@@ -3252,7 +3057,7 @@
         <w:ind w:left="2160" w:hanging="360"/>
       </w:pPr>
       <w:rPr>
-        <w:rFonts w:hint="default" w:ascii="Wingdings" w:hAnsi="Wingdings"/>
+        <w:rFonts w:ascii="Wingdings" w:hAnsi="Wingdings" w:hint="default"/>
       </w:rPr>
     </w:lvl>
     <w:lvl w:ilvl="3" w:tplc="04160001" w:tentative="1">
@@ -3264,7 +3069,7 @@
         <w:ind w:left="2880" w:hanging="360"/>
       </w:pPr>
       <w:rPr>
-        <w:rFonts w:hint="default" w:ascii="Symbol" w:hAnsi="Symbol"/>
+        <w:rFonts w:ascii="Symbol" w:hAnsi="Symbol" w:hint="default"/>
       </w:rPr>
     </w:lvl>
     <w:lvl w:ilvl="4" w:tplc="04160003" w:tentative="1">
@@ -3276,7 +3081,7 @@
         <w:ind w:left="3600" w:hanging="360"/>
       </w:pPr>
       <w:rPr>
-        <w:rFonts w:hint="default" w:ascii="Courier New" w:hAnsi="Courier New" w:cs="Courier New"/>
+        <w:rFonts w:ascii="Courier New" w:hAnsi="Courier New" w:cs="Courier New" w:hint="default"/>
       </w:rPr>
     </w:lvl>
     <w:lvl w:ilvl="5" w:tplc="04160005" w:tentative="1">
@@ -3288,7 +3093,7 @@
         <w:ind w:left="4320" w:hanging="360"/>
       </w:pPr>
       <w:rPr>
-        <w:rFonts w:hint="default" w:ascii="Wingdings" w:hAnsi="Wingdings"/>
+        <w:rFonts w:ascii="Wingdings" w:hAnsi="Wingdings" w:hint="default"/>
       </w:rPr>
     </w:lvl>
     <w:lvl w:ilvl="6" w:tplc="04160001" w:tentative="1">
@@ -3300,7 +3105,7 @@
         <w:ind w:left="5040" w:hanging="360"/>
       </w:pPr>
       <w:rPr>
-        <w:rFonts w:hint="default" w:ascii="Symbol" w:hAnsi="Symbol"/>
+        <w:rFonts w:ascii="Symbol" w:hAnsi="Symbol" w:hint="default"/>
       </w:rPr>
     </w:lvl>
     <w:lvl w:ilvl="7" w:tplc="04160003" w:tentative="1">
@@ -3312,7 +3117,7 @@
         <w:ind w:left="5760" w:hanging="360"/>
       </w:pPr>
       <w:rPr>
-        <w:rFonts w:hint="default" w:ascii="Courier New" w:hAnsi="Courier New" w:cs="Courier New"/>
+        <w:rFonts w:ascii="Courier New" w:hAnsi="Courier New" w:cs="Courier New" w:hint="default"/>
       </w:rPr>
     </w:lvl>
     <w:lvl w:ilvl="8" w:tplc="04160005" w:tentative="1">
@@ -3324,11 +3129,11 @@
         <w:ind w:left="6480" w:hanging="360"/>
       </w:pPr>
       <w:rPr>
-        <w:rFonts w:hint="default" w:ascii="Wingdings" w:hAnsi="Wingdings"/>
+        <w:rFonts w:ascii="Wingdings" w:hAnsi="Wingdings" w:hint="default"/>
       </w:rPr>
     </w:lvl>
   </w:abstractNum>
-  <w:abstractNum w:abstractNumId="4" w15:restartNumberingAfterBreak="0">
+  <w:abstractNum w:abstractNumId="5" w15:restartNumberingAfterBreak="0">
     <w:nsid w:val="50FB06B2"/>
     <w:multiLevelType w:val="multilevel"/>
     <w:tmpl w:val="1592073E"/>
@@ -3344,7 +3149,7 @@
         <w:ind w:left="720" w:hanging="360"/>
       </w:pPr>
       <w:rPr>
-        <w:rFonts w:hint="default" w:ascii="Symbol" w:hAnsi="Symbol"/>
+        <w:rFonts w:ascii="Symbol" w:hAnsi="Symbol" w:hint="default"/>
         <w:sz w:val="20"/>
       </w:rPr>
     </w:lvl>
@@ -3360,7 +3165,7 @@
         <w:ind w:left="1440" w:hanging="360"/>
       </w:pPr>
       <w:rPr>
-        <w:rFonts w:hint="default" w:ascii="Symbol" w:hAnsi="Symbol"/>
+        <w:rFonts w:ascii="Symbol" w:hAnsi="Symbol" w:hint="default"/>
         <w:sz w:val="20"/>
       </w:rPr>
     </w:lvl>
@@ -3376,7 +3181,7 @@
         <w:ind w:left="2160" w:hanging="360"/>
       </w:pPr>
       <w:rPr>
-        <w:rFonts w:hint="default" w:ascii="Symbol" w:hAnsi="Symbol"/>
+        <w:rFonts w:ascii="Symbol" w:hAnsi="Symbol" w:hint="default"/>
         <w:sz w:val="20"/>
       </w:rPr>
     </w:lvl>
@@ -3392,7 +3197,7 @@
         <w:ind w:left="2880" w:hanging="360"/>
       </w:pPr>
       <w:rPr>
-        <w:rFonts w:hint="default" w:ascii="Symbol" w:hAnsi="Symbol"/>
+        <w:rFonts w:ascii="Symbol" w:hAnsi="Symbol" w:hint="default"/>
         <w:sz w:val="20"/>
       </w:rPr>
     </w:lvl>
@@ -3408,7 +3213,7 @@
         <w:ind w:left="3600" w:hanging="360"/>
       </w:pPr>
       <w:rPr>
-        <w:rFonts w:hint="default" w:ascii="Symbol" w:hAnsi="Symbol"/>
+        <w:rFonts w:ascii="Symbol" w:hAnsi="Symbol" w:hint="default"/>
         <w:sz w:val="20"/>
       </w:rPr>
     </w:lvl>
@@ -3424,7 +3229,7 @@
         <w:ind w:left="4320" w:hanging="360"/>
       </w:pPr>
       <w:rPr>
-        <w:rFonts w:hint="default" w:ascii="Symbol" w:hAnsi="Symbol"/>
+        <w:rFonts w:ascii="Symbol" w:hAnsi="Symbol" w:hint="default"/>
         <w:sz w:val="20"/>
       </w:rPr>
     </w:lvl>
@@ -3440,7 +3245,7 @@
         <w:ind w:left="5040" w:hanging="360"/>
       </w:pPr>
       <w:rPr>
-        <w:rFonts w:hint="default" w:ascii="Symbol" w:hAnsi="Symbol"/>
+        <w:rFonts w:ascii="Symbol" w:hAnsi="Symbol" w:hint="default"/>
         <w:sz w:val="20"/>
       </w:rPr>
     </w:lvl>
@@ -3456,7 +3261,7 @@
         <w:ind w:left="5760" w:hanging="360"/>
       </w:pPr>
       <w:rPr>
-        <w:rFonts w:hint="default" w:ascii="Symbol" w:hAnsi="Symbol"/>
+        <w:rFonts w:ascii="Symbol" w:hAnsi="Symbol" w:hint="default"/>
         <w:sz w:val="20"/>
       </w:rPr>
     </w:lvl>
@@ -3472,12 +3277,12 @@
         <w:ind w:left="6480" w:hanging="360"/>
       </w:pPr>
       <w:rPr>
-        <w:rFonts w:hint="default" w:ascii="Symbol" w:hAnsi="Symbol"/>
+        <w:rFonts w:ascii="Symbol" w:hAnsi="Symbol" w:hint="default"/>
         <w:sz w:val="20"/>
       </w:rPr>
     </w:lvl>
   </w:abstractNum>
-  <w:abstractNum w:abstractNumId="5" w15:restartNumberingAfterBreak="0">
+  <w:abstractNum w:abstractNumId="6" w15:restartNumberingAfterBreak="0">
     <w:nsid w:val="6B224B12"/>
     <w:multiLevelType w:val="hybridMultilevel"/>
     <w:tmpl w:val="557ABEBE"/>
@@ -3490,7 +3295,7 @@
         <w:ind w:left="720" w:hanging="360"/>
       </w:pPr>
       <w:rPr>
-        <w:rFonts w:hint="default" w:ascii="Symbol" w:hAnsi="Symbol"/>
+        <w:rFonts w:ascii="Symbol" w:hAnsi="Symbol" w:hint="default"/>
       </w:rPr>
     </w:lvl>
     <w:lvl w:ilvl="1" w:tplc="04160003" w:tentative="1">
@@ -3502,7 +3307,7 @@
         <w:ind w:left="1440" w:hanging="360"/>
       </w:pPr>
       <w:rPr>
-        <w:rFonts w:hint="default" w:ascii="Courier New" w:hAnsi="Courier New" w:cs="Courier New"/>
+        <w:rFonts w:ascii="Courier New" w:hAnsi="Courier New" w:cs="Courier New" w:hint="default"/>
       </w:rPr>
     </w:lvl>
     <w:lvl w:ilvl="2" w:tplc="04160005" w:tentative="1">
@@ -3514,7 +3319,7 @@
         <w:ind w:left="2160" w:hanging="360"/>
       </w:pPr>
       <w:rPr>
-        <w:rFonts w:hint="default" w:ascii="Wingdings" w:hAnsi="Wingdings"/>
+        <w:rFonts w:ascii="Wingdings" w:hAnsi="Wingdings" w:hint="default"/>
       </w:rPr>
     </w:lvl>
     <w:lvl w:ilvl="3" w:tplc="04160001" w:tentative="1">
@@ -3526,7 +3331,7 @@
         <w:ind w:left="2880" w:hanging="360"/>
       </w:pPr>
       <w:rPr>
-        <w:rFonts w:hint="default" w:ascii="Symbol" w:hAnsi="Symbol"/>
+        <w:rFonts w:ascii="Symbol" w:hAnsi="Symbol" w:hint="default"/>
       </w:rPr>
     </w:lvl>
     <w:lvl w:ilvl="4" w:tplc="04160003" w:tentative="1">
@@ -3538,7 +3343,7 @@
         <w:ind w:left="3600" w:hanging="360"/>
       </w:pPr>
       <w:rPr>
-        <w:rFonts w:hint="default" w:ascii="Courier New" w:hAnsi="Courier New" w:cs="Courier New"/>
+        <w:rFonts w:ascii="Courier New" w:hAnsi="Courier New" w:cs="Courier New" w:hint="default"/>
       </w:rPr>
     </w:lvl>
     <w:lvl w:ilvl="5" w:tplc="04160005" w:tentative="1">
@@ -3550,7 +3355,7 @@
         <w:ind w:left="4320" w:hanging="360"/>
       </w:pPr>
       <w:rPr>
-        <w:rFonts w:hint="default" w:ascii="Wingdings" w:hAnsi="Wingdings"/>
+        <w:rFonts w:ascii="Wingdings" w:hAnsi="Wingdings" w:hint="default"/>
       </w:rPr>
     </w:lvl>
     <w:lvl w:ilvl="6" w:tplc="04160001" w:tentative="1">
@@ -3562,7 +3367,7 @@
         <w:ind w:left="5040" w:hanging="360"/>
       </w:pPr>
       <w:rPr>
-        <w:rFonts w:hint="default" w:ascii="Symbol" w:hAnsi="Symbol"/>
+        <w:rFonts w:ascii="Symbol" w:hAnsi="Symbol" w:hint="default"/>
       </w:rPr>
     </w:lvl>
     <w:lvl w:ilvl="7" w:tplc="04160003" w:tentative="1">
@@ -3574,7 +3379,7 @@
         <w:ind w:left="5760" w:hanging="360"/>
       </w:pPr>
       <w:rPr>
-        <w:rFonts w:hint="default" w:ascii="Courier New" w:hAnsi="Courier New" w:cs="Courier New"/>
+        <w:rFonts w:ascii="Courier New" w:hAnsi="Courier New" w:cs="Courier New" w:hint="default"/>
       </w:rPr>
     </w:lvl>
     <w:lvl w:ilvl="8" w:tplc="04160005" w:tentative="1">
@@ -3586,30 +3391,30 @@
         <w:ind w:left="6480" w:hanging="360"/>
       </w:pPr>
       <w:rPr>
-        <w:rFonts w:hint="default" w:ascii="Wingdings" w:hAnsi="Wingdings"/>
+        <w:rFonts w:ascii="Wingdings" w:hAnsi="Wingdings" w:hint="default"/>
       </w:rPr>
     </w:lvl>
   </w:abstractNum>
-  <w:num w:numId="7">
+  <w:num w:numId="1" w16cid:durableId="133641905">
+    <w:abstractNumId w:val="1"/>
+  </w:num>
+  <w:num w:numId="2" w16cid:durableId="758870925">
+    <w:abstractNumId w:val="4"/>
+  </w:num>
+  <w:num w:numId="3" w16cid:durableId="190146901">
+    <w:abstractNumId w:val="3"/>
+  </w:num>
+  <w:num w:numId="4" w16cid:durableId="588121197">
     <w:abstractNumId w:val="6"/>
   </w:num>
-  <w:num w:numId="1" w16cid:durableId="758870925">
-    <w:abstractNumId w:val="3"/>
-  </w:num>
-  <w:num w:numId="2" w16cid:durableId="190146901">
+  <w:num w:numId="5" w16cid:durableId="2117217003">
     <w:abstractNumId w:val="2"/>
   </w:num>
-  <w:num w:numId="3" w16cid:durableId="588121197">
-    <w:abstractNumId w:val="5"/>
-  </w:num>
-  <w:num w:numId="4" w16cid:durableId="2117217003">
-    <w:abstractNumId w:val="1"/>
-  </w:num>
-  <w:num w:numId="5" w16cid:durableId="967707124">
+  <w:num w:numId="6" w16cid:durableId="967707124">
     <w:abstractNumId w:val="0"/>
   </w:num>
-  <w:num w:numId="6" w16cid:durableId="139156002">
-    <w:abstractNumId w:val="4"/>
+  <w:num w:numId="7" w16cid:durableId="139156002">
+    <w:abstractNumId w:val="5"/>
   </w:num>
 </w:numbering>
 </file>
@@ -3619,7 +3424,7 @@
   <w:docDefaults>
     <w:rPrDefault>
       <w:rPr>
-        <w:rFonts w:asciiTheme="minorHAnsi" w:hAnsiTheme="minorHAnsi" w:eastAsiaTheme="minorHAnsi" w:cstheme="minorBidi"/>
+        <w:rFonts w:asciiTheme="minorHAnsi" w:eastAsiaTheme="minorHAnsi" w:hAnsiTheme="minorHAnsi" w:cstheme="minorBidi"/>
         <w:kern w:val="2"/>
         <w:sz w:val="24"/>
         <w:szCs w:val="24"/>
@@ -3636,14 +3441,14 @@
   <w:latentStyles w:defLockedState="0" w:defUIPriority="99" w:defSemiHidden="0" w:defUnhideWhenUsed="0" w:defQFormat="0" w:count="376">
     <w:lsdException w:name="Normal" w:uiPriority="0" w:qFormat="1"/>
     <w:lsdException w:name="heading 1" w:uiPriority="9" w:qFormat="1"/>
-    <w:lsdException w:name="heading 2" w:uiPriority="9" w:semiHidden="1" w:unhideWhenUsed="1" w:qFormat="1"/>
-    <w:lsdException w:name="heading 3" w:uiPriority="9" w:semiHidden="1" w:unhideWhenUsed="1" w:qFormat="1"/>
-    <w:lsdException w:name="heading 4" w:uiPriority="9" w:semiHidden="1" w:unhideWhenUsed="1" w:qFormat="1"/>
-    <w:lsdException w:name="heading 5" w:uiPriority="9" w:semiHidden="1" w:unhideWhenUsed="1" w:qFormat="1"/>
-    <w:lsdException w:name="heading 6" w:uiPriority="9" w:semiHidden="1" w:unhideWhenUsed="1" w:qFormat="1"/>
-    <w:lsdException w:name="heading 7" w:uiPriority="9" w:semiHidden="1" w:unhideWhenUsed="1" w:qFormat="1"/>
-    <w:lsdException w:name="heading 8" w:uiPriority="9" w:semiHidden="1" w:unhideWhenUsed="1" w:qFormat="1"/>
-    <w:lsdException w:name="heading 9" w:uiPriority="9" w:semiHidden="1" w:unhideWhenUsed="1" w:qFormat="1"/>
+    <w:lsdException w:name="heading 2" w:semiHidden="1" w:uiPriority="9" w:unhideWhenUsed="1" w:qFormat="1"/>
+    <w:lsdException w:name="heading 3" w:semiHidden="1" w:uiPriority="9" w:unhideWhenUsed="1" w:qFormat="1"/>
+    <w:lsdException w:name="heading 4" w:semiHidden="1" w:uiPriority="9" w:unhideWhenUsed="1" w:qFormat="1"/>
+    <w:lsdException w:name="heading 5" w:semiHidden="1" w:uiPriority="9" w:unhideWhenUsed="1" w:qFormat="1"/>
+    <w:lsdException w:name="heading 6" w:semiHidden="1" w:uiPriority="9" w:unhideWhenUsed="1" w:qFormat="1"/>
+    <w:lsdException w:name="heading 7" w:semiHidden="1" w:uiPriority="9" w:unhideWhenUsed="1" w:qFormat="1"/>
+    <w:lsdException w:name="heading 8" w:semiHidden="1" w:uiPriority="9" w:unhideWhenUsed="1" w:qFormat="1"/>
+    <w:lsdException w:name="heading 9" w:semiHidden="1" w:uiPriority="9" w:unhideWhenUsed="1" w:qFormat="1"/>
     <w:lsdException w:name="index 1" w:semiHidden="1" w:unhideWhenUsed="1"/>
     <w:lsdException w:name="index 2" w:semiHidden="1" w:unhideWhenUsed="1"/>
     <w:lsdException w:name="index 3" w:semiHidden="1" w:unhideWhenUsed="1"/>
@@ -3653,22 +3458,22 @@
     <w:lsdException w:name="index 7" w:semiHidden="1" w:unhideWhenUsed="1"/>
     <w:lsdException w:name="index 8" w:semiHidden="1" w:unhideWhenUsed="1"/>
     <w:lsdException w:name="index 9" w:semiHidden="1" w:unhideWhenUsed="1"/>
-    <w:lsdException w:name="toc 1" w:uiPriority="39" w:semiHidden="1" w:unhideWhenUsed="1"/>
-    <w:lsdException w:name="toc 2" w:uiPriority="39" w:semiHidden="1" w:unhideWhenUsed="1"/>
-    <w:lsdException w:name="toc 3" w:uiPriority="39" w:semiHidden="1" w:unhideWhenUsed="1"/>
-    <w:lsdException w:name="toc 4" w:uiPriority="39" w:semiHidden="1" w:unhideWhenUsed="1"/>
-    <w:lsdException w:name="toc 5" w:uiPriority="39" w:semiHidden="1" w:unhideWhenUsed="1"/>
-    <w:lsdException w:name="toc 6" w:uiPriority="39" w:semiHidden="1" w:unhideWhenUsed="1"/>
-    <w:lsdException w:name="toc 7" w:uiPriority="39" w:semiHidden="1" w:unhideWhenUsed="1"/>
-    <w:lsdException w:name="toc 8" w:uiPriority="39" w:semiHidden="1" w:unhideWhenUsed="1"/>
-    <w:lsdException w:name="toc 9" w:uiPriority="39" w:semiHidden="1" w:unhideWhenUsed="1"/>
+    <w:lsdException w:name="toc 1" w:semiHidden="1" w:uiPriority="39" w:unhideWhenUsed="1"/>
+    <w:lsdException w:name="toc 2" w:semiHidden="1" w:uiPriority="39" w:unhideWhenUsed="1"/>
+    <w:lsdException w:name="toc 3" w:semiHidden="1" w:uiPriority="39" w:unhideWhenUsed="1"/>
+    <w:lsdException w:name="toc 4" w:semiHidden="1" w:uiPriority="39" w:unhideWhenUsed="1"/>
+    <w:lsdException w:name="toc 5" w:semiHidden="1" w:uiPriority="39" w:unhideWhenUsed="1"/>
+    <w:lsdException w:name="toc 6" w:semiHidden="1" w:uiPriority="39" w:unhideWhenUsed="1"/>
+    <w:lsdException w:name="toc 7" w:semiHidden="1" w:uiPriority="39" w:unhideWhenUsed="1"/>
+    <w:lsdException w:name="toc 8" w:semiHidden="1" w:uiPriority="39" w:unhideWhenUsed="1"/>
+    <w:lsdException w:name="toc 9" w:semiHidden="1" w:uiPriority="39" w:unhideWhenUsed="1"/>
     <w:lsdException w:name="Normal Indent" w:semiHidden="1" w:unhideWhenUsed="1"/>
     <w:lsdException w:name="footnote text" w:semiHidden="1" w:unhideWhenUsed="1"/>
     <w:lsdException w:name="annotation text" w:semiHidden="1" w:unhideWhenUsed="1"/>
     <w:lsdException w:name="header" w:semiHidden="1" w:unhideWhenUsed="1"/>
     <w:lsdException w:name="footer" w:semiHidden="1" w:unhideWhenUsed="1"/>
     <w:lsdException w:name="index heading" w:semiHidden="1" w:unhideWhenUsed="1"/>
-    <w:lsdException w:name="caption" w:uiPriority="35" w:semiHidden="1" w:unhideWhenUsed="1" w:qFormat="1"/>
+    <w:lsdException w:name="caption" w:semiHidden="1" w:uiPriority="35" w:unhideWhenUsed="1" w:qFormat="1"/>
     <w:lsdException w:name="table of figures" w:semiHidden="1" w:unhideWhenUsed="1"/>
     <w:lsdException w:name="envelope address" w:semiHidden="1" w:unhideWhenUsed="1"/>
     <w:lsdException w:name="envelope return" w:semiHidden="1" w:unhideWhenUsed="1"/>
@@ -3699,7 +3504,7 @@
     <w:lsdException w:name="Title" w:uiPriority="10" w:qFormat="1"/>
     <w:lsdException w:name="Closing" w:semiHidden="1" w:unhideWhenUsed="1"/>
     <w:lsdException w:name="Signature" w:semiHidden="1" w:unhideWhenUsed="1"/>
-    <w:lsdException w:name="Default Paragraph Font" w:uiPriority="1" w:semiHidden="1" w:unhideWhenUsed="1"/>
+    <w:lsdException w:name="Default Paragraph Font" w:semiHidden="1" w:uiPriority="1" w:unhideWhenUsed="1"/>
     <w:lsdException w:name="Body Text" w:semiHidden="1" w:unhideWhenUsed="1"/>
     <w:lsdException w:name="Body Text Indent" w:semiHidden="1" w:unhideWhenUsed="1"/>
     <w:lsdException w:name="List Continue" w:semiHidden="1" w:unhideWhenUsed="1"/>
@@ -3899,8 +3704,8 @@
     <w:lsdException w:name="Subtle Reference" w:uiPriority="31" w:qFormat="1"/>
     <w:lsdException w:name="Intense Reference" w:uiPriority="32" w:qFormat="1"/>
     <w:lsdException w:name="Book Title" w:uiPriority="33" w:qFormat="1"/>
-    <w:lsdException w:name="Bibliography" w:uiPriority="37" w:semiHidden="1" w:unhideWhenUsed="1"/>
-    <w:lsdException w:name="TOC Heading" w:uiPriority="39" w:semiHidden="1" w:unhideWhenUsed="1" w:qFormat="1"/>
+    <w:lsdException w:name="Bibliography" w:semiHidden="1" w:uiPriority="37" w:unhideWhenUsed="1"/>
+    <w:lsdException w:name="TOC Heading" w:semiHidden="1" w:uiPriority="39" w:unhideWhenUsed="1" w:qFormat="1"/>
     <w:lsdException w:name="Plain Table 1" w:uiPriority="41"/>
     <w:lsdException w:name="Plain Table 2" w:uiPriority="42"/>
     <w:lsdException w:name="Plain Table 3" w:uiPriority="43"/>
@@ -4011,7 +3816,7 @@
     <w:lsdException w:name="Unresolved Mention" w:semiHidden="1" w:unhideWhenUsed="1"/>
     <w:lsdException w:name="Smart Link" w:semiHidden="1" w:unhideWhenUsed="1"/>
   </w:latentStyles>
-  <w:style w:type="paragraph" w:styleId="Normal" w:default="1">
+  <w:style w:type="paragraph" w:default="1" w:styleId="Normal">
     <w:name w:val="Normal"/>
     <w:qFormat/>
   </w:style>
@@ -4030,7 +3835,7 @@
       <w:outlineLvl w:val="0"/>
     </w:pPr>
     <w:rPr>
-      <w:rFonts w:asciiTheme="majorHAnsi" w:hAnsiTheme="majorHAnsi" w:eastAsiaTheme="majorEastAsia" w:cstheme="majorBidi"/>
+      <w:rFonts w:asciiTheme="majorHAnsi" w:eastAsiaTheme="majorEastAsia" w:hAnsiTheme="majorHAnsi" w:cstheme="majorBidi"/>
       <w:color w:val="0F4761" w:themeColor="accent1" w:themeShade="BF"/>
       <w:sz w:val="40"/>
       <w:szCs w:val="40"/>
@@ -4053,7 +3858,7 @@
       <w:outlineLvl w:val="1"/>
     </w:pPr>
     <w:rPr>
-      <w:rFonts w:asciiTheme="majorHAnsi" w:hAnsiTheme="majorHAnsi" w:eastAsiaTheme="majorEastAsia" w:cstheme="majorBidi"/>
+      <w:rFonts w:asciiTheme="majorHAnsi" w:eastAsiaTheme="majorEastAsia" w:hAnsiTheme="majorHAnsi" w:cstheme="majorBidi"/>
       <w:color w:val="0F4761" w:themeColor="accent1" w:themeShade="BF"/>
       <w:sz w:val="32"/>
       <w:szCs w:val="32"/>
@@ -4214,12 +4019,13 @@
       <w:color w:val="272727" w:themeColor="text1" w:themeTint="D8"/>
     </w:rPr>
   </w:style>
-  <w:style w:type="character" w:styleId="Fontepargpadro" w:default="1">
+  <w:style w:type="character" w:default="1" w:styleId="Fontepargpadro">
     <w:name w:val="Default Paragraph Font"/>
     <w:uiPriority w:val="1"/>
+    <w:semiHidden/>
     <w:unhideWhenUsed/>
   </w:style>
-  <w:style w:type="table" w:styleId="Tabelanormal" w:default="1">
+  <w:style w:type="table" w:default="1" w:styleId="Tabelanormal">
     <w:name w:val="Normal Table"/>
     <w:uiPriority w:val="99"/>
     <w:semiHidden/>
@@ -4234,26 +4040,26 @@
       </w:tblCellMar>
     </w:tblPr>
   </w:style>
-  <w:style w:type="numbering" w:styleId="Semlista" w:default="1">
+  <w:style w:type="numbering" w:default="1" w:styleId="Semlista">
     <w:name w:val="No List"/>
     <w:uiPriority w:val="99"/>
     <w:semiHidden/>
     <w:unhideWhenUsed/>
   </w:style>
-  <w:style w:type="character" w:styleId="Ttulo1Char" w:customStyle="1">
+  <w:style w:type="character" w:customStyle="1" w:styleId="Ttulo1Char">
     <w:name w:val="Título 1 Char"/>
     <w:basedOn w:val="Fontepargpadro"/>
     <w:link w:val="Ttulo1"/>
     <w:uiPriority w:val="9"/>
     <w:rsid w:val="007C419B"/>
     <w:rPr>
-      <w:rFonts w:asciiTheme="majorHAnsi" w:hAnsiTheme="majorHAnsi" w:eastAsiaTheme="majorEastAsia" w:cstheme="majorBidi"/>
+      <w:rFonts w:asciiTheme="majorHAnsi" w:eastAsiaTheme="majorEastAsia" w:hAnsiTheme="majorHAnsi" w:cstheme="majorBidi"/>
       <w:color w:val="0F4761" w:themeColor="accent1" w:themeShade="BF"/>
       <w:sz w:val="40"/>
       <w:szCs w:val="40"/>
     </w:rPr>
   </w:style>
-  <w:style w:type="character" w:styleId="Ttulo2Char" w:customStyle="1">
+  <w:style w:type="character" w:customStyle="1" w:styleId="Ttulo2Char">
     <w:name w:val="Título 2 Char"/>
     <w:basedOn w:val="Fontepargpadro"/>
     <w:link w:val="Ttulo2"/>
@@ -4261,13 +4067,13 @@
     <w:semiHidden/>
     <w:rsid w:val="007C419B"/>
     <w:rPr>
-      <w:rFonts w:asciiTheme="majorHAnsi" w:hAnsiTheme="majorHAnsi" w:eastAsiaTheme="majorEastAsia" w:cstheme="majorBidi"/>
+      <w:rFonts w:asciiTheme="majorHAnsi" w:eastAsiaTheme="majorEastAsia" w:hAnsiTheme="majorHAnsi" w:cstheme="majorBidi"/>
       <w:color w:val="0F4761" w:themeColor="accent1" w:themeShade="BF"/>
       <w:sz w:val="32"/>
       <w:szCs w:val="32"/>
     </w:rPr>
   </w:style>
-  <w:style w:type="character" w:styleId="Ttulo3Char" w:customStyle="1">
+  <w:style w:type="character" w:customStyle="1" w:styleId="Ttulo3Char">
     <w:name w:val="Título 3 Char"/>
     <w:basedOn w:val="Fontepargpadro"/>
     <w:link w:val="Ttulo3"/>
@@ -4281,7 +4087,7 @@
       <w:szCs w:val="28"/>
     </w:rPr>
   </w:style>
-  <w:style w:type="character" w:styleId="Ttulo4Char" w:customStyle="1">
+  <w:style w:type="character" w:customStyle="1" w:styleId="Ttulo4Char">
     <w:name w:val="Título 4 Char"/>
     <w:basedOn w:val="Fontepargpadro"/>
     <w:link w:val="Ttulo4"/>
@@ -4295,7 +4101,7 @@
       <w:color w:val="0F4761" w:themeColor="accent1" w:themeShade="BF"/>
     </w:rPr>
   </w:style>
-  <w:style w:type="character" w:styleId="Ttulo5Char" w:customStyle="1">
+  <w:style w:type="character" w:customStyle="1" w:styleId="Ttulo5Char">
     <w:name w:val="Título 5 Char"/>
     <w:basedOn w:val="Fontepargpadro"/>
     <w:link w:val="Ttulo5"/>
@@ -4307,7 +4113,7 @@
       <w:color w:val="0F4761" w:themeColor="accent1" w:themeShade="BF"/>
     </w:rPr>
   </w:style>
-  <w:style w:type="character" w:styleId="Ttulo6Char" w:customStyle="1">
+  <w:style w:type="character" w:customStyle="1" w:styleId="Ttulo6Char">
     <w:name w:val="Título 6 Char"/>
     <w:basedOn w:val="Fontepargpadro"/>
     <w:link w:val="Ttulo6"/>
@@ -4321,7 +4127,7 @@
       <w:color w:val="595959" w:themeColor="text1" w:themeTint="A6"/>
     </w:rPr>
   </w:style>
-  <w:style w:type="character" w:styleId="Ttulo7Char" w:customStyle="1">
+  <w:style w:type="character" w:customStyle="1" w:styleId="Ttulo7Char">
     <w:name w:val="Título 7 Char"/>
     <w:basedOn w:val="Fontepargpadro"/>
     <w:link w:val="Ttulo7"/>
@@ -4333,7 +4139,7 @@
       <w:color w:val="595959" w:themeColor="text1" w:themeTint="A6"/>
     </w:rPr>
   </w:style>
-  <w:style w:type="character" w:styleId="Ttulo8Char" w:customStyle="1">
+  <w:style w:type="character" w:customStyle="1" w:styleId="Ttulo8Char">
     <w:name w:val="Título 8 Char"/>
     <w:basedOn w:val="Fontepargpadro"/>
     <w:link w:val="Ttulo8"/>
@@ -4347,7 +4153,7 @@
       <w:color w:val="272727" w:themeColor="text1" w:themeTint="D8"/>
     </w:rPr>
   </w:style>
-  <w:style w:type="character" w:styleId="Ttulo9Char" w:customStyle="1">
+  <w:style w:type="character" w:customStyle="1" w:styleId="Ttulo9Char">
     <w:name w:val="Título 9 Char"/>
     <w:basedOn w:val="Fontepargpadro"/>
     <w:link w:val="Ttulo9"/>
@@ -4372,21 +4178,21 @@
       <w:contextualSpacing/>
     </w:pPr>
     <w:rPr>
-      <w:rFonts w:asciiTheme="majorHAnsi" w:hAnsiTheme="majorHAnsi" w:eastAsiaTheme="majorEastAsia" w:cstheme="majorBidi"/>
+      <w:rFonts w:asciiTheme="majorHAnsi" w:eastAsiaTheme="majorEastAsia" w:hAnsiTheme="majorHAnsi" w:cstheme="majorBidi"/>
       <w:spacing w:val="-10"/>
       <w:kern w:val="28"/>
       <w:sz w:val="56"/>
       <w:szCs w:val="56"/>
     </w:rPr>
   </w:style>
-  <w:style w:type="character" w:styleId="TtuloChar" w:customStyle="1">
+  <w:style w:type="character" w:customStyle="1" w:styleId="TtuloChar">
     <w:name w:val="Título Char"/>
     <w:basedOn w:val="Fontepargpadro"/>
     <w:link w:val="Ttulo"/>
     <w:uiPriority w:val="10"/>
     <w:rsid w:val="007C419B"/>
     <w:rPr>
-      <w:rFonts w:asciiTheme="majorHAnsi" w:hAnsiTheme="majorHAnsi" w:eastAsiaTheme="majorEastAsia" w:cstheme="majorBidi"/>
+      <w:rFonts w:asciiTheme="majorHAnsi" w:eastAsiaTheme="majorEastAsia" w:hAnsiTheme="majorHAnsi" w:cstheme="majorBidi"/>
       <w:spacing w:val="-10"/>
       <w:kern w:val="28"/>
       <w:sz w:val="56"/>
@@ -4414,7 +4220,7 @@
       <w:szCs w:val="28"/>
     </w:rPr>
   </w:style>
-  <w:style w:type="character" w:styleId="SubttuloChar" w:customStyle="1">
+  <w:style w:type="character" w:customStyle="1" w:styleId="SubttuloChar">
     <w:name w:val="Subtítulo Char"/>
     <w:basedOn w:val="Fontepargpadro"/>
     <w:link w:val="Subttulo"/>
@@ -4446,7 +4252,7 @@
       <w:color w:val="404040" w:themeColor="text1" w:themeTint="BF"/>
     </w:rPr>
   </w:style>
-  <w:style w:type="character" w:styleId="CitaoChar" w:customStyle="1">
+  <w:style w:type="character" w:customStyle="1" w:styleId="CitaoChar">
     <w:name w:val="Citação Char"/>
     <w:basedOn w:val="Fontepargpadro"/>
     <w:link w:val="Citao"/>
@@ -4491,8 +4297,8 @@
     <w:rsid w:val="007C419B"/>
     <w:pPr>
       <w:pBdr>
-        <w:top w:val="single" w:color="0F4761" w:themeColor="accent1" w:themeShade="BF" w:sz="4" w:space="10"/>
-        <w:bottom w:val="single" w:color="0F4761" w:themeColor="accent1" w:themeShade="BF" w:sz="4" w:space="10"/>
+        <w:top w:val="single" w:sz="4" w:space="10" w:color="0F4761" w:themeColor="accent1" w:themeShade="BF"/>
+        <w:bottom w:val="single" w:sz="4" w:space="10" w:color="0F4761" w:themeColor="accent1" w:themeShade="BF"/>
       </w:pBdr>
       <w:spacing w:before="360" w:after="360"/>
       <w:ind w:left="864" w:right="864"/>
@@ -4504,7 +4310,7 @@
       <w:color w:val="0F4761" w:themeColor="accent1" w:themeShade="BF"/>
     </w:rPr>
   </w:style>
-  <w:style w:type="character" w:styleId="CitaoIntensaChar" w:customStyle="1">
+  <w:style w:type="character" w:customStyle="1" w:styleId="CitaoIntensaChar">
     <w:name w:val="Citação Intensa Char"/>
     <w:basedOn w:val="Fontepargpadro"/>
     <w:link w:val="CitaoIntensa"/>
@@ -4555,7 +4361,7 @@
 </file>
 
 <file path=word/theme/theme1.xml><?xml version="1.0" encoding="utf-8"?>
-<a:theme xmlns:a="http://schemas.openxmlformats.org/drawingml/2006/main" xmlns:thm15="http://schemas.microsoft.com/office/thememl/2012/main" name="Tema do Office">
+<a:theme xmlns:a="http://schemas.openxmlformats.org/drawingml/2006/main" name="Tema do Office">
   <a:themeElements>
     <a:clrScheme name="Office">
       <a:dk1>

--- a/UC16/Corpo_Ativo/Regro_Negocios _Entidades.docx
+++ b/UC16/Corpo_Ativo/Regro_Negocios _Entidades.docx
@@ -23,10 +23,12 @@
       <w:pPr>
         <w:pStyle w:val="NormalWeb"/>
         <w:rPr>
-          <w:rFonts w:ascii="Consolas" w:eastAsia="Times New Roman" w:hAnsi="Consolas" w:cs="Arial"/>
-          <w:sz w:val="22"/>
-          <w:szCs w:val="22"/>
-          <w:lang w:eastAsia="pt-BR"/>
+          <w:rFonts w:eastAsia="Times New Roman"/>
+          <w:kern w:val="0"/>
+          <w:sz w:val="22"/>
+          <w:szCs w:val="22"/>
+          <w:lang w:eastAsia="pt-BR"/>
+          <w14:ligatures w14:val="none"/>
         </w:rPr>
       </w:pPr>
       <w:r>
@@ -50,244 +52,1624 @@
           <w:lang w:eastAsia="pt-BR"/>
           <w14:ligatures w14:val="none"/>
         </w:rPr>
-        <w:t>O "Corpo Ativo" é uma academia de bairro</w:t>
-      </w:r>
-      <w:r>
-        <w:rPr>
-          <w:rFonts w:eastAsia="Times New Roman"/>
-          <w:kern w:val="0"/>
-          <w:sz w:val="22"/>
-          <w:szCs w:val="22"/>
-          <w:lang w:eastAsia="pt-BR"/>
-          <w14:ligatures w14:val="none"/>
-        </w:rPr>
-        <w:t>.</w:t>
-      </w:r>
-    </w:p>
-    <w:p>
-      <w:pPr>
-        <w:pStyle w:val="NormalWeb"/>
-        <w:ind w:firstLine="708"/>
-        <w:rPr>
-          <w:rFonts w:ascii="Consolas" w:eastAsia="Times New Roman" w:hAnsi="Consolas" w:cs="Arial"/>
-          <w:sz w:val="22"/>
-          <w:szCs w:val="22"/>
-          <w:lang w:eastAsia="pt-BR"/>
-        </w:rPr>
-      </w:pPr>
-      <w:r>
-        <w:rPr>
-          <w:rFonts w:eastAsia="Times New Roman"/>
-          <w:sz w:val="22"/>
-          <w:szCs w:val="22"/>
-          <w:lang w:eastAsia="pt-BR"/>
-        </w:rPr>
-        <w:t xml:space="preserve">O horário de funcionamento é das 6 </w:t>
-      </w:r>
-      <w:proofErr w:type="gramStart"/>
-      <w:r>
-        <w:rPr>
-          <w:rFonts w:eastAsia="Times New Roman"/>
-          <w:sz w:val="22"/>
-          <w:szCs w:val="22"/>
-          <w:lang w:eastAsia="pt-BR"/>
-        </w:rPr>
-        <w:t>ás</w:t>
-      </w:r>
-      <w:proofErr w:type="gramEnd"/>
-      <w:r>
-        <w:rPr>
-          <w:rFonts w:eastAsia="Times New Roman"/>
-          <w:sz w:val="22"/>
-          <w:szCs w:val="22"/>
-          <w:lang w:eastAsia="pt-BR"/>
-        </w:rPr>
-        <w:t xml:space="preserve"> 22h segunda à sábado e de domingo é 10h às 22h.</w:t>
-      </w:r>
-    </w:p>
-    <w:p>
-      <w:pPr>
-        <w:pStyle w:val="NormalWeb"/>
-        <w:rPr>
-          <w:rFonts w:ascii="Consolas" w:eastAsia="Times New Roman" w:hAnsi="Consolas" w:cs="Arial"/>
-          <w:sz w:val="22"/>
-          <w:szCs w:val="22"/>
-          <w:lang w:eastAsia="pt-BR"/>
-        </w:rPr>
-      </w:pPr>
-      <w:r>
-        <w:rPr>
-          <w:rFonts w:eastAsia="Times New Roman"/>
-          <w:kern w:val="0"/>
-          <w:sz w:val="22"/>
-          <w:szCs w:val="22"/>
-          <w:lang w:eastAsia="pt-BR"/>
-          <w14:ligatures w14:val="none"/>
-        </w:rPr>
-        <w:t>P</w:t>
-      </w:r>
-      <w:r>
-        <w:rPr>
-          <w:rFonts w:eastAsia="Times New Roman"/>
-          <w:kern w:val="0"/>
-          <w:sz w:val="22"/>
-          <w:szCs w:val="22"/>
-          <w:lang w:eastAsia="pt-BR"/>
-          <w14:ligatures w14:val="none"/>
-        </w:rPr>
-        <w:t>lanos (ouro, prata e bronze). Cada plano oferece diferentes tipos de modalidades</w:t>
-      </w:r>
-      <w:r>
-        <w:rPr>
-          <w:rFonts w:eastAsia="Times New Roman"/>
-          <w:kern w:val="0"/>
-          <w:sz w:val="22"/>
-          <w:szCs w:val="22"/>
-          <w:lang w:eastAsia="pt-BR"/>
-          <w14:ligatures w14:val="none"/>
-        </w:rPr>
-        <w:t>.</w:t>
-      </w:r>
-    </w:p>
-    <w:p>
-      <w:pPr>
-        <w:pStyle w:val="NormalWeb"/>
-        <w:ind w:firstLine="708"/>
-        <w:rPr>
-          <w:rFonts w:ascii="Consolas" w:eastAsia="Times New Roman" w:hAnsi="Consolas" w:cs="Arial"/>
-          <w:sz w:val="22"/>
-          <w:szCs w:val="22"/>
-          <w:lang w:eastAsia="pt-BR"/>
-        </w:rPr>
-      </w:pPr>
-      <w:r>
-        <w:rPr>
-          <w:rFonts w:eastAsia="Times New Roman"/>
-          <w:sz w:val="22"/>
-          <w:szCs w:val="22"/>
-          <w:lang w:eastAsia="pt-BR"/>
-        </w:rPr>
-        <w:t>- Os planos Gold e prata serão planos de um ano, caso adaptação, a academia irá oferecer 7 dias grátis, podendo ter os planos de mensal (Bronze) ou anual (Ouro e Prata).</w:t>
-      </w:r>
-    </w:p>
-    <w:p>
-      <w:pPr>
-        <w:pStyle w:val="NormalWeb"/>
-        <w:ind w:firstLine="708"/>
-        <w:rPr>
-          <w:rFonts w:ascii="Consolas" w:eastAsia="Times New Roman" w:hAnsi="Consolas" w:cs="Arial"/>
-          <w:sz w:val="22"/>
-          <w:szCs w:val="22"/>
-          <w:lang w:eastAsia="pt-BR"/>
-        </w:rPr>
-      </w:pPr>
-      <w:r>
-        <w:rPr>
-          <w:rFonts w:eastAsia="Times New Roman"/>
-          <w:kern w:val="0"/>
-          <w:sz w:val="22"/>
-          <w:szCs w:val="22"/>
-          <w:lang w:eastAsia="pt-BR"/>
-          <w14:ligatures w14:val="none"/>
-        </w:rPr>
-        <w:t>-</w:t>
-      </w:r>
-      <w:r>
-        <w:rPr>
-          <w:rFonts w:eastAsia="Times New Roman"/>
-          <w:kern w:val="0"/>
-          <w:sz w:val="22"/>
-          <w:szCs w:val="22"/>
-          <w:lang w:eastAsia="pt-BR"/>
-          <w14:ligatures w14:val="none"/>
-        </w:rPr>
-        <w:t xml:space="preserve"> Gold contendo todas as modalidades e um professor particular, tendo a opção de agenda um horário exclusivo. </w:t>
-      </w:r>
-    </w:p>
-    <w:p>
-      <w:pPr>
-        <w:pStyle w:val="NormalWeb"/>
-        <w:ind w:firstLine="708"/>
-        <w:rPr>
-          <w:rFonts w:eastAsia="Times New Roman"/>
-          <w:sz w:val="22"/>
-          <w:szCs w:val="22"/>
-          <w:lang w:eastAsia="pt-BR"/>
-        </w:rPr>
-      </w:pPr>
-      <w:r>
-        <w:rPr>
-          <w:rFonts w:eastAsia="Times New Roman"/>
-          <w:sz w:val="22"/>
-          <w:szCs w:val="22"/>
-          <w:lang w:eastAsia="pt-BR"/>
-        </w:rPr>
-        <w:t xml:space="preserve">- </w:t>
-      </w:r>
-      <w:proofErr w:type="gramStart"/>
-      <w:r>
-        <w:rPr>
-          <w:rFonts w:eastAsia="Times New Roman"/>
-          <w:sz w:val="22"/>
-          <w:szCs w:val="22"/>
-          <w:lang w:eastAsia="pt-BR"/>
-        </w:rPr>
-        <w:t>Prata ??</w:t>
-      </w:r>
-      <w:proofErr w:type="gramEnd"/>
-    </w:p>
-    <w:p>
-      <w:pPr>
-        <w:pStyle w:val="NormalWeb"/>
-        <w:ind w:firstLine="708"/>
-        <w:rPr>
-          <w:rFonts w:eastAsia="Times New Roman"/>
-          <w:sz w:val="22"/>
-          <w:szCs w:val="22"/>
-          <w:lang w:eastAsia="pt-BR"/>
-        </w:rPr>
-      </w:pPr>
-      <w:r>
-        <w:rPr>
-          <w:rFonts w:eastAsia="Times New Roman"/>
-          <w:sz w:val="22"/>
-          <w:szCs w:val="22"/>
-          <w:lang w:eastAsia="pt-BR"/>
-        </w:rPr>
-        <w:t xml:space="preserve">- </w:t>
-      </w:r>
-      <w:proofErr w:type="gramStart"/>
-      <w:r>
-        <w:rPr>
-          <w:rFonts w:eastAsia="Times New Roman"/>
-          <w:sz w:val="22"/>
-          <w:szCs w:val="22"/>
-          <w:lang w:eastAsia="pt-BR"/>
-        </w:rPr>
-        <w:t>Bronze ??</w:t>
-      </w:r>
-      <w:proofErr w:type="gramEnd"/>
-    </w:p>
-    <w:p>
-      <w:pPr>
-        <w:pStyle w:val="NormalWeb"/>
-        <w:rPr>
-          <w:rFonts w:eastAsia="Times New Roman"/>
-          <w:sz w:val="22"/>
-          <w:szCs w:val="22"/>
-          <w:lang w:eastAsia="pt-BR"/>
-        </w:rPr>
-      </w:pPr>
-      <w:r>
-        <w:rPr>
-          <w:rFonts w:eastAsia="Times New Roman"/>
-          <w:kern w:val="0"/>
-          <w:sz w:val="22"/>
-          <w:szCs w:val="22"/>
-          <w:lang w:eastAsia="pt-BR"/>
-          <w14:ligatures w14:val="none"/>
-        </w:rPr>
-        <w:t>Como será feito o cadastro de usuários (Clientes?)</w:t>
+        <w:t>Contexto</w:t>
+      </w:r>
+    </w:p>
+    <w:p>
+      <w:pPr>
+        <w:pStyle w:val="NormalWeb"/>
+        <w:rPr>
+          <w:rFonts w:eastAsia="Times New Roman"/>
+          <w:kern w:val="0"/>
+          <w:sz w:val="22"/>
+          <w:szCs w:val="22"/>
+          <w:lang w:eastAsia="pt-BR"/>
+          <w14:ligatures w14:val="none"/>
+        </w:rPr>
+      </w:pPr>
+      <w:r>
+        <w:rPr>
+          <w:rFonts w:eastAsia="Times New Roman"/>
+          <w:kern w:val="0"/>
+          <w:sz w:val="22"/>
+          <w:szCs w:val="22"/>
+          <w:lang w:eastAsia="pt-BR"/>
+          <w14:ligatures w14:val="none"/>
+        </w:rPr>
+        <w:t>A academia Corpo Ativo, tem o seu horário de funcionamento:</w:t>
+      </w:r>
+    </w:p>
+    <w:p>
+      <w:pPr>
+        <w:pStyle w:val="NormalWeb"/>
+        <w:rPr>
+          <w:rFonts w:eastAsia="Times New Roman"/>
+          <w:kern w:val="0"/>
+          <w:sz w:val="22"/>
+          <w:szCs w:val="22"/>
+          <w:lang w:eastAsia="pt-BR"/>
+          <w14:ligatures w14:val="none"/>
+        </w:rPr>
+      </w:pPr>
+      <w:r>
+        <w:rPr>
+          <w:rFonts w:eastAsia="Times New Roman"/>
+          <w:kern w:val="0"/>
+          <w:sz w:val="22"/>
+          <w:szCs w:val="22"/>
+          <w:lang w:eastAsia="pt-BR"/>
+          <w14:ligatures w14:val="none"/>
+        </w:rPr>
+        <w:t>Segunda a Sábado: 6h às 22h.</w:t>
+      </w:r>
+    </w:p>
+    <w:p>
+      <w:pPr>
+        <w:pStyle w:val="NormalWeb"/>
+        <w:rPr>
+          <w:rFonts w:eastAsia="Times New Roman"/>
+          <w:kern w:val="0"/>
+          <w:sz w:val="22"/>
+          <w:szCs w:val="22"/>
+          <w:lang w:eastAsia="pt-BR"/>
+          <w14:ligatures w14:val="none"/>
+        </w:rPr>
+      </w:pPr>
+      <w:r>
+        <w:rPr>
+          <w:rFonts w:eastAsia="Times New Roman"/>
+          <w:kern w:val="0"/>
+          <w:sz w:val="22"/>
+          <w:szCs w:val="22"/>
+          <w:lang w:eastAsia="pt-BR"/>
+          <w14:ligatures w14:val="none"/>
+        </w:rPr>
+        <w:t>Domingo: das 8h às 16h.</w:t>
+      </w:r>
+    </w:p>
+    <w:p>
+      <w:pPr>
+        <w:pStyle w:val="NormalWeb"/>
+        <w:rPr>
+          <w:rFonts w:eastAsia="Times New Roman"/>
+          <w:kern w:val="0"/>
+          <w:sz w:val="22"/>
+          <w:szCs w:val="22"/>
+          <w:lang w:eastAsia="pt-BR"/>
+          <w14:ligatures w14:val="none"/>
+        </w:rPr>
+      </w:pPr>
+      <w:r>
+        <w:rPr>
+          <w:rFonts w:eastAsia="Times New Roman"/>
+          <w:kern w:val="0"/>
+          <w:sz w:val="22"/>
+          <w:szCs w:val="22"/>
+          <w:lang w:eastAsia="pt-BR"/>
+          <w14:ligatures w14:val="none"/>
+        </w:rPr>
+        <w:t xml:space="preserve">Ele oferece planos bronze, prata e ouro, cada qual com </w:t>
+      </w:r>
+      <w:proofErr w:type="spellStart"/>
+      <w:r>
+        <w:rPr>
+          <w:rFonts w:eastAsia="Times New Roman"/>
+          <w:kern w:val="0"/>
+          <w:sz w:val="22"/>
+          <w:szCs w:val="22"/>
+          <w:lang w:eastAsia="pt-BR"/>
+          <w14:ligatures w14:val="none"/>
+        </w:rPr>
+        <w:t>sua</w:t>
+      </w:r>
+      <w:proofErr w:type="spellEnd"/>
+      <w:r>
+        <w:rPr>
+          <w:rFonts w:eastAsia="Times New Roman"/>
+          <w:kern w:val="0"/>
+          <w:sz w:val="22"/>
+          <w:szCs w:val="22"/>
+          <w:lang w:eastAsia="pt-BR"/>
+          <w14:ligatures w14:val="none"/>
+        </w:rPr>
+        <w:t xml:space="preserve"> particularidades, alguns contendo mais modalidades do que outros.</w:t>
+      </w:r>
+    </w:p>
+    <w:p>
+      <w:pPr>
+        <w:pStyle w:val="NormalWeb"/>
+        <w:rPr>
+          <w:rFonts w:eastAsia="Times New Roman"/>
+          <w:kern w:val="0"/>
+          <w:sz w:val="22"/>
+          <w:szCs w:val="22"/>
+          <w:lang w:eastAsia="pt-BR"/>
+          <w14:ligatures w14:val="none"/>
+        </w:rPr>
+      </w:pPr>
+      <w:r>
+        <w:rPr>
+          <w:rFonts w:eastAsia="Times New Roman"/>
+          <w:kern w:val="0"/>
+          <w:sz w:val="22"/>
+          <w:szCs w:val="22"/>
+          <w:lang w:eastAsia="pt-BR"/>
+          <w14:ligatures w14:val="none"/>
+        </w:rPr>
+        <w:t>Texto:</w:t>
+      </w:r>
+    </w:p>
+    <w:p>
+      <w:pPr>
+        <w:pStyle w:val="NormalWeb"/>
+        <w:rPr>
+          <w:rFonts w:eastAsia="Times New Roman"/>
+          <w:kern w:val="0"/>
+          <w:sz w:val="22"/>
+          <w:szCs w:val="22"/>
+          <w:lang w:eastAsia="pt-BR"/>
+          <w14:ligatures w14:val="none"/>
+        </w:rPr>
+      </w:pPr>
+      <w:r>
+        <w:rPr>
+          <w:rFonts w:eastAsia="Times New Roman"/>
+          <w:kern w:val="0"/>
+          <w:sz w:val="22"/>
+          <w:szCs w:val="22"/>
+          <w:lang w:eastAsia="pt-BR"/>
+          <w14:ligatures w14:val="none"/>
+        </w:rPr>
+        <w:t>O Corpo Ativo é uma academia de bairro que opera de segunda a sábado, das 6h às 22h, e aos domingos, das 10h às 22h. A academia disponibiliza três planos principais: Ouro, Prata e Bronze.</w:t>
+      </w:r>
+    </w:p>
+    <w:p>
+      <w:pPr>
+        <w:pStyle w:val="NormalWeb"/>
+        <w:rPr>
+          <w:rFonts w:eastAsia="Times New Roman"/>
+          <w:kern w:val="0"/>
+          <w:sz w:val="22"/>
+          <w:szCs w:val="22"/>
+          <w:lang w:eastAsia="pt-BR"/>
+          <w14:ligatures w14:val="none"/>
+        </w:rPr>
+      </w:pPr>
+      <w:r>
+        <w:rPr>
+          <w:rFonts w:eastAsia="Times New Roman"/>
+          <w:kern w:val="0"/>
+          <w:sz w:val="22"/>
+          <w:szCs w:val="22"/>
+          <w:lang w:eastAsia="pt-BR"/>
+          <w14:ligatures w14:val="none"/>
+        </w:rPr>
+        <w:t> </w:t>
+      </w:r>
+    </w:p>
+    <w:p>
+      <w:pPr>
+        <w:pStyle w:val="NormalWeb"/>
+        <w:rPr>
+          <w:rFonts w:eastAsia="Times New Roman"/>
+          <w:kern w:val="0"/>
+          <w:sz w:val="22"/>
+          <w:szCs w:val="22"/>
+          <w:lang w:eastAsia="pt-BR"/>
+          <w14:ligatures w14:val="none"/>
+        </w:rPr>
+      </w:pPr>
+      <w:r>
+        <w:rPr>
+          <w:rFonts w:eastAsia="Times New Roman"/>
+          <w:kern w:val="0"/>
+          <w:sz w:val="22"/>
+          <w:szCs w:val="22"/>
+          <w:lang w:eastAsia="pt-BR"/>
+          <w14:ligatures w14:val="none"/>
+        </w:rPr>
+        <w:t xml:space="preserve">O Plano Bronze é mensal e oferece acesso à musculação. O Plano Prata, com validade anual, abrange todas as opções do Plano Bronze, além de atividades coletivas como </w:t>
+      </w:r>
+      <w:proofErr w:type="spellStart"/>
+      <w:r>
+        <w:rPr>
+          <w:rFonts w:eastAsia="Times New Roman"/>
+          <w:kern w:val="0"/>
+          <w:sz w:val="22"/>
+          <w:szCs w:val="22"/>
+          <w:lang w:eastAsia="pt-BR"/>
+          <w14:ligatures w14:val="none"/>
+        </w:rPr>
+        <w:t>spinning</w:t>
+      </w:r>
+      <w:proofErr w:type="spellEnd"/>
+      <w:r>
+        <w:rPr>
+          <w:rFonts w:eastAsia="Times New Roman"/>
+          <w:kern w:val="0"/>
+          <w:sz w:val="22"/>
+          <w:szCs w:val="22"/>
+          <w:lang w:eastAsia="pt-BR"/>
+          <w14:ligatures w14:val="none"/>
+        </w:rPr>
+        <w:t xml:space="preserve">, </w:t>
+      </w:r>
+      <w:proofErr w:type="spellStart"/>
+      <w:r>
+        <w:rPr>
+          <w:rFonts w:eastAsia="Times New Roman"/>
+          <w:kern w:val="0"/>
+          <w:sz w:val="22"/>
+          <w:szCs w:val="22"/>
+          <w:lang w:eastAsia="pt-BR"/>
+          <w14:ligatures w14:val="none"/>
+        </w:rPr>
+        <w:t>pilates</w:t>
+      </w:r>
+      <w:proofErr w:type="spellEnd"/>
+      <w:r>
+        <w:rPr>
+          <w:rFonts w:eastAsia="Times New Roman"/>
+          <w:kern w:val="0"/>
+          <w:sz w:val="22"/>
+          <w:szCs w:val="22"/>
+          <w:lang w:eastAsia="pt-BR"/>
+          <w14:ligatures w14:val="none"/>
+        </w:rPr>
+        <w:t xml:space="preserve"> solo, jump e hidroginástica. Por outro lado, o Plano Ouro é o mais abrangente: com todas as modalidades da academia (musculação, aulas em grupo, </w:t>
+      </w:r>
+      <w:proofErr w:type="spellStart"/>
+      <w:r>
+        <w:rPr>
+          <w:rFonts w:eastAsia="Times New Roman"/>
+          <w:kern w:val="0"/>
+          <w:sz w:val="22"/>
+          <w:szCs w:val="22"/>
+          <w:lang w:eastAsia="pt-BR"/>
+          <w14:ligatures w14:val="none"/>
+        </w:rPr>
+        <w:t>cross</w:t>
+      </w:r>
+      <w:proofErr w:type="spellEnd"/>
+      <w:r>
+        <w:rPr>
+          <w:rFonts w:eastAsia="Times New Roman"/>
+          <w:kern w:val="0"/>
+          <w:sz w:val="22"/>
+          <w:szCs w:val="22"/>
+          <w:lang w:eastAsia="pt-BR"/>
+          <w14:ligatures w14:val="none"/>
+        </w:rPr>
+        <w:t xml:space="preserve"> training, </w:t>
+      </w:r>
+      <w:proofErr w:type="spellStart"/>
+      <w:r>
+        <w:rPr>
+          <w:rFonts w:eastAsia="Times New Roman"/>
+          <w:kern w:val="0"/>
+          <w:sz w:val="22"/>
+          <w:szCs w:val="22"/>
+          <w:lang w:eastAsia="pt-BR"/>
+          <w14:ligatures w14:val="none"/>
+        </w:rPr>
+        <w:t>pilates</w:t>
+      </w:r>
+      <w:proofErr w:type="spellEnd"/>
+      <w:r>
+        <w:rPr>
+          <w:rFonts w:eastAsia="Times New Roman"/>
+          <w:kern w:val="0"/>
+          <w:sz w:val="22"/>
+          <w:szCs w:val="22"/>
+          <w:lang w:eastAsia="pt-BR"/>
+          <w14:ligatures w14:val="none"/>
+        </w:rPr>
+        <w:t xml:space="preserve"> completo, dança, artes marciais e natação), além de contar com um professor particular, com a possibilidade de agendamento exclusivo.</w:t>
+      </w:r>
+    </w:p>
+    <w:p>
+      <w:pPr>
+        <w:pStyle w:val="NormalWeb"/>
+        <w:rPr>
+          <w:rFonts w:eastAsia="Times New Roman"/>
+          <w:kern w:val="0"/>
+          <w:sz w:val="22"/>
+          <w:szCs w:val="22"/>
+          <w:lang w:eastAsia="pt-BR"/>
+          <w14:ligatures w14:val="none"/>
+        </w:rPr>
+      </w:pPr>
+      <w:r>
+        <w:rPr>
+          <w:rFonts w:eastAsia="Times New Roman"/>
+          <w:kern w:val="0"/>
+          <w:sz w:val="22"/>
+          <w:szCs w:val="22"/>
+          <w:lang w:eastAsia="pt-BR"/>
+          <w14:ligatures w14:val="none"/>
+        </w:rPr>
+        <w:t> </w:t>
+      </w:r>
+    </w:p>
+    <w:p>
+      <w:pPr>
+        <w:pStyle w:val="NormalWeb"/>
+        <w:rPr>
+          <w:rFonts w:eastAsia="Times New Roman"/>
+          <w:kern w:val="0"/>
+          <w:sz w:val="22"/>
+          <w:szCs w:val="22"/>
+          <w:lang w:eastAsia="pt-BR"/>
+          <w14:ligatures w14:val="none"/>
+        </w:rPr>
+      </w:pPr>
+      <w:r>
+        <w:rPr>
+          <w:rFonts w:eastAsia="Times New Roman"/>
+          <w:kern w:val="0"/>
+          <w:sz w:val="22"/>
+          <w:szCs w:val="22"/>
+          <w:lang w:eastAsia="pt-BR"/>
+          <w14:ligatures w14:val="none"/>
+        </w:rPr>
+        <w:t>Clientes têm a oportunidade de experimentar a academia sem custo por até 7 dias. Para cancelamentos, é preciso notificar com 30 dias após a renovação; caso contrário, será aplicada uma multa de 30% do valor restante do plano.</w:t>
+      </w:r>
+    </w:p>
+    <w:p>
+      <w:pPr>
+        <w:pStyle w:val="NormalWeb"/>
+        <w:rPr>
+          <w:rFonts w:eastAsia="Times New Roman"/>
+          <w:kern w:val="0"/>
+          <w:sz w:val="22"/>
+          <w:szCs w:val="22"/>
+          <w:lang w:eastAsia="pt-BR"/>
+          <w14:ligatures w14:val="none"/>
+        </w:rPr>
+      </w:pPr>
+      <w:r>
+        <w:rPr>
+          <w:rFonts w:eastAsia="Times New Roman"/>
+          <w:kern w:val="0"/>
+          <w:sz w:val="22"/>
+          <w:szCs w:val="22"/>
+          <w:lang w:eastAsia="pt-BR"/>
+          <w14:ligatures w14:val="none"/>
+        </w:rPr>
+        <w:t> </w:t>
+      </w:r>
+    </w:p>
+    <w:p>
+      <w:pPr>
+        <w:pStyle w:val="NormalWeb"/>
+        <w:rPr>
+          <w:rFonts w:eastAsia="Times New Roman"/>
+          <w:kern w:val="0"/>
+          <w:sz w:val="22"/>
+          <w:szCs w:val="22"/>
+          <w:lang w:eastAsia="pt-BR"/>
+          <w14:ligatures w14:val="none"/>
+        </w:rPr>
+      </w:pPr>
+      <w:r>
+        <w:rPr>
+          <w:rFonts w:eastAsia="Times New Roman"/>
+          <w:kern w:val="0"/>
+          <w:sz w:val="22"/>
+          <w:szCs w:val="22"/>
+          <w:lang w:eastAsia="pt-BR"/>
+          <w14:ligatures w14:val="none"/>
+        </w:rPr>
+        <w:t>A recepcionista realiza o cadastro de clientes, apresentando os planos disponíveis. Os professores trabalham em turnos (manhã, tarde ou noite) e têm a capacidade de visualizar suas turmas, horários e estudantes matriculados. As turmas são organizadas de acordo com a modalidade, com docente responsável e número de estudantes.</w:t>
+      </w:r>
+    </w:p>
+    <w:p>
+      <w:pPr>
+        <w:pStyle w:val="NormalWeb"/>
+        <w:rPr>
+          <w:rFonts w:eastAsia="Times New Roman"/>
+          <w:kern w:val="0"/>
+          <w:sz w:val="22"/>
+          <w:szCs w:val="22"/>
+          <w:lang w:eastAsia="pt-BR"/>
+          <w14:ligatures w14:val="none"/>
+        </w:rPr>
+      </w:pPr>
+      <w:r>
+        <w:rPr>
+          <w:rFonts w:eastAsia="Times New Roman"/>
+          <w:kern w:val="0"/>
+          <w:sz w:val="22"/>
+          <w:szCs w:val="22"/>
+          <w:lang w:eastAsia="pt-BR"/>
+          <w14:ligatures w14:val="none"/>
+        </w:rPr>
+        <w:t>No site da academia, o estudante tem a possibilidade de conferir os planos, visualizar as modalidades e os horários, agendar encontros com os professores, acompanhar sua frequência e até mesmo solicitar uma visita presencial.</w:t>
+      </w:r>
+    </w:p>
+    <w:p>
+      <w:pPr>
+        <w:pStyle w:val="NormalWeb"/>
+        <w:rPr>
+          <w:rFonts w:eastAsia="Times New Roman"/>
+          <w:kern w:val="0"/>
+          <w:sz w:val="22"/>
+          <w:szCs w:val="22"/>
+          <w:lang w:eastAsia="pt-BR"/>
+          <w14:ligatures w14:val="none"/>
+        </w:rPr>
+      </w:pPr>
+      <w:r>
+        <w:rPr>
+          <w:rFonts w:eastAsia="Times New Roman"/>
+          <w:b/>
+          <w:bCs/>
+          <w:i/>
+          <w:iCs/>
+          <w:kern w:val="0"/>
+          <w:sz w:val="22"/>
+          <w:szCs w:val="22"/>
+          <w:lang w:eastAsia="pt-BR"/>
+          <w14:ligatures w14:val="none"/>
+        </w:rPr>
+        <w:t>Regra de negócios:</w:t>
+      </w:r>
+    </w:p>
+    <w:p>
+      <w:pPr>
+        <w:pStyle w:val="NormalWeb"/>
+        <w:rPr>
+          <w:rFonts w:eastAsia="Times New Roman"/>
+          <w:kern w:val="0"/>
+          <w:sz w:val="22"/>
+          <w:szCs w:val="22"/>
+          <w:lang w:eastAsia="pt-BR"/>
+          <w14:ligatures w14:val="none"/>
+        </w:rPr>
+      </w:pPr>
+      <w:r>
+        <w:rPr>
+          <w:rFonts w:eastAsia="Times New Roman"/>
+          <w:kern w:val="0"/>
+          <w:sz w:val="22"/>
+          <w:szCs w:val="22"/>
+          <w:lang w:eastAsia="pt-BR"/>
+          <w14:ligatures w14:val="none"/>
+        </w:rPr>
+        <w:lastRenderedPageBreak/>
+        <w:t> </w:t>
+      </w:r>
+    </w:p>
+    <w:p>
+      <w:pPr>
+        <w:pStyle w:val="NormalWeb"/>
+        <w:rPr>
+          <w:rFonts w:eastAsia="Times New Roman"/>
+          <w:kern w:val="0"/>
+          <w:sz w:val="22"/>
+          <w:szCs w:val="22"/>
+          <w:lang w:eastAsia="pt-BR"/>
+          <w14:ligatures w14:val="none"/>
+        </w:rPr>
+      </w:pPr>
+      <w:r>
+        <w:rPr>
+          <w:rFonts w:eastAsia="Times New Roman"/>
+          <w:kern w:val="0"/>
+          <w:sz w:val="22"/>
+          <w:szCs w:val="22"/>
+          <w:lang w:eastAsia="pt-BR"/>
+          <w14:ligatures w14:val="none"/>
+        </w:rPr>
+        <w:t> </w:t>
+      </w:r>
+    </w:p>
+    <w:p>
+      <w:pPr>
+        <w:pStyle w:val="NormalWeb"/>
+        <w:rPr>
+          <w:rFonts w:eastAsia="Times New Roman"/>
+          <w:kern w:val="0"/>
+          <w:sz w:val="22"/>
+          <w:szCs w:val="22"/>
+          <w:lang w:eastAsia="pt-BR"/>
+          <w14:ligatures w14:val="none"/>
+        </w:rPr>
+      </w:pPr>
+      <w:r>
+        <w:rPr>
+          <w:rFonts w:eastAsia="Times New Roman"/>
+          <w:b/>
+          <w:bCs/>
+          <w:kern w:val="0"/>
+          <w:sz w:val="22"/>
+          <w:szCs w:val="22"/>
+          <w:lang w:eastAsia="pt-BR"/>
+          <w14:ligatures w14:val="none"/>
+        </w:rPr>
+        <w:t>Aluno</w:t>
+      </w:r>
+    </w:p>
+    <w:p>
+      <w:pPr>
+        <w:pStyle w:val="NormalWeb"/>
+        <w:rPr>
+          <w:rFonts w:eastAsia="Times New Roman"/>
+          <w:kern w:val="0"/>
+          <w:sz w:val="22"/>
+          <w:szCs w:val="22"/>
+          <w:lang w:eastAsia="pt-BR"/>
+          <w14:ligatures w14:val="none"/>
+        </w:rPr>
+      </w:pPr>
+      <w:r>
+        <w:rPr>
+          <w:rFonts w:eastAsia="Times New Roman"/>
+          <w:kern w:val="0"/>
+          <w:sz w:val="22"/>
+          <w:szCs w:val="22"/>
+          <w:lang w:eastAsia="pt-BR"/>
+          <w14:ligatures w14:val="none"/>
+        </w:rPr>
+        <w:t>- Contendo os dados pessoais do cliente</w:t>
+      </w:r>
+    </w:p>
+    <w:p>
+      <w:pPr>
+        <w:pStyle w:val="NormalWeb"/>
+        <w:rPr>
+          <w:rFonts w:eastAsia="Times New Roman"/>
+          <w:kern w:val="0"/>
+          <w:sz w:val="22"/>
+          <w:szCs w:val="22"/>
+          <w:lang w:eastAsia="pt-BR"/>
+          <w14:ligatures w14:val="none"/>
+        </w:rPr>
+      </w:pPr>
+      <w:r>
+        <w:rPr>
+          <w:rFonts w:eastAsia="Times New Roman"/>
+          <w:kern w:val="0"/>
+          <w:sz w:val="22"/>
+          <w:szCs w:val="22"/>
+          <w:lang w:eastAsia="pt-BR"/>
+          <w14:ligatures w14:val="none"/>
+        </w:rPr>
+        <w:t> </w:t>
+      </w:r>
+    </w:p>
+    <w:p>
+      <w:pPr>
+        <w:pStyle w:val="NormalWeb"/>
+        <w:rPr>
+          <w:rFonts w:eastAsia="Times New Roman"/>
+          <w:kern w:val="0"/>
+          <w:sz w:val="22"/>
+          <w:szCs w:val="22"/>
+          <w:lang w:eastAsia="pt-BR"/>
+          <w14:ligatures w14:val="none"/>
+        </w:rPr>
+      </w:pPr>
+      <w:r>
+        <w:rPr>
+          <w:rFonts w:eastAsia="Times New Roman"/>
+          <w:kern w:val="0"/>
+          <w:sz w:val="22"/>
+          <w:szCs w:val="22"/>
+          <w:lang w:eastAsia="pt-BR"/>
+          <w14:ligatures w14:val="none"/>
+        </w:rPr>
+        <w:t> </w:t>
+      </w:r>
+    </w:p>
+    <w:p>
+      <w:pPr>
+        <w:pStyle w:val="NormalWeb"/>
+        <w:rPr>
+          <w:rFonts w:eastAsia="Times New Roman"/>
+          <w:kern w:val="0"/>
+          <w:sz w:val="22"/>
+          <w:szCs w:val="22"/>
+          <w:lang w:eastAsia="pt-BR"/>
+          <w14:ligatures w14:val="none"/>
+        </w:rPr>
+      </w:pPr>
+      <w:r>
+        <w:rPr>
+          <w:rFonts w:eastAsia="Times New Roman"/>
+          <w:b/>
+          <w:bCs/>
+          <w:kern w:val="0"/>
+          <w:sz w:val="22"/>
+          <w:szCs w:val="22"/>
+          <w:lang w:eastAsia="pt-BR"/>
+          <w14:ligatures w14:val="none"/>
+        </w:rPr>
+        <w:t>Recepcionista</w:t>
+      </w:r>
+    </w:p>
+    <w:p>
+      <w:pPr>
+        <w:pStyle w:val="NormalWeb"/>
+        <w:rPr>
+          <w:rFonts w:eastAsia="Times New Roman"/>
+          <w:kern w:val="0"/>
+          <w:sz w:val="22"/>
+          <w:szCs w:val="22"/>
+          <w:lang w:eastAsia="pt-BR"/>
+          <w14:ligatures w14:val="none"/>
+        </w:rPr>
+      </w:pPr>
+      <w:r>
+        <w:rPr>
+          <w:rFonts w:eastAsia="Times New Roman"/>
+          <w:kern w:val="0"/>
+          <w:sz w:val="22"/>
+          <w:szCs w:val="22"/>
+          <w:lang w:eastAsia="pt-BR"/>
+          <w14:ligatures w14:val="none"/>
+        </w:rPr>
+        <w:t>- A recepcionista é a única que pode cadastrar os aluno</w:t>
+      </w:r>
+    </w:p>
+    <w:p>
+      <w:pPr>
+        <w:pStyle w:val="NormalWeb"/>
+        <w:rPr>
+          <w:rFonts w:eastAsia="Times New Roman"/>
+          <w:kern w:val="0"/>
+          <w:sz w:val="22"/>
+          <w:szCs w:val="22"/>
+          <w:lang w:eastAsia="pt-BR"/>
+          <w14:ligatures w14:val="none"/>
+        </w:rPr>
+      </w:pPr>
+      <w:r>
+        <w:rPr>
+          <w:rFonts w:eastAsia="Times New Roman"/>
+          <w:kern w:val="0"/>
+          <w:sz w:val="22"/>
+          <w:szCs w:val="22"/>
+          <w:lang w:eastAsia="pt-BR"/>
+          <w14:ligatures w14:val="none"/>
+        </w:rPr>
+        <w:t>- Deverá conter alguns documentos dela</w:t>
+      </w:r>
+    </w:p>
+    <w:p>
+      <w:pPr>
+        <w:pStyle w:val="NormalWeb"/>
+        <w:rPr>
+          <w:rFonts w:eastAsia="Times New Roman"/>
+          <w:kern w:val="0"/>
+          <w:sz w:val="22"/>
+          <w:szCs w:val="22"/>
+          <w:lang w:eastAsia="pt-BR"/>
+          <w14:ligatures w14:val="none"/>
+        </w:rPr>
+      </w:pPr>
+      <w:r>
+        <w:rPr>
+          <w:rFonts w:eastAsia="Times New Roman"/>
+          <w:kern w:val="0"/>
+          <w:sz w:val="22"/>
+          <w:szCs w:val="22"/>
+          <w:lang w:eastAsia="pt-BR"/>
+          <w14:ligatures w14:val="none"/>
+        </w:rPr>
+        <w:t>- Cada recepcionista terá período</w:t>
+      </w:r>
+    </w:p>
+    <w:p>
+      <w:pPr>
+        <w:pStyle w:val="NormalWeb"/>
+        <w:rPr>
+          <w:rFonts w:eastAsia="Times New Roman"/>
+          <w:kern w:val="0"/>
+          <w:sz w:val="22"/>
+          <w:szCs w:val="22"/>
+          <w:lang w:eastAsia="pt-BR"/>
+          <w14:ligatures w14:val="none"/>
+        </w:rPr>
+      </w:pPr>
+      <w:r>
+        <w:rPr>
+          <w:rFonts w:eastAsia="Times New Roman"/>
+          <w:b/>
+          <w:bCs/>
+          <w:kern w:val="0"/>
+          <w:sz w:val="22"/>
+          <w:szCs w:val="22"/>
+          <w:lang w:eastAsia="pt-BR"/>
+          <w14:ligatures w14:val="none"/>
+        </w:rPr>
+        <w:t>Professores</w:t>
+      </w:r>
+    </w:p>
+    <w:p>
+      <w:pPr>
+        <w:pStyle w:val="NormalWeb"/>
+        <w:rPr>
+          <w:rFonts w:eastAsia="Times New Roman"/>
+          <w:kern w:val="0"/>
+          <w:sz w:val="22"/>
+          <w:szCs w:val="22"/>
+          <w:lang w:eastAsia="pt-BR"/>
+          <w14:ligatures w14:val="none"/>
+        </w:rPr>
+      </w:pPr>
+      <w:r>
+        <w:rPr>
+          <w:rFonts w:eastAsia="Times New Roman"/>
+          <w:kern w:val="0"/>
+          <w:sz w:val="22"/>
+          <w:szCs w:val="22"/>
+          <w:lang w:eastAsia="pt-BR"/>
+          <w14:ligatures w14:val="none"/>
+        </w:rPr>
+        <w:t>- Contendo os dados pessoais do professor para ter acesso em algumas áreas</w:t>
+      </w:r>
+    </w:p>
+    <w:p>
+      <w:pPr>
+        <w:pStyle w:val="NormalWeb"/>
+        <w:rPr>
+          <w:rFonts w:eastAsia="Times New Roman"/>
+          <w:kern w:val="0"/>
+          <w:sz w:val="22"/>
+          <w:szCs w:val="22"/>
+          <w:lang w:eastAsia="pt-BR"/>
+          <w14:ligatures w14:val="none"/>
+        </w:rPr>
+      </w:pPr>
+      <w:r>
+        <w:rPr>
+          <w:rFonts w:eastAsia="Times New Roman"/>
+          <w:kern w:val="0"/>
+          <w:sz w:val="22"/>
+          <w:szCs w:val="22"/>
+          <w:lang w:eastAsia="pt-BR"/>
+          <w14:ligatures w14:val="none"/>
+        </w:rPr>
+        <w:t>- Acesso as turmas que dará aula</w:t>
+      </w:r>
+    </w:p>
+    <w:p>
+      <w:pPr>
+        <w:pStyle w:val="NormalWeb"/>
+        <w:rPr>
+          <w:rFonts w:eastAsia="Times New Roman"/>
+          <w:kern w:val="0"/>
+          <w:sz w:val="22"/>
+          <w:szCs w:val="22"/>
+          <w:lang w:eastAsia="pt-BR"/>
+          <w14:ligatures w14:val="none"/>
+        </w:rPr>
+      </w:pPr>
+      <w:r>
+        <w:rPr>
+          <w:rFonts w:eastAsia="Times New Roman"/>
+          <w:kern w:val="0"/>
+          <w:sz w:val="22"/>
+          <w:szCs w:val="22"/>
+          <w:lang w:eastAsia="pt-BR"/>
+          <w14:ligatures w14:val="none"/>
+        </w:rPr>
+        <w:t> </w:t>
+      </w:r>
+    </w:p>
+    <w:p>
+      <w:pPr>
+        <w:pStyle w:val="NormalWeb"/>
+        <w:rPr>
+          <w:rFonts w:eastAsia="Times New Roman"/>
+          <w:kern w:val="0"/>
+          <w:sz w:val="22"/>
+          <w:szCs w:val="22"/>
+          <w:lang w:eastAsia="pt-BR"/>
+          <w14:ligatures w14:val="none"/>
+        </w:rPr>
+      </w:pPr>
+      <w:r>
+        <w:rPr>
+          <w:rFonts w:eastAsia="Times New Roman"/>
+          <w:b/>
+          <w:bCs/>
+          <w:kern w:val="0"/>
+          <w:sz w:val="22"/>
+          <w:szCs w:val="22"/>
+          <w:lang w:eastAsia="pt-BR"/>
+          <w14:ligatures w14:val="none"/>
+        </w:rPr>
+        <w:t>Planos</w:t>
+      </w:r>
+      <w:r>
+        <w:rPr>
+          <w:rFonts w:eastAsia="Times New Roman"/>
+          <w:kern w:val="0"/>
+          <w:sz w:val="22"/>
+          <w:szCs w:val="22"/>
+          <w:lang w:eastAsia="pt-BR"/>
+          <w14:ligatures w14:val="none"/>
+        </w:rPr>
+        <w:t>: Ouro, prata e bronze.</w:t>
+      </w:r>
+    </w:p>
+    <w:p>
+      <w:pPr>
+        <w:pStyle w:val="NormalWeb"/>
+        <w:rPr>
+          <w:rFonts w:eastAsia="Times New Roman"/>
+          <w:kern w:val="0"/>
+          <w:sz w:val="22"/>
+          <w:szCs w:val="22"/>
+          <w:lang w:eastAsia="pt-BR"/>
+          <w14:ligatures w14:val="none"/>
+        </w:rPr>
+      </w:pPr>
+      <w:r>
+        <w:rPr>
+          <w:rFonts w:eastAsia="Times New Roman"/>
+          <w:kern w:val="0"/>
+          <w:sz w:val="22"/>
+          <w:szCs w:val="22"/>
+          <w:lang w:eastAsia="pt-BR"/>
+          <w14:ligatures w14:val="none"/>
+        </w:rPr>
+        <w:t>Diferenciação de cada plano.</w:t>
+      </w:r>
+    </w:p>
+    <w:p>
+      <w:pPr>
+        <w:pStyle w:val="NormalWeb"/>
+        <w:rPr>
+          <w:rFonts w:eastAsia="Times New Roman"/>
+          <w:kern w:val="0"/>
+          <w:sz w:val="22"/>
+          <w:szCs w:val="22"/>
+          <w:lang w:eastAsia="pt-BR"/>
+          <w14:ligatures w14:val="none"/>
+        </w:rPr>
+      </w:pPr>
+      <w:r>
+        <w:rPr>
+          <w:rFonts w:eastAsia="Times New Roman"/>
+          <w:kern w:val="0"/>
+          <w:sz w:val="22"/>
+          <w:szCs w:val="22"/>
+          <w:lang w:eastAsia="pt-BR"/>
+          <w14:ligatures w14:val="none"/>
+        </w:rPr>
+        <w:t>Bronze(Plano apenas mensal):</w:t>
+      </w:r>
+    </w:p>
+    <w:p>
+      <w:pPr>
+        <w:pStyle w:val="NormalWeb"/>
+        <w:rPr>
+          <w:rFonts w:eastAsia="Times New Roman"/>
+          <w:kern w:val="0"/>
+          <w:sz w:val="22"/>
+          <w:szCs w:val="22"/>
+          <w:lang w:eastAsia="pt-BR"/>
+          <w14:ligatures w14:val="none"/>
+        </w:rPr>
+      </w:pPr>
+      <w:r>
+        <w:rPr>
+          <w:rFonts w:eastAsia="Times New Roman"/>
+          <w:kern w:val="0"/>
+          <w:sz w:val="22"/>
+          <w:szCs w:val="22"/>
+          <w:lang w:eastAsia="pt-BR"/>
+          <w14:ligatures w14:val="none"/>
+        </w:rPr>
+        <w:t xml:space="preserve">Musculação (uso livre dos aparelhos de peso e </w:t>
+      </w:r>
+      <w:proofErr w:type="spellStart"/>
+      <w:r>
+        <w:rPr>
+          <w:rFonts w:eastAsia="Times New Roman"/>
+          <w:kern w:val="0"/>
+          <w:sz w:val="22"/>
+          <w:szCs w:val="22"/>
+          <w:lang w:eastAsia="pt-BR"/>
+          <w14:ligatures w14:val="none"/>
+        </w:rPr>
+        <w:t>cardio</w:t>
+      </w:r>
+      <w:proofErr w:type="spellEnd"/>
+      <w:r>
+        <w:rPr>
+          <w:rFonts w:eastAsia="Times New Roman"/>
+          <w:kern w:val="0"/>
+          <w:sz w:val="22"/>
+          <w:szCs w:val="22"/>
+          <w:lang w:eastAsia="pt-BR"/>
+          <w14:ligatures w14:val="none"/>
+        </w:rPr>
+        <w:t>)</w:t>
+      </w:r>
+    </w:p>
+    <w:p>
+      <w:pPr>
+        <w:pStyle w:val="NormalWeb"/>
+        <w:rPr>
+          <w:rFonts w:eastAsia="Times New Roman"/>
+          <w:kern w:val="0"/>
+          <w:sz w:val="22"/>
+          <w:szCs w:val="22"/>
+          <w:lang w:eastAsia="pt-BR"/>
+          <w14:ligatures w14:val="none"/>
+        </w:rPr>
+      </w:pPr>
+      <w:r>
+        <w:rPr>
+          <w:rFonts w:eastAsia="Times New Roman"/>
+          <w:kern w:val="0"/>
+          <w:sz w:val="22"/>
+          <w:szCs w:val="22"/>
+          <w:lang w:eastAsia="pt-BR"/>
+          <w14:ligatures w14:val="none"/>
+        </w:rPr>
+        <w:t>Prata (Plano anual):</w:t>
+      </w:r>
+    </w:p>
+    <w:p>
+      <w:pPr>
+        <w:pStyle w:val="NormalWeb"/>
+        <w:rPr>
+          <w:rFonts w:eastAsia="Times New Roman"/>
+          <w:kern w:val="0"/>
+          <w:sz w:val="22"/>
+          <w:szCs w:val="22"/>
+          <w:lang w:eastAsia="pt-BR"/>
+          <w14:ligatures w14:val="none"/>
+        </w:rPr>
+      </w:pPr>
+      <w:r>
+        <w:rPr>
+          <w:rFonts w:eastAsia="Times New Roman"/>
+          <w:kern w:val="0"/>
+          <w:sz w:val="22"/>
+          <w:szCs w:val="22"/>
+          <w:lang w:eastAsia="pt-BR"/>
+          <w14:ligatures w14:val="none"/>
+        </w:rPr>
+        <w:t>Musculação</w:t>
+      </w:r>
+    </w:p>
+    <w:p>
+      <w:pPr>
+        <w:pStyle w:val="NormalWeb"/>
+        <w:rPr>
+          <w:rFonts w:eastAsia="Times New Roman"/>
+          <w:kern w:val="0"/>
+          <w:sz w:val="22"/>
+          <w:szCs w:val="22"/>
+          <w:lang w:eastAsia="pt-BR"/>
+          <w14:ligatures w14:val="none"/>
+        </w:rPr>
+      </w:pPr>
+      <w:proofErr w:type="spellStart"/>
+      <w:r>
+        <w:rPr>
+          <w:rFonts w:eastAsia="Times New Roman"/>
+          <w:kern w:val="0"/>
+          <w:sz w:val="22"/>
+          <w:szCs w:val="22"/>
+          <w:lang w:eastAsia="pt-BR"/>
+          <w14:ligatures w14:val="none"/>
+        </w:rPr>
+        <w:t>Spinning</w:t>
+      </w:r>
+      <w:proofErr w:type="spellEnd"/>
+    </w:p>
+    <w:p>
+      <w:pPr>
+        <w:pStyle w:val="NormalWeb"/>
+        <w:rPr>
+          <w:rFonts w:eastAsia="Times New Roman"/>
+          <w:kern w:val="0"/>
+          <w:sz w:val="22"/>
+          <w:szCs w:val="22"/>
+          <w:lang w:eastAsia="pt-BR"/>
+          <w14:ligatures w14:val="none"/>
+        </w:rPr>
+      </w:pPr>
+      <w:r>
+        <w:rPr>
+          <w:rFonts w:eastAsia="Times New Roman"/>
+          <w:kern w:val="0"/>
+          <w:sz w:val="22"/>
+          <w:szCs w:val="22"/>
+          <w:lang w:eastAsia="pt-BR"/>
+          <w14:ligatures w14:val="none"/>
+        </w:rPr>
+        <w:t>Pilates solo</w:t>
+      </w:r>
+    </w:p>
+    <w:p>
+      <w:pPr>
+        <w:pStyle w:val="NormalWeb"/>
+        <w:rPr>
+          <w:rFonts w:eastAsia="Times New Roman"/>
+          <w:kern w:val="0"/>
+          <w:sz w:val="22"/>
+          <w:szCs w:val="22"/>
+          <w:lang w:eastAsia="pt-BR"/>
+          <w14:ligatures w14:val="none"/>
+        </w:rPr>
+      </w:pPr>
+      <w:r>
+        <w:rPr>
+          <w:rFonts w:eastAsia="Times New Roman"/>
+          <w:kern w:val="0"/>
+          <w:sz w:val="22"/>
+          <w:szCs w:val="22"/>
+          <w:lang w:eastAsia="pt-BR"/>
+          <w14:ligatures w14:val="none"/>
+        </w:rPr>
+        <w:t>Jump</w:t>
+      </w:r>
+    </w:p>
+    <w:p>
+      <w:pPr>
+        <w:pStyle w:val="NormalWeb"/>
+        <w:rPr>
+          <w:rFonts w:eastAsia="Times New Roman"/>
+          <w:kern w:val="0"/>
+          <w:sz w:val="22"/>
+          <w:szCs w:val="22"/>
+          <w:lang w:eastAsia="pt-BR"/>
+          <w14:ligatures w14:val="none"/>
+        </w:rPr>
+      </w:pPr>
+      <w:r>
+        <w:rPr>
+          <w:rFonts w:eastAsia="Times New Roman"/>
+          <w:kern w:val="0"/>
+          <w:sz w:val="22"/>
+          <w:szCs w:val="22"/>
+          <w:lang w:eastAsia="pt-BR"/>
+          <w14:ligatures w14:val="none"/>
+        </w:rPr>
+        <w:t>Hidroginástica</w:t>
+      </w:r>
+    </w:p>
+    <w:p>
+      <w:pPr>
+        <w:pStyle w:val="NormalWeb"/>
+        <w:rPr>
+          <w:rFonts w:eastAsia="Times New Roman"/>
+          <w:kern w:val="0"/>
+          <w:sz w:val="22"/>
+          <w:szCs w:val="22"/>
+          <w:lang w:eastAsia="pt-BR"/>
+          <w14:ligatures w14:val="none"/>
+        </w:rPr>
+      </w:pPr>
+      <w:r>
+        <w:rPr>
+          <w:rFonts w:eastAsia="Times New Roman"/>
+          <w:kern w:val="0"/>
+          <w:sz w:val="22"/>
+          <w:szCs w:val="22"/>
+          <w:lang w:eastAsia="pt-BR"/>
+          <w14:ligatures w14:val="none"/>
+        </w:rPr>
+        <w:t> </w:t>
+      </w:r>
+    </w:p>
+    <w:p>
+      <w:pPr>
+        <w:pStyle w:val="NormalWeb"/>
+        <w:rPr>
+          <w:rFonts w:eastAsia="Times New Roman"/>
+          <w:kern w:val="0"/>
+          <w:sz w:val="22"/>
+          <w:szCs w:val="22"/>
+          <w:lang w:eastAsia="pt-BR"/>
+          <w14:ligatures w14:val="none"/>
+        </w:rPr>
+      </w:pPr>
+      <w:r>
+        <w:rPr>
+          <w:rFonts w:eastAsia="Times New Roman"/>
+          <w:kern w:val="0"/>
+          <w:sz w:val="22"/>
+          <w:szCs w:val="22"/>
+          <w:lang w:eastAsia="pt-BR"/>
+          <w14:ligatures w14:val="none"/>
+        </w:rPr>
+        <w:t>Ouro(Plano anual):</w:t>
+      </w:r>
+    </w:p>
+    <w:p>
+      <w:pPr>
+        <w:pStyle w:val="NormalWeb"/>
+        <w:rPr>
+          <w:rFonts w:eastAsia="Times New Roman"/>
+          <w:kern w:val="0"/>
+          <w:sz w:val="22"/>
+          <w:szCs w:val="22"/>
+          <w:lang w:eastAsia="pt-BR"/>
+          <w14:ligatures w14:val="none"/>
+        </w:rPr>
+      </w:pPr>
+      <w:r>
+        <w:rPr>
+          <w:rFonts w:eastAsia="Times New Roman"/>
+          <w:kern w:val="0"/>
+          <w:sz w:val="22"/>
+          <w:szCs w:val="22"/>
+          <w:lang w:eastAsia="pt-BR"/>
+          <w14:ligatures w14:val="none"/>
+        </w:rPr>
+        <w:t>Musculação</w:t>
+      </w:r>
+    </w:p>
+    <w:p>
+      <w:pPr>
+        <w:pStyle w:val="NormalWeb"/>
+        <w:rPr>
+          <w:rFonts w:eastAsia="Times New Roman"/>
+          <w:kern w:val="0"/>
+          <w:sz w:val="22"/>
+          <w:szCs w:val="22"/>
+          <w:lang w:eastAsia="pt-BR"/>
+          <w14:ligatures w14:val="none"/>
+        </w:rPr>
+      </w:pPr>
+      <w:proofErr w:type="spellStart"/>
+      <w:r>
+        <w:rPr>
+          <w:rFonts w:eastAsia="Times New Roman"/>
+          <w:kern w:val="0"/>
+          <w:sz w:val="22"/>
+          <w:szCs w:val="22"/>
+          <w:lang w:eastAsia="pt-BR"/>
+          <w14:ligatures w14:val="none"/>
+        </w:rPr>
+        <w:t>Spinning</w:t>
+      </w:r>
+      <w:proofErr w:type="spellEnd"/>
+    </w:p>
+    <w:p>
+      <w:pPr>
+        <w:pStyle w:val="NormalWeb"/>
+        <w:rPr>
+          <w:rFonts w:eastAsia="Times New Roman"/>
+          <w:kern w:val="0"/>
+          <w:sz w:val="22"/>
+          <w:szCs w:val="22"/>
+          <w:lang w:eastAsia="pt-BR"/>
+          <w14:ligatures w14:val="none"/>
+        </w:rPr>
+      </w:pPr>
+      <w:r>
+        <w:rPr>
+          <w:rFonts w:eastAsia="Times New Roman"/>
+          <w:kern w:val="0"/>
+          <w:sz w:val="22"/>
+          <w:szCs w:val="22"/>
+          <w:lang w:eastAsia="pt-BR"/>
+          <w14:ligatures w14:val="none"/>
+        </w:rPr>
+        <w:t>Pilates completo (com equipamentos)</w:t>
+      </w:r>
+    </w:p>
+    <w:p>
+      <w:pPr>
+        <w:pStyle w:val="NormalWeb"/>
+        <w:rPr>
+          <w:rFonts w:eastAsia="Times New Roman"/>
+          <w:kern w:val="0"/>
+          <w:sz w:val="22"/>
+          <w:szCs w:val="22"/>
+          <w:lang w:eastAsia="pt-BR"/>
+          <w14:ligatures w14:val="none"/>
+        </w:rPr>
+      </w:pPr>
+      <w:r>
+        <w:rPr>
+          <w:rFonts w:eastAsia="Times New Roman"/>
+          <w:kern w:val="0"/>
+          <w:sz w:val="22"/>
+          <w:szCs w:val="22"/>
+          <w:lang w:eastAsia="pt-BR"/>
+          <w14:ligatures w14:val="none"/>
+        </w:rPr>
+        <w:t>Jump</w:t>
+      </w:r>
+    </w:p>
+    <w:p>
+      <w:pPr>
+        <w:pStyle w:val="NormalWeb"/>
+        <w:rPr>
+          <w:rFonts w:eastAsia="Times New Roman"/>
+          <w:kern w:val="0"/>
+          <w:sz w:val="22"/>
+          <w:szCs w:val="22"/>
+          <w:lang w:eastAsia="pt-BR"/>
+          <w14:ligatures w14:val="none"/>
+        </w:rPr>
+      </w:pPr>
+      <w:r>
+        <w:rPr>
+          <w:rFonts w:eastAsia="Times New Roman"/>
+          <w:kern w:val="0"/>
+          <w:sz w:val="22"/>
+          <w:szCs w:val="22"/>
+          <w:lang w:eastAsia="pt-BR"/>
+          <w14:ligatures w14:val="none"/>
+        </w:rPr>
+        <w:t>Hidroginástica</w:t>
+      </w:r>
+    </w:p>
+    <w:p>
+      <w:pPr>
+        <w:pStyle w:val="NormalWeb"/>
+        <w:rPr>
+          <w:rFonts w:eastAsia="Times New Roman"/>
+          <w:kern w:val="0"/>
+          <w:sz w:val="22"/>
+          <w:szCs w:val="22"/>
+          <w:lang w:eastAsia="pt-BR"/>
+          <w14:ligatures w14:val="none"/>
+        </w:rPr>
+      </w:pPr>
+      <w:r>
+        <w:rPr>
+          <w:rFonts w:eastAsia="Times New Roman"/>
+          <w:kern w:val="0"/>
+          <w:sz w:val="22"/>
+          <w:szCs w:val="22"/>
+          <w:lang w:eastAsia="pt-BR"/>
+          <w14:ligatures w14:val="none"/>
+        </w:rPr>
+        <w:lastRenderedPageBreak/>
+        <w:t>Cross Training</w:t>
+      </w:r>
+    </w:p>
+    <w:p>
+      <w:pPr>
+        <w:pStyle w:val="NormalWeb"/>
+        <w:rPr>
+          <w:rFonts w:eastAsia="Times New Roman"/>
+          <w:kern w:val="0"/>
+          <w:sz w:val="22"/>
+          <w:szCs w:val="22"/>
+          <w:lang w:eastAsia="pt-BR"/>
+          <w14:ligatures w14:val="none"/>
+        </w:rPr>
+      </w:pPr>
+      <w:r>
+        <w:rPr>
+          <w:rFonts w:eastAsia="Times New Roman"/>
+          <w:kern w:val="0"/>
+          <w:sz w:val="22"/>
+          <w:szCs w:val="22"/>
+          <w:lang w:eastAsia="pt-BR"/>
+          <w14:ligatures w14:val="none"/>
+        </w:rPr>
+        <w:t>Dança/Zumba</w:t>
+      </w:r>
+    </w:p>
+    <w:p>
+      <w:pPr>
+        <w:pStyle w:val="NormalWeb"/>
+        <w:rPr>
+          <w:rFonts w:eastAsia="Times New Roman"/>
+          <w:kern w:val="0"/>
+          <w:sz w:val="22"/>
+          <w:szCs w:val="22"/>
+          <w:lang w:eastAsia="pt-BR"/>
+          <w14:ligatures w14:val="none"/>
+        </w:rPr>
+      </w:pPr>
+      <w:r>
+        <w:rPr>
+          <w:rFonts w:eastAsia="Times New Roman"/>
+          <w:kern w:val="0"/>
+          <w:sz w:val="22"/>
+          <w:szCs w:val="22"/>
+          <w:lang w:eastAsia="pt-BR"/>
+          <w14:ligatures w14:val="none"/>
+        </w:rPr>
+        <w:t>Artes Marciais (</w:t>
+      </w:r>
+      <w:proofErr w:type="spellStart"/>
+      <w:r>
+        <w:rPr>
+          <w:rFonts w:eastAsia="Times New Roman"/>
+          <w:kern w:val="0"/>
+          <w:sz w:val="22"/>
+          <w:szCs w:val="22"/>
+          <w:lang w:eastAsia="pt-BR"/>
+          <w14:ligatures w14:val="none"/>
+        </w:rPr>
+        <w:t>Muay</w:t>
+      </w:r>
+      <w:proofErr w:type="spellEnd"/>
+      <w:r>
+        <w:rPr>
+          <w:rFonts w:eastAsia="Times New Roman"/>
+          <w:kern w:val="0"/>
+          <w:sz w:val="22"/>
+          <w:szCs w:val="22"/>
+          <w:lang w:eastAsia="pt-BR"/>
+          <w14:ligatures w14:val="none"/>
+        </w:rPr>
+        <w:t xml:space="preserve"> Thai, Jiu-Jitsu...)</w:t>
+      </w:r>
+    </w:p>
+    <w:p>
+      <w:pPr>
+        <w:pStyle w:val="NormalWeb"/>
+        <w:rPr>
+          <w:rFonts w:eastAsia="Times New Roman"/>
+          <w:kern w:val="0"/>
+          <w:sz w:val="22"/>
+          <w:szCs w:val="22"/>
+          <w:lang w:eastAsia="pt-BR"/>
+          <w14:ligatures w14:val="none"/>
+        </w:rPr>
+      </w:pPr>
+      <w:r>
+        <w:rPr>
+          <w:rFonts w:eastAsia="Times New Roman"/>
+          <w:kern w:val="0"/>
+          <w:sz w:val="22"/>
+          <w:szCs w:val="22"/>
+          <w:lang w:eastAsia="pt-BR"/>
+          <w14:ligatures w14:val="none"/>
+        </w:rPr>
+        <w:t>Natação</w:t>
+      </w:r>
+    </w:p>
+    <w:p>
+      <w:pPr>
+        <w:pStyle w:val="NormalWeb"/>
+        <w:rPr>
+          <w:rFonts w:eastAsia="Times New Roman"/>
+          <w:kern w:val="0"/>
+          <w:sz w:val="22"/>
+          <w:szCs w:val="22"/>
+          <w:lang w:eastAsia="pt-BR"/>
+          <w14:ligatures w14:val="none"/>
+        </w:rPr>
+      </w:pPr>
+      <w:r>
+        <w:rPr>
+          <w:rFonts w:eastAsia="Times New Roman"/>
+          <w:kern w:val="0"/>
+          <w:sz w:val="22"/>
+          <w:szCs w:val="22"/>
+          <w:lang w:eastAsia="pt-BR"/>
+          <w14:ligatures w14:val="none"/>
+        </w:rPr>
+        <w:t>Professor particular</w:t>
+      </w:r>
+    </w:p>
+    <w:p>
+      <w:pPr>
+        <w:pStyle w:val="NormalWeb"/>
+        <w:rPr>
+          <w:rFonts w:eastAsia="Times New Roman"/>
+          <w:kern w:val="0"/>
+          <w:sz w:val="22"/>
+          <w:szCs w:val="22"/>
+          <w:lang w:eastAsia="pt-BR"/>
+          <w14:ligatures w14:val="none"/>
+        </w:rPr>
+      </w:pPr>
+      <w:r>
+        <w:rPr>
+          <w:rFonts w:eastAsia="Times New Roman"/>
+          <w:b/>
+          <w:bCs/>
+          <w:kern w:val="0"/>
+          <w:sz w:val="22"/>
+          <w:szCs w:val="22"/>
+          <w:lang w:eastAsia="pt-BR"/>
+          <w14:ligatures w14:val="none"/>
+        </w:rPr>
+        <w:t>Modalidade</w:t>
+      </w:r>
+    </w:p>
+    <w:p>
+      <w:pPr>
+        <w:pStyle w:val="NormalWeb"/>
+        <w:rPr>
+          <w:rFonts w:eastAsia="Times New Roman"/>
+          <w:kern w:val="0"/>
+          <w:sz w:val="22"/>
+          <w:szCs w:val="22"/>
+          <w:lang w:eastAsia="pt-BR"/>
+          <w14:ligatures w14:val="none"/>
+        </w:rPr>
+      </w:pPr>
+      <w:r>
+        <w:rPr>
+          <w:rFonts w:eastAsia="Times New Roman"/>
+          <w:kern w:val="0"/>
+          <w:sz w:val="22"/>
+          <w:szCs w:val="22"/>
+          <w:lang w:eastAsia="pt-BR"/>
+          <w14:ligatures w14:val="none"/>
+        </w:rPr>
+        <w:t xml:space="preserve">- Cadastro de cada modalidade: </w:t>
+      </w:r>
+      <w:proofErr w:type="spellStart"/>
+      <w:r>
+        <w:rPr>
+          <w:rFonts w:eastAsia="Times New Roman"/>
+          <w:kern w:val="0"/>
+          <w:sz w:val="22"/>
+          <w:szCs w:val="22"/>
+          <w:lang w:eastAsia="pt-BR"/>
+          <w14:ligatures w14:val="none"/>
+        </w:rPr>
+        <w:t>speanning</w:t>
+      </w:r>
+      <w:proofErr w:type="spellEnd"/>
+      <w:r>
+        <w:rPr>
+          <w:rFonts w:eastAsia="Times New Roman"/>
+          <w:kern w:val="0"/>
+          <w:sz w:val="22"/>
+          <w:szCs w:val="22"/>
+          <w:lang w:eastAsia="pt-BR"/>
+          <w14:ligatures w14:val="none"/>
+        </w:rPr>
+        <w:t>, musculação, natação, hidroginástica...</w:t>
+      </w:r>
+    </w:p>
+    <w:p>
+      <w:pPr>
+        <w:pStyle w:val="NormalWeb"/>
+        <w:rPr>
+          <w:rFonts w:eastAsia="Times New Roman"/>
+          <w:kern w:val="0"/>
+          <w:sz w:val="22"/>
+          <w:szCs w:val="22"/>
+          <w:lang w:eastAsia="pt-BR"/>
+          <w14:ligatures w14:val="none"/>
+        </w:rPr>
+      </w:pPr>
+      <w:r>
+        <w:rPr>
+          <w:rFonts w:eastAsia="Times New Roman"/>
+          <w:kern w:val="0"/>
+          <w:sz w:val="22"/>
+          <w:szCs w:val="22"/>
+          <w:lang w:eastAsia="pt-BR"/>
+          <w14:ligatures w14:val="none"/>
+        </w:rPr>
+        <w:t>- Valor de cada modalidade</w:t>
+      </w:r>
+    </w:p>
+    <w:p>
+      <w:pPr>
+        <w:pStyle w:val="NormalWeb"/>
+        <w:rPr>
+          <w:rFonts w:eastAsia="Times New Roman"/>
+          <w:kern w:val="0"/>
+          <w:sz w:val="22"/>
+          <w:szCs w:val="22"/>
+          <w:lang w:eastAsia="pt-BR"/>
+          <w14:ligatures w14:val="none"/>
+        </w:rPr>
+      </w:pPr>
+      <w:r>
+        <w:rPr>
+          <w:rFonts w:eastAsia="Times New Roman"/>
+          <w:kern w:val="0"/>
+          <w:sz w:val="22"/>
+          <w:szCs w:val="22"/>
+          <w:lang w:eastAsia="pt-BR"/>
+          <w14:ligatures w14:val="none"/>
+        </w:rPr>
+        <w:t>- Descrição de cada modalidade</w:t>
+      </w:r>
+    </w:p>
+    <w:p>
+      <w:pPr>
+        <w:pStyle w:val="NormalWeb"/>
+        <w:rPr>
+          <w:rFonts w:eastAsia="Times New Roman"/>
+          <w:kern w:val="0"/>
+          <w:sz w:val="22"/>
+          <w:szCs w:val="22"/>
+          <w:lang w:eastAsia="pt-BR"/>
+          <w14:ligatures w14:val="none"/>
+        </w:rPr>
+      </w:pPr>
+      <w:r>
+        <w:rPr>
+          <w:rFonts w:eastAsia="Times New Roman"/>
+          <w:kern w:val="0"/>
+          <w:sz w:val="22"/>
+          <w:szCs w:val="22"/>
+          <w:lang w:eastAsia="pt-BR"/>
+          <w14:ligatures w14:val="none"/>
+        </w:rPr>
+        <w:t> </w:t>
+      </w:r>
+    </w:p>
+    <w:p>
+      <w:pPr>
+        <w:pStyle w:val="NormalWeb"/>
+        <w:rPr>
+          <w:rFonts w:eastAsia="Times New Roman"/>
+          <w:kern w:val="0"/>
+          <w:sz w:val="22"/>
+          <w:szCs w:val="22"/>
+          <w:lang w:eastAsia="pt-BR"/>
+          <w14:ligatures w14:val="none"/>
+        </w:rPr>
+      </w:pPr>
+      <w:r>
+        <w:rPr>
+          <w:rFonts w:eastAsia="Times New Roman"/>
+          <w:b/>
+          <w:bCs/>
+          <w:kern w:val="0"/>
+          <w:sz w:val="22"/>
+          <w:szCs w:val="22"/>
+          <w:lang w:eastAsia="pt-BR"/>
+          <w14:ligatures w14:val="none"/>
+        </w:rPr>
+        <w:t>Curso Livre</w:t>
+      </w:r>
+    </w:p>
+    <w:p>
+      <w:pPr>
+        <w:pStyle w:val="NormalWeb"/>
+        <w:rPr>
+          <w:rFonts w:eastAsia="Times New Roman"/>
+          <w:kern w:val="0"/>
+          <w:sz w:val="22"/>
+          <w:szCs w:val="22"/>
+          <w:lang w:eastAsia="pt-BR"/>
+          <w14:ligatures w14:val="none"/>
+        </w:rPr>
+      </w:pPr>
+      <w:r>
+        <w:rPr>
+          <w:rFonts w:eastAsia="Times New Roman"/>
+          <w:kern w:val="0"/>
+          <w:sz w:val="22"/>
+          <w:szCs w:val="22"/>
+          <w:lang w:eastAsia="pt-BR"/>
+          <w14:ligatures w14:val="none"/>
+        </w:rPr>
+        <w:t>- Geralmente o curso livre tem valor próprio (mensalidade ou taxa única), separado do plano da academia.</w:t>
+      </w:r>
+    </w:p>
+    <w:p>
+      <w:pPr>
+        <w:pStyle w:val="NormalWeb"/>
+        <w:rPr>
+          <w:rFonts w:eastAsia="Times New Roman"/>
+          <w:kern w:val="0"/>
+          <w:sz w:val="22"/>
+          <w:szCs w:val="22"/>
+          <w:lang w:eastAsia="pt-BR"/>
+          <w14:ligatures w14:val="none"/>
+        </w:rPr>
+      </w:pPr>
+      <w:r>
+        <w:rPr>
+          <w:rFonts w:eastAsia="Times New Roman"/>
+          <w:kern w:val="0"/>
+          <w:sz w:val="22"/>
+          <w:szCs w:val="22"/>
+          <w:lang w:eastAsia="pt-BR"/>
+          <w14:ligatures w14:val="none"/>
+        </w:rPr>
+        <w:t>- Para participar, o aluno deve realizar uma matrícula no curso livre, vinculando:</w:t>
       </w:r>
     </w:p>
     <w:p>
@@ -295,36 +1677,27 @@
         <w:pStyle w:val="NormalWeb"/>
         <w:numPr>
           <w:ilvl w:val="0"/>
-          <w:numId w:val="1"/>
+          <w:numId w:val="8"/>
         </w:numPr>
         <w:rPr>
           <w:rFonts w:eastAsia="Times New Roman"/>
-          <w:sz w:val="22"/>
-          <w:szCs w:val="22"/>
-          <w:lang w:eastAsia="pt-BR"/>
-        </w:rPr>
-      </w:pPr>
-      <w:r>
-        <w:rPr>
-          <w:rFonts w:eastAsia="Times New Roman"/>
-          <w:kern w:val="0"/>
-          <w:sz w:val="22"/>
-          <w:szCs w:val="22"/>
-          <w:lang w:eastAsia="pt-BR"/>
-          <w14:ligatures w14:val="none"/>
-        </w:rPr>
-        <w:t>U</w:t>
-      </w:r>
-      <w:r>
-        <w:rPr>
-          <w:rFonts w:eastAsia="Times New Roman"/>
-          <w:kern w:val="0"/>
-          <w:sz w:val="22"/>
-          <w:szCs w:val="22"/>
-          <w:lang w:eastAsia="pt-BR"/>
-          <w14:ligatures w14:val="none"/>
-        </w:rPr>
-        <w:t>ma recepcionista que irá cadastrar os usuários e apresentar os planos.</w:t>
+          <w:kern w:val="0"/>
+          <w:sz w:val="22"/>
+          <w:szCs w:val="22"/>
+          <w:lang w:eastAsia="pt-BR"/>
+          <w14:ligatures w14:val="none"/>
+        </w:rPr>
+      </w:pPr>
+      <w:r>
+        <w:rPr>
+          <w:rFonts w:eastAsia="Times New Roman"/>
+          <w:kern w:val="0"/>
+          <w:sz w:val="22"/>
+          <w:szCs w:val="22"/>
+          <w:lang w:eastAsia="pt-BR"/>
+          <w14:ligatures w14:val="none"/>
+        </w:rPr>
+        <w:t>aluno,</w:t>
       </w:r>
     </w:p>
     <w:p>
@@ -332,385 +1705,1134 @@
         <w:pStyle w:val="NormalWeb"/>
         <w:numPr>
           <w:ilvl w:val="0"/>
-          <w:numId w:val="1"/>
+          <w:numId w:val="8"/>
         </w:numPr>
         <w:rPr>
-          <w:rFonts w:ascii="Consolas" w:eastAsia="Times New Roman" w:hAnsi="Consolas" w:cs="Arial"/>
-          <w:sz w:val="22"/>
-          <w:szCs w:val="22"/>
-          <w:lang w:eastAsia="pt-BR"/>
-        </w:rPr>
-      </w:pPr>
-      <w:r>
-        <w:rPr>
-          <w:rFonts w:eastAsia="Times New Roman"/>
-          <w:sz w:val="22"/>
-          <w:szCs w:val="22"/>
-          <w:lang w:eastAsia="pt-BR"/>
-        </w:rPr>
-        <w:t>clientes queiram fazer o cancelamento antes, eles terão que avisar com 1 mês de antecedência antes da vigência do plano, caso ele insista, terá que pagar uma multa de 30%.</w:t>
-      </w:r>
-    </w:p>
-    <w:p>
-      <w:pPr>
-        <w:pStyle w:val="NormalWeb"/>
-        <w:rPr>
-          <w:rFonts w:eastAsia="Times New Roman"/>
-          <w:sz w:val="22"/>
-          <w:szCs w:val="22"/>
-          <w:lang w:eastAsia="pt-BR"/>
-        </w:rPr>
-      </w:pPr>
-      <w:r>
-        <w:rPr>
-          <w:rFonts w:eastAsia="Times New Roman"/>
-          <w:kern w:val="0"/>
-          <w:sz w:val="22"/>
-          <w:szCs w:val="22"/>
-          <w:lang w:eastAsia="pt-BR"/>
-          <w14:ligatures w14:val="none"/>
-        </w:rPr>
-        <w:t xml:space="preserve"> </w:t>
-      </w:r>
-      <w:r>
-        <w:rPr>
-          <w:rFonts w:eastAsia="Times New Roman"/>
-          <w:kern w:val="0"/>
-          <w:sz w:val="22"/>
-          <w:szCs w:val="22"/>
-          <w:lang w:eastAsia="pt-BR"/>
-          <w14:ligatures w14:val="none"/>
-        </w:rPr>
-        <w:t xml:space="preserve">Como será feito o cadastro dos Professores? </w:t>
-      </w:r>
-    </w:p>
-    <w:p>
-      <w:pPr>
-        <w:pStyle w:val="NormalWeb"/>
-        <w:rPr>
-          <w:rFonts w:eastAsia="Times New Roman"/>
-          <w:sz w:val="22"/>
-          <w:szCs w:val="22"/>
-          <w:lang w:eastAsia="pt-BR"/>
-        </w:rPr>
-      </w:pPr>
-      <w:r>
-        <w:rPr>
-          <w:rFonts w:eastAsia="Times New Roman"/>
-          <w:sz w:val="22"/>
-          <w:szCs w:val="22"/>
-          <w:lang w:eastAsia="pt-BR"/>
-        </w:rPr>
-        <w:t>Os professores só poderão trabalhar por períodos (sendo eles: manhã, tarde e noite).</w:t>
-      </w:r>
-    </w:p>
-    <w:p>
-      <w:pPr>
-        <w:pStyle w:val="NormalWeb"/>
-        <w:ind w:firstLine="708"/>
-        <w:rPr>
-          <w:rFonts w:eastAsia="Times New Roman"/>
-          <w:sz w:val="22"/>
-          <w:szCs w:val="22"/>
-          <w:lang w:eastAsia="pt-BR"/>
-        </w:rPr>
-      </w:pPr>
-      <w:r>
-        <w:rPr>
-          <w:rFonts w:eastAsia="Times New Roman"/>
-          <w:sz w:val="22"/>
-          <w:szCs w:val="22"/>
-          <w:lang w:eastAsia="pt-BR"/>
-        </w:rPr>
-        <w:t>Os professores conseguem visualizar as turmas, quem serão os alunos participantes e os horários caso haja agendamento</w:t>
-      </w:r>
-    </w:p>
-    <w:p>
-      <w:pPr>
-        <w:pStyle w:val="NormalWeb"/>
-        <w:rPr>
-          <w:rFonts w:eastAsia="Times New Roman"/>
-          <w:sz w:val="22"/>
-          <w:szCs w:val="22"/>
-          <w:lang w:eastAsia="pt-BR"/>
-        </w:rPr>
-      </w:pPr>
-      <w:r>
-        <w:rPr>
-          <w:rFonts w:eastAsia="Times New Roman"/>
-          <w:sz w:val="22"/>
-          <w:szCs w:val="22"/>
-          <w:lang w:eastAsia="pt-BR"/>
-        </w:rPr>
-        <w:t>Como será feito o cadastro das Turmas?</w:t>
-      </w:r>
-    </w:p>
-    <w:p>
-      <w:pPr>
-        <w:pStyle w:val="NormalWeb"/>
-        <w:rPr>
-          <w:rFonts w:eastAsia="Times New Roman"/>
-          <w:sz w:val="22"/>
-          <w:szCs w:val="22"/>
-          <w:lang w:eastAsia="pt-BR"/>
-        </w:rPr>
-      </w:pPr>
-      <w:r>
-        <w:rPr>
-          <w:rFonts w:eastAsia="Times New Roman"/>
-          <w:sz w:val="22"/>
-          <w:szCs w:val="22"/>
-          <w:lang w:eastAsia="pt-BR"/>
-        </w:rPr>
-        <w:t>Como será feito o cadastro de Modalidades?</w:t>
-      </w:r>
-    </w:p>
-    <w:p>
-      <w:pPr>
-        <w:pStyle w:val="NormalWeb"/>
-        <w:rPr>
-          <w:rFonts w:eastAsia="Times New Roman"/>
-          <w:sz w:val="22"/>
-          <w:szCs w:val="22"/>
-          <w:lang w:eastAsia="pt-BR"/>
-        </w:rPr>
-      </w:pPr>
-      <w:r>
-        <w:rPr>
-          <w:rFonts w:eastAsia="Times New Roman"/>
-          <w:sz w:val="22"/>
-          <w:szCs w:val="22"/>
-          <w:lang w:eastAsia="pt-BR"/>
-        </w:rPr>
-        <w:t xml:space="preserve">Vai ter um site? </w:t>
-      </w:r>
-    </w:p>
-    <w:p>
-      <w:pPr>
-        <w:pStyle w:val="NormalWeb"/>
-        <w:rPr>
-          <w:u w:val="single"/>
-        </w:rPr>
-      </w:pPr>
-      <w:r>
-        <w:rPr>
-          <w:rFonts w:eastAsia="Times New Roman"/>
-          <w:kern w:val="0"/>
-          <w:sz w:val="22"/>
-          <w:szCs w:val="22"/>
-          <w:lang w:eastAsia="pt-BR"/>
-          <w14:ligatures w14:val="none"/>
-        </w:rPr>
-        <w:t xml:space="preserve">Dentro do site o aluno consegue visualizar as aulas disponíveis, agendar horário com os professores e a frequências. </w:t>
-      </w:r>
-    </w:p>
-    <w:p>
-      <w:pPr>
-        <w:pStyle w:val="NormalWeb"/>
-      </w:pPr>
-    </w:p>
-    <w:p>
-      <w:pPr>
-        <w:pStyle w:val="NormalWeb"/>
-      </w:pPr>
-    </w:p>
-    <w:p>
-      <w:pPr>
-        <w:pStyle w:val="NormalWeb"/>
-      </w:pPr>
-    </w:p>
-    <w:p>
-      <w:pPr>
-        <w:pStyle w:val="NormalWeb"/>
-      </w:pPr>
-    </w:p>
-    <w:p>
-      <w:pPr>
-        <w:pStyle w:val="NormalWeb"/>
-      </w:pPr>
-    </w:p>
-    <w:p>
-      <w:pPr>
-        <w:pStyle w:val="NormalWeb"/>
-        <w:rPr>
-          <w:u w:val="single"/>
-        </w:rPr>
-      </w:pPr>
-      <w:r>
-        <w:br/>
-        <w:t>No site estão criando? Agendar visita ou visualizar os planos;</w:t>
-      </w:r>
-    </w:p>
-    <w:p>
-      <w:pPr>
+          <w:rFonts w:eastAsia="Times New Roman"/>
+          <w:kern w:val="0"/>
+          <w:sz w:val="22"/>
+          <w:szCs w:val="22"/>
+          <w:lang w:eastAsia="pt-BR"/>
+          <w14:ligatures w14:val="none"/>
+        </w:rPr>
+      </w:pPr>
+      <w:r>
+        <w:rPr>
+          <w:rFonts w:eastAsia="Times New Roman"/>
+          <w:kern w:val="0"/>
+          <w:sz w:val="22"/>
+          <w:szCs w:val="22"/>
+          <w:lang w:eastAsia="pt-BR"/>
+          <w14:ligatures w14:val="none"/>
+        </w:rPr>
+        <w:t>curso,</w:t>
+      </w:r>
+    </w:p>
+    <w:p>
+      <w:pPr>
+        <w:pStyle w:val="NormalWeb"/>
         <w:numPr>
           <w:ilvl w:val="0"/>
-          <w:numId w:val="7"/>
+          <w:numId w:val="8"/>
         </w:numPr>
-      </w:pPr>
-      <w:r>
-        <w:t>Recepção: cadastros de usuários novos ou atigos, cadastras de novos planos e descrições dos planos;</w:t>
-      </w:r>
-    </w:p>
-    <w:p>
-      <w:pPr>
-        <w:numPr>
-          <w:ilvl w:val="0"/>
-          <w:numId w:val="7"/>
-        </w:numPr>
-      </w:pPr>
-      <w:r>
-        <w:t>Cada pessoa terá sua área dentro do site ou do programa: Recepção (Com os planos, descrições e cadastro de usuários), Financeiro (Visualizando a questões financeira), Professor (Vendo a frequências dos alunos), Aluno (Visualização de alguns planos, os turnos de cada professor,)</w:t>
-      </w:r>
-    </w:p>
-    <w:p>
-      <w:pPr>
-        <w:numPr>
-          <w:ilvl w:val="0"/>
-          <w:numId w:val="7"/>
-        </w:numPr>
-      </w:pPr>
-      <w:r>
-        <w:t xml:space="preserve">Horário de funcionamento: 6 </w:t>
-      </w:r>
-      <w:proofErr w:type="gramStart"/>
-      <w:r>
-        <w:t>ás</w:t>
-      </w:r>
-      <w:proofErr w:type="gramEnd"/>
-      <w:r>
-        <w:t xml:space="preserve"> 22h seg a sabado e domingo 10 ás 22h.</w:t>
-      </w:r>
-    </w:p>
-    <w:p>
-      <w:pPr>
-        <w:numPr>
-          <w:ilvl w:val="0"/>
-          <w:numId w:val="7"/>
-        </w:numPr>
-      </w:pPr>
-      <w:r>
-        <w:t>Quais são os planos:</w:t>
-      </w:r>
-    </w:p>
-    <w:p>
-      <w:pPr>
-        <w:numPr>
-          <w:ilvl w:val="0"/>
-          <w:numId w:val="7"/>
-        </w:numPr>
-      </w:pPr>
-      <w:r>
-        <w:t>Site e programa para recepção.</w:t>
-      </w:r>
-    </w:p>
-    <w:p>
-      <w:pPr>
-        <w:numPr>
-          <w:ilvl w:val="0"/>
-          <w:numId w:val="7"/>
-        </w:numPr>
-      </w:pPr>
-      <w:r>
-        <w:t>Como será o cadastro, a pessoa terá que se cadastrar para ver os planos? Não, ela pode visualizar normalmente através do site.</w:t>
-      </w:r>
-    </w:p>
-    <w:p>
-      <w:pPr>
-        <w:numPr>
-          <w:ilvl w:val="0"/>
-          <w:numId w:val="7"/>
-        </w:numPr>
-      </w:pPr>
-      <w:r>
-        <w:t xml:space="preserve">Ele está criando o site para conhecer sua academia ou fazer a venda </w:t>
-      </w:r>
-      <w:proofErr w:type="gramStart"/>
-      <w:r>
-        <w:t>dos plano</w:t>
-      </w:r>
-      <w:proofErr w:type="gramEnd"/>
-      <w:r>
-        <w:t xml:space="preserve">? Está criando para vender </w:t>
-      </w:r>
-      <w:proofErr w:type="gramStart"/>
-      <w:r>
-        <w:t>os seu plano</w:t>
-      </w:r>
-      <w:proofErr w:type="gramEnd"/>
-      <w:r>
-        <w:t xml:space="preserve"> e adquirir novo clientes.</w:t>
-      </w:r>
-    </w:p>
-    <w:p>
-      <w:pPr>
-        <w:numPr>
-          <w:ilvl w:val="0"/>
-          <w:numId w:val="7"/>
-        </w:numPr>
-      </w:pPr>
-      <w:r>
-        <w:t>Frequência e evolução dos alunos</w:t>
-      </w:r>
-    </w:p>
-    <w:p>
-      <w:pPr>
-        <w:numPr>
-          <w:ilvl w:val="0"/>
-          <w:numId w:val="7"/>
-        </w:numPr>
-      </w:pPr>
-      <w:r>
-        <w:t>Uma semana gratis</w:t>
-      </w:r>
-    </w:p>
-    <w:p>
-      <w:pPr>
-        <w:numPr>
-          <w:ilvl w:val="0"/>
-          <w:numId w:val="7"/>
-        </w:numPr>
-      </w:pPr>
-      <w:r>
-        <w:t>Você tem uma cadeira de massagem se tiver o plano a mais e um professor particular apenas agendado.</w:t>
-      </w:r>
-    </w:p>
-    <w:p>
-      <w:r>
-        <w:br/>
-      </w:r>
-      <w:r>
-        <w:br/>
-      </w:r>
-      <w:r>
-        <w:br/>
-      </w:r>
-      <w:r>
-        <w:br/>
-      </w:r>
-      <w:r>
-        <w:br/>
-      </w:r>
-      <w:r>
-        <w:br/>
-      </w:r>
-    </w:p>
-    <w:p>
-      <w:r>
-        <w:t>Academia</w:t>
-      </w:r>
-    </w:p>
-    <w:p>
-      <w:r>
-        <w:t>- Entidade</w:t>
-      </w:r>
-    </w:p>
-    <w:p>
-      <w:r>
-        <w:t>- Atributo</w:t>
-      </w:r>
-    </w:p>
-    <w:p>
+        <w:rPr>
+          <w:rFonts w:eastAsia="Times New Roman"/>
+          <w:kern w:val="0"/>
+          <w:sz w:val="22"/>
+          <w:szCs w:val="22"/>
+          <w:lang w:eastAsia="pt-BR"/>
+          <w14:ligatures w14:val="none"/>
+        </w:rPr>
+      </w:pPr>
+      <w:r>
+        <w:rPr>
+          <w:rFonts w:eastAsia="Times New Roman"/>
+          <w:kern w:val="0"/>
+          <w:sz w:val="22"/>
+          <w:szCs w:val="22"/>
+          <w:lang w:eastAsia="pt-BR"/>
+          <w14:ligatures w14:val="none"/>
+        </w:rPr>
+        <w:t>professor responsável.</w:t>
+      </w:r>
+    </w:p>
+    <w:p>
+      <w:pPr>
+        <w:pStyle w:val="NormalWeb"/>
+        <w:rPr>
+          <w:rFonts w:eastAsia="Times New Roman"/>
+          <w:kern w:val="0"/>
+          <w:sz w:val="22"/>
+          <w:szCs w:val="22"/>
+          <w:lang w:eastAsia="pt-BR"/>
+          <w14:ligatures w14:val="none"/>
+        </w:rPr>
+      </w:pPr>
+      <w:r>
+        <w:rPr>
+          <w:rFonts w:eastAsia="Times New Roman"/>
+          <w:b/>
+          <w:bCs/>
+          <w:kern w:val="0"/>
+          <w:sz w:val="22"/>
+          <w:szCs w:val="22"/>
+          <w:lang w:eastAsia="pt-BR"/>
+          <w14:ligatures w14:val="none"/>
+        </w:rPr>
+        <w:t>Pagamento</w:t>
+      </w:r>
+    </w:p>
+    <w:p>
+      <w:pPr>
+        <w:pStyle w:val="NormalWeb"/>
+        <w:rPr>
+          <w:rFonts w:eastAsia="Times New Roman"/>
+          <w:kern w:val="0"/>
+          <w:sz w:val="22"/>
+          <w:szCs w:val="22"/>
+          <w:lang w:eastAsia="pt-BR"/>
+          <w14:ligatures w14:val="none"/>
+        </w:rPr>
+      </w:pPr>
+      <w:r>
+        <w:rPr>
+          <w:rFonts w:eastAsia="Times New Roman"/>
+          <w:kern w:val="0"/>
+          <w:sz w:val="22"/>
+          <w:szCs w:val="22"/>
+          <w:lang w:eastAsia="pt-BR"/>
+          <w14:ligatures w14:val="none"/>
+        </w:rPr>
+        <w:t>- O aluno pode usar a academia por 7 dias grátis antes de pagar.</w:t>
+      </w:r>
+    </w:p>
+    <w:p>
+      <w:pPr>
+        <w:pStyle w:val="NormalWeb"/>
+        <w:rPr>
+          <w:rFonts w:eastAsia="Times New Roman"/>
+          <w:kern w:val="0"/>
+          <w:sz w:val="22"/>
+          <w:szCs w:val="22"/>
+          <w:lang w:eastAsia="pt-BR"/>
+          <w14:ligatures w14:val="none"/>
+        </w:rPr>
+      </w:pPr>
+      <w:r>
+        <w:rPr>
+          <w:rFonts w:eastAsia="Times New Roman"/>
+          <w:kern w:val="0"/>
+          <w:sz w:val="22"/>
+          <w:szCs w:val="22"/>
+          <w:lang w:eastAsia="pt-BR"/>
+          <w14:ligatures w14:val="none"/>
+        </w:rPr>
+        <w:t>- Se o cancelamento for solicitado até 30 dias após a renovação → sem multa.</w:t>
+      </w:r>
+    </w:p>
+    <w:p>
+      <w:pPr>
+        <w:pStyle w:val="NormalWeb"/>
+        <w:rPr>
+          <w:rFonts w:eastAsia="Times New Roman"/>
+          <w:kern w:val="0"/>
+          <w:sz w:val="22"/>
+          <w:szCs w:val="22"/>
+          <w:lang w:eastAsia="pt-BR"/>
+          <w14:ligatures w14:val="none"/>
+        </w:rPr>
+      </w:pPr>
+      <w:r>
+        <w:rPr>
+          <w:rFonts w:eastAsia="Times New Roman"/>
+          <w:kern w:val="0"/>
+          <w:sz w:val="22"/>
+          <w:szCs w:val="22"/>
+          <w:lang w:eastAsia="pt-BR"/>
+          <w14:ligatures w14:val="none"/>
+        </w:rPr>
+        <w:t>- Caso contrário → multa de 30% sobre o valor restante do plano.</w:t>
+      </w:r>
+    </w:p>
+    <w:p>
+      <w:pPr>
+        <w:pStyle w:val="NormalWeb"/>
+        <w:rPr>
+          <w:rFonts w:eastAsia="Times New Roman"/>
+          <w:kern w:val="0"/>
+          <w:sz w:val="22"/>
+          <w:szCs w:val="22"/>
+          <w:lang w:eastAsia="pt-BR"/>
+          <w14:ligatures w14:val="none"/>
+        </w:rPr>
+      </w:pPr>
+      <w:r>
+        <w:rPr>
+          <w:rFonts w:eastAsia="Times New Roman"/>
+          <w:b/>
+          <w:bCs/>
+          <w:kern w:val="0"/>
+          <w:sz w:val="22"/>
+          <w:szCs w:val="22"/>
+          <w:lang w:eastAsia="pt-BR"/>
+          <w14:ligatures w14:val="none"/>
+        </w:rPr>
+        <w:t>Agendamento</w:t>
+      </w:r>
+    </w:p>
+    <w:p>
+      <w:pPr>
+        <w:pStyle w:val="NormalWeb"/>
+        <w:rPr>
+          <w:rFonts w:eastAsia="Times New Roman"/>
+          <w:kern w:val="0"/>
+          <w:sz w:val="22"/>
+          <w:szCs w:val="22"/>
+          <w:lang w:eastAsia="pt-BR"/>
+          <w14:ligatures w14:val="none"/>
+        </w:rPr>
+      </w:pPr>
+      <w:r>
+        <w:rPr>
+          <w:rFonts w:eastAsia="Times New Roman"/>
+          <w:kern w:val="0"/>
+          <w:sz w:val="22"/>
+          <w:szCs w:val="22"/>
+          <w:lang w:eastAsia="pt-BR"/>
+          <w14:ligatures w14:val="none"/>
+        </w:rPr>
+        <w:t>- Somente clientes ativos ao Ouro poderá usar o agendamento com os professores, caso esteja cancelado não.</w:t>
+      </w:r>
+    </w:p>
+    <w:p>
+      <w:pPr>
+        <w:pStyle w:val="NormalWeb"/>
+        <w:rPr>
+          <w:rFonts w:eastAsia="Times New Roman"/>
+          <w:kern w:val="0"/>
+          <w:sz w:val="22"/>
+          <w:szCs w:val="22"/>
+          <w:lang w:eastAsia="pt-BR"/>
+          <w14:ligatures w14:val="none"/>
+        </w:rPr>
+      </w:pPr>
+      <w:r>
+        <w:rPr>
+          <w:rFonts w:eastAsia="Times New Roman"/>
+          <w:kern w:val="0"/>
+          <w:sz w:val="22"/>
+          <w:szCs w:val="22"/>
+          <w:lang w:eastAsia="pt-BR"/>
+          <w14:ligatures w14:val="none"/>
+        </w:rPr>
+        <w:t> - O agendamento deve estar vinculado a um aluno e a um professor.</w:t>
+      </w:r>
+    </w:p>
+    <w:p>
+      <w:pPr>
+        <w:pStyle w:val="NormalWeb"/>
+        <w:rPr>
+          <w:rFonts w:eastAsia="Times New Roman"/>
+          <w:kern w:val="0"/>
+          <w:sz w:val="22"/>
+          <w:szCs w:val="22"/>
+          <w:lang w:eastAsia="pt-BR"/>
+          <w14:ligatures w14:val="none"/>
+        </w:rPr>
+      </w:pPr>
+      <w:r>
+        <w:rPr>
+          <w:rFonts w:eastAsia="Times New Roman"/>
+          <w:kern w:val="0"/>
+          <w:sz w:val="22"/>
+          <w:szCs w:val="22"/>
+          <w:lang w:eastAsia="pt-BR"/>
+          <w14:ligatures w14:val="none"/>
+        </w:rPr>
+        <w:t>- O aluno pode agendar encontros com professores pelo site da academia.</w:t>
+      </w:r>
+    </w:p>
+    <w:p>
+      <w:pPr>
+        <w:pStyle w:val="NormalWeb"/>
+        <w:rPr>
+          <w:rFonts w:eastAsia="Times New Roman"/>
+          <w:kern w:val="0"/>
+          <w:sz w:val="22"/>
+          <w:szCs w:val="22"/>
+          <w:lang w:eastAsia="pt-BR"/>
+          <w14:ligatures w14:val="none"/>
+        </w:rPr>
+      </w:pPr>
+      <w:r>
+        <w:rPr>
+          <w:rFonts w:eastAsia="Times New Roman"/>
+          <w:kern w:val="0"/>
+          <w:sz w:val="22"/>
+          <w:szCs w:val="22"/>
+          <w:lang w:eastAsia="pt-BR"/>
+          <w14:ligatures w14:val="none"/>
+        </w:rPr>
+        <w:t>- Plano Ouro:</w:t>
+      </w:r>
+    </w:p>
+    <w:p>
+      <w:pPr>
+        <w:pStyle w:val="NormalWeb"/>
+        <w:rPr>
+          <w:rFonts w:eastAsia="Times New Roman"/>
+          <w:kern w:val="0"/>
+          <w:sz w:val="22"/>
+          <w:szCs w:val="22"/>
+          <w:lang w:eastAsia="pt-BR"/>
+          <w14:ligatures w14:val="none"/>
+        </w:rPr>
+      </w:pPr>
+      <w:r>
+        <w:rPr>
+          <w:rFonts w:eastAsia="Times New Roman"/>
+          <w:kern w:val="0"/>
+          <w:sz w:val="22"/>
+          <w:szCs w:val="22"/>
+          <w:lang w:eastAsia="pt-BR"/>
+          <w14:ligatures w14:val="none"/>
+        </w:rPr>
+        <w:t>Nesse plano, há a possibilidade de agendamento exclusivo com professor particular.</w:t>
+      </w:r>
+    </w:p>
+    <w:p>
+      <w:pPr>
+        <w:pStyle w:val="NormalWeb"/>
+        <w:rPr>
+          <w:rFonts w:eastAsia="Times New Roman"/>
+          <w:kern w:val="0"/>
+          <w:sz w:val="22"/>
+          <w:szCs w:val="22"/>
+          <w:lang w:eastAsia="pt-BR"/>
+          <w14:ligatures w14:val="none"/>
+        </w:rPr>
+      </w:pPr>
+      <w:r>
+        <w:rPr>
+          <w:rFonts w:eastAsia="Times New Roman"/>
+          <w:kern w:val="0"/>
+          <w:sz w:val="22"/>
+          <w:szCs w:val="22"/>
+          <w:lang w:eastAsia="pt-BR"/>
+          <w14:ligatures w14:val="none"/>
+        </w:rPr>
+        <w:t> </w:t>
+      </w:r>
+    </w:p>
+    <w:p>
+      <w:pPr>
+        <w:pStyle w:val="NormalWeb"/>
+        <w:rPr>
+          <w:rFonts w:eastAsia="Times New Roman"/>
+          <w:kern w:val="0"/>
+          <w:sz w:val="22"/>
+          <w:szCs w:val="22"/>
+          <w:lang w:eastAsia="pt-BR"/>
+          <w14:ligatures w14:val="none"/>
+        </w:rPr>
+      </w:pPr>
+      <w:r>
+        <w:rPr>
+          <w:rFonts w:eastAsia="Times New Roman"/>
+          <w:b/>
+          <w:bCs/>
+          <w:kern w:val="0"/>
+          <w:sz w:val="22"/>
+          <w:szCs w:val="22"/>
+          <w:lang w:eastAsia="pt-BR"/>
+          <w14:ligatures w14:val="none"/>
+        </w:rPr>
+        <w:t>Matricula</w:t>
+      </w:r>
+    </w:p>
+    <w:p>
+      <w:pPr>
+        <w:pStyle w:val="NormalWeb"/>
+        <w:rPr>
+          <w:rFonts w:eastAsia="Times New Roman"/>
+          <w:kern w:val="0"/>
+          <w:sz w:val="22"/>
+          <w:szCs w:val="22"/>
+          <w:lang w:eastAsia="pt-BR"/>
+          <w14:ligatures w14:val="none"/>
+        </w:rPr>
+      </w:pPr>
+      <w:r>
+        <w:rPr>
+          <w:rFonts w:eastAsia="Times New Roman"/>
+          <w:kern w:val="0"/>
+          <w:sz w:val="22"/>
+          <w:szCs w:val="22"/>
+          <w:lang w:eastAsia="pt-BR"/>
+          <w14:ligatures w14:val="none"/>
+        </w:rPr>
+        <w:t>- Uma matrícula precisa estar associada a um aluno e a um plano.</w:t>
+      </w:r>
+    </w:p>
+    <w:p>
+      <w:pPr>
+        <w:pStyle w:val="NormalWeb"/>
+        <w:rPr>
+          <w:rFonts w:eastAsia="Times New Roman"/>
+          <w:kern w:val="0"/>
+          <w:sz w:val="22"/>
+          <w:szCs w:val="22"/>
+          <w:lang w:eastAsia="pt-BR"/>
+          <w14:ligatures w14:val="none"/>
+        </w:rPr>
+      </w:pPr>
+      <w:r>
+        <w:rPr>
+          <w:rFonts w:eastAsia="Times New Roman"/>
+          <w:kern w:val="0"/>
+          <w:sz w:val="22"/>
+          <w:szCs w:val="22"/>
+          <w:lang w:eastAsia="pt-BR"/>
+          <w14:ligatures w14:val="none"/>
+        </w:rPr>
+        <w:t>- O sistema deve prever a renovação da matrícula (especialmente nos planos anuais).</w:t>
+      </w:r>
+    </w:p>
+    <w:p>
+      <w:pPr>
+        <w:pStyle w:val="NormalWeb"/>
+        <w:rPr>
+          <w:rFonts w:eastAsia="Times New Roman"/>
+          <w:kern w:val="0"/>
+          <w:sz w:val="22"/>
+          <w:szCs w:val="22"/>
+          <w:lang w:eastAsia="pt-BR"/>
+          <w14:ligatures w14:val="none"/>
+        </w:rPr>
+      </w:pPr>
+      <w:r>
+        <w:rPr>
+          <w:rFonts w:eastAsia="Times New Roman"/>
+          <w:kern w:val="0"/>
+          <w:sz w:val="22"/>
+          <w:szCs w:val="22"/>
+          <w:lang w:eastAsia="pt-BR"/>
+          <w14:ligatures w14:val="none"/>
+        </w:rPr>
+        <w:lastRenderedPageBreak/>
+        <w:t>- Caso o aluno não pague, a matrícula pode ser suspensa ou cancelada.</w:t>
+      </w:r>
+    </w:p>
+    <w:p>
+      <w:pPr>
+        <w:pStyle w:val="NormalWeb"/>
+        <w:rPr>
+          <w:rFonts w:eastAsia="Times New Roman"/>
+          <w:kern w:val="0"/>
+          <w:sz w:val="22"/>
+          <w:szCs w:val="22"/>
+          <w:lang w:eastAsia="pt-BR"/>
+          <w14:ligatures w14:val="none"/>
+        </w:rPr>
+      </w:pPr>
+      <w:r>
+        <w:rPr>
+          <w:rFonts w:eastAsia="Times New Roman"/>
+          <w:b/>
+          <w:bCs/>
+          <w:kern w:val="0"/>
+          <w:sz w:val="22"/>
+          <w:szCs w:val="22"/>
+          <w:lang w:eastAsia="pt-BR"/>
+          <w14:ligatures w14:val="none"/>
+        </w:rPr>
+        <w:t>Turma</w:t>
+      </w:r>
+    </w:p>
+    <w:p>
+      <w:pPr>
+        <w:pStyle w:val="NormalWeb"/>
+        <w:rPr>
+          <w:rFonts w:eastAsia="Times New Roman"/>
+          <w:kern w:val="0"/>
+          <w:sz w:val="22"/>
+          <w:szCs w:val="22"/>
+          <w:lang w:eastAsia="pt-BR"/>
+          <w14:ligatures w14:val="none"/>
+        </w:rPr>
+      </w:pPr>
+      <w:r>
+        <w:rPr>
+          <w:rFonts w:eastAsia="Times New Roman"/>
+          <w:kern w:val="0"/>
+          <w:sz w:val="22"/>
+          <w:szCs w:val="22"/>
+          <w:lang w:eastAsia="pt-BR"/>
+          <w14:ligatures w14:val="none"/>
+        </w:rPr>
+        <w:t>- Conterá todos os alunos cadastrados em determinadas modalidades</w:t>
+      </w:r>
+    </w:p>
+    <w:p>
+      <w:pPr>
+        <w:pStyle w:val="NormalWeb"/>
+        <w:rPr>
+          <w:rFonts w:eastAsia="Times New Roman"/>
+          <w:kern w:val="0"/>
+          <w:sz w:val="22"/>
+          <w:szCs w:val="22"/>
+          <w:lang w:eastAsia="pt-BR"/>
+          <w14:ligatures w14:val="none"/>
+        </w:rPr>
+      </w:pPr>
+      <w:r>
+        <w:rPr>
+          <w:rFonts w:eastAsia="Times New Roman"/>
+          <w:kern w:val="0"/>
+          <w:sz w:val="22"/>
+          <w:szCs w:val="22"/>
+          <w:lang w:eastAsia="pt-BR"/>
+          <w14:ligatures w14:val="none"/>
+        </w:rPr>
+        <w:t>- Verificar o professor que dará aula para aquela turma</w:t>
+      </w:r>
+    </w:p>
+    <w:p>
+      <w:pPr>
+        <w:pStyle w:val="NormalWeb"/>
+        <w:rPr>
+          <w:rFonts w:eastAsia="Times New Roman"/>
+          <w:kern w:val="0"/>
+          <w:sz w:val="22"/>
+          <w:szCs w:val="22"/>
+          <w:lang w:eastAsia="pt-BR"/>
+          <w14:ligatures w14:val="none"/>
+        </w:rPr>
+      </w:pPr>
+      <w:r>
+        <w:rPr>
+          <w:rFonts w:eastAsia="Times New Roman"/>
+          <w:kern w:val="0"/>
+          <w:sz w:val="22"/>
+          <w:szCs w:val="22"/>
+          <w:lang w:eastAsia="pt-BR"/>
+          <w14:ligatures w14:val="none"/>
+        </w:rPr>
+        <w:t>- Horário de cada turma</w:t>
+      </w:r>
+    </w:p>
+    <w:p>
+      <w:pPr>
+        <w:pStyle w:val="NormalWeb"/>
+        <w:rPr>
+          <w:rFonts w:eastAsia="Times New Roman"/>
+          <w:kern w:val="0"/>
+          <w:sz w:val="22"/>
+          <w:szCs w:val="22"/>
+          <w:lang w:eastAsia="pt-BR"/>
+          <w14:ligatures w14:val="none"/>
+        </w:rPr>
+      </w:pPr>
+      <w:r>
+        <w:rPr>
+          <w:rFonts w:eastAsia="Times New Roman"/>
+          <w:kern w:val="0"/>
+          <w:sz w:val="22"/>
+          <w:szCs w:val="22"/>
+          <w:lang w:eastAsia="pt-BR"/>
+          <w14:ligatures w14:val="none"/>
+        </w:rPr>
+        <w:t> </w:t>
+      </w:r>
+    </w:p>
+    <w:p>
+      <w:pPr>
+        <w:pStyle w:val="NormalWeb"/>
+        <w:rPr>
+          <w:rFonts w:eastAsia="Times New Roman"/>
+          <w:kern w:val="0"/>
+          <w:sz w:val="22"/>
+          <w:szCs w:val="22"/>
+          <w:lang w:eastAsia="pt-BR"/>
+          <w14:ligatures w14:val="none"/>
+        </w:rPr>
+      </w:pPr>
+      <w:r>
+        <w:rPr>
+          <w:rFonts w:eastAsia="Times New Roman"/>
+          <w:b/>
+          <w:bCs/>
+          <w:kern w:val="0"/>
+          <w:sz w:val="22"/>
+          <w:szCs w:val="22"/>
+          <w:lang w:eastAsia="pt-BR"/>
+          <w14:ligatures w14:val="none"/>
+        </w:rPr>
+        <w:t>Frequência</w:t>
+      </w:r>
+    </w:p>
+    <w:p>
+      <w:pPr>
+        <w:pStyle w:val="NormalWeb"/>
+        <w:rPr>
+          <w:rFonts w:eastAsia="Times New Roman"/>
+          <w:kern w:val="0"/>
+          <w:sz w:val="22"/>
+          <w:szCs w:val="22"/>
+          <w:lang w:eastAsia="pt-BR"/>
+          <w14:ligatures w14:val="none"/>
+        </w:rPr>
+      </w:pPr>
+      <w:r>
+        <w:rPr>
+          <w:rFonts w:eastAsia="Times New Roman"/>
+          <w:kern w:val="0"/>
+          <w:sz w:val="22"/>
+          <w:szCs w:val="22"/>
+          <w:lang w:eastAsia="pt-BR"/>
+          <w14:ligatures w14:val="none"/>
+        </w:rPr>
+        <w:t xml:space="preserve">- Cada frequência </w:t>
+      </w:r>
+      <w:proofErr w:type="spellStart"/>
+      <w:r>
+        <w:rPr>
+          <w:rFonts w:eastAsia="Times New Roman"/>
+          <w:kern w:val="0"/>
+          <w:sz w:val="22"/>
+          <w:szCs w:val="22"/>
+          <w:lang w:eastAsia="pt-BR"/>
+          <w14:ligatures w14:val="none"/>
+        </w:rPr>
+        <w:t>esta</w:t>
+      </w:r>
+      <w:proofErr w:type="spellEnd"/>
+      <w:r>
+        <w:rPr>
+          <w:rFonts w:eastAsia="Times New Roman"/>
+          <w:kern w:val="0"/>
+          <w:sz w:val="22"/>
+          <w:szCs w:val="22"/>
+          <w:lang w:eastAsia="pt-BR"/>
+          <w14:ligatures w14:val="none"/>
+        </w:rPr>
+        <w:t xml:space="preserve"> vinculada aos alunos ativos</w:t>
+      </w:r>
+    </w:p>
+    <w:p>
+      <w:pPr>
+        <w:pStyle w:val="NormalWeb"/>
+        <w:rPr>
+          <w:rFonts w:eastAsia="Times New Roman"/>
+          <w:kern w:val="0"/>
+          <w:sz w:val="22"/>
+          <w:szCs w:val="22"/>
+          <w:lang w:eastAsia="pt-BR"/>
+          <w14:ligatures w14:val="none"/>
+        </w:rPr>
+      </w:pPr>
+      <w:r>
+        <w:rPr>
+          <w:rFonts w:eastAsia="Times New Roman"/>
+          <w:kern w:val="0"/>
+          <w:sz w:val="22"/>
+          <w:szCs w:val="22"/>
+          <w:lang w:eastAsia="pt-BR"/>
+          <w14:ligatures w14:val="none"/>
+        </w:rPr>
+        <w:t>- A frequência iria dizer em qual modalidade/turma o aluno esteve presente</w:t>
+      </w:r>
+    </w:p>
+    <w:p>
+      <w:pPr>
+        <w:pStyle w:val="NormalWeb"/>
+        <w:rPr>
+          <w:rFonts w:eastAsia="Times New Roman"/>
+          <w:kern w:val="0"/>
+          <w:sz w:val="22"/>
+          <w:szCs w:val="22"/>
+          <w:lang w:eastAsia="pt-BR"/>
+          <w14:ligatures w14:val="none"/>
+        </w:rPr>
+      </w:pPr>
+      <w:r>
+        <w:rPr>
+          <w:rFonts w:eastAsia="Times New Roman"/>
+          <w:kern w:val="0"/>
+          <w:sz w:val="22"/>
+          <w:szCs w:val="22"/>
+          <w:lang w:eastAsia="pt-BR"/>
+          <w14:ligatures w14:val="none"/>
+        </w:rPr>
+        <w:t xml:space="preserve">- A frequência deve ter data e horário de </w:t>
+      </w:r>
+      <w:proofErr w:type="spellStart"/>
+      <w:r>
+        <w:rPr>
+          <w:rFonts w:eastAsia="Times New Roman"/>
+          <w:kern w:val="0"/>
+          <w:sz w:val="22"/>
+          <w:szCs w:val="22"/>
+          <w:lang w:eastAsia="pt-BR"/>
+          <w14:ligatures w14:val="none"/>
+        </w:rPr>
+        <w:t>netrada</w:t>
+      </w:r>
+      <w:proofErr w:type="spellEnd"/>
+      <w:r>
+        <w:rPr>
+          <w:rFonts w:eastAsia="Times New Roman"/>
+          <w:kern w:val="0"/>
+          <w:sz w:val="22"/>
+          <w:szCs w:val="22"/>
+          <w:lang w:eastAsia="pt-BR"/>
+          <w14:ligatures w14:val="none"/>
+        </w:rPr>
+        <w:t xml:space="preserve"> do aluno</w:t>
+      </w:r>
+    </w:p>
+    <w:p>
+      <w:pPr>
+        <w:pStyle w:val="NormalWeb"/>
+        <w:rPr>
+          <w:rFonts w:eastAsia="Times New Roman"/>
+          <w:kern w:val="0"/>
+          <w:sz w:val="22"/>
+          <w:szCs w:val="22"/>
+          <w:lang w:eastAsia="pt-BR"/>
+          <w14:ligatures w14:val="none"/>
+        </w:rPr>
+      </w:pPr>
+      <w:r>
+        <w:rPr>
+          <w:rFonts w:eastAsia="Times New Roman"/>
+          <w:kern w:val="0"/>
+          <w:sz w:val="22"/>
+          <w:szCs w:val="22"/>
+          <w:lang w:eastAsia="pt-BR"/>
+          <w14:ligatures w14:val="none"/>
+        </w:rPr>
+        <w:t>- O professor pode visualizar a frequência dos alunos em sua turma</w:t>
+      </w:r>
+    </w:p>
+    <w:p>
+      <w:pPr>
+        <w:pStyle w:val="NormalWeb"/>
+        <w:rPr>
+          <w:rFonts w:eastAsia="Times New Roman"/>
+          <w:kern w:val="0"/>
+          <w:sz w:val="22"/>
+          <w:szCs w:val="22"/>
+          <w:lang w:eastAsia="pt-BR"/>
+          <w14:ligatures w14:val="none"/>
+        </w:rPr>
+      </w:pPr>
+      <w:r>
+        <w:rPr>
+          <w:rFonts w:eastAsia="Times New Roman"/>
+          <w:b/>
+          <w:bCs/>
+          <w:kern w:val="0"/>
+          <w:sz w:val="22"/>
+          <w:szCs w:val="22"/>
+          <w:lang w:eastAsia="pt-BR"/>
+          <w14:ligatures w14:val="none"/>
+        </w:rPr>
+        <w:t>Cancelamento de Plano</w:t>
+      </w:r>
+    </w:p>
+    <w:p>
+      <w:pPr>
+        <w:pStyle w:val="NormalWeb"/>
+        <w:rPr>
+          <w:rFonts w:eastAsia="Times New Roman"/>
+          <w:kern w:val="0"/>
+          <w:sz w:val="22"/>
+          <w:szCs w:val="22"/>
+          <w:lang w:eastAsia="pt-BR"/>
+          <w14:ligatures w14:val="none"/>
+        </w:rPr>
+      </w:pPr>
+      <w:r>
+        <w:rPr>
+          <w:rFonts w:eastAsia="Times New Roman"/>
+          <w:kern w:val="0"/>
+          <w:sz w:val="22"/>
+          <w:szCs w:val="22"/>
+          <w:lang w:eastAsia="pt-BR"/>
+          <w14:ligatures w14:val="none"/>
+        </w:rPr>
+        <w:t>- Terá um período de 30 dias para cancelar o plano após a renovação.</w:t>
+      </w:r>
+    </w:p>
+    <w:p>
+      <w:pPr>
+        <w:pStyle w:val="NormalWeb"/>
+        <w:rPr>
+          <w:rFonts w:eastAsia="Times New Roman"/>
+          <w:kern w:val="0"/>
+          <w:sz w:val="22"/>
+          <w:szCs w:val="22"/>
+          <w:lang w:eastAsia="pt-BR"/>
+          <w14:ligatures w14:val="none"/>
+        </w:rPr>
+      </w:pPr>
+      <w:r>
+        <w:rPr>
+          <w:rFonts w:eastAsia="Times New Roman"/>
+          <w:kern w:val="0"/>
+          <w:sz w:val="22"/>
+          <w:szCs w:val="22"/>
+          <w:lang w:eastAsia="pt-BR"/>
+          <w14:ligatures w14:val="none"/>
+        </w:rPr>
+        <w:t xml:space="preserve">- Caso deseja o cancelamento após esse </w:t>
+      </w:r>
+      <w:proofErr w:type="spellStart"/>
+      <w:r>
+        <w:rPr>
+          <w:rFonts w:eastAsia="Times New Roman"/>
+          <w:kern w:val="0"/>
+          <w:sz w:val="22"/>
+          <w:szCs w:val="22"/>
+          <w:lang w:eastAsia="pt-BR"/>
+          <w14:ligatures w14:val="none"/>
+        </w:rPr>
+        <w:t>periodo</w:t>
+      </w:r>
+      <w:proofErr w:type="spellEnd"/>
+      <w:r>
+        <w:rPr>
+          <w:rFonts w:eastAsia="Times New Roman"/>
+          <w:kern w:val="0"/>
+          <w:sz w:val="22"/>
+          <w:szCs w:val="22"/>
+          <w:lang w:eastAsia="pt-BR"/>
+          <w14:ligatures w14:val="none"/>
+        </w:rPr>
+        <w:t>, terá que pagar com 30% de multa.</w:t>
+      </w:r>
+    </w:p>
+    <w:p>
+      <w:pPr>
+        <w:pStyle w:val="NormalWeb"/>
+        <w:rPr>
+          <w:rFonts w:eastAsia="Times New Roman"/>
+          <w:kern w:val="0"/>
+          <w:sz w:val="22"/>
+          <w:szCs w:val="22"/>
+          <w:lang w:eastAsia="pt-BR"/>
+          <w14:ligatures w14:val="none"/>
+        </w:rPr>
+      </w:pPr>
+      <w:r>
+        <w:rPr>
+          <w:rFonts w:eastAsia="Times New Roman"/>
+          <w:b/>
+          <w:bCs/>
+          <w:i/>
+          <w:iCs/>
+          <w:kern w:val="0"/>
+          <w:sz w:val="22"/>
+          <w:szCs w:val="22"/>
+          <w:lang w:eastAsia="pt-BR"/>
+          <w14:ligatures w14:val="none"/>
+        </w:rPr>
+        <w:t>Entidades:</w:t>
+      </w:r>
+    </w:p>
+    <w:p>
+      <w:pPr>
+        <w:pStyle w:val="NormalWeb"/>
+        <w:rPr>
+          <w:rFonts w:eastAsia="Times New Roman"/>
+          <w:kern w:val="0"/>
+          <w:sz w:val="22"/>
+          <w:szCs w:val="22"/>
+          <w:lang w:eastAsia="pt-BR"/>
+          <w14:ligatures w14:val="none"/>
+        </w:rPr>
+      </w:pPr>
+      <w:r>
+        <w:rPr>
+          <w:rFonts w:eastAsia="Times New Roman"/>
+          <w:kern w:val="0"/>
+          <w:sz w:val="22"/>
+          <w:szCs w:val="22"/>
+          <w:lang w:eastAsia="pt-BR"/>
+          <w14:ligatures w14:val="none"/>
+        </w:rPr>
+        <w:t>Aluno</w:t>
+      </w:r>
+    </w:p>
+    <w:p>
+      <w:pPr>
+        <w:pStyle w:val="NormalWeb"/>
+        <w:rPr>
+          <w:rFonts w:eastAsia="Times New Roman"/>
+          <w:kern w:val="0"/>
+          <w:sz w:val="22"/>
+          <w:szCs w:val="22"/>
+          <w:lang w:eastAsia="pt-BR"/>
+          <w14:ligatures w14:val="none"/>
+        </w:rPr>
+      </w:pPr>
+      <w:r>
+        <w:rPr>
+          <w:rFonts w:eastAsia="Times New Roman"/>
+          <w:kern w:val="0"/>
+          <w:sz w:val="22"/>
+          <w:szCs w:val="22"/>
+          <w:lang w:eastAsia="pt-BR"/>
+          <w14:ligatures w14:val="none"/>
+        </w:rPr>
+        <w:t>Recepcionista</w:t>
+      </w:r>
+    </w:p>
+    <w:p>
+      <w:pPr>
+        <w:pStyle w:val="NormalWeb"/>
+        <w:rPr>
+          <w:rFonts w:eastAsia="Times New Roman"/>
+          <w:kern w:val="0"/>
+          <w:sz w:val="22"/>
+          <w:szCs w:val="22"/>
+          <w:lang w:eastAsia="pt-BR"/>
+          <w14:ligatures w14:val="none"/>
+        </w:rPr>
+      </w:pPr>
+      <w:r>
+        <w:rPr>
+          <w:rFonts w:eastAsia="Times New Roman"/>
+          <w:kern w:val="0"/>
+          <w:sz w:val="22"/>
+          <w:szCs w:val="22"/>
+          <w:lang w:eastAsia="pt-BR"/>
+          <w14:ligatures w14:val="none"/>
+        </w:rPr>
+        <w:t>Professor</w:t>
+      </w:r>
+    </w:p>
+    <w:p>
+      <w:pPr>
+        <w:pStyle w:val="NormalWeb"/>
+        <w:rPr>
+          <w:rFonts w:eastAsia="Times New Roman"/>
+          <w:kern w:val="0"/>
+          <w:sz w:val="22"/>
+          <w:szCs w:val="22"/>
+          <w:lang w:eastAsia="pt-BR"/>
+          <w14:ligatures w14:val="none"/>
+        </w:rPr>
+      </w:pPr>
+      <w:r>
+        <w:rPr>
+          <w:rFonts w:eastAsia="Times New Roman"/>
+          <w:kern w:val="0"/>
+          <w:sz w:val="22"/>
+          <w:szCs w:val="22"/>
+          <w:lang w:eastAsia="pt-BR"/>
+          <w14:ligatures w14:val="none"/>
+        </w:rPr>
+        <w:t>Plano</w:t>
+      </w:r>
+    </w:p>
+    <w:p>
+      <w:pPr>
+        <w:pStyle w:val="NormalWeb"/>
+        <w:rPr>
+          <w:rFonts w:eastAsia="Times New Roman"/>
+          <w:kern w:val="0"/>
+          <w:sz w:val="22"/>
+          <w:szCs w:val="22"/>
+          <w:lang w:eastAsia="pt-BR"/>
+          <w14:ligatures w14:val="none"/>
+        </w:rPr>
+      </w:pPr>
+      <w:r>
+        <w:rPr>
+          <w:rFonts w:eastAsia="Times New Roman"/>
+          <w:kern w:val="0"/>
+          <w:sz w:val="22"/>
+          <w:szCs w:val="22"/>
+          <w:lang w:eastAsia="pt-BR"/>
+          <w14:ligatures w14:val="none"/>
+        </w:rPr>
+        <w:t>Modalidades</w:t>
+      </w:r>
+    </w:p>
+    <w:p>
+      <w:pPr>
+        <w:pStyle w:val="NormalWeb"/>
+        <w:rPr>
+          <w:rFonts w:eastAsia="Times New Roman"/>
+          <w:kern w:val="0"/>
+          <w:sz w:val="22"/>
+          <w:szCs w:val="22"/>
+          <w:lang w:eastAsia="pt-BR"/>
+          <w14:ligatures w14:val="none"/>
+        </w:rPr>
+      </w:pPr>
+      <w:r>
+        <w:rPr>
+          <w:rFonts w:eastAsia="Times New Roman"/>
+          <w:kern w:val="0"/>
+          <w:sz w:val="22"/>
+          <w:szCs w:val="22"/>
+          <w:lang w:eastAsia="pt-BR"/>
+          <w14:ligatures w14:val="none"/>
+        </w:rPr>
+        <w:t>Cursos Livres</w:t>
+      </w:r>
+    </w:p>
+    <w:p>
+      <w:pPr>
+        <w:pStyle w:val="NormalWeb"/>
+        <w:rPr>
+          <w:rFonts w:eastAsia="Times New Roman"/>
+          <w:kern w:val="0"/>
+          <w:sz w:val="22"/>
+          <w:szCs w:val="22"/>
+          <w:lang w:eastAsia="pt-BR"/>
+          <w14:ligatures w14:val="none"/>
+        </w:rPr>
+      </w:pPr>
+      <w:r>
+        <w:rPr>
+          <w:rFonts w:eastAsia="Times New Roman"/>
+          <w:kern w:val="0"/>
+          <w:sz w:val="22"/>
+          <w:szCs w:val="22"/>
+          <w:lang w:eastAsia="pt-BR"/>
+          <w14:ligatures w14:val="none"/>
+        </w:rPr>
+        <w:t>Pagamento</w:t>
+      </w:r>
+    </w:p>
+    <w:p>
+      <w:pPr>
+        <w:pStyle w:val="NormalWeb"/>
+        <w:rPr>
+          <w:rFonts w:eastAsia="Times New Roman"/>
+          <w:kern w:val="0"/>
+          <w:sz w:val="22"/>
+          <w:szCs w:val="22"/>
+          <w:lang w:eastAsia="pt-BR"/>
+          <w14:ligatures w14:val="none"/>
+        </w:rPr>
+      </w:pPr>
+      <w:r>
+        <w:rPr>
+          <w:rFonts w:eastAsia="Times New Roman"/>
+          <w:kern w:val="0"/>
+          <w:sz w:val="22"/>
+          <w:szCs w:val="22"/>
+          <w:lang w:eastAsia="pt-BR"/>
+          <w14:ligatures w14:val="none"/>
+        </w:rPr>
+        <w:t>Agendamento</w:t>
+      </w:r>
+    </w:p>
+    <w:p>
+      <w:pPr>
+        <w:pStyle w:val="NormalWeb"/>
+        <w:rPr>
+          <w:rFonts w:eastAsia="Times New Roman"/>
+          <w:kern w:val="0"/>
+          <w:sz w:val="22"/>
+          <w:szCs w:val="22"/>
+          <w:lang w:eastAsia="pt-BR"/>
+          <w14:ligatures w14:val="none"/>
+        </w:rPr>
+      </w:pPr>
+      <w:r>
+        <w:rPr>
+          <w:rFonts w:eastAsia="Times New Roman"/>
+          <w:kern w:val="0"/>
+          <w:sz w:val="22"/>
+          <w:szCs w:val="22"/>
+          <w:lang w:eastAsia="pt-BR"/>
+          <w14:ligatures w14:val="none"/>
+        </w:rPr>
+        <w:t>Matricula</w:t>
+      </w:r>
+    </w:p>
+    <w:p>
+      <w:pPr>
+        <w:pStyle w:val="NormalWeb"/>
+        <w:rPr>
+          <w:rFonts w:eastAsia="Times New Roman"/>
+          <w:kern w:val="0"/>
+          <w:sz w:val="22"/>
+          <w:szCs w:val="22"/>
+          <w:lang w:eastAsia="pt-BR"/>
+          <w14:ligatures w14:val="none"/>
+        </w:rPr>
+      </w:pPr>
+      <w:r>
+        <w:rPr>
+          <w:rFonts w:eastAsia="Times New Roman"/>
+          <w:kern w:val="0"/>
+          <w:sz w:val="22"/>
+          <w:szCs w:val="22"/>
+          <w:lang w:eastAsia="pt-BR"/>
+          <w14:ligatures w14:val="none"/>
+        </w:rPr>
+        <w:t>Frequência</w:t>
+      </w:r>
+    </w:p>
+    <w:p>
+      <w:pPr>
+        <w:pStyle w:val="NormalWeb"/>
+        <w:rPr>
+          <w:rFonts w:eastAsia="Times New Roman"/>
+          <w:kern w:val="0"/>
+          <w:sz w:val="22"/>
+          <w:szCs w:val="22"/>
+          <w:lang w:eastAsia="pt-BR"/>
+          <w14:ligatures w14:val="none"/>
+        </w:rPr>
+      </w:pPr>
+      <w:r>
+        <w:rPr>
+          <w:rFonts w:eastAsia="Times New Roman"/>
+          <w:kern w:val="0"/>
+          <w:sz w:val="22"/>
+          <w:szCs w:val="22"/>
+          <w:lang w:eastAsia="pt-BR"/>
+          <w14:ligatures w14:val="none"/>
+        </w:rPr>
+        <w:t>Turma</w:t>
+      </w:r>
+    </w:p>
+    <w:p>
+      <w:pPr>
+        <w:pStyle w:val="NormalWeb"/>
+        <w:rPr>
+          <w:rFonts w:eastAsia="Times New Roman"/>
+          <w:kern w:val="0"/>
+          <w:sz w:val="22"/>
+          <w:szCs w:val="22"/>
+          <w:lang w:eastAsia="pt-BR"/>
+          <w14:ligatures w14:val="none"/>
+        </w:rPr>
+      </w:pPr>
+      <w:r>
+        <w:rPr>
+          <w:rFonts w:eastAsia="Times New Roman"/>
+          <w:kern w:val="0"/>
+          <w:sz w:val="22"/>
+          <w:szCs w:val="22"/>
+          <w:lang w:eastAsia="pt-BR"/>
+          <w14:ligatures w14:val="none"/>
+        </w:rPr>
+        <w:t>Cancelamento</w:t>
+      </w:r>
+    </w:p>
+    <w:p>
+      <w:pPr>
+        <w:pStyle w:val="NormalWeb"/>
+      </w:pPr>
       <w:r>
         <w:t>1. Aluno</w:t>
       </w:r>
@@ -723,9 +2845,11 @@
           <w:numId w:val="2"/>
         </w:numPr>
       </w:pPr>
+      <w:proofErr w:type="spellStart"/>
       <w:r>
         <w:t>ID_Aluno</w:t>
       </w:r>
+      <w:proofErr w:type="spellEnd"/>
       <w:r>
         <w:t xml:space="preserve"> (PK)</w:t>
       </w:r>
@@ -739,7 +2863,6 @@
         </w:numPr>
       </w:pPr>
       <w:r>
-        <w:lastRenderedPageBreak/>
         <w:t>Nome</w:t>
       </w:r>
     </w:p>
@@ -764,6 +2887,7 @@
         </w:numPr>
       </w:pPr>
       <w:r>
+        <w:lastRenderedPageBreak/>
         <w:t>E-mail</w:t>
       </w:r>
     </w:p>
@@ -792,9 +2916,11 @@
           <w:numId w:val="3"/>
         </w:numPr>
       </w:pPr>
+      <w:proofErr w:type="spellStart"/>
       <w:r>
         <w:t>ID_Plano</w:t>
       </w:r>
+      <w:proofErr w:type="spellEnd"/>
       <w:r>
         <w:t xml:space="preserve"> (PK)</w:t>
       </w:r>
@@ -848,9 +2974,11 @@
           <w:numId w:val="4"/>
         </w:numPr>
       </w:pPr>
+      <w:proofErr w:type="spellStart"/>
       <w:r>
         <w:t>ID_Aluno</w:t>
       </w:r>
+      <w:proofErr w:type="spellEnd"/>
       <w:r>
         <w:t xml:space="preserve"> (FK</w:t>
       </w:r>
@@ -869,9 +2997,11 @@
           <w:numId w:val="4"/>
         </w:numPr>
       </w:pPr>
+      <w:proofErr w:type="spellStart"/>
       <w:r>
         <w:t>ID_plano</w:t>
       </w:r>
+      <w:proofErr w:type="spellEnd"/>
       <w:r>
         <w:t xml:space="preserve"> (FK</w:t>
       </w:r>
@@ -919,9 +3049,11 @@
           <w:numId w:val="5"/>
         </w:numPr>
       </w:pPr>
+      <w:proofErr w:type="spellStart"/>
       <w:r>
         <w:t>ID_Professor</w:t>
       </w:r>
+      <w:proofErr w:type="spellEnd"/>
       <w:r>
         <w:t xml:space="preserve"> (PK)</w:t>
       </w:r>
@@ -978,9 +3110,11 @@
           <w:numId w:val="6"/>
         </w:numPr>
       </w:pPr>
+      <w:proofErr w:type="spellStart"/>
       <w:r>
         <w:t>ID_Frequencia</w:t>
       </w:r>
+      <w:proofErr w:type="spellEnd"/>
       <w:r>
         <w:t xml:space="preserve"> (PK)</w:t>
       </w:r>
@@ -1094,13 +3228,23 @@
           <w:lang w:val="en-US"/>
         </w:rPr>
       </w:pPr>
+      <w:proofErr w:type="spellStart"/>
       <w:r>
         <w:rPr>
           <w:b/>
           <w:bCs/>
           <w:lang w:val="en-US"/>
         </w:rPr>
-        <w:t>Dicionário de Dados</w:t>
+        <w:t>Dicionário</w:t>
+      </w:r>
+      <w:proofErr w:type="spellEnd"/>
+      <w:r>
+        <w:rPr>
+          <w:b/>
+          <w:bCs/>
+          <w:lang w:val="en-US"/>
+        </w:rPr>
+        <w:t xml:space="preserve"> de Dados</w:t>
       </w:r>
       <w:r>
         <w:rPr>
@@ -1171,6 +3315,7 @@
                 <w:lang w:val="en-US"/>
               </w:rPr>
             </w:pPr>
+            <w:proofErr w:type="spellStart"/>
             <w:r>
               <w:rPr>
                 <w:b/>
@@ -1179,6 +3324,7 @@
               </w:rPr>
               <w:t>Tabela</w:t>
             </w:r>
+            <w:proofErr w:type="spellEnd"/>
           </w:p>
         </w:tc>
         <w:tc>
@@ -1276,6 +3422,7 @@
                 <w:lang w:val="en-US"/>
               </w:rPr>
             </w:pPr>
+            <w:proofErr w:type="spellStart"/>
             <w:r>
               <w:rPr>
                 <w:b/>
@@ -1283,6 +3430,240 @@
                 <w:lang w:val="en-US"/>
               </w:rPr>
               <w:t>Tamanho</w:t>
+            </w:r>
+            <w:proofErr w:type="spellEnd"/>
+          </w:p>
+        </w:tc>
+        <w:tc>
+          <w:tcPr>
+            <w:tcW w:w="0" w:type="auto"/>
+            <w:tcBorders>
+              <w:top w:val="single" w:sz="6" w:space="0" w:color="909090"/>
+              <w:left w:val="single" w:sz="6" w:space="0" w:color="909090"/>
+              <w:bottom w:val="single" w:sz="6" w:space="0" w:color="909090"/>
+              <w:right w:val="single" w:sz="6" w:space="0" w:color="909090"/>
+            </w:tcBorders>
+            <w:shd w:val="clear" w:color="auto" w:fill="auto"/>
+            <w:tcMar>
+              <w:top w:w="45" w:type="dxa"/>
+              <w:left w:w="0" w:type="dxa"/>
+              <w:bottom w:w="45" w:type="dxa"/>
+              <w:right w:w="0" w:type="dxa"/>
+            </w:tcMar>
+            <w:hideMark/>
+          </w:tcPr>
+          <w:p>
+            <w:pPr>
+              <w:jc w:val="center"/>
+              <w:rPr>
+                <w:lang w:val="en-US"/>
+              </w:rPr>
+            </w:pPr>
+            <w:proofErr w:type="spellStart"/>
+            <w:r>
+              <w:rPr>
+                <w:b/>
+                <w:bCs/>
+                <w:lang w:val="en-US"/>
+              </w:rPr>
+              <w:t>Obrigatório</w:t>
+            </w:r>
+            <w:proofErr w:type="spellEnd"/>
+          </w:p>
+        </w:tc>
+        <w:tc>
+          <w:tcPr>
+            <w:tcW w:w="1823" w:type="dxa"/>
+            <w:tcBorders>
+              <w:top w:val="single" w:sz="6" w:space="0" w:color="909090"/>
+              <w:left w:val="single" w:sz="6" w:space="0" w:color="909090"/>
+              <w:bottom w:val="single" w:sz="6" w:space="0" w:color="909090"/>
+              <w:right w:val="single" w:sz="6" w:space="0" w:color="909090"/>
+            </w:tcBorders>
+            <w:shd w:val="clear" w:color="auto" w:fill="auto"/>
+            <w:tcMar>
+              <w:top w:w="45" w:type="dxa"/>
+              <w:left w:w="0" w:type="dxa"/>
+              <w:bottom w:w="45" w:type="dxa"/>
+              <w:right w:w="0" w:type="dxa"/>
+            </w:tcMar>
+            <w:hideMark/>
+          </w:tcPr>
+          <w:p>
+            <w:pPr>
+              <w:jc w:val="center"/>
+              <w:rPr>
+                <w:lang w:val="en-US"/>
+              </w:rPr>
+            </w:pPr>
+            <w:r>
+              <w:rPr>
+                <w:b/>
+                <w:bCs/>
+                <w:lang w:val="en-US"/>
+              </w:rPr>
+              <w:t xml:space="preserve">Chave </w:t>
+            </w:r>
+            <w:proofErr w:type="spellStart"/>
+            <w:r>
+              <w:rPr>
+                <w:b/>
+                <w:bCs/>
+                <w:lang w:val="en-US"/>
+              </w:rPr>
+              <w:t>Primária</w:t>
+            </w:r>
+            <w:proofErr w:type="spellEnd"/>
+          </w:p>
+        </w:tc>
+        <w:tc>
+          <w:tcPr>
+            <w:tcW w:w="2551" w:type="dxa"/>
+            <w:tcBorders>
+              <w:top w:val="single" w:sz="6" w:space="0" w:color="909090"/>
+              <w:left w:val="single" w:sz="6" w:space="0" w:color="909090"/>
+              <w:bottom w:val="single" w:sz="6" w:space="0" w:color="909090"/>
+              <w:right w:val="single" w:sz="6" w:space="0" w:color="909090"/>
+            </w:tcBorders>
+            <w:shd w:val="clear" w:color="auto" w:fill="auto"/>
+            <w:tcMar>
+              <w:top w:w="45" w:type="dxa"/>
+              <w:left w:w="0" w:type="dxa"/>
+              <w:bottom w:w="45" w:type="dxa"/>
+              <w:right w:w="0" w:type="dxa"/>
+            </w:tcMar>
+            <w:hideMark/>
+          </w:tcPr>
+          <w:p>
+            <w:pPr>
+              <w:jc w:val="center"/>
+              <w:rPr>
+                <w:lang w:val="en-US"/>
+              </w:rPr>
+            </w:pPr>
+            <w:proofErr w:type="spellStart"/>
+            <w:r>
+              <w:rPr>
+                <w:b/>
+                <w:bCs/>
+                <w:lang w:val="en-US"/>
+              </w:rPr>
+              <w:t>Observações</w:t>
+            </w:r>
+            <w:proofErr w:type="spellEnd"/>
+          </w:p>
+        </w:tc>
+      </w:tr>
+      <w:tr>
+        <w:tc>
+          <w:tcPr>
+            <w:tcW w:w="1135" w:type="dxa"/>
+            <w:tcBorders>
+              <w:top w:val="single" w:sz="6" w:space="0" w:color="909090"/>
+              <w:left w:val="single" w:sz="6" w:space="0" w:color="909090"/>
+              <w:bottom w:val="single" w:sz="6" w:space="0" w:color="909090"/>
+              <w:right w:val="single" w:sz="6" w:space="0" w:color="909090"/>
+            </w:tcBorders>
+            <w:shd w:val="clear" w:color="auto" w:fill="auto"/>
+            <w:tcMar>
+              <w:top w:w="45" w:type="dxa"/>
+              <w:left w:w="0" w:type="dxa"/>
+              <w:bottom w:w="45" w:type="dxa"/>
+              <w:right w:w="0" w:type="dxa"/>
+            </w:tcMar>
+            <w:hideMark/>
+          </w:tcPr>
+          <w:p>
+            <w:pPr>
+              <w:rPr>
+                <w:lang w:val="en-US"/>
+              </w:rPr>
+            </w:pPr>
+            <w:proofErr w:type="spellStart"/>
+            <w:r>
+              <w:rPr>
+                <w:lang w:val="en-US"/>
+              </w:rPr>
+              <w:t>Aluno</w:t>
+            </w:r>
+            <w:proofErr w:type="spellEnd"/>
+            <w:r>
+              <w:rPr>
+                <w:lang w:val="en-US"/>
+              </w:rPr>
+              <w:t> </w:t>
+            </w:r>
+          </w:p>
+        </w:tc>
+        <w:tc>
+          <w:tcPr>
+            <w:tcW w:w="1418" w:type="dxa"/>
+            <w:tcBorders>
+              <w:top w:val="single" w:sz="6" w:space="0" w:color="909090"/>
+              <w:left w:val="single" w:sz="6" w:space="0" w:color="909090"/>
+              <w:bottom w:val="single" w:sz="6" w:space="0" w:color="909090"/>
+              <w:right w:val="single" w:sz="6" w:space="0" w:color="909090"/>
+            </w:tcBorders>
+            <w:shd w:val="clear" w:color="auto" w:fill="auto"/>
+            <w:tcMar>
+              <w:top w:w="45" w:type="dxa"/>
+              <w:left w:w="0" w:type="dxa"/>
+              <w:bottom w:w="45" w:type="dxa"/>
+              <w:right w:w="0" w:type="dxa"/>
+            </w:tcMar>
+            <w:hideMark/>
+          </w:tcPr>
+          <w:p>
+            <w:pPr>
+              <w:rPr>
+                <w:lang w:val="en-US"/>
+              </w:rPr>
+            </w:pPr>
+            <w:proofErr w:type="spellStart"/>
+            <w:r>
+              <w:rPr>
+                <w:lang w:val="en-US"/>
+              </w:rPr>
+              <w:t>id_aluno</w:t>
+            </w:r>
+            <w:proofErr w:type="spellEnd"/>
+            <w:r>
+              <w:rPr>
+                <w:lang w:val="en-US"/>
+              </w:rPr>
+              <w:t> </w:t>
+            </w:r>
+          </w:p>
+        </w:tc>
+        <w:tc>
+          <w:tcPr>
+            <w:tcW w:w="1488" w:type="dxa"/>
+            <w:tcBorders>
+              <w:top w:val="single" w:sz="6" w:space="0" w:color="909090"/>
+              <w:left w:val="single" w:sz="6" w:space="0" w:color="909090"/>
+              <w:bottom w:val="single" w:sz="6" w:space="0" w:color="909090"/>
+              <w:right w:val="single" w:sz="6" w:space="0" w:color="909090"/>
+            </w:tcBorders>
+            <w:shd w:val="clear" w:color="auto" w:fill="auto"/>
+            <w:tcMar>
+              <w:top w:w="45" w:type="dxa"/>
+              <w:left w:w="0" w:type="dxa"/>
+              <w:bottom w:w="45" w:type="dxa"/>
+              <w:right w:w="0" w:type="dxa"/>
+            </w:tcMar>
+            <w:hideMark/>
+          </w:tcPr>
+          <w:p>
+            <w:pPr>
+              <w:rPr>
+                <w:lang w:val="en-US"/>
+              </w:rPr>
+            </w:pPr>
+            <w:r>
+              <w:rPr>
+                <w:lang w:val="en-US"/>
+              </w:rPr>
+              <w:t>INT </w:t>
             </w:r>
           </w:p>
         </w:tc>
@@ -1306,18 +3687,47 @@
           </w:tcPr>
           <w:p>
             <w:pPr>
-              <w:jc w:val="center"/>
               <w:rPr>
                 <w:lang w:val="en-US"/>
               </w:rPr>
             </w:pPr>
             <w:r>
               <w:rPr>
-                <w:b/>
-                <w:bCs/>
-                <w:lang w:val="en-US"/>
-              </w:rPr>
-              <w:t>Obrigatório</w:t>
+                <w:lang w:val="en-US"/>
+              </w:rPr>
+              <w:t>- </w:t>
+            </w:r>
+          </w:p>
+        </w:tc>
+        <w:tc>
+          <w:tcPr>
+            <w:tcW w:w="0" w:type="auto"/>
+            <w:tcBorders>
+              <w:top w:val="single" w:sz="6" w:space="0" w:color="909090"/>
+              <w:left w:val="single" w:sz="6" w:space="0" w:color="909090"/>
+              <w:bottom w:val="single" w:sz="6" w:space="0" w:color="909090"/>
+              <w:right w:val="single" w:sz="6" w:space="0" w:color="909090"/>
+            </w:tcBorders>
+            <w:shd w:val="clear" w:color="auto" w:fill="auto"/>
+            <w:tcMar>
+              <w:top w:w="45" w:type="dxa"/>
+              <w:left w:w="0" w:type="dxa"/>
+              <w:bottom w:w="45" w:type="dxa"/>
+              <w:right w:w="0" w:type="dxa"/>
+            </w:tcMar>
+            <w:hideMark/>
+          </w:tcPr>
+          <w:p>
+            <w:pPr>
+              <w:rPr>
+                <w:lang w:val="en-US"/>
+              </w:rPr>
+            </w:pPr>
+            <w:r>
+              <w:rPr>
+                <w:lang w:val="en-US"/>
+              </w:rPr>
+              <w:t>Sim </w:t>
             </w:r>
           </w:p>
         </w:tc>
@@ -1341,18 +3751,15 @@
           </w:tcPr>
           <w:p>
             <w:pPr>
-              <w:jc w:val="center"/>
               <w:rPr>
                 <w:lang w:val="en-US"/>
               </w:rPr>
             </w:pPr>
             <w:r>
               <w:rPr>
-                <w:b/>
-                <w:bCs/>
-                <w:lang w:val="en-US"/>
-              </w:rPr>
-              <w:t>Chave Primária</w:t>
+                <w:lang w:val="en-US"/>
+              </w:rPr>
+              <w:t>Sim </w:t>
             </w:r>
           </w:p>
         </w:tc>
@@ -1376,18 +3783,29 @@
           </w:tcPr>
           <w:p>
             <w:pPr>
-              <w:jc w:val="center"/>
               <w:rPr>
                 <w:lang w:val="en-US"/>
               </w:rPr>
             </w:pPr>
             <w:r>
               <w:rPr>
-                <w:b/>
-                <w:bCs/>
-                <w:lang w:val="en-US"/>
-              </w:rPr>
-              <w:t>Observações</w:t>
+                <w:lang w:val="en-US"/>
+              </w:rPr>
+              <w:t xml:space="preserve">Auto </w:t>
+            </w:r>
+            <w:proofErr w:type="spellStart"/>
+            <w:r>
+              <w:rPr>
+                <w:lang w:val="en-US"/>
+              </w:rPr>
+              <w:t>incremento</w:t>
+            </w:r>
+            <w:proofErr w:type="spellEnd"/>
+            <w:r>
+              <w:rPr>
+                <w:lang w:val="en-US"/>
+              </w:rPr>
+              <w:t> </w:t>
             </w:r>
           </w:p>
         </w:tc>
@@ -1417,11 +3835,19 @@
                 <w:lang w:val="en-US"/>
               </w:rPr>
             </w:pPr>
+            <w:proofErr w:type="spellStart"/>
             <w:r>
               <w:rPr>
                 <w:lang w:val="en-US"/>
               </w:rPr>
-              <w:t>Aluno </w:t>
+              <w:t>Aluno</w:t>
+            </w:r>
+            <w:proofErr w:type="spellEnd"/>
+            <w:r>
+              <w:rPr>
+                <w:lang w:val="en-US"/>
+              </w:rPr>
+              <w:t> </w:t>
             </w:r>
           </w:p>
         </w:tc>
@@ -1449,11 +3875,19 @@
                 <w:lang w:val="en-US"/>
               </w:rPr>
             </w:pPr>
+            <w:proofErr w:type="spellStart"/>
             <w:r>
               <w:rPr>
                 <w:lang w:val="en-US"/>
               </w:rPr>
-              <w:t>id_aluno </w:t>
+              <w:t>nome</w:t>
+            </w:r>
+            <w:proofErr w:type="spellEnd"/>
+            <w:r>
+              <w:rPr>
+                <w:lang w:val="en-US"/>
+              </w:rPr>
+              <w:t> </w:t>
             </w:r>
           </w:p>
         </w:tc>
@@ -1485,7 +3919,7 @@
               <w:rPr>
                 <w:lang w:val="en-US"/>
               </w:rPr>
-              <w:t>INT </w:t>
+              <w:t>VARCHAR </w:t>
             </w:r>
           </w:p>
         </w:tc>
@@ -1517,7 +3951,7 @@
               <w:rPr>
                 <w:lang w:val="en-US"/>
               </w:rPr>
-              <w:t>- </w:t>
+              <w:t>100 </w:t>
             </w:r>
           </w:p>
         </w:tc>
@@ -1577,11 +4011,19 @@
                 <w:lang w:val="en-US"/>
               </w:rPr>
             </w:pPr>
+            <w:proofErr w:type="spellStart"/>
             <w:r>
               <w:rPr>
                 <w:lang w:val="en-US"/>
               </w:rPr>
-              <w:t>Sim </w:t>
+              <w:t>Não</w:t>
+            </w:r>
+            <w:proofErr w:type="spellEnd"/>
+            <w:r>
+              <w:rPr>
+                <w:lang w:val="en-US"/>
+              </w:rPr>
+              <w:t> </w:t>
             </w:r>
           </w:p>
         </w:tc>
@@ -1611,232 +4053,6 @@
             </w:pPr>
             <w:r>
               <w:rPr>
-                <w:lang w:val="en-US"/>
-              </w:rPr>
-              <w:t>Auto incremento </w:t>
-            </w:r>
-          </w:p>
-        </w:tc>
-      </w:tr>
-      <w:tr>
-        <w:tc>
-          <w:tcPr>
-            <w:tcW w:w="1135" w:type="dxa"/>
-            <w:tcBorders>
-              <w:top w:val="single" w:sz="6" w:space="0" w:color="909090"/>
-              <w:left w:val="single" w:sz="6" w:space="0" w:color="909090"/>
-              <w:bottom w:val="single" w:sz="6" w:space="0" w:color="909090"/>
-              <w:right w:val="single" w:sz="6" w:space="0" w:color="909090"/>
-            </w:tcBorders>
-            <w:shd w:val="clear" w:color="auto" w:fill="auto"/>
-            <w:tcMar>
-              <w:top w:w="45" w:type="dxa"/>
-              <w:left w:w="0" w:type="dxa"/>
-              <w:bottom w:w="45" w:type="dxa"/>
-              <w:right w:w="0" w:type="dxa"/>
-            </w:tcMar>
-            <w:hideMark/>
-          </w:tcPr>
-          <w:p>
-            <w:pPr>
-              <w:rPr>
-                <w:lang w:val="en-US"/>
-              </w:rPr>
-            </w:pPr>
-            <w:r>
-              <w:rPr>
-                <w:lang w:val="en-US"/>
-              </w:rPr>
-              <w:t>Aluno </w:t>
-            </w:r>
-          </w:p>
-        </w:tc>
-        <w:tc>
-          <w:tcPr>
-            <w:tcW w:w="1418" w:type="dxa"/>
-            <w:tcBorders>
-              <w:top w:val="single" w:sz="6" w:space="0" w:color="909090"/>
-              <w:left w:val="single" w:sz="6" w:space="0" w:color="909090"/>
-              <w:bottom w:val="single" w:sz="6" w:space="0" w:color="909090"/>
-              <w:right w:val="single" w:sz="6" w:space="0" w:color="909090"/>
-            </w:tcBorders>
-            <w:shd w:val="clear" w:color="auto" w:fill="auto"/>
-            <w:tcMar>
-              <w:top w:w="45" w:type="dxa"/>
-              <w:left w:w="0" w:type="dxa"/>
-              <w:bottom w:w="45" w:type="dxa"/>
-              <w:right w:w="0" w:type="dxa"/>
-            </w:tcMar>
-            <w:hideMark/>
-          </w:tcPr>
-          <w:p>
-            <w:pPr>
-              <w:rPr>
-                <w:lang w:val="en-US"/>
-              </w:rPr>
-            </w:pPr>
-            <w:r>
-              <w:rPr>
-                <w:lang w:val="en-US"/>
-              </w:rPr>
-              <w:t>nome </w:t>
-            </w:r>
-          </w:p>
-        </w:tc>
-        <w:tc>
-          <w:tcPr>
-            <w:tcW w:w="1488" w:type="dxa"/>
-            <w:tcBorders>
-              <w:top w:val="single" w:sz="6" w:space="0" w:color="909090"/>
-              <w:left w:val="single" w:sz="6" w:space="0" w:color="909090"/>
-              <w:bottom w:val="single" w:sz="6" w:space="0" w:color="909090"/>
-              <w:right w:val="single" w:sz="6" w:space="0" w:color="909090"/>
-            </w:tcBorders>
-            <w:shd w:val="clear" w:color="auto" w:fill="auto"/>
-            <w:tcMar>
-              <w:top w:w="45" w:type="dxa"/>
-              <w:left w:w="0" w:type="dxa"/>
-              <w:bottom w:w="45" w:type="dxa"/>
-              <w:right w:w="0" w:type="dxa"/>
-            </w:tcMar>
-            <w:hideMark/>
-          </w:tcPr>
-          <w:p>
-            <w:pPr>
-              <w:rPr>
-                <w:lang w:val="en-US"/>
-              </w:rPr>
-            </w:pPr>
-            <w:r>
-              <w:rPr>
-                <w:lang w:val="en-US"/>
-              </w:rPr>
-              <w:t>VARCHAR </w:t>
-            </w:r>
-          </w:p>
-        </w:tc>
-        <w:tc>
-          <w:tcPr>
-            <w:tcW w:w="0" w:type="auto"/>
-            <w:tcBorders>
-              <w:top w:val="single" w:sz="6" w:space="0" w:color="909090"/>
-              <w:left w:val="single" w:sz="6" w:space="0" w:color="909090"/>
-              <w:bottom w:val="single" w:sz="6" w:space="0" w:color="909090"/>
-              <w:right w:val="single" w:sz="6" w:space="0" w:color="909090"/>
-            </w:tcBorders>
-            <w:shd w:val="clear" w:color="auto" w:fill="auto"/>
-            <w:tcMar>
-              <w:top w:w="45" w:type="dxa"/>
-              <w:left w:w="0" w:type="dxa"/>
-              <w:bottom w:w="45" w:type="dxa"/>
-              <w:right w:w="0" w:type="dxa"/>
-            </w:tcMar>
-            <w:hideMark/>
-          </w:tcPr>
-          <w:p>
-            <w:pPr>
-              <w:rPr>
-                <w:lang w:val="en-US"/>
-              </w:rPr>
-            </w:pPr>
-            <w:r>
-              <w:rPr>
-                <w:lang w:val="en-US"/>
-              </w:rPr>
-              <w:t>100 </w:t>
-            </w:r>
-          </w:p>
-        </w:tc>
-        <w:tc>
-          <w:tcPr>
-            <w:tcW w:w="0" w:type="auto"/>
-            <w:tcBorders>
-              <w:top w:val="single" w:sz="6" w:space="0" w:color="909090"/>
-              <w:left w:val="single" w:sz="6" w:space="0" w:color="909090"/>
-              <w:bottom w:val="single" w:sz="6" w:space="0" w:color="909090"/>
-              <w:right w:val="single" w:sz="6" w:space="0" w:color="909090"/>
-            </w:tcBorders>
-            <w:shd w:val="clear" w:color="auto" w:fill="auto"/>
-            <w:tcMar>
-              <w:top w:w="45" w:type="dxa"/>
-              <w:left w:w="0" w:type="dxa"/>
-              <w:bottom w:w="45" w:type="dxa"/>
-              <w:right w:w="0" w:type="dxa"/>
-            </w:tcMar>
-            <w:hideMark/>
-          </w:tcPr>
-          <w:p>
-            <w:pPr>
-              <w:rPr>
-                <w:lang w:val="en-US"/>
-              </w:rPr>
-            </w:pPr>
-            <w:r>
-              <w:rPr>
-                <w:lang w:val="en-US"/>
-              </w:rPr>
-              <w:t>Sim </w:t>
-            </w:r>
-          </w:p>
-        </w:tc>
-        <w:tc>
-          <w:tcPr>
-            <w:tcW w:w="1823" w:type="dxa"/>
-            <w:tcBorders>
-              <w:top w:val="single" w:sz="6" w:space="0" w:color="909090"/>
-              <w:left w:val="single" w:sz="6" w:space="0" w:color="909090"/>
-              <w:bottom w:val="single" w:sz="6" w:space="0" w:color="909090"/>
-              <w:right w:val="single" w:sz="6" w:space="0" w:color="909090"/>
-            </w:tcBorders>
-            <w:shd w:val="clear" w:color="auto" w:fill="auto"/>
-            <w:tcMar>
-              <w:top w:w="45" w:type="dxa"/>
-              <w:left w:w="0" w:type="dxa"/>
-              <w:bottom w:w="45" w:type="dxa"/>
-              <w:right w:w="0" w:type="dxa"/>
-            </w:tcMar>
-            <w:hideMark/>
-          </w:tcPr>
-          <w:p>
-            <w:pPr>
-              <w:rPr>
-                <w:lang w:val="en-US"/>
-              </w:rPr>
-            </w:pPr>
-            <w:r>
-              <w:rPr>
-                <w:lang w:val="en-US"/>
-              </w:rPr>
-              <w:t>Não </w:t>
-            </w:r>
-          </w:p>
-        </w:tc>
-        <w:tc>
-          <w:tcPr>
-            <w:tcW w:w="2551" w:type="dxa"/>
-            <w:tcBorders>
-              <w:top w:val="single" w:sz="6" w:space="0" w:color="909090"/>
-              <w:left w:val="single" w:sz="6" w:space="0" w:color="909090"/>
-              <w:bottom w:val="single" w:sz="6" w:space="0" w:color="909090"/>
-              <w:right w:val="single" w:sz="6" w:space="0" w:color="909090"/>
-            </w:tcBorders>
-            <w:shd w:val="clear" w:color="auto" w:fill="auto"/>
-            <w:tcMar>
-              <w:top w:w="45" w:type="dxa"/>
-              <w:left w:w="0" w:type="dxa"/>
-              <w:bottom w:w="45" w:type="dxa"/>
-              <w:right w:w="0" w:type="dxa"/>
-            </w:tcMar>
-            <w:hideMark/>
-          </w:tcPr>
-          <w:p>
-            <w:pPr>
-              <w:rPr>
-                <w:lang w:val="en-US"/>
-              </w:rPr>
-            </w:pPr>
-            <w:r>
-              <w:rPr>
                 <w:rFonts w:ascii="Arial" w:hAnsi="Arial" w:cs="Arial"/>
                 <w:lang w:val="en-US"/>
               </w:rPr>
@@ -1852,7 +4068,21 @@
               <w:rPr>
                 <w:lang w:val="en-US"/>
               </w:rPr>
-              <w:t xml:space="preserve">Nome Completo </w:t>
+              <w:t xml:space="preserve">Nome </w:t>
+            </w:r>
+            <w:proofErr w:type="spellStart"/>
+            <w:r>
+              <w:rPr>
+                <w:lang w:val="en-US"/>
+              </w:rPr>
+              <w:t>Completo</w:t>
+            </w:r>
+            <w:proofErr w:type="spellEnd"/>
+            <w:r>
+              <w:rPr>
+                <w:lang w:val="en-US"/>
+              </w:rPr>
+              <w:t xml:space="preserve"> </w:t>
             </w:r>
           </w:p>
         </w:tc>
@@ -1884,11 +4114,19 @@
                 <w:lang w:val="en-US"/>
               </w:rPr>
             </w:pPr>
+            <w:proofErr w:type="spellStart"/>
             <w:r>
               <w:rPr>
                 <w:lang w:val="en-US"/>
               </w:rPr>
-              <w:t>Aluno </w:t>
+              <w:t>Aluno</w:t>
+            </w:r>
+            <w:proofErr w:type="spellEnd"/>
+            <w:r>
+              <w:rPr>
+                <w:lang w:val="en-US"/>
+              </w:rPr>
+              <w:t> </w:t>
             </w:r>
           </w:p>
         </w:tc>
@@ -2039,12 +4277,14 @@
                 <w:lang w:val="en-US"/>
               </w:rPr>
             </w:pPr>
+            <w:proofErr w:type="spellStart"/>
             <w:r>
               <w:rPr>
                 <w:lang w:val="en-US"/>
               </w:rPr>
               <w:t>Não</w:t>
             </w:r>
+            <w:proofErr w:type="spellEnd"/>
           </w:p>
         </w:tc>
         <w:tc>
@@ -2076,15 +4316,33 @@
                 <w:rFonts w:ascii="Arial" w:hAnsi="Arial" w:cs="Arial"/>
                 <w:lang w:val="en-US"/>
               </w:rPr>
-              <w:t>Pontos e dígito</w:t>
+              <w:t xml:space="preserve">Pontos e </w:t>
             </w:r>
+            <w:proofErr w:type="spellStart"/>
             <w:r>
               <w:rPr>
                 <w:rFonts w:ascii="Arial" w:hAnsi="Arial" w:cs="Arial"/>
                 <w:lang w:val="en-US"/>
               </w:rPr>
-              <w:t xml:space="preserve"> verificador</w:t>
+              <w:t>dígito</w:t>
             </w:r>
+            <w:proofErr w:type="spellEnd"/>
+            <w:r>
+              <w:rPr>
+                <w:rFonts w:ascii="Arial" w:hAnsi="Arial" w:cs="Arial"/>
+                <w:lang w:val="en-US"/>
+              </w:rPr>
+              <w:t xml:space="preserve"> </w:t>
+            </w:r>
+            <w:proofErr w:type="spellStart"/>
+            <w:r>
+              <w:rPr>
+                <w:rFonts w:ascii="Arial" w:hAnsi="Arial" w:cs="Arial"/>
+                <w:lang w:val="en-US"/>
+              </w:rPr>
+              <w:t>verificador</w:t>
+            </w:r>
+            <w:proofErr w:type="spellEnd"/>
           </w:p>
         </w:tc>
       </w:tr>
@@ -2115,11 +4373,19 @@
                 <w:lang w:val="en-US"/>
               </w:rPr>
             </w:pPr>
+            <w:proofErr w:type="spellStart"/>
             <w:r>
               <w:rPr>
                 <w:lang w:val="en-US"/>
               </w:rPr>
-              <w:t>Aluno </w:t>
+              <w:t>Aluno</w:t>
+            </w:r>
+            <w:proofErr w:type="spellEnd"/>
+            <w:r>
+              <w:rPr>
+                <w:lang w:val="en-US"/>
+              </w:rPr>
+              <w:t> </w:t>
             </w:r>
           </w:p>
         </w:tc>
@@ -2277,12 +4543,14 @@
                 <w:lang w:val="en-US"/>
               </w:rPr>
             </w:pPr>
+            <w:proofErr w:type="spellStart"/>
             <w:r>
               <w:rPr>
                 <w:lang w:val="en-US"/>
               </w:rPr>
               <w:t>Não</w:t>
             </w:r>
+            <w:proofErr w:type="spellEnd"/>
           </w:p>
         </w:tc>
         <w:tc>
@@ -2314,7 +4582,23 @@
                 <w:rFonts w:ascii="Arial" w:hAnsi="Arial" w:cs="Arial"/>
                 <w:lang w:val="en-US"/>
               </w:rPr>
-              <w:t>Exige a presença do @</w:t>
+              <w:t xml:space="preserve">Exige a </w:t>
+            </w:r>
+            <w:proofErr w:type="spellStart"/>
+            <w:r>
+              <w:rPr>
+                <w:rFonts w:ascii="Arial" w:hAnsi="Arial" w:cs="Arial"/>
+                <w:lang w:val="en-US"/>
+              </w:rPr>
+              <w:t>presença</w:t>
+            </w:r>
+            <w:proofErr w:type="spellEnd"/>
+            <w:r>
+              <w:rPr>
+                <w:rFonts w:ascii="Arial" w:hAnsi="Arial" w:cs="Arial"/>
+                <w:lang w:val="en-US"/>
+              </w:rPr>
+              <w:t xml:space="preserve"> do @</w:t>
             </w:r>
           </w:p>
         </w:tc>
@@ -2343,12 +4627,14 @@
                 <w:lang w:val="en-US"/>
               </w:rPr>
             </w:pPr>
+            <w:proofErr w:type="spellStart"/>
             <w:r>
               <w:rPr>
                 <w:lang w:val="en-US"/>
               </w:rPr>
               <w:t>Aluno</w:t>
             </w:r>
+            <w:proofErr w:type="spellEnd"/>
           </w:p>
         </w:tc>
         <w:tc>
@@ -2374,12 +4660,14 @@
                 <w:lang w:val="en-US"/>
               </w:rPr>
             </w:pPr>
+            <w:proofErr w:type="spellStart"/>
             <w:r>
               <w:rPr>
                 <w:lang w:val="en-US"/>
               </w:rPr>
               <w:t>Telefone</w:t>
             </w:r>
+            <w:proofErr w:type="spellEnd"/>
           </w:p>
         </w:tc>
         <w:tc>
@@ -2503,12 +4791,14 @@
                 <w:lang w:val="en-US"/>
               </w:rPr>
             </w:pPr>
+            <w:proofErr w:type="spellStart"/>
             <w:r>
               <w:rPr>
                 <w:lang w:val="en-US"/>
               </w:rPr>
               <w:t>Não</w:t>
             </w:r>
+            <w:proofErr w:type="spellEnd"/>
           </w:p>
         </w:tc>
         <w:tc>
@@ -3283,6 +5573,155 @@
     </w:lvl>
   </w:abstractNum>
   <w:abstractNum w:abstractNumId="6" w15:restartNumberingAfterBreak="0">
+    <w:nsid w:val="63D12812"/>
+    <w:multiLevelType w:val="multilevel"/>
+    <w:tmpl w:val="D9C261D4"/>
+    <w:lvl w:ilvl="0">
+      <w:start w:val="1"/>
+      <w:numFmt w:val="bullet"/>
+      <w:lvlText w:val=""/>
+      <w:lvlJc w:val="left"/>
+      <w:pPr>
+        <w:tabs>
+          <w:tab w:val="num" w:pos="720"/>
+        </w:tabs>
+        <w:ind w:left="720" w:hanging="360"/>
+      </w:pPr>
+      <w:rPr>
+        <w:rFonts w:ascii="Symbol" w:hAnsi="Symbol" w:hint="default"/>
+        <w:sz w:val="20"/>
+      </w:rPr>
+    </w:lvl>
+    <w:lvl w:ilvl="1" w:tentative="1">
+      <w:start w:val="1"/>
+      <w:numFmt w:val="bullet"/>
+      <w:lvlText w:val="o"/>
+      <w:lvlJc w:val="left"/>
+      <w:pPr>
+        <w:tabs>
+          <w:tab w:val="num" w:pos="1440"/>
+        </w:tabs>
+        <w:ind w:left="1440" w:hanging="360"/>
+      </w:pPr>
+      <w:rPr>
+        <w:rFonts w:ascii="Courier New" w:hAnsi="Courier New" w:hint="default"/>
+        <w:sz w:val="20"/>
+      </w:rPr>
+    </w:lvl>
+    <w:lvl w:ilvl="2" w:tentative="1">
+      <w:start w:val="1"/>
+      <w:numFmt w:val="bullet"/>
+      <w:lvlText w:val=""/>
+      <w:lvlJc w:val="left"/>
+      <w:pPr>
+        <w:tabs>
+          <w:tab w:val="num" w:pos="2160"/>
+        </w:tabs>
+        <w:ind w:left="2160" w:hanging="360"/>
+      </w:pPr>
+      <w:rPr>
+        <w:rFonts w:ascii="Wingdings" w:hAnsi="Wingdings" w:hint="default"/>
+        <w:sz w:val="20"/>
+      </w:rPr>
+    </w:lvl>
+    <w:lvl w:ilvl="3" w:tentative="1">
+      <w:start w:val="1"/>
+      <w:numFmt w:val="bullet"/>
+      <w:lvlText w:val=""/>
+      <w:lvlJc w:val="left"/>
+      <w:pPr>
+        <w:tabs>
+          <w:tab w:val="num" w:pos="2880"/>
+        </w:tabs>
+        <w:ind w:left="2880" w:hanging="360"/>
+      </w:pPr>
+      <w:rPr>
+        <w:rFonts w:ascii="Wingdings" w:hAnsi="Wingdings" w:hint="default"/>
+        <w:sz w:val="20"/>
+      </w:rPr>
+    </w:lvl>
+    <w:lvl w:ilvl="4" w:tentative="1">
+      <w:start w:val="1"/>
+      <w:numFmt w:val="bullet"/>
+      <w:lvlText w:val=""/>
+      <w:lvlJc w:val="left"/>
+      <w:pPr>
+        <w:tabs>
+          <w:tab w:val="num" w:pos="3600"/>
+        </w:tabs>
+        <w:ind w:left="3600" w:hanging="360"/>
+      </w:pPr>
+      <w:rPr>
+        <w:rFonts w:ascii="Wingdings" w:hAnsi="Wingdings" w:hint="default"/>
+        <w:sz w:val="20"/>
+      </w:rPr>
+    </w:lvl>
+    <w:lvl w:ilvl="5" w:tentative="1">
+      <w:start w:val="1"/>
+      <w:numFmt w:val="bullet"/>
+      <w:lvlText w:val=""/>
+      <w:lvlJc w:val="left"/>
+      <w:pPr>
+        <w:tabs>
+          <w:tab w:val="num" w:pos="4320"/>
+        </w:tabs>
+        <w:ind w:left="4320" w:hanging="360"/>
+      </w:pPr>
+      <w:rPr>
+        <w:rFonts w:ascii="Wingdings" w:hAnsi="Wingdings" w:hint="default"/>
+        <w:sz w:val="20"/>
+      </w:rPr>
+    </w:lvl>
+    <w:lvl w:ilvl="6" w:tentative="1">
+      <w:start w:val="1"/>
+      <w:numFmt w:val="bullet"/>
+      <w:lvlText w:val=""/>
+      <w:lvlJc w:val="left"/>
+      <w:pPr>
+        <w:tabs>
+          <w:tab w:val="num" w:pos="5040"/>
+        </w:tabs>
+        <w:ind w:left="5040" w:hanging="360"/>
+      </w:pPr>
+      <w:rPr>
+        <w:rFonts w:ascii="Wingdings" w:hAnsi="Wingdings" w:hint="default"/>
+        <w:sz w:val="20"/>
+      </w:rPr>
+    </w:lvl>
+    <w:lvl w:ilvl="7" w:tentative="1">
+      <w:start w:val="1"/>
+      <w:numFmt w:val="bullet"/>
+      <w:lvlText w:val=""/>
+      <w:lvlJc w:val="left"/>
+      <w:pPr>
+        <w:tabs>
+          <w:tab w:val="num" w:pos="5760"/>
+        </w:tabs>
+        <w:ind w:left="5760" w:hanging="360"/>
+      </w:pPr>
+      <w:rPr>
+        <w:rFonts w:ascii="Wingdings" w:hAnsi="Wingdings" w:hint="default"/>
+        <w:sz w:val="20"/>
+      </w:rPr>
+    </w:lvl>
+    <w:lvl w:ilvl="8" w:tentative="1">
+      <w:start w:val="1"/>
+      <w:numFmt w:val="bullet"/>
+      <w:lvlText w:val=""/>
+      <w:lvlJc w:val="left"/>
+      <w:pPr>
+        <w:tabs>
+          <w:tab w:val="num" w:pos="6480"/>
+        </w:tabs>
+        <w:ind w:left="6480" w:hanging="360"/>
+      </w:pPr>
+      <w:rPr>
+        <w:rFonts w:ascii="Wingdings" w:hAnsi="Wingdings" w:hint="default"/>
+        <w:sz w:val="20"/>
+      </w:rPr>
+    </w:lvl>
+  </w:abstractNum>
+  <w:abstractNum w:abstractNumId="7" w15:restartNumberingAfterBreak="0">
     <w:nsid w:val="6B224B12"/>
     <w:multiLevelType w:val="hybridMultilevel"/>
     <w:tmpl w:val="557ABEBE"/>
@@ -3405,7 +5844,7 @@
     <w:abstractNumId w:val="3"/>
   </w:num>
   <w:num w:numId="4" w16cid:durableId="588121197">
-    <w:abstractNumId w:val="6"/>
+    <w:abstractNumId w:val="7"/>
   </w:num>
   <w:num w:numId="5" w16cid:durableId="2117217003">
     <w:abstractNumId w:val="2"/>
@@ -3415,6 +5854,9 @@
   </w:num>
   <w:num w:numId="7" w16cid:durableId="139156002">
     <w:abstractNumId w:val="5"/>
+  </w:num>
+  <w:num w:numId="8" w16cid:durableId="916980409">
+    <w:abstractNumId w:val="6"/>
   </w:num>
 </w:numbering>
 </file>
@@ -4022,7 +6464,6 @@
   <w:style w:type="character" w:default="1" w:styleId="Fontepargpadro">
     <w:name w:val="Default Paragraph Font"/>
     <w:uiPriority w:val="1"/>
-    <w:semiHidden/>
     <w:unhideWhenUsed/>
   </w:style>
   <w:style w:type="table" w:default="1" w:styleId="Tabelanormal">

--- a/UC16/Corpo_Ativo/Regro_Negocios _Entidades.docx
+++ b/UC16/Corpo_Ativo/Regro_Negocios _Entidades.docx
@@ -35,7 +35,7 @@
         <w:rPr>
           <w:rStyle w:val="SubttuloChar"/>
         </w:rPr>
-        <w:t>Regra de negócios</w:t>
+        <w:t>Contexto</w:t>
       </w:r>
       <w:r>
         <w:br/>
@@ -484,7 +484,96 @@
           <w:lang w:eastAsia="pt-BR"/>
           <w14:ligatures w14:val="none"/>
         </w:rPr>
-        <w:t>No site da academia, o estudante tem a possibilidade de conferir os planos, visualizar as modalidades e os horários, agendar encontros com os professores, acompanhar sua frequência e até mesmo solicitar uma visita presencial.</w:t>
+        <w:t>No site da academia, o estudante tem a possibilidade de conferir os planos, visualizar as modalidades e os horários, agendar encontros com os professores, acompanhar sua frequência e até mesmo solicitar uma visita presencial</w:t>
+      </w:r>
+      <w:r>
+        <w:rPr>
+          <w:rFonts w:eastAsia="Times New Roman"/>
+          <w:kern w:val="0"/>
+          <w:sz w:val="22"/>
+          <w:szCs w:val="22"/>
+          <w:lang w:eastAsia="pt-BR"/>
+          <w14:ligatures w14:val="none"/>
+        </w:rPr>
+        <w:t>.</w:t>
+      </w:r>
+    </w:p>
+    <w:p>
+      <w:pPr>
+        <w:pStyle w:val="NormalWeb"/>
+        <w:rPr>
+          <w:rFonts w:eastAsia="Times New Roman"/>
+          <w:kern w:val="0"/>
+          <w:sz w:val="22"/>
+          <w:szCs w:val="22"/>
+          <w:lang w:eastAsia="pt-BR"/>
+          <w14:ligatures w14:val="none"/>
+        </w:rPr>
+      </w:pPr>
+    </w:p>
+    <w:p>
+      <w:pPr>
+        <w:pStyle w:val="Subttulo"/>
+        <w:rPr>
+          <w:rFonts w:eastAsia="Times New Roman"/>
+          <w:lang w:eastAsia="pt-BR"/>
+        </w:rPr>
+      </w:pPr>
+      <w:r>
+        <w:rPr>
+          <w:rFonts w:eastAsia="Times New Roman"/>
+          <w:lang w:eastAsia="pt-BR"/>
+        </w:rPr>
+        <w:lastRenderedPageBreak/>
+        <w:t>Regra de negócios:</w:t>
+      </w:r>
+    </w:p>
+    <w:p>
+      <w:pPr>
+        <w:pStyle w:val="NormalWeb"/>
+        <w:rPr>
+          <w:rFonts w:eastAsia="Times New Roman"/>
+          <w:kern w:val="0"/>
+          <w:sz w:val="22"/>
+          <w:szCs w:val="22"/>
+          <w:lang w:eastAsia="pt-BR"/>
+          <w14:ligatures w14:val="none"/>
+        </w:rPr>
+      </w:pPr>
+      <w:r>
+        <w:rPr>
+          <w:rFonts w:eastAsia="Times New Roman"/>
+          <w:kern w:val="0"/>
+          <w:sz w:val="22"/>
+          <w:szCs w:val="22"/>
+          <w:lang w:eastAsia="pt-BR"/>
+          <w14:ligatures w14:val="none"/>
+        </w:rPr>
+        <w:t> </w:t>
+      </w:r>
+    </w:p>
+    <w:p>
+      <w:pPr>
+        <w:pStyle w:val="NormalWeb"/>
+        <w:rPr>
+          <w:rFonts w:eastAsia="Times New Roman"/>
+          <w:kern w:val="0"/>
+          <w:sz w:val="22"/>
+          <w:szCs w:val="22"/>
+          <w:lang w:eastAsia="pt-BR"/>
+          <w14:ligatures w14:val="none"/>
+        </w:rPr>
+      </w:pPr>
+      <w:r>
+        <w:rPr>
+          <w:rFonts w:eastAsia="Times New Roman"/>
+          <w:kern w:val="0"/>
+          <w:sz w:val="22"/>
+          <w:szCs w:val="22"/>
+          <w:lang w:eastAsia="pt-BR"/>
+          <w14:ligatures w14:val="none"/>
+        </w:rPr>
+        <w:t> </w:t>
       </w:r>
     </w:p>
     <w:p>
@@ -504,83 +593,6 @@
           <w:rFonts w:eastAsia="Times New Roman"/>
           <w:b/>
           <w:bCs/>
-          <w:i/>
-          <w:iCs/>
-          <w:kern w:val="0"/>
-          <w:sz w:val="22"/>
-          <w:szCs w:val="22"/>
-          <w:lang w:eastAsia="pt-BR"/>
-          <w14:ligatures w14:val="none"/>
-        </w:rPr>
-        <w:t>Regra de negócios:</w:t>
-      </w:r>
-    </w:p>
-    <w:p>
-      <w:pPr>
-        <w:pStyle w:val="NormalWeb"/>
-        <w:rPr>
-          <w:rFonts w:eastAsia="Times New Roman"/>
-          <w:kern w:val="0"/>
-          <w:sz w:val="22"/>
-          <w:szCs w:val="22"/>
-          <w:lang w:eastAsia="pt-BR"/>
-          <w14:ligatures w14:val="none"/>
-        </w:rPr>
-      </w:pPr>
-      <w:r>
-        <w:rPr>
-          <w:rFonts w:eastAsia="Times New Roman"/>
-          <w:kern w:val="0"/>
-          <w:sz w:val="22"/>
-          <w:szCs w:val="22"/>
-          <w:lang w:eastAsia="pt-BR"/>
-          <w14:ligatures w14:val="none"/>
-        </w:rPr>
-        <w:lastRenderedPageBreak/>
-        <w:t> </w:t>
-      </w:r>
-    </w:p>
-    <w:p>
-      <w:pPr>
-        <w:pStyle w:val="NormalWeb"/>
-        <w:rPr>
-          <w:rFonts w:eastAsia="Times New Roman"/>
-          <w:kern w:val="0"/>
-          <w:sz w:val="22"/>
-          <w:szCs w:val="22"/>
-          <w:lang w:eastAsia="pt-BR"/>
-          <w14:ligatures w14:val="none"/>
-        </w:rPr>
-      </w:pPr>
-      <w:r>
-        <w:rPr>
-          <w:rFonts w:eastAsia="Times New Roman"/>
-          <w:kern w:val="0"/>
-          <w:sz w:val="22"/>
-          <w:szCs w:val="22"/>
-          <w:lang w:eastAsia="pt-BR"/>
-          <w14:ligatures w14:val="none"/>
-        </w:rPr>
-        <w:t> </w:t>
-      </w:r>
-    </w:p>
-    <w:p>
-      <w:pPr>
-        <w:pStyle w:val="NormalWeb"/>
-        <w:rPr>
-          <w:rFonts w:eastAsia="Times New Roman"/>
-          <w:kern w:val="0"/>
-          <w:sz w:val="22"/>
-          <w:szCs w:val="22"/>
-          <w:lang w:eastAsia="pt-BR"/>
-          <w14:ligatures w14:val="none"/>
-        </w:rPr>
-      </w:pPr>
-      <w:r>
-        <w:rPr>
-          <w:rFonts w:eastAsia="Times New Roman"/>
-          <w:b/>
-          <w:bCs/>
           <w:kern w:val="0"/>
           <w:sz w:val="22"/>
           <w:szCs w:val="22"/>
@@ -626,41 +638,6 @@
           <w14:ligatures w14:val="none"/>
         </w:rPr>
       </w:pPr>
-      <w:r>
-        <w:rPr>
-          <w:rFonts w:eastAsia="Times New Roman"/>
-          <w:kern w:val="0"/>
-          <w:sz w:val="22"/>
-          <w:szCs w:val="22"/>
-          <w:lang w:eastAsia="pt-BR"/>
-          <w14:ligatures w14:val="none"/>
-        </w:rPr>
-        <w:t> </w:t>
-      </w:r>
-    </w:p>
-    <w:p>
-      <w:pPr>
-        <w:pStyle w:val="NormalWeb"/>
-        <w:rPr>
-          <w:rFonts w:eastAsia="Times New Roman"/>
-          <w:kern w:val="0"/>
-          <w:sz w:val="22"/>
-          <w:szCs w:val="22"/>
-          <w:lang w:eastAsia="pt-BR"/>
-          <w14:ligatures w14:val="none"/>
-        </w:rPr>
-      </w:pPr>
-      <w:r>
-        <w:rPr>
-          <w:rFonts w:eastAsia="Times New Roman"/>
-          <w:kern w:val="0"/>
-          <w:sz w:val="22"/>
-          <w:szCs w:val="22"/>
-          <w:lang w:eastAsia="pt-BR"/>
-          <w14:ligatures w14:val="none"/>
-        </w:rPr>
-        <w:t> </w:t>
-      </w:r>
     </w:p>
     <w:p>
       <w:pPr>
@@ -2486,7 +2463,31 @@
           <w:lang w:eastAsia="pt-BR"/>
           <w14:ligatures w14:val="none"/>
         </w:rPr>
-        <w:t xml:space="preserve">- Caso deseja o cancelamento após esse </w:t>
+        <w:t xml:space="preserve">- Caso </w:t>
+      </w:r>
+      <w:proofErr w:type="gramStart"/>
+      <w:r>
+        <w:rPr>
+          <w:rFonts w:eastAsia="Times New Roman"/>
+          <w:kern w:val="0"/>
+          <w:sz w:val="22"/>
+          <w:szCs w:val="22"/>
+          <w:lang w:eastAsia="pt-BR"/>
+          <w14:ligatures w14:val="none"/>
+        </w:rPr>
+        <w:t>deseja</w:t>
+      </w:r>
+      <w:proofErr w:type="gramEnd"/>
+      <w:r>
+        <w:rPr>
+          <w:rFonts w:eastAsia="Times New Roman"/>
+          <w:kern w:val="0"/>
+          <w:sz w:val="22"/>
+          <w:szCs w:val="22"/>
+          <w:lang w:eastAsia="pt-BR"/>
+          <w14:ligatures w14:val="none"/>
+        </w:rPr>
+        <w:t xml:space="preserve"> o cancelamento após esse </w:t>
       </w:r>
       <w:proofErr w:type="spellStart"/>
       <w:r>
@@ -2512,31 +2513,30 @@
         </w:rPr>
         <w:t>, terá que pagar com 30% de multa.</w:t>
       </w:r>
-    </w:p>
-    <w:p>
-      <w:pPr>
-        <w:pStyle w:val="NormalWeb"/>
-        <w:rPr>
-          <w:rFonts w:eastAsia="Times New Roman"/>
-          <w:kern w:val="0"/>
-          <w:sz w:val="22"/>
-          <w:szCs w:val="22"/>
-          <w:lang w:eastAsia="pt-BR"/>
-          <w14:ligatures w14:val="none"/>
-        </w:rPr>
-      </w:pPr>
-      <w:r>
-        <w:rPr>
-          <w:rFonts w:eastAsia="Times New Roman"/>
-          <w:b/>
-          <w:bCs/>
-          <w:i/>
-          <w:iCs/>
-          <w:kern w:val="0"/>
-          <w:sz w:val="22"/>
-          <w:szCs w:val="22"/>
-          <w:lang w:eastAsia="pt-BR"/>
-          <w14:ligatures w14:val="none"/>
+      <w:r>
+        <w:rPr>
+          <w:rFonts w:eastAsia="Times New Roman"/>
+          <w:kern w:val="0"/>
+          <w:sz w:val="22"/>
+          <w:szCs w:val="22"/>
+          <w:lang w:eastAsia="pt-BR"/>
+          <w14:ligatures w14:val="none"/>
+        </w:rPr>
+        <w:br/>
+      </w:r>
+    </w:p>
+    <w:p>
+      <w:pPr>
+        <w:pStyle w:val="Subttulo"/>
+        <w:rPr>
+          <w:rFonts w:eastAsia="Times New Roman"/>
+          <w:lang w:eastAsia="pt-BR"/>
+        </w:rPr>
+      </w:pPr>
+      <w:r>
+        <w:rPr>
+          <w:rFonts w:eastAsia="Times New Roman"/>
+          <w:lang w:eastAsia="pt-BR"/>
         </w:rPr>
         <w:t>Entidades:</w:t>
       </w:r>
@@ -2544,648 +2544,372 @@
     <w:p>
       <w:pPr>
         <w:pStyle w:val="NormalWeb"/>
-        <w:rPr>
-          <w:rFonts w:eastAsia="Times New Roman"/>
-          <w:kern w:val="0"/>
-          <w:sz w:val="22"/>
-          <w:szCs w:val="22"/>
-          <w:lang w:eastAsia="pt-BR"/>
-          <w14:ligatures w14:val="none"/>
-        </w:rPr>
-      </w:pPr>
-      <w:r>
-        <w:rPr>
-          <w:rFonts w:eastAsia="Times New Roman"/>
-          <w:kern w:val="0"/>
-          <w:sz w:val="22"/>
-          <w:szCs w:val="22"/>
-          <w:lang w:eastAsia="pt-BR"/>
-          <w14:ligatures w14:val="none"/>
-        </w:rPr>
-        <w:t>Aluno</w:t>
-      </w:r>
-    </w:p>
-    <w:p>
-      <w:pPr>
-        <w:pStyle w:val="NormalWeb"/>
-        <w:rPr>
-          <w:rFonts w:eastAsia="Times New Roman"/>
-          <w:kern w:val="0"/>
-          <w:sz w:val="22"/>
-          <w:szCs w:val="22"/>
-          <w:lang w:eastAsia="pt-BR"/>
-          <w14:ligatures w14:val="none"/>
-        </w:rPr>
-      </w:pPr>
-      <w:r>
-        <w:rPr>
-          <w:rFonts w:eastAsia="Times New Roman"/>
-          <w:kern w:val="0"/>
-          <w:sz w:val="22"/>
-          <w:szCs w:val="22"/>
-          <w:lang w:eastAsia="pt-BR"/>
-          <w14:ligatures w14:val="none"/>
-        </w:rPr>
-        <w:t>Recepcionista</w:t>
-      </w:r>
-    </w:p>
-    <w:p>
-      <w:pPr>
-        <w:pStyle w:val="NormalWeb"/>
-        <w:rPr>
-          <w:rFonts w:eastAsia="Times New Roman"/>
-          <w:kern w:val="0"/>
-          <w:sz w:val="22"/>
-          <w:szCs w:val="22"/>
-          <w:lang w:eastAsia="pt-BR"/>
-          <w14:ligatures w14:val="none"/>
-        </w:rPr>
-      </w:pPr>
-      <w:r>
-        <w:rPr>
-          <w:rFonts w:eastAsia="Times New Roman"/>
-          <w:kern w:val="0"/>
-          <w:sz w:val="22"/>
-          <w:szCs w:val="22"/>
-          <w:lang w:eastAsia="pt-BR"/>
-          <w14:ligatures w14:val="none"/>
-        </w:rPr>
-        <w:t>Professor</w:t>
-      </w:r>
-    </w:p>
-    <w:p>
-      <w:pPr>
-        <w:pStyle w:val="NormalWeb"/>
-        <w:rPr>
-          <w:rFonts w:eastAsia="Times New Roman"/>
-          <w:kern w:val="0"/>
-          <w:sz w:val="22"/>
-          <w:szCs w:val="22"/>
-          <w:lang w:eastAsia="pt-BR"/>
-          <w14:ligatures w14:val="none"/>
-        </w:rPr>
-      </w:pPr>
-      <w:r>
-        <w:rPr>
-          <w:rFonts w:eastAsia="Times New Roman"/>
-          <w:kern w:val="0"/>
-          <w:sz w:val="22"/>
-          <w:szCs w:val="22"/>
-          <w:lang w:eastAsia="pt-BR"/>
-          <w14:ligatures w14:val="none"/>
-        </w:rPr>
-        <w:t>Plano</w:t>
-      </w:r>
-    </w:p>
-    <w:p>
-      <w:pPr>
-        <w:pStyle w:val="NormalWeb"/>
-        <w:rPr>
-          <w:rFonts w:eastAsia="Times New Roman"/>
-          <w:kern w:val="0"/>
-          <w:sz w:val="22"/>
-          <w:szCs w:val="22"/>
-          <w:lang w:eastAsia="pt-BR"/>
-          <w14:ligatures w14:val="none"/>
-        </w:rPr>
-      </w:pPr>
-      <w:r>
-        <w:rPr>
-          <w:rFonts w:eastAsia="Times New Roman"/>
-          <w:kern w:val="0"/>
-          <w:sz w:val="22"/>
-          <w:szCs w:val="22"/>
-          <w:lang w:eastAsia="pt-BR"/>
-          <w14:ligatures w14:val="none"/>
-        </w:rPr>
-        <w:t>Modalidades</w:t>
-      </w:r>
-    </w:p>
-    <w:p>
-      <w:pPr>
-        <w:pStyle w:val="NormalWeb"/>
-        <w:rPr>
-          <w:rFonts w:eastAsia="Times New Roman"/>
-          <w:kern w:val="0"/>
-          <w:sz w:val="22"/>
-          <w:szCs w:val="22"/>
-          <w:lang w:eastAsia="pt-BR"/>
-          <w14:ligatures w14:val="none"/>
-        </w:rPr>
-      </w:pPr>
-      <w:r>
-        <w:rPr>
-          <w:rFonts w:eastAsia="Times New Roman"/>
-          <w:kern w:val="0"/>
-          <w:sz w:val="22"/>
-          <w:szCs w:val="22"/>
-          <w:lang w:eastAsia="pt-BR"/>
-          <w14:ligatures w14:val="none"/>
-        </w:rPr>
-        <w:t>Cursos Livres</w:t>
-      </w:r>
-    </w:p>
-    <w:p>
-      <w:pPr>
-        <w:pStyle w:val="NormalWeb"/>
-        <w:rPr>
-          <w:rFonts w:eastAsia="Times New Roman"/>
-          <w:kern w:val="0"/>
-          <w:sz w:val="22"/>
-          <w:szCs w:val="22"/>
-          <w:lang w:eastAsia="pt-BR"/>
-          <w14:ligatures w14:val="none"/>
-        </w:rPr>
-      </w:pPr>
-      <w:r>
-        <w:rPr>
-          <w:rFonts w:eastAsia="Times New Roman"/>
-          <w:kern w:val="0"/>
-          <w:sz w:val="22"/>
-          <w:szCs w:val="22"/>
-          <w:lang w:eastAsia="pt-BR"/>
-          <w14:ligatures w14:val="none"/>
-        </w:rPr>
-        <w:t>Pagamento</w:t>
-      </w:r>
-    </w:p>
-    <w:p>
-      <w:pPr>
-        <w:pStyle w:val="NormalWeb"/>
-        <w:rPr>
-          <w:rFonts w:eastAsia="Times New Roman"/>
-          <w:kern w:val="0"/>
-          <w:sz w:val="22"/>
-          <w:szCs w:val="22"/>
-          <w:lang w:eastAsia="pt-BR"/>
-          <w14:ligatures w14:val="none"/>
-        </w:rPr>
-      </w:pPr>
-      <w:r>
-        <w:rPr>
-          <w:rFonts w:eastAsia="Times New Roman"/>
-          <w:kern w:val="0"/>
-          <w:sz w:val="22"/>
-          <w:szCs w:val="22"/>
-          <w:lang w:eastAsia="pt-BR"/>
-          <w14:ligatures w14:val="none"/>
-        </w:rPr>
-        <w:t>Agendamento</w:t>
-      </w:r>
-    </w:p>
-    <w:p>
-      <w:pPr>
-        <w:pStyle w:val="NormalWeb"/>
-        <w:rPr>
-          <w:rFonts w:eastAsia="Times New Roman"/>
-          <w:kern w:val="0"/>
-          <w:sz w:val="22"/>
-          <w:szCs w:val="22"/>
-          <w:lang w:eastAsia="pt-BR"/>
-          <w14:ligatures w14:val="none"/>
-        </w:rPr>
-      </w:pPr>
-      <w:r>
-        <w:rPr>
-          <w:rFonts w:eastAsia="Times New Roman"/>
-          <w:kern w:val="0"/>
-          <w:sz w:val="22"/>
-          <w:szCs w:val="22"/>
-          <w:lang w:eastAsia="pt-BR"/>
-          <w14:ligatures w14:val="none"/>
-        </w:rPr>
-        <w:t>Matricula</w:t>
-      </w:r>
-    </w:p>
-    <w:p>
-      <w:pPr>
-        <w:pStyle w:val="NormalWeb"/>
-        <w:rPr>
-          <w:rFonts w:eastAsia="Times New Roman"/>
-          <w:kern w:val="0"/>
-          <w:sz w:val="22"/>
-          <w:szCs w:val="22"/>
-          <w:lang w:eastAsia="pt-BR"/>
-          <w14:ligatures w14:val="none"/>
-        </w:rPr>
-      </w:pPr>
-      <w:r>
-        <w:rPr>
-          <w:rFonts w:eastAsia="Times New Roman"/>
-          <w:kern w:val="0"/>
-          <w:sz w:val="22"/>
-          <w:szCs w:val="22"/>
-          <w:lang w:eastAsia="pt-BR"/>
-          <w14:ligatures w14:val="none"/>
-        </w:rPr>
-        <w:t>Frequência</w:t>
-      </w:r>
-    </w:p>
-    <w:p>
-      <w:pPr>
-        <w:pStyle w:val="NormalWeb"/>
-        <w:rPr>
-          <w:rFonts w:eastAsia="Times New Roman"/>
-          <w:kern w:val="0"/>
-          <w:sz w:val="22"/>
-          <w:szCs w:val="22"/>
-          <w:lang w:eastAsia="pt-BR"/>
-          <w14:ligatures w14:val="none"/>
-        </w:rPr>
-      </w:pPr>
-      <w:r>
-        <w:rPr>
-          <w:rFonts w:eastAsia="Times New Roman"/>
-          <w:kern w:val="0"/>
-          <w:sz w:val="22"/>
-          <w:szCs w:val="22"/>
-          <w:lang w:eastAsia="pt-BR"/>
-          <w14:ligatures w14:val="none"/>
-        </w:rPr>
-        <w:t>Turma</w:t>
-      </w:r>
-    </w:p>
-    <w:p>
-      <w:pPr>
-        <w:pStyle w:val="NormalWeb"/>
-        <w:rPr>
-          <w:rFonts w:eastAsia="Times New Roman"/>
-          <w:kern w:val="0"/>
-          <w:sz w:val="22"/>
-          <w:szCs w:val="22"/>
-          <w:lang w:eastAsia="pt-BR"/>
-          <w14:ligatures w14:val="none"/>
-        </w:rPr>
-      </w:pPr>
-      <w:r>
-        <w:rPr>
-          <w:rFonts w:eastAsia="Times New Roman"/>
-          <w:kern w:val="0"/>
-          <w:sz w:val="22"/>
-          <w:szCs w:val="22"/>
-          <w:lang w:eastAsia="pt-BR"/>
-          <w14:ligatures w14:val="none"/>
-        </w:rPr>
-        <w:t>Cancelamento</w:t>
-      </w:r>
-    </w:p>
-    <w:p>
-      <w:pPr>
-        <w:pStyle w:val="NormalWeb"/>
-      </w:pPr>
-      <w:r>
-        <w:t>1. Aluno</w:t>
-      </w:r>
-    </w:p>
-    <w:p>
-      <w:pPr>
-        <w:pStyle w:val="PargrafodaLista"/>
         <w:numPr>
           <w:ilvl w:val="0"/>
-          <w:numId w:val="2"/>
+          <w:numId w:val="9"/>
         </w:numPr>
-      </w:pPr>
-      <w:proofErr w:type="spellStart"/>
-      <w:r>
-        <w:t>ID_Aluno</w:t>
-      </w:r>
-      <w:proofErr w:type="spellEnd"/>
-      <w:r>
-        <w:t xml:space="preserve"> (PK)</w:t>
-      </w:r>
-    </w:p>
-    <w:p>
-      <w:pPr>
-        <w:pStyle w:val="PargrafodaLista"/>
+        <w:rPr>
+          <w:rFonts w:eastAsia="Times New Roman"/>
+          <w:kern w:val="0"/>
+          <w:sz w:val="22"/>
+          <w:szCs w:val="22"/>
+          <w:lang w:eastAsia="pt-BR"/>
+          <w14:ligatures w14:val="none"/>
+        </w:rPr>
+      </w:pPr>
+      <w:r>
+        <w:rPr>
+          <w:rFonts w:eastAsia="Times New Roman"/>
+          <w:kern w:val="0"/>
+          <w:sz w:val="22"/>
+          <w:szCs w:val="22"/>
+          <w:lang w:eastAsia="pt-BR"/>
+          <w14:ligatures w14:val="none"/>
+        </w:rPr>
+        <w:t>Aluno</w:t>
+      </w:r>
+    </w:p>
+    <w:p>
+      <w:pPr>
+        <w:pStyle w:val="NormalWeb"/>
         <w:numPr>
           <w:ilvl w:val="0"/>
-          <w:numId w:val="2"/>
+          <w:numId w:val="9"/>
         </w:numPr>
-      </w:pPr>
-      <w:r>
-        <w:t>Nome</w:t>
-      </w:r>
-    </w:p>
-    <w:p>
-      <w:pPr>
-        <w:pStyle w:val="PargrafodaLista"/>
+        <w:rPr>
+          <w:rFonts w:eastAsia="Times New Roman"/>
+          <w:kern w:val="0"/>
+          <w:sz w:val="22"/>
+          <w:szCs w:val="22"/>
+          <w:lang w:eastAsia="pt-BR"/>
+          <w14:ligatures w14:val="none"/>
+        </w:rPr>
+      </w:pPr>
+      <w:r>
+        <w:rPr>
+          <w:rFonts w:eastAsia="Times New Roman"/>
+          <w:kern w:val="0"/>
+          <w:sz w:val="22"/>
+          <w:szCs w:val="22"/>
+          <w:lang w:eastAsia="pt-BR"/>
+          <w14:ligatures w14:val="none"/>
+        </w:rPr>
+        <w:t>Recepcionista</w:t>
+      </w:r>
+    </w:p>
+    <w:p>
+      <w:pPr>
+        <w:pStyle w:val="NormalWeb"/>
         <w:numPr>
           <w:ilvl w:val="0"/>
-          <w:numId w:val="2"/>
+          <w:numId w:val="9"/>
         </w:numPr>
-      </w:pPr>
-      <w:r>
-        <w:t>CPF</w:t>
-      </w:r>
-    </w:p>
-    <w:p>
-      <w:pPr>
-        <w:pStyle w:val="PargrafodaLista"/>
+        <w:rPr>
+          <w:rFonts w:eastAsia="Times New Roman"/>
+          <w:kern w:val="0"/>
+          <w:sz w:val="22"/>
+          <w:szCs w:val="22"/>
+          <w:lang w:eastAsia="pt-BR"/>
+          <w14:ligatures w14:val="none"/>
+        </w:rPr>
+      </w:pPr>
+      <w:r>
+        <w:rPr>
+          <w:rFonts w:eastAsia="Times New Roman"/>
+          <w:kern w:val="0"/>
+          <w:sz w:val="22"/>
+          <w:szCs w:val="22"/>
+          <w:lang w:eastAsia="pt-BR"/>
+          <w14:ligatures w14:val="none"/>
+        </w:rPr>
+        <w:t>Professor</w:t>
+      </w:r>
+    </w:p>
+    <w:p>
+      <w:pPr>
+        <w:pStyle w:val="NormalWeb"/>
         <w:numPr>
           <w:ilvl w:val="0"/>
-          <w:numId w:val="2"/>
+          <w:numId w:val="9"/>
         </w:numPr>
-      </w:pPr>
-      <w:r>
-        <w:lastRenderedPageBreak/>
-        <w:t>E-mail</w:t>
-      </w:r>
-    </w:p>
-    <w:p>
-      <w:pPr>
-        <w:pStyle w:val="PargrafodaLista"/>
+        <w:rPr>
+          <w:rFonts w:eastAsia="Times New Roman"/>
+          <w:kern w:val="0"/>
+          <w:sz w:val="22"/>
+          <w:szCs w:val="22"/>
+          <w:lang w:eastAsia="pt-BR"/>
+          <w14:ligatures w14:val="none"/>
+        </w:rPr>
+      </w:pPr>
+      <w:r>
+        <w:rPr>
+          <w:rFonts w:eastAsia="Times New Roman"/>
+          <w:kern w:val="0"/>
+          <w:sz w:val="22"/>
+          <w:szCs w:val="22"/>
+          <w:lang w:eastAsia="pt-BR"/>
+          <w14:ligatures w14:val="none"/>
+        </w:rPr>
+        <w:t>Plano</w:t>
+      </w:r>
+    </w:p>
+    <w:p>
+      <w:pPr>
+        <w:pStyle w:val="NormalWeb"/>
         <w:numPr>
           <w:ilvl w:val="0"/>
-          <w:numId w:val="2"/>
+          <w:numId w:val="9"/>
         </w:numPr>
-      </w:pPr>
-      <w:r>
-        <w:t>Telefone</w:t>
-      </w:r>
-    </w:p>
-    <w:p>
-      <w:r>
-        <w:t>2. Plano</w:t>
-      </w:r>
-    </w:p>
-    <w:p>
-      <w:pPr>
-        <w:pStyle w:val="PargrafodaLista"/>
+        <w:rPr>
+          <w:rFonts w:eastAsia="Times New Roman"/>
+          <w:kern w:val="0"/>
+          <w:sz w:val="22"/>
+          <w:szCs w:val="22"/>
+          <w:lang w:eastAsia="pt-BR"/>
+          <w14:ligatures w14:val="none"/>
+        </w:rPr>
+      </w:pPr>
+      <w:r>
+        <w:rPr>
+          <w:rFonts w:eastAsia="Times New Roman"/>
+          <w:kern w:val="0"/>
+          <w:sz w:val="22"/>
+          <w:szCs w:val="22"/>
+          <w:lang w:eastAsia="pt-BR"/>
+          <w14:ligatures w14:val="none"/>
+        </w:rPr>
+        <w:t>Modalidades</w:t>
+      </w:r>
+    </w:p>
+    <w:p>
+      <w:pPr>
+        <w:pStyle w:val="NormalWeb"/>
         <w:numPr>
           <w:ilvl w:val="0"/>
-          <w:numId w:val="3"/>
+          <w:numId w:val="9"/>
         </w:numPr>
-      </w:pPr>
-      <w:proofErr w:type="spellStart"/>
-      <w:r>
-        <w:t>ID_Plano</w:t>
-      </w:r>
-      <w:proofErr w:type="spellEnd"/>
-      <w:r>
-        <w:t xml:space="preserve"> (PK)</w:t>
-      </w:r>
-    </w:p>
-    <w:p>
-      <w:pPr>
-        <w:pStyle w:val="PargrafodaLista"/>
+        <w:rPr>
+          <w:rFonts w:eastAsia="Times New Roman"/>
+          <w:kern w:val="0"/>
+          <w:sz w:val="22"/>
+          <w:szCs w:val="22"/>
+          <w:lang w:eastAsia="pt-BR"/>
+          <w14:ligatures w14:val="none"/>
+        </w:rPr>
+      </w:pPr>
+      <w:r>
+        <w:rPr>
+          <w:rFonts w:eastAsia="Times New Roman"/>
+          <w:kern w:val="0"/>
+          <w:sz w:val="22"/>
+          <w:szCs w:val="22"/>
+          <w:lang w:eastAsia="pt-BR"/>
+          <w14:ligatures w14:val="none"/>
+        </w:rPr>
+        <w:t>Cursos Livres</w:t>
+      </w:r>
+    </w:p>
+    <w:p>
+      <w:pPr>
+        <w:pStyle w:val="NormalWeb"/>
         <w:numPr>
           <w:ilvl w:val="0"/>
-          <w:numId w:val="3"/>
+          <w:numId w:val="9"/>
         </w:numPr>
-      </w:pPr>
-      <w:r>
-        <w:t>Nome</w:t>
-      </w:r>
-    </w:p>
-    <w:p>
-      <w:pPr>
-        <w:pStyle w:val="PargrafodaLista"/>
+        <w:rPr>
+          <w:rFonts w:eastAsia="Times New Roman"/>
+          <w:kern w:val="0"/>
+          <w:sz w:val="22"/>
+          <w:szCs w:val="22"/>
+          <w:lang w:eastAsia="pt-BR"/>
+          <w14:ligatures w14:val="none"/>
+        </w:rPr>
+      </w:pPr>
+      <w:r>
+        <w:rPr>
+          <w:rFonts w:eastAsia="Times New Roman"/>
+          <w:kern w:val="0"/>
+          <w:sz w:val="22"/>
+          <w:szCs w:val="22"/>
+          <w:lang w:eastAsia="pt-BR"/>
+          <w14:ligatures w14:val="none"/>
+        </w:rPr>
+        <w:t>Pagamento</w:t>
+      </w:r>
+    </w:p>
+    <w:p>
+      <w:pPr>
+        <w:pStyle w:val="NormalWeb"/>
         <w:numPr>
           <w:ilvl w:val="0"/>
-          <w:numId w:val="3"/>
+          <w:numId w:val="9"/>
         </w:numPr>
-      </w:pPr>
-      <w:r>
-        <w:t>Valor</w:t>
-      </w:r>
-    </w:p>
-    <w:p>
-      <w:pPr>
-        <w:pStyle w:val="PargrafodaLista"/>
+        <w:rPr>
+          <w:rFonts w:eastAsia="Times New Roman"/>
+          <w:kern w:val="0"/>
+          <w:sz w:val="22"/>
+          <w:szCs w:val="22"/>
+          <w:lang w:eastAsia="pt-BR"/>
+          <w14:ligatures w14:val="none"/>
+        </w:rPr>
+      </w:pPr>
+      <w:r>
+        <w:rPr>
+          <w:rFonts w:eastAsia="Times New Roman"/>
+          <w:kern w:val="0"/>
+          <w:sz w:val="22"/>
+          <w:szCs w:val="22"/>
+          <w:lang w:eastAsia="pt-BR"/>
+          <w14:ligatures w14:val="none"/>
+        </w:rPr>
+        <w:t>Agendamento</w:t>
+      </w:r>
+    </w:p>
+    <w:p>
+      <w:pPr>
+        <w:pStyle w:val="NormalWeb"/>
         <w:numPr>
           <w:ilvl w:val="0"/>
-          <w:numId w:val="3"/>
+          <w:numId w:val="9"/>
         </w:numPr>
-      </w:pPr>
-      <w:r>
-        <w:t>Duração</w:t>
-      </w:r>
-    </w:p>
-    <w:p>
-      <w:r>
-        <w:t>3. Matrícula</w:t>
-      </w:r>
-    </w:p>
-    <w:p>
-      <w:pPr>
-        <w:pStyle w:val="PargrafodaLista"/>
+        <w:rPr>
+          <w:rFonts w:eastAsia="Times New Roman"/>
+          <w:kern w:val="0"/>
+          <w:sz w:val="22"/>
+          <w:szCs w:val="22"/>
+          <w:lang w:eastAsia="pt-BR"/>
+          <w14:ligatures w14:val="none"/>
+        </w:rPr>
+      </w:pPr>
+      <w:r>
+        <w:rPr>
+          <w:rFonts w:eastAsia="Times New Roman"/>
+          <w:kern w:val="0"/>
+          <w:sz w:val="22"/>
+          <w:szCs w:val="22"/>
+          <w:lang w:eastAsia="pt-BR"/>
+          <w14:ligatures w14:val="none"/>
+        </w:rPr>
+        <w:t>Matrícula</w:t>
+      </w:r>
+    </w:p>
+    <w:p>
+      <w:pPr>
+        <w:pStyle w:val="NormalWeb"/>
         <w:numPr>
           <w:ilvl w:val="0"/>
-          <w:numId w:val="4"/>
+          <w:numId w:val="9"/>
         </w:numPr>
-      </w:pPr>
-      <w:proofErr w:type="spellStart"/>
-      <w:r>
-        <w:t>ID_Aluno</w:t>
-      </w:r>
-      <w:proofErr w:type="spellEnd"/>
-      <w:r>
-        <w:t xml:space="preserve"> (FK</w:t>
-      </w:r>
-      <w:r>
-        <w:t>/PK</w:t>
-      </w:r>
-      <w:r>
-        <w:t>)</w:t>
-      </w:r>
-    </w:p>
-    <w:p>
-      <w:pPr>
-        <w:pStyle w:val="PargrafodaLista"/>
+        <w:rPr>
+          <w:rFonts w:eastAsia="Times New Roman"/>
+          <w:kern w:val="0"/>
+          <w:sz w:val="22"/>
+          <w:szCs w:val="22"/>
+          <w:lang w:eastAsia="pt-BR"/>
+          <w14:ligatures w14:val="none"/>
+        </w:rPr>
+      </w:pPr>
+      <w:r>
+        <w:rPr>
+          <w:rFonts w:eastAsia="Times New Roman"/>
+          <w:kern w:val="0"/>
+          <w:sz w:val="22"/>
+          <w:szCs w:val="22"/>
+          <w:lang w:eastAsia="pt-BR"/>
+          <w14:ligatures w14:val="none"/>
+        </w:rPr>
+        <w:t>Frequência</w:t>
+      </w:r>
+    </w:p>
+    <w:p>
+      <w:pPr>
+        <w:pStyle w:val="NormalWeb"/>
         <w:numPr>
           <w:ilvl w:val="0"/>
-          <w:numId w:val="4"/>
+          <w:numId w:val="9"/>
         </w:numPr>
-      </w:pPr>
-      <w:proofErr w:type="spellStart"/>
-      <w:r>
-        <w:t>ID_plano</w:t>
-      </w:r>
-      <w:proofErr w:type="spellEnd"/>
-      <w:r>
-        <w:t xml:space="preserve"> (FK</w:t>
-      </w:r>
-      <w:r>
-        <w:t>/PK</w:t>
-      </w:r>
-      <w:r>
-        <w:t>)</w:t>
-      </w:r>
-    </w:p>
-    <w:p>
-      <w:pPr>
-        <w:pStyle w:val="PargrafodaLista"/>
+        <w:rPr>
+          <w:rFonts w:eastAsia="Times New Roman"/>
+          <w:kern w:val="0"/>
+          <w:sz w:val="22"/>
+          <w:szCs w:val="22"/>
+          <w:lang w:eastAsia="pt-BR"/>
+          <w14:ligatures w14:val="none"/>
+        </w:rPr>
+      </w:pPr>
+      <w:r>
+        <w:rPr>
+          <w:rFonts w:eastAsia="Times New Roman"/>
+          <w:kern w:val="0"/>
+          <w:sz w:val="22"/>
+          <w:szCs w:val="22"/>
+          <w:lang w:eastAsia="pt-BR"/>
+          <w14:ligatures w14:val="none"/>
+        </w:rPr>
+        <w:t>Turma</w:t>
+      </w:r>
+    </w:p>
+    <w:p>
+      <w:pPr>
+        <w:pStyle w:val="NormalWeb"/>
         <w:numPr>
           <w:ilvl w:val="0"/>
-          <w:numId w:val="4"/>
+          <w:numId w:val="9"/>
         </w:numPr>
-      </w:pPr>
-      <w:r>
-        <w:t>Início</w:t>
-      </w:r>
-    </w:p>
-    <w:p>
-      <w:pPr>
-        <w:pStyle w:val="PargrafodaLista"/>
-        <w:numPr>
-          <w:ilvl w:val="0"/>
-          <w:numId w:val="4"/>
-        </w:numPr>
-      </w:pPr>
-      <w:r>
-        <w:t>Fim</w:t>
-      </w:r>
-    </w:p>
-    <w:p>
-      <w:r>
-        <w:t>4. Professor</w:t>
-      </w:r>
-    </w:p>
-    <w:p>
-      <w:pPr>
-        <w:pStyle w:val="PargrafodaLista"/>
-        <w:numPr>
-          <w:ilvl w:val="0"/>
-          <w:numId w:val="5"/>
-        </w:numPr>
-      </w:pPr>
-      <w:proofErr w:type="spellStart"/>
-      <w:r>
-        <w:t>ID_Professor</w:t>
-      </w:r>
-      <w:proofErr w:type="spellEnd"/>
-      <w:r>
-        <w:t xml:space="preserve"> (PK)</w:t>
-      </w:r>
-    </w:p>
-    <w:p>
-      <w:pPr>
-        <w:pStyle w:val="PargrafodaLista"/>
-        <w:numPr>
-          <w:ilvl w:val="0"/>
-          <w:numId w:val="5"/>
-        </w:numPr>
-      </w:pPr>
-      <w:r>
-        <w:t>Nome</w:t>
-      </w:r>
-    </w:p>
-    <w:p>
-      <w:pPr>
-        <w:pStyle w:val="PargrafodaLista"/>
-        <w:numPr>
-          <w:ilvl w:val="0"/>
-          <w:numId w:val="5"/>
-        </w:numPr>
-      </w:pPr>
-      <w:r>
-        <w:t>CPF</w:t>
-      </w:r>
-    </w:p>
-    <w:p>
-      <w:pPr>
-        <w:pStyle w:val="PargrafodaLista"/>
-        <w:numPr>
-          <w:ilvl w:val="0"/>
-          <w:numId w:val="5"/>
-        </w:numPr>
-      </w:pPr>
-      <w:r>
-        <w:t>Telefone</w:t>
-      </w:r>
-    </w:p>
-    <w:p>
-      <w:r>
-        <w:t xml:space="preserve">5. </w:t>
-      </w:r>
-      <w:r>
-        <w:t>Frequência</w:t>
-      </w:r>
-    </w:p>
-    <w:p>
-      <w:pPr>
-        <w:pStyle w:val="PargrafodaLista"/>
-        <w:numPr>
-          <w:ilvl w:val="0"/>
-          <w:numId w:val="6"/>
-        </w:numPr>
-      </w:pPr>
-      <w:proofErr w:type="spellStart"/>
-      <w:r>
-        <w:t>ID_Frequencia</w:t>
-      </w:r>
-      <w:proofErr w:type="spellEnd"/>
-      <w:r>
-        <w:t xml:space="preserve"> (PK)</w:t>
-      </w:r>
-    </w:p>
-    <w:p>
-      <w:pPr>
-        <w:pStyle w:val="PargrafodaLista"/>
-        <w:numPr>
-          <w:ilvl w:val="0"/>
-          <w:numId w:val="6"/>
-        </w:numPr>
-      </w:pPr>
-      <w:r>
-        <w:t>ID Aluno</w:t>
-      </w:r>
-      <w:r>
-        <w:t xml:space="preserve"> (FK)</w:t>
-      </w:r>
-    </w:p>
-    <w:p>
-      <w:pPr>
-        <w:pStyle w:val="PargrafodaLista"/>
-        <w:numPr>
-          <w:ilvl w:val="0"/>
-          <w:numId w:val="6"/>
-        </w:numPr>
-      </w:pPr>
-      <w:r>
-        <w:t>Data</w:t>
-      </w:r>
-    </w:p>
-    <w:p>
-      <w:pPr>
-        <w:pStyle w:val="PargrafodaLista"/>
-        <w:numPr>
-          <w:ilvl w:val="0"/>
-          <w:numId w:val="6"/>
-        </w:numPr>
-      </w:pPr>
-      <w:r>
-        <w:t>Entrada</w:t>
-      </w:r>
-    </w:p>
-    <w:p>
-      <w:pPr>
-        <w:pStyle w:val="PargrafodaLista"/>
-        <w:numPr>
-          <w:ilvl w:val="0"/>
-          <w:numId w:val="6"/>
-        </w:numPr>
-      </w:pPr>
-      <w:r>
-        <w:t>Saída</w:t>
-      </w:r>
-    </w:p>
-    <w:p>
-      <w:pPr>
-        <w:pStyle w:val="PargrafodaLista"/>
-      </w:pPr>
-    </w:p>
-    <w:p>
-      <w:r>
-        <w:rPr>
-          <w:noProof/>
-        </w:rPr>
+        <w:rPr>
+          <w:rFonts w:eastAsia="Times New Roman"/>
+          <w:kern w:val="0"/>
+          <w:sz w:val="22"/>
+          <w:szCs w:val="22"/>
+          <w:lang w:eastAsia="pt-BR"/>
+          <w14:ligatures w14:val="none"/>
+        </w:rPr>
+      </w:pPr>
+      <w:r>
+        <w:rPr>
+          <w:rFonts w:eastAsia="Times New Roman"/>
+          <w:kern w:val="0"/>
+          <w:sz w:val="22"/>
+          <w:szCs w:val="22"/>
+          <w:lang w:eastAsia="pt-BR"/>
+          <w14:ligatures w14:val="none"/>
+        </w:rPr>
+        <w:t>Cancelamento</w:t>
+      </w:r>
+    </w:p>
+    <w:p/>
+    <w:p/>
+    <w:p>
+      <w:pPr>
+        <w:pStyle w:val="Subttulo"/>
+      </w:pPr>
+      <w:r>
         <w:lastRenderedPageBreak/>
+        <w:t>Fluxograma</w:t>
+      </w:r>
+      <w:r>
+        <w:br/>
+      </w:r>
+      <w:r>
+        <w:br/>
+      </w:r>
+      <w:r>
+        <w:br/>
+      </w:r>
+      <w:r>
         <w:drawing>
-          <wp:inline distT="0" distB="0" distL="0" distR="0" wp14:anchorId="54C0C969" wp14:editId="0CDF5FE8">
-            <wp:extent cx="4477375" cy="3572374"/>
-            <wp:effectExtent l="0" t="0" r="0" b="9525"/>
-            <wp:docPr id="1803470116" name="Imagem 1" descr="Diagrama&#10;&#10;O conteúdo gerado por IA pode estar incorreto."/>
+          <wp:anchor distT="0" distB="0" distL="114300" distR="114300" simplePos="0" relativeHeight="251658240" behindDoc="0" locked="0" layoutInCell="1" allowOverlap="1" wp14:anchorId="49DFC445" wp14:editId="593C58CC">
+            <wp:simplePos x="0" y="0"/>
+            <wp:positionH relativeFrom="column">
+              <wp:posOffset>-3810</wp:posOffset>
+            </wp:positionH>
+            <wp:positionV relativeFrom="paragraph">
+              <wp:posOffset>757555</wp:posOffset>
+            </wp:positionV>
+            <wp:extent cx="6071235" cy="7277100"/>
+            <wp:effectExtent l="0" t="0" r="5715" b="0"/>
+            <wp:wrapTopAndBottom/>
+            <wp:docPr id="2082789383" name="Imagem 1" descr="Diagrama&#10;&#10;O conteúdo gerado por IA pode estar incorreto."/>
             <wp:cNvGraphicFramePr>
               <a:graphicFrameLocks xmlns:a="http://schemas.openxmlformats.org/drawingml/2006/main" noChangeAspect="1"/>
             </wp:cNvGraphicFramePr>
@@ -3193,11 +2917,17 @@
               <a:graphicData uri="http://schemas.openxmlformats.org/drawingml/2006/picture">
                 <pic:pic xmlns:pic="http://schemas.openxmlformats.org/drawingml/2006/picture">
                   <pic:nvPicPr>
-                    <pic:cNvPr id="1803470116" name="Imagem 1" descr="Diagrama&#10;&#10;O conteúdo gerado por IA pode estar incorreto."/>
+                    <pic:cNvPr id="2082789383" name="Imagem 1" descr="Diagrama&#10;&#10;O conteúdo gerado por IA pode estar incorreto."/>
                     <pic:cNvPicPr/>
                   </pic:nvPicPr>
                   <pic:blipFill>
-                    <a:blip r:embed="rId5"/>
+                    <a:blip r:embed="rId5">
+                      <a:extLst>
+                        <a:ext uri="{28A0092B-C50C-407E-A947-70E740481C1C}">
+                          <a14:useLocalDpi xmlns:a14="http://schemas.microsoft.com/office/drawing/2010/main" val="0"/>
+                        </a:ext>
+                      </a:extLst>
+                    </a:blip>
                     <a:stretch>
                       <a:fillRect/>
                     </a:stretch>
@@ -3205,7 +2935,61 @@
                   <pic:spPr>
                     <a:xfrm>
                       <a:off x="0" y="0"/>
-                      <a:ext cx="4477375" cy="3572374"/>
+                      <a:ext cx="6071235" cy="7277100"/>
+                    </a:xfrm>
+                    <a:prstGeom prst="rect">
+                      <a:avLst/>
+                    </a:prstGeom>
+                  </pic:spPr>
+                </pic:pic>
+              </a:graphicData>
+            </a:graphic>
+            <wp14:sizeRelH relativeFrom="page">
+              <wp14:pctWidth>0</wp14:pctWidth>
+            </wp14:sizeRelH>
+            <wp14:sizeRelV relativeFrom="page">
+              <wp14:pctHeight>0</wp14:pctHeight>
+            </wp14:sizeRelV>
+          </wp:anchor>
+        </w:drawing>
+      </w:r>
+    </w:p>
+    <w:p>
+      <w:pPr>
+        <w:pStyle w:val="Subttulo"/>
+      </w:pPr>
+    </w:p>
+    <w:p>
+      <w:pPr>
+        <w:pStyle w:val="Subttulo"/>
+      </w:pPr>
+      <w:r>
+        <w:lastRenderedPageBreak/>
+        <w:drawing>
+          <wp:inline distT="0" distB="0" distL="0" distR="0" wp14:anchorId="44128436" wp14:editId="422450C3">
+            <wp:extent cx="5400040" cy="6935470"/>
+            <wp:effectExtent l="0" t="0" r="0" b="0"/>
+            <wp:docPr id="1397000256" name="Imagem 1" descr="Diagrama&#10;&#10;O conteúdo gerado por IA pode estar incorreto."/>
+            <wp:cNvGraphicFramePr>
+              <a:graphicFrameLocks xmlns:a="http://schemas.openxmlformats.org/drawingml/2006/main" noChangeAspect="1"/>
+            </wp:cNvGraphicFramePr>
+            <a:graphic xmlns:a="http://schemas.openxmlformats.org/drawingml/2006/main">
+              <a:graphicData uri="http://schemas.openxmlformats.org/drawingml/2006/picture">
+                <pic:pic xmlns:pic="http://schemas.openxmlformats.org/drawingml/2006/picture">
+                  <pic:nvPicPr>
+                    <pic:cNvPr id="1397000256" name="Imagem 1" descr="Diagrama&#10;&#10;O conteúdo gerado por IA pode estar incorreto."/>
+                    <pic:cNvPicPr/>
+                  </pic:nvPicPr>
+                  <pic:blipFill>
+                    <a:blip r:embed="rId6"/>
+                    <a:stretch>
+                      <a:fillRect/>
+                    </a:stretch>
+                  </pic:blipFill>
+                  <pic:spPr>
+                    <a:xfrm>
+                      <a:off x="0" y="0"/>
+                      <a:ext cx="5400040" cy="6935470"/>
                     </a:xfrm>
                     <a:prstGeom prst="rect">
                       <a:avLst/>
@@ -3217,1626 +3001,322 @@
           </wp:inline>
         </w:drawing>
       </w:r>
-    </w:p>
-    <w:p/>
-    <w:p/>
-    <w:p>
-      <w:pPr>
-        <w:rPr>
-          <w:b/>
-          <w:bCs/>
+      <w:r>
+        <w:br/>
+      </w:r>
+    </w:p>
+    <w:p>
+      <w:pPr>
+        <w:pStyle w:val="Subttulo"/>
+      </w:pPr>
+    </w:p>
+    <w:p>
+      <w:pPr>
+        <w:pStyle w:val="Subttulo"/>
+      </w:pPr>
+    </w:p>
+    <w:p>
+      <w:pPr>
+        <w:pStyle w:val="Subttulo"/>
+      </w:pPr>
+    </w:p>
+    <w:p>
+      <w:pPr>
+        <w:pStyle w:val="Subttulo"/>
+      </w:pPr>
+    </w:p>
+    <w:p>
+      <w:pPr>
+        <w:pStyle w:val="Subttulo"/>
+      </w:pPr>
+      <w:r>
+        <w:lastRenderedPageBreak/>
+        <w:br/>
+      </w:r>
+    </w:p>
+    <w:p>
+      <w:pPr>
+        <w:pStyle w:val="Subttulo"/>
+        <w:rPr>
           <w:lang w:val="en-US"/>
         </w:rPr>
       </w:pPr>
-      <w:proofErr w:type="spellStart"/>
-      <w:r>
-        <w:rPr>
-          <w:b/>
-          <w:bCs/>
+      <w:r>
+        <w:drawing>
+          <wp:anchor distT="0" distB="0" distL="114300" distR="114300" simplePos="0" relativeHeight="251659264" behindDoc="1" locked="0" layoutInCell="1" allowOverlap="1" wp14:anchorId="618262F4" wp14:editId="2347158C">
+            <wp:simplePos x="0" y="0"/>
+            <wp:positionH relativeFrom="margin">
+              <wp:align>center</wp:align>
+            </wp:positionH>
+            <wp:positionV relativeFrom="paragraph">
+              <wp:posOffset>514985</wp:posOffset>
+            </wp:positionV>
+            <wp:extent cx="6741795" cy="2790825"/>
+            <wp:effectExtent l="0" t="0" r="1905" b="9525"/>
+            <wp:wrapTight wrapText="bothSides">
+              <wp:wrapPolygon edited="0">
+                <wp:start x="0" y="0"/>
+                <wp:lineTo x="0" y="21526"/>
+                <wp:lineTo x="21545" y="21526"/>
+                <wp:lineTo x="21545" y="14891"/>
+                <wp:lineTo x="14648" y="14154"/>
+                <wp:lineTo x="21545" y="14154"/>
+                <wp:lineTo x="21545" y="7667"/>
+                <wp:lineTo x="12695" y="7077"/>
+                <wp:lineTo x="21545" y="6635"/>
+                <wp:lineTo x="21545" y="0"/>
+                <wp:lineTo x="0" y="0"/>
+              </wp:wrapPolygon>
+            </wp:wrapTight>
+            <wp:docPr id="728208982" name="Imagem 1"/>
+            <wp:cNvGraphicFramePr>
+              <a:graphicFrameLocks xmlns:a="http://schemas.openxmlformats.org/drawingml/2006/main" noChangeAspect="1"/>
+            </wp:cNvGraphicFramePr>
+            <a:graphic xmlns:a="http://schemas.openxmlformats.org/drawingml/2006/main">
+              <a:graphicData uri="http://schemas.openxmlformats.org/drawingml/2006/picture">
+                <pic:pic xmlns:pic="http://schemas.openxmlformats.org/drawingml/2006/picture">
+                  <pic:nvPicPr>
+                    <pic:cNvPr id="0" name="Picture 1"/>
+                    <pic:cNvPicPr>
+                      <a:picLocks noChangeAspect="1" noChangeArrowheads="1"/>
+                    </pic:cNvPicPr>
+                  </pic:nvPicPr>
+                  <pic:blipFill>
+                    <a:blip r:embed="rId7">
+                      <a:extLst>
+                        <a:ext uri="{28A0092B-C50C-407E-A947-70E740481C1C}">
+                          <a14:useLocalDpi xmlns:a14="http://schemas.microsoft.com/office/drawing/2010/main" val="0"/>
+                        </a:ext>
+                      </a:extLst>
+                    </a:blip>
+                    <a:srcRect/>
+                    <a:stretch>
+                      <a:fillRect/>
+                    </a:stretch>
+                  </pic:blipFill>
+                  <pic:spPr bwMode="auto">
+                    <a:xfrm>
+                      <a:off x="0" y="0"/>
+                      <a:ext cx="6741795" cy="2790825"/>
+                    </a:xfrm>
+                    <a:prstGeom prst="rect">
+                      <a:avLst/>
+                    </a:prstGeom>
+                    <a:noFill/>
+                    <a:ln>
+                      <a:noFill/>
+                    </a:ln>
+                  </pic:spPr>
+                </pic:pic>
+              </a:graphicData>
+            </a:graphic>
+            <wp14:sizeRelH relativeFrom="margin">
+              <wp14:pctWidth>0</wp14:pctWidth>
+            </wp14:sizeRelH>
+            <wp14:sizeRelV relativeFrom="margin">
+              <wp14:pctHeight>0</wp14:pctHeight>
+            </wp14:sizeRelV>
+          </wp:anchor>
+        </w:drawing>
+      </w:r>
+      <w:r>
+        <w:rPr>
           <w:lang w:val="en-US"/>
         </w:rPr>
-        <w:t>Dicionário</w:t>
-      </w:r>
-      <w:proofErr w:type="spellEnd"/>
-      <w:r>
-        <w:rPr>
-          <w:b/>
-          <w:bCs/>
+        <w:t>Dici</w:t>
+      </w:r>
+      <w:r>
+        <w:rPr>
           <w:lang w:val="en-US"/>
         </w:rPr>
+        <w:t>onário</w:t>
+      </w:r>
+      <w:r>
+        <w:rPr>
+          <w:lang w:val="en-US"/>
+        </w:rPr>
         <w:t xml:space="preserve"> de Dados</w:t>
       </w:r>
-      <w:r>
-        <w:rPr>
-          <w:b/>
-          <w:bCs/>
+    </w:p>
+    <w:p>
+      <w:pPr>
+        <w:rPr>
           <w:lang w:val="en-US"/>
         </w:rPr>
-        <w:t>:</w:t>
-      </w:r>
-    </w:p>
-    <w:p>
-      <w:pPr>
-        <w:rPr>
-          <w:b/>
-          <w:bCs/>
+      </w:pPr>
+      <w:r>
+        <w:drawing>
+          <wp:anchor distT="0" distB="0" distL="114300" distR="114300" simplePos="0" relativeHeight="251660288" behindDoc="0" locked="0" layoutInCell="1" allowOverlap="1" wp14:anchorId="590B11AD" wp14:editId="7CEB15E2">
+            <wp:simplePos x="0" y="0"/>
+            <wp:positionH relativeFrom="margin">
+              <wp:posOffset>-683895</wp:posOffset>
+            </wp:positionH>
+            <wp:positionV relativeFrom="paragraph">
+              <wp:posOffset>3171825</wp:posOffset>
+            </wp:positionV>
+            <wp:extent cx="6811010" cy="2818765"/>
+            <wp:effectExtent l="0" t="0" r="8890" b="635"/>
+            <wp:wrapTopAndBottom/>
+            <wp:docPr id="1683378611" name="Imagem 2"/>
+            <wp:cNvGraphicFramePr>
+              <a:graphicFrameLocks xmlns:a="http://schemas.openxmlformats.org/drawingml/2006/main" noChangeAspect="1"/>
+            </wp:cNvGraphicFramePr>
+            <a:graphic xmlns:a="http://schemas.openxmlformats.org/drawingml/2006/main">
+              <a:graphicData uri="http://schemas.openxmlformats.org/drawingml/2006/picture">
+                <pic:pic xmlns:pic="http://schemas.openxmlformats.org/drawingml/2006/picture">
+                  <pic:nvPicPr>
+                    <pic:cNvPr id="0" name="Picture 2"/>
+                    <pic:cNvPicPr>
+                      <a:picLocks noChangeAspect="1" noChangeArrowheads="1"/>
+                    </pic:cNvPicPr>
+                  </pic:nvPicPr>
+                  <pic:blipFill>
+                    <a:blip r:embed="rId8">
+                      <a:extLst>
+                        <a:ext uri="{28A0092B-C50C-407E-A947-70E740481C1C}">
+                          <a14:useLocalDpi xmlns:a14="http://schemas.microsoft.com/office/drawing/2010/main" val="0"/>
+                        </a:ext>
+                      </a:extLst>
+                    </a:blip>
+                    <a:srcRect/>
+                    <a:stretch>
+                      <a:fillRect/>
+                    </a:stretch>
+                  </pic:blipFill>
+                  <pic:spPr bwMode="auto">
+                    <a:xfrm>
+                      <a:off x="0" y="0"/>
+                      <a:ext cx="6811010" cy="2818765"/>
+                    </a:xfrm>
+                    <a:prstGeom prst="rect">
+                      <a:avLst/>
+                    </a:prstGeom>
+                    <a:noFill/>
+                    <a:ln>
+                      <a:noFill/>
+                    </a:ln>
+                  </pic:spPr>
+                </pic:pic>
+              </a:graphicData>
+            </a:graphic>
+            <wp14:sizeRelH relativeFrom="margin">
+              <wp14:pctWidth>0</wp14:pctWidth>
+            </wp14:sizeRelH>
+            <wp14:sizeRelV relativeFrom="margin">
+              <wp14:pctHeight>0</wp14:pctHeight>
+            </wp14:sizeRelV>
+          </wp:anchor>
+        </w:drawing>
+      </w:r>
+    </w:p>
+    <w:p>
+      <w:pPr>
+        <w:rPr>
           <w:lang w:val="en-US"/>
         </w:rPr>
       </w:pPr>
-    </w:p>
-    <w:tbl>
-      <w:tblPr>
-        <w:tblW w:w="10774" w:type="dxa"/>
-        <w:tblInd w:w="-1001" w:type="dxa"/>
-        <w:tblBorders>
-          <w:top w:val="outset" w:sz="6" w:space="0" w:color="auto"/>
-          <w:left w:val="outset" w:sz="6" w:space="0" w:color="auto"/>
-          <w:bottom w:val="outset" w:sz="6" w:space="0" w:color="auto"/>
-          <w:right w:val="outset" w:sz="6" w:space="0" w:color="auto"/>
-        </w:tblBorders>
-        <w:tblCellMar>
-          <w:left w:w="0" w:type="dxa"/>
-          <w:right w:w="0" w:type="dxa"/>
-        </w:tblCellMar>
-        <w:tblLook w:val="04A0" w:firstRow="1" w:lastRow="0" w:firstColumn="1" w:lastColumn="0" w:noHBand="0" w:noVBand="1"/>
-      </w:tblPr>
-      <w:tblGrid>
-        <w:gridCol w:w="1135"/>
-        <w:gridCol w:w="1418"/>
-        <w:gridCol w:w="1488"/>
-        <w:gridCol w:w="1056"/>
-        <w:gridCol w:w="1303"/>
-        <w:gridCol w:w="1823"/>
-        <w:gridCol w:w="2551"/>
-      </w:tblGrid>
-      <w:tr>
-        <w:tc>
-          <w:tcPr>
-            <w:tcW w:w="1135" w:type="dxa"/>
-            <w:tcBorders>
-              <w:top w:val="single" w:sz="6" w:space="0" w:color="909090"/>
-              <w:left w:val="single" w:sz="6" w:space="0" w:color="909090"/>
-              <w:bottom w:val="single" w:sz="6" w:space="0" w:color="909090"/>
-              <w:right w:val="single" w:sz="6" w:space="0" w:color="909090"/>
-            </w:tcBorders>
-            <w:shd w:val="clear" w:color="auto" w:fill="auto"/>
-            <w:tcMar>
-              <w:top w:w="45" w:type="dxa"/>
-              <w:left w:w="0" w:type="dxa"/>
-              <w:bottom w:w="45" w:type="dxa"/>
-              <w:right w:w="0" w:type="dxa"/>
-            </w:tcMar>
-            <w:hideMark/>
-          </w:tcPr>
-          <w:p>
-            <w:pPr>
-              <w:jc w:val="center"/>
-              <w:rPr>
-                <w:lang w:val="en-US"/>
-              </w:rPr>
-            </w:pPr>
-            <w:proofErr w:type="spellStart"/>
-            <w:r>
-              <w:rPr>
-                <w:b/>
-                <w:bCs/>
-                <w:lang w:val="en-US"/>
-              </w:rPr>
-              <w:t>Tabela</w:t>
-            </w:r>
-            <w:proofErr w:type="spellEnd"/>
-          </w:p>
-        </w:tc>
-        <w:tc>
-          <w:tcPr>
-            <w:tcW w:w="1418" w:type="dxa"/>
-            <w:tcBorders>
-              <w:top w:val="single" w:sz="6" w:space="0" w:color="909090"/>
-              <w:left w:val="single" w:sz="6" w:space="0" w:color="909090"/>
-              <w:bottom w:val="single" w:sz="6" w:space="0" w:color="909090"/>
-              <w:right w:val="single" w:sz="6" w:space="0" w:color="909090"/>
-            </w:tcBorders>
-            <w:shd w:val="clear" w:color="auto" w:fill="auto"/>
-            <w:tcMar>
-              <w:top w:w="45" w:type="dxa"/>
-              <w:left w:w="0" w:type="dxa"/>
-              <w:bottom w:w="45" w:type="dxa"/>
-              <w:right w:w="0" w:type="dxa"/>
-            </w:tcMar>
-            <w:hideMark/>
-          </w:tcPr>
-          <w:p>
-            <w:pPr>
-              <w:jc w:val="center"/>
-              <w:rPr>
-                <w:lang w:val="en-US"/>
-              </w:rPr>
-            </w:pPr>
-            <w:r>
-              <w:rPr>
-                <w:b/>
-                <w:bCs/>
-                <w:lang w:val="en-US"/>
-              </w:rPr>
-              <w:t>Campo</w:t>
-            </w:r>
-          </w:p>
-        </w:tc>
-        <w:tc>
-          <w:tcPr>
-            <w:tcW w:w="1488" w:type="dxa"/>
-            <w:tcBorders>
-              <w:top w:val="single" w:sz="6" w:space="0" w:color="909090"/>
-              <w:left w:val="single" w:sz="6" w:space="0" w:color="909090"/>
-              <w:bottom w:val="single" w:sz="6" w:space="0" w:color="909090"/>
-              <w:right w:val="single" w:sz="6" w:space="0" w:color="909090"/>
-            </w:tcBorders>
-            <w:shd w:val="clear" w:color="auto" w:fill="auto"/>
-            <w:tcMar>
-              <w:top w:w="45" w:type="dxa"/>
-              <w:left w:w="0" w:type="dxa"/>
-              <w:bottom w:w="45" w:type="dxa"/>
-              <w:right w:w="0" w:type="dxa"/>
-            </w:tcMar>
-            <w:hideMark/>
-          </w:tcPr>
-          <w:p>
-            <w:pPr>
-              <w:jc w:val="center"/>
-              <w:rPr>
-                <w:lang w:val="en-US"/>
-              </w:rPr>
-            </w:pPr>
-            <w:r>
-              <w:rPr>
-                <w:b/>
-                <w:bCs/>
-                <w:lang w:val="en-US"/>
-              </w:rPr>
-              <w:t>Tipo de dado</w:t>
-            </w:r>
-          </w:p>
-        </w:tc>
-        <w:tc>
-          <w:tcPr>
-            <w:tcW w:w="0" w:type="auto"/>
-            <w:tcBorders>
-              <w:top w:val="single" w:sz="6" w:space="0" w:color="909090"/>
-              <w:left w:val="single" w:sz="6" w:space="0" w:color="909090"/>
-              <w:bottom w:val="single" w:sz="6" w:space="0" w:color="909090"/>
-              <w:right w:val="single" w:sz="6" w:space="0" w:color="909090"/>
-            </w:tcBorders>
-            <w:shd w:val="clear" w:color="auto" w:fill="auto"/>
-            <w:tcMar>
-              <w:top w:w="45" w:type="dxa"/>
-              <w:left w:w="0" w:type="dxa"/>
-              <w:bottom w:w="45" w:type="dxa"/>
-              <w:right w:w="0" w:type="dxa"/>
-            </w:tcMar>
-            <w:hideMark/>
-          </w:tcPr>
-          <w:p>
-            <w:pPr>
-              <w:jc w:val="center"/>
-              <w:rPr>
-                <w:lang w:val="en-US"/>
-              </w:rPr>
-            </w:pPr>
-            <w:proofErr w:type="spellStart"/>
-            <w:r>
-              <w:rPr>
-                <w:b/>
-                <w:bCs/>
-                <w:lang w:val="en-US"/>
-              </w:rPr>
-              <w:t>Tamanho</w:t>
-            </w:r>
-            <w:proofErr w:type="spellEnd"/>
-          </w:p>
-        </w:tc>
-        <w:tc>
-          <w:tcPr>
-            <w:tcW w:w="0" w:type="auto"/>
-            <w:tcBorders>
-              <w:top w:val="single" w:sz="6" w:space="0" w:color="909090"/>
-              <w:left w:val="single" w:sz="6" w:space="0" w:color="909090"/>
-              <w:bottom w:val="single" w:sz="6" w:space="0" w:color="909090"/>
-              <w:right w:val="single" w:sz="6" w:space="0" w:color="909090"/>
-            </w:tcBorders>
-            <w:shd w:val="clear" w:color="auto" w:fill="auto"/>
-            <w:tcMar>
-              <w:top w:w="45" w:type="dxa"/>
-              <w:left w:w="0" w:type="dxa"/>
-              <w:bottom w:w="45" w:type="dxa"/>
-              <w:right w:w="0" w:type="dxa"/>
-            </w:tcMar>
-            <w:hideMark/>
-          </w:tcPr>
-          <w:p>
-            <w:pPr>
-              <w:jc w:val="center"/>
-              <w:rPr>
-                <w:lang w:val="en-US"/>
-              </w:rPr>
-            </w:pPr>
-            <w:proofErr w:type="spellStart"/>
-            <w:r>
-              <w:rPr>
-                <w:b/>
-                <w:bCs/>
-                <w:lang w:val="en-US"/>
-              </w:rPr>
-              <w:t>Obrigatório</w:t>
-            </w:r>
-            <w:proofErr w:type="spellEnd"/>
-          </w:p>
-        </w:tc>
-        <w:tc>
-          <w:tcPr>
-            <w:tcW w:w="1823" w:type="dxa"/>
-            <w:tcBorders>
-              <w:top w:val="single" w:sz="6" w:space="0" w:color="909090"/>
-              <w:left w:val="single" w:sz="6" w:space="0" w:color="909090"/>
-              <w:bottom w:val="single" w:sz="6" w:space="0" w:color="909090"/>
-              <w:right w:val="single" w:sz="6" w:space="0" w:color="909090"/>
-            </w:tcBorders>
-            <w:shd w:val="clear" w:color="auto" w:fill="auto"/>
-            <w:tcMar>
-              <w:top w:w="45" w:type="dxa"/>
-              <w:left w:w="0" w:type="dxa"/>
-              <w:bottom w:w="45" w:type="dxa"/>
-              <w:right w:w="0" w:type="dxa"/>
-            </w:tcMar>
-            <w:hideMark/>
-          </w:tcPr>
-          <w:p>
-            <w:pPr>
-              <w:jc w:val="center"/>
-              <w:rPr>
-                <w:lang w:val="en-US"/>
-              </w:rPr>
-            </w:pPr>
-            <w:r>
-              <w:rPr>
-                <w:b/>
-                <w:bCs/>
-                <w:lang w:val="en-US"/>
-              </w:rPr>
-              <w:t xml:space="preserve">Chave </w:t>
-            </w:r>
-            <w:proofErr w:type="spellStart"/>
-            <w:r>
-              <w:rPr>
-                <w:b/>
-                <w:bCs/>
-                <w:lang w:val="en-US"/>
-              </w:rPr>
-              <w:t>Primária</w:t>
-            </w:r>
-            <w:proofErr w:type="spellEnd"/>
-          </w:p>
-        </w:tc>
-        <w:tc>
-          <w:tcPr>
-            <w:tcW w:w="2551" w:type="dxa"/>
-            <w:tcBorders>
-              <w:top w:val="single" w:sz="6" w:space="0" w:color="909090"/>
-              <w:left w:val="single" w:sz="6" w:space="0" w:color="909090"/>
-              <w:bottom w:val="single" w:sz="6" w:space="0" w:color="909090"/>
-              <w:right w:val="single" w:sz="6" w:space="0" w:color="909090"/>
-            </w:tcBorders>
-            <w:shd w:val="clear" w:color="auto" w:fill="auto"/>
-            <w:tcMar>
-              <w:top w:w="45" w:type="dxa"/>
-              <w:left w:w="0" w:type="dxa"/>
-              <w:bottom w:w="45" w:type="dxa"/>
-              <w:right w:w="0" w:type="dxa"/>
-            </w:tcMar>
-            <w:hideMark/>
-          </w:tcPr>
-          <w:p>
-            <w:pPr>
-              <w:jc w:val="center"/>
-              <w:rPr>
-                <w:lang w:val="en-US"/>
-              </w:rPr>
-            </w:pPr>
-            <w:proofErr w:type="spellStart"/>
-            <w:r>
-              <w:rPr>
-                <w:b/>
-                <w:bCs/>
-                <w:lang w:val="en-US"/>
-              </w:rPr>
-              <w:t>Observações</w:t>
-            </w:r>
-            <w:proofErr w:type="spellEnd"/>
-          </w:p>
-        </w:tc>
-      </w:tr>
-      <w:tr>
-        <w:tc>
-          <w:tcPr>
-            <w:tcW w:w="1135" w:type="dxa"/>
-            <w:tcBorders>
-              <w:top w:val="single" w:sz="6" w:space="0" w:color="909090"/>
-              <w:left w:val="single" w:sz="6" w:space="0" w:color="909090"/>
-              <w:bottom w:val="single" w:sz="6" w:space="0" w:color="909090"/>
-              <w:right w:val="single" w:sz="6" w:space="0" w:color="909090"/>
-            </w:tcBorders>
-            <w:shd w:val="clear" w:color="auto" w:fill="auto"/>
-            <w:tcMar>
-              <w:top w:w="45" w:type="dxa"/>
-              <w:left w:w="0" w:type="dxa"/>
-              <w:bottom w:w="45" w:type="dxa"/>
-              <w:right w:w="0" w:type="dxa"/>
-            </w:tcMar>
-            <w:hideMark/>
-          </w:tcPr>
-          <w:p>
-            <w:pPr>
-              <w:rPr>
-                <w:lang w:val="en-US"/>
-              </w:rPr>
-            </w:pPr>
-            <w:proofErr w:type="spellStart"/>
-            <w:r>
-              <w:rPr>
-                <w:lang w:val="en-US"/>
-              </w:rPr>
-              <w:t>Aluno</w:t>
-            </w:r>
-            <w:proofErr w:type="spellEnd"/>
-            <w:r>
-              <w:rPr>
-                <w:lang w:val="en-US"/>
-              </w:rPr>
-              <w:t> </w:t>
-            </w:r>
-          </w:p>
-        </w:tc>
-        <w:tc>
-          <w:tcPr>
-            <w:tcW w:w="1418" w:type="dxa"/>
-            <w:tcBorders>
-              <w:top w:val="single" w:sz="6" w:space="0" w:color="909090"/>
-              <w:left w:val="single" w:sz="6" w:space="0" w:color="909090"/>
-              <w:bottom w:val="single" w:sz="6" w:space="0" w:color="909090"/>
-              <w:right w:val="single" w:sz="6" w:space="0" w:color="909090"/>
-            </w:tcBorders>
-            <w:shd w:val="clear" w:color="auto" w:fill="auto"/>
-            <w:tcMar>
-              <w:top w:w="45" w:type="dxa"/>
-              <w:left w:w="0" w:type="dxa"/>
-              <w:bottom w:w="45" w:type="dxa"/>
-              <w:right w:w="0" w:type="dxa"/>
-            </w:tcMar>
-            <w:hideMark/>
-          </w:tcPr>
-          <w:p>
-            <w:pPr>
-              <w:rPr>
-                <w:lang w:val="en-US"/>
-              </w:rPr>
-            </w:pPr>
-            <w:proofErr w:type="spellStart"/>
-            <w:r>
-              <w:rPr>
-                <w:lang w:val="en-US"/>
-              </w:rPr>
-              <w:t>id_aluno</w:t>
-            </w:r>
-            <w:proofErr w:type="spellEnd"/>
-            <w:r>
-              <w:rPr>
-                <w:lang w:val="en-US"/>
-              </w:rPr>
-              <w:t> </w:t>
-            </w:r>
-          </w:p>
-        </w:tc>
-        <w:tc>
-          <w:tcPr>
-            <w:tcW w:w="1488" w:type="dxa"/>
-            <w:tcBorders>
-              <w:top w:val="single" w:sz="6" w:space="0" w:color="909090"/>
-              <w:left w:val="single" w:sz="6" w:space="0" w:color="909090"/>
-              <w:bottom w:val="single" w:sz="6" w:space="0" w:color="909090"/>
-              <w:right w:val="single" w:sz="6" w:space="0" w:color="909090"/>
-            </w:tcBorders>
-            <w:shd w:val="clear" w:color="auto" w:fill="auto"/>
-            <w:tcMar>
-              <w:top w:w="45" w:type="dxa"/>
-              <w:left w:w="0" w:type="dxa"/>
-              <w:bottom w:w="45" w:type="dxa"/>
-              <w:right w:w="0" w:type="dxa"/>
-            </w:tcMar>
-            <w:hideMark/>
-          </w:tcPr>
-          <w:p>
-            <w:pPr>
-              <w:rPr>
-                <w:lang w:val="en-US"/>
-              </w:rPr>
-            </w:pPr>
-            <w:r>
-              <w:rPr>
-                <w:lang w:val="en-US"/>
-              </w:rPr>
-              <w:t>INT </w:t>
-            </w:r>
-          </w:p>
-        </w:tc>
-        <w:tc>
-          <w:tcPr>
-            <w:tcW w:w="0" w:type="auto"/>
-            <w:tcBorders>
-              <w:top w:val="single" w:sz="6" w:space="0" w:color="909090"/>
-              <w:left w:val="single" w:sz="6" w:space="0" w:color="909090"/>
-              <w:bottom w:val="single" w:sz="6" w:space="0" w:color="909090"/>
-              <w:right w:val="single" w:sz="6" w:space="0" w:color="909090"/>
-            </w:tcBorders>
-            <w:shd w:val="clear" w:color="auto" w:fill="auto"/>
-            <w:tcMar>
-              <w:top w:w="45" w:type="dxa"/>
-              <w:left w:w="0" w:type="dxa"/>
-              <w:bottom w:w="45" w:type="dxa"/>
-              <w:right w:w="0" w:type="dxa"/>
-            </w:tcMar>
-            <w:hideMark/>
-          </w:tcPr>
-          <w:p>
-            <w:pPr>
-              <w:rPr>
-                <w:lang w:val="en-US"/>
-              </w:rPr>
-            </w:pPr>
-            <w:r>
-              <w:rPr>
-                <w:lang w:val="en-US"/>
-              </w:rPr>
-              <w:t>- </w:t>
-            </w:r>
-          </w:p>
-        </w:tc>
-        <w:tc>
-          <w:tcPr>
-            <w:tcW w:w="0" w:type="auto"/>
-            <w:tcBorders>
-              <w:top w:val="single" w:sz="6" w:space="0" w:color="909090"/>
-              <w:left w:val="single" w:sz="6" w:space="0" w:color="909090"/>
-              <w:bottom w:val="single" w:sz="6" w:space="0" w:color="909090"/>
-              <w:right w:val="single" w:sz="6" w:space="0" w:color="909090"/>
-            </w:tcBorders>
-            <w:shd w:val="clear" w:color="auto" w:fill="auto"/>
-            <w:tcMar>
-              <w:top w:w="45" w:type="dxa"/>
-              <w:left w:w="0" w:type="dxa"/>
-              <w:bottom w:w="45" w:type="dxa"/>
-              <w:right w:w="0" w:type="dxa"/>
-            </w:tcMar>
-            <w:hideMark/>
-          </w:tcPr>
-          <w:p>
-            <w:pPr>
-              <w:rPr>
-                <w:lang w:val="en-US"/>
-              </w:rPr>
-            </w:pPr>
-            <w:r>
-              <w:rPr>
-                <w:lang w:val="en-US"/>
-              </w:rPr>
-              <w:t>Sim </w:t>
-            </w:r>
-          </w:p>
-        </w:tc>
-        <w:tc>
-          <w:tcPr>
-            <w:tcW w:w="1823" w:type="dxa"/>
-            <w:tcBorders>
-              <w:top w:val="single" w:sz="6" w:space="0" w:color="909090"/>
-              <w:left w:val="single" w:sz="6" w:space="0" w:color="909090"/>
-              <w:bottom w:val="single" w:sz="6" w:space="0" w:color="909090"/>
-              <w:right w:val="single" w:sz="6" w:space="0" w:color="909090"/>
-            </w:tcBorders>
-            <w:shd w:val="clear" w:color="auto" w:fill="auto"/>
-            <w:tcMar>
-              <w:top w:w="45" w:type="dxa"/>
-              <w:left w:w="0" w:type="dxa"/>
-              <w:bottom w:w="45" w:type="dxa"/>
-              <w:right w:w="0" w:type="dxa"/>
-            </w:tcMar>
-            <w:hideMark/>
-          </w:tcPr>
-          <w:p>
-            <w:pPr>
-              <w:rPr>
-                <w:lang w:val="en-US"/>
-              </w:rPr>
-            </w:pPr>
-            <w:r>
-              <w:rPr>
-                <w:lang w:val="en-US"/>
-              </w:rPr>
-              <w:t>Sim </w:t>
-            </w:r>
-          </w:p>
-        </w:tc>
-        <w:tc>
-          <w:tcPr>
-            <w:tcW w:w="2551" w:type="dxa"/>
-            <w:tcBorders>
-              <w:top w:val="single" w:sz="6" w:space="0" w:color="909090"/>
-              <w:left w:val="single" w:sz="6" w:space="0" w:color="909090"/>
-              <w:bottom w:val="single" w:sz="6" w:space="0" w:color="909090"/>
-              <w:right w:val="single" w:sz="6" w:space="0" w:color="909090"/>
-            </w:tcBorders>
-            <w:shd w:val="clear" w:color="auto" w:fill="auto"/>
-            <w:tcMar>
-              <w:top w:w="45" w:type="dxa"/>
-              <w:left w:w="0" w:type="dxa"/>
-              <w:bottom w:w="45" w:type="dxa"/>
-              <w:right w:w="0" w:type="dxa"/>
-            </w:tcMar>
-            <w:hideMark/>
-          </w:tcPr>
-          <w:p>
-            <w:pPr>
-              <w:rPr>
-                <w:lang w:val="en-US"/>
-              </w:rPr>
-            </w:pPr>
-            <w:r>
-              <w:rPr>
-                <w:lang w:val="en-US"/>
-              </w:rPr>
-              <w:t xml:space="preserve">Auto </w:t>
-            </w:r>
-            <w:proofErr w:type="spellStart"/>
-            <w:r>
-              <w:rPr>
-                <w:lang w:val="en-US"/>
-              </w:rPr>
-              <w:t>incremento</w:t>
-            </w:r>
-            <w:proofErr w:type="spellEnd"/>
-            <w:r>
-              <w:rPr>
-                <w:lang w:val="en-US"/>
-              </w:rPr>
-              <w:t> </w:t>
-            </w:r>
-          </w:p>
-        </w:tc>
-      </w:tr>
-      <w:tr>
-        <w:tc>
-          <w:tcPr>
-            <w:tcW w:w="1135" w:type="dxa"/>
-            <w:tcBorders>
-              <w:top w:val="single" w:sz="6" w:space="0" w:color="909090"/>
-              <w:left w:val="single" w:sz="6" w:space="0" w:color="909090"/>
-              <w:bottom w:val="single" w:sz="6" w:space="0" w:color="909090"/>
-              <w:right w:val="single" w:sz="6" w:space="0" w:color="909090"/>
-            </w:tcBorders>
-            <w:shd w:val="clear" w:color="auto" w:fill="auto"/>
-            <w:tcMar>
-              <w:top w:w="45" w:type="dxa"/>
-              <w:left w:w="0" w:type="dxa"/>
-              <w:bottom w:w="45" w:type="dxa"/>
-              <w:right w:w="0" w:type="dxa"/>
-            </w:tcMar>
-            <w:hideMark/>
-          </w:tcPr>
-          <w:p>
-            <w:pPr>
-              <w:rPr>
-                <w:lang w:val="en-US"/>
-              </w:rPr>
-            </w:pPr>
-            <w:proofErr w:type="spellStart"/>
-            <w:r>
-              <w:rPr>
-                <w:lang w:val="en-US"/>
-              </w:rPr>
-              <w:t>Aluno</w:t>
-            </w:r>
-            <w:proofErr w:type="spellEnd"/>
-            <w:r>
-              <w:rPr>
-                <w:lang w:val="en-US"/>
-              </w:rPr>
-              <w:t> </w:t>
-            </w:r>
-          </w:p>
-        </w:tc>
-        <w:tc>
-          <w:tcPr>
-            <w:tcW w:w="1418" w:type="dxa"/>
-            <w:tcBorders>
-              <w:top w:val="single" w:sz="6" w:space="0" w:color="909090"/>
-              <w:left w:val="single" w:sz="6" w:space="0" w:color="909090"/>
-              <w:bottom w:val="single" w:sz="6" w:space="0" w:color="909090"/>
-              <w:right w:val="single" w:sz="6" w:space="0" w:color="909090"/>
-            </w:tcBorders>
-            <w:shd w:val="clear" w:color="auto" w:fill="auto"/>
-            <w:tcMar>
-              <w:top w:w="45" w:type="dxa"/>
-              <w:left w:w="0" w:type="dxa"/>
-              <w:bottom w:w="45" w:type="dxa"/>
-              <w:right w:w="0" w:type="dxa"/>
-            </w:tcMar>
-            <w:hideMark/>
-          </w:tcPr>
-          <w:p>
-            <w:pPr>
-              <w:rPr>
-                <w:lang w:val="en-US"/>
-              </w:rPr>
-            </w:pPr>
-            <w:proofErr w:type="spellStart"/>
-            <w:r>
-              <w:rPr>
-                <w:lang w:val="en-US"/>
-              </w:rPr>
-              <w:t>nome</w:t>
-            </w:r>
-            <w:proofErr w:type="spellEnd"/>
-            <w:r>
-              <w:rPr>
-                <w:lang w:val="en-US"/>
-              </w:rPr>
-              <w:t> </w:t>
-            </w:r>
-          </w:p>
-        </w:tc>
-        <w:tc>
-          <w:tcPr>
-            <w:tcW w:w="1488" w:type="dxa"/>
-            <w:tcBorders>
-              <w:top w:val="single" w:sz="6" w:space="0" w:color="909090"/>
-              <w:left w:val="single" w:sz="6" w:space="0" w:color="909090"/>
-              <w:bottom w:val="single" w:sz="6" w:space="0" w:color="909090"/>
-              <w:right w:val="single" w:sz="6" w:space="0" w:color="909090"/>
-            </w:tcBorders>
-            <w:shd w:val="clear" w:color="auto" w:fill="auto"/>
-            <w:tcMar>
-              <w:top w:w="45" w:type="dxa"/>
-              <w:left w:w="0" w:type="dxa"/>
-              <w:bottom w:w="45" w:type="dxa"/>
-              <w:right w:w="0" w:type="dxa"/>
-            </w:tcMar>
-            <w:hideMark/>
-          </w:tcPr>
-          <w:p>
-            <w:pPr>
-              <w:rPr>
-                <w:lang w:val="en-US"/>
-              </w:rPr>
-            </w:pPr>
-            <w:r>
-              <w:rPr>
-                <w:lang w:val="en-US"/>
-              </w:rPr>
-              <w:t>VARCHAR </w:t>
-            </w:r>
-          </w:p>
-        </w:tc>
-        <w:tc>
-          <w:tcPr>
-            <w:tcW w:w="0" w:type="auto"/>
-            <w:tcBorders>
-              <w:top w:val="single" w:sz="6" w:space="0" w:color="909090"/>
-              <w:left w:val="single" w:sz="6" w:space="0" w:color="909090"/>
-              <w:bottom w:val="single" w:sz="6" w:space="0" w:color="909090"/>
-              <w:right w:val="single" w:sz="6" w:space="0" w:color="909090"/>
-            </w:tcBorders>
-            <w:shd w:val="clear" w:color="auto" w:fill="auto"/>
-            <w:tcMar>
-              <w:top w:w="45" w:type="dxa"/>
-              <w:left w:w="0" w:type="dxa"/>
-              <w:bottom w:w="45" w:type="dxa"/>
-              <w:right w:w="0" w:type="dxa"/>
-            </w:tcMar>
-            <w:hideMark/>
-          </w:tcPr>
-          <w:p>
-            <w:pPr>
-              <w:rPr>
-                <w:lang w:val="en-US"/>
-              </w:rPr>
-            </w:pPr>
-            <w:r>
-              <w:rPr>
-                <w:lang w:val="en-US"/>
-              </w:rPr>
-              <w:t>100 </w:t>
-            </w:r>
-          </w:p>
-        </w:tc>
-        <w:tc>
-          <w:tcPr>
-            <w:tcW w:w="0" w:type="auto"/>
-            <w:tcBorders>
-              <w:top w:val="single" w:sz="6" w:space="0" w:color="909090"/>
-              <w:left w:val="single" w:sz="6" w:space="0" w:color="909090"/>
-              <w:bottom w:val="single" w:sz="6" w:space="0" w:color="909090"/>
-              <w:right w:val="single" w:sz="6" w:space="0" w:color="909090"/>
-            </w:tcBorders>
-            <w:shd w:val="clear" w:color="auto" w:fill="auto"/>
-            <w:tcMar>
-              <w:top w:w="45" w:type="dxa"/>
-              <w:left w:w="0" w:type="dxa"/>
-              <w:bottom w:w="45" w:type="dxa"/>
-              <w:right w:w="0" w:type="dxa"/>
-            </w:tcMar>
-            <w:hideMark/>
-          </w:tcPr>
-          <w:p>
-            <w:pPr>
-              <w:rPr>
-                <w:lang w:val="en-US"/>
-              </w:rPr>
-            </w:pPr>
-            <w:r>
-              <w:rPr>
-                <w:lang w:val="en-US"/>
-              </w:rPr>
-              <w:t>Sim </w:t>
-            </w:r>
-          </w:p>
-        </w:tc>
-        <w:tc>
-          <w:tcPr>
-            <w:tcW w:w="1823" w:type="dxa"/>
-            <w:tcBorders>
-              <w:top w:val="single" w:sz="6" w:space="0" w:color="909090"/>
-              <w:left w:val="single" w:sz="6" w:space="0" w:color="909090"/>
-              <w:bottom w:val="single" w:sz="6" w:space="0" w:color="909090"/>
-              <w:right w:val="single" w:sz="6" w:space="0" w:color="909090"/>
-            </w:tcBorders>
-            <w:shd w:val="clear" w:color="auto" w:fill="auto"/>
-            <w:tcMar>
-              <w:top w:w="45" w:type="dxa"/>
-              <w:left w:w="0" w:type="dxa"/>
-              <w:bottom w:w="45" w:type="dxa"/>
-              <w:right w:w="0" w:type="dxa"/>
-            </w:tcMar>
-            <w:hideMark/>
-          </w:tcPr>
-          <w:p>
-            <w:pPr>
-              <w:rPr>
-                <w:lang w:val="en-US"/>
-              </w:rPr>
-            </w:pPr>
-            <w:proofErr w:type="spellStart"/>
-            <w:r>
-              <w:rPr>
-                <w:lang w:val="en-US"/>
-              </w:rPr>
-              <w:t>Não</w:t>
-            </w:r>
-            <w:proofErr w:type="spellEnd"/>
-            <w:r>
-              <w:rPr>
-                <w:lang w:val="en-US"/>
-              </w:rPr>
-              <w:t> </w:t>
-            </w:r>
-          </w:p>
-        </w:tc>
-        <w:tc>
-          <w:tcPr>
-            <w:tcW w:w="2551" w:type="dxa"/>
-            <w:tcBorders>
-              <w:top w:val="single" w:sz="6" w:space="0" w:color="909090"/>
-              <w:left w:val="single" w:sz="6" w:space="0" w:color="909090"/>
-              <w:bottom w:val="single" w:sz="6" w:space="0" w:color="909090"/>
-              <w:right w:val="single" w:sz="6" w:space="0" w:color="909090"/>
-            </w:tcBorders>
-            <w:shd w:val="clear" w:color="auto" w:fill="auto"/>
-            <w:tcMar>
-              <w:top w:w="45" w:type="dxa"/>
-              <w:left w:w="0" w:type="dxa"/>
-              <w:bottom w:w="45" w:type="dxa"/>
-              <w:right w:w="0" w:type="dxa"/>
-            </w:tcMar>
-            <w:hideMark/>
-          </w:tcPr>
-          <w:p>
-            <w:pPr>
-              <w:rPr>
-                <w:lang w:val="en-US"/>
-              </w:rPr>
-            </w:pPr>
-            <w:r>
-              <w:rPr>
-                <w:rFonts w:ascii="Arial" w:hAnsi="Arial" w:cs="Arial"/>
-                <w:lang w:val="en-US"/>
-              </w:rPr>
-              <w:t> </w:t>
-            </w:r>
-            <w:r>
-              <w:rPr>
-                <w:lang w:val="en-US"/>
-              </w:rPr>
-              <w:t> </w:t>
-            </w:r>
-            <w:r>
-              <w:rPr>
-                <w:lang w:val="en-US"/>
-              </w:rPr>
-              <w:t xml:space="preserve">Nome </w:t>
-            </w:r>
-            <w:proofErr w:type="spellStart"/>
-            <w:r>
-              <w:rPr>
-                <w:lang w:val="en-US"/>
-              </w:rPr>
-              <w:t>Completo</w:t>
-            </w:r>
-            <w:proofErr w:type="spellEnd"/>
-            <w:r>
-              <w:rPr>
-                <w:lang w:val="en-US"/>
-              </w:rPr>
-              <w:t xml:space="preserve"> </w:t>
-            </w:r>
-          </w:p>
-        </w:tc>
-      </w:tr>
-      <w:tr>
-        <w:trPr>
-          <w:trHeight w:val="497"/>
-        </w:trPr>
-        <w:tc>
-          <w:tcPr>
-            <w:tcW w:w="1135" w:type="dxa"/>
-            <w:tcBorders>
-              <w:top w:val="single" w:sz="6" w:space="0" w:color="909090"/>
-              <w:left w:val="single" w:sz="6" w:space="0" w:color="909090"/>
-              <w:bottom w:val="single" w:sz="6" w:space="0" w:color="909090"/>
-              <w:right w:val="single" w:sz="6" w:space="0" w:color="909090"/>
-            </w:tcBorders>
-            <w:shd w:val="clear" w:color="auto" w:fill="auto"/>
-            <w:tcMar>
-              <w:top w:w="45" w:type="dxa"/>
-              <w:left w:w="0" w:type="dxa"/>
-              <w:bottom w:w="45" w:type="dxa"/>
-              <w:right w:w="0" w:type="dxa"/>
-            </w:tcMar>
-          </w:tcPr>
-          <w:p>
-            <w:pPr>
-              <w:rPr>
-                <w:lang w:val="en-US"/>
-              </w:rPr>
-            </w:pPr>
-            <w:proofErr w:type="spellStart"/>
-            <w:r>
-              <w:rPr>
-                <w:lang w:val="en-US"/>
-              </w:rPr>
-              <w:t>Aluno</w:t>
-            </w:r>
-            <w:proofErr w:type="spellEnd"/>
-            <w:r>
-              <w:rPr>
-                <w:lang w:val="en-US"/>
-              </w:rPr>
-              <w:t> </w:t>
-            </w:r>
-          </w:p>
-        </w:tc>
-        <w:tc>
-          <w:tcPr>
-            <w:tcW w:w="1418" w:type="dxa"/>
-            <w:tcBorders>
-              <w:top w:val="single" w:sz="6" w:space="0" w:color="909090"/>
-              <w:left w:val="single" w:sz="6" w:space="0" w:color="909090"/>
-              <w:bottom w:val="single" w:sz="6" w:space="0" w:color="909090"/>
-              <w:right w:val="single" w:sz="6" w:space="0" w:color="909090"/>
-            </w:tcBorders>
-            <w:shd w:val="clear" w:color="auto" w:fill="auto"/>
-            <w:tcMar>
-              <w:top w:w="45" w:type="dxa"/>
-              <w:left w:w="0" w:type="dxa"/>
-              <w:bottom w:w="45" w:type="dxa"/>
-              <w:right w:w="0" w:type="dxa"/>
-            </w:tcMar>
-          </w:tcPr>
-          <w:p>
-            <w:pPr>
-              <w:rPr>
-                <w:lang w:val="en-US"/>
-              </w:rPr>
-            </w:pPr>
-            <w:r>
-              <w:rPr>
-                <w:lang w:val="en-US"/>
-              </w:rPr>
-              <w:t>CPF</w:t>
-            </w:r>
-          </w:p>
-        </w:tc>
-        <w:tc>
-          <w:tcPr>
-            <w:tcW w:w="1488" w:type="dxa"/>
-            <w:tcBorders>
-              <w:top w:val="single" w:sz="6" w:space="0" w:color="909090"/>
-              <w:left w:val="single" w:sz="6" w:space="0" w:color="909090"/>
-              <w:bottom w:val="single" w:sz="6" w:space="0" w:color="909090"/>
-              <w:right w:val="single" w:sz="6" w:space="0" w:color="909090"/>
-            </w:tcBorders>
-            <w:shd w:val="clear" w:color="auto" w:fill="auto"/>
-            <w:tcMar>
-              <w:top w:w="45" w:type="dxa"/>
-              <w:left w:w="0" w:type="dxa"/>
-              <w:bottom w:w="45" w:type="dxa"/>
-              <w:right w:w="0" w:type="dxa"/>
-            </w:tcMar>
-          </w:tcPr>
-          <w:p>
-            <w:pPr>
-              <w:rPr>
-                <w:lang w:val="en-US"/>
-              </w:rPr>
-            </w:pPr>
-            <w:r>
-              <w:rPr>
-                <w:lang w:val="en-US"/>
-              </w:rPr>
-              <w:t>INT</w:t>
-            </w:r>
-          </w:p>
-        </w:tc>
-        <w:tc>
-          <w:tcPr>
-            <w:tcW w:w="0" w:type="auto"/>
-            <w:tcBorders>
-              <w:top w:val="single" w:sz="6" w:space="0" w:color="909090"/>
-              <w:left w:val="single" w:sz="6" w:space="0" w:color="909090"/>
-              <w:bottom w:val="single" w:sz="6" w:space="0" w:color="909090"/>
-              <w:right w:val="single" w:sz="6" w:space="0" w:color="909090"/>
-            </w:tcBorders>
-            <w:shd w:val="clear" w:color="auto" w:fill="auto"/>
-            <w:tcMar>
-              <w:top w:w="45" w:type="dxa"/>
-              <w:left w:w="0" w:type="dxa"/>
-              <w:bottom w:w="45" w:type="dxa"/>
-              <w:right w:w="0" w:type="dxa"/>
-            </w:tcMar>
-          </w:tcPr>
-          <w:p>
-            <w:pPr>
-              <w:rPr>
-                <w:lang w:val="en-US"/>
-              </w:rPr>
-            </w:pPr>
-            <w:r>
-              <w:rPr>
-                <w:lang w:val="en-US"/>
-              </w:rPr>
-              <w:t>11</w:t>
-            </w:r>
-          </w:p>
-        </w:tc>
-        <w:tc>
-          <w:tcPr>
-            <w:tcW w:w="0" w:type="auto"/>
-            <w:tcBorders>
-              <w:top w:val="single" w:sz="6" w:space="0" w:color="909090"/>
-              <w:left w:val="single" w:sz="6" w:space="0" w:color="909090"/>
-              <w:bottom w:val="single" w:sz="6" w:space="0" w:color="909090"/>
-              <w:right w:val="single" w:sz="6" w:space="0" w:color="909090"/>
-            </w:tcBorders>
-            <w:shd w:val="clear" w:color="auto" w:fill="auto"/>
-            <w:tcMar>
-              <w:top w:w="45" w:type="dxa"/>
-              <w:left w:w="0" w:type="dxa"/>
-              <w:bottom w:w="45" w:type="dxa"/>
-              <w:right w:w="0" w:type="dxa"/>
-            </w:tcMar>
-          </w:tcPr>
-          <w:p>
-            <w:pPr>
-              <w:rPr>
-                <w:lang w:val="en-US"/>
-              </w:rPr>
-            </w:pPr>
-            <w:r>
-              <w:rPr>
-                <w:lang w:val="en-US"/>
-              </w:rPr>
-              <w:t>Sim</w:t>
-            </w:r>
-          </w:p>
-        </w:tc>
-        <w:tc>
-          <w:tcPr>
-            <w:tcW w:w="1823" w:type="dxa"/>
-            <w:tcBorders>
-              <w:top w:val="single" w:sz="6" w:space="0" w:color="909090"/>
-              <w:left w:val="single" w:sz="6" w:space="0" w:color="909090"/>
-              <w:bottom w:val="single" w:sz="6" w:space="0" w:color="909090"/>
-              <w:right w:val="single" w:sz="6" w:space="0" w:color="909090"/>
-            </w:tcBorders>
-            <w:shd w:val="clear" w:color="auto" w:fill="auto"/>
-            <w:tcMar>
-              <w:top w:w="45" w:type="dxa"/>
-              <w:left w:w="0" w:type="dxa"/>
-              <w:bottom w:w="45" w:type="dxa"/>
-              <w:right w:w="0" w:type="dxa"/>
-            </w:tcMar>
-          </w:tcPr>
-          <w:p>
-            <w:pPr>
-              <w:rPr>
-                <w:lang w:val="en-US"/>
-              </w:rPr>
-            </w:pPr>
-            <w:proofErr w:type="spellStart"/>
-            <w:r>
-              <w:rPr>
-                <w:lang w:val="en-US"/>
-              </w:rPr>
-              <w:t>Não</w:t>
-            </w:r>
-            <w:proofErr w:type="spellEnd"/>
-          </w:p>
-        </w:tc>
-        <w:tc>
-          <w:tcPr>
-            <w:tcW w:w="2551" w:type="dxa"/>
-            <w:tcBorders>
-              <w:top w:val="single" w:sz="6" w:space="0" w:color="909090"/>
-              <w:left w:val="single" w:sz="6" w:space="0" w:color="909090"/>
-              <w:bottom w:val="single" w:sz="6" w:space="0" w:color="909090"/>
-              <w:right w:val="single" w:sz="6" w:space="0" w:color="909090"/>
-            </w:tcBorders>
-            <w:shd w:val="clear" w:color="auto" w:fill="auto"/>
-            <w:tcMar>
-              <w:top w:w="45" w:type="dxa"/>
-              <w:left w:w="0" w:type="dxa"/>
-              <w:bottom w:w="45" w:type="dxa"/>
-              <w:right w:w="0" w:type="dxa"/>
-            </w:tcMar>
-          </w:tcPr>
-          <w:p>
-            <w:pPr>
-              <w:rPr>
-                <w:rFonts w:ascii="Arial" w:hAnsi="Arial" w:cs="Arial"/>
-                <w:lang w:val="en-US"/>
-              </w:rPr>
-            </w:pPr>
-            <w:r>
-              <w:rPr>
-                <w:rFonts w:ascii="Arial" w:hAnsi="Arial" w:cs="Arial"/>
-                <w:lang w:val="en-US"/>
-              </w:rPr>
-              <w:t xml:space="preserve">Pontos e </w:t>
-            </w:r>
-            <w:proofErr w:type="spellStart"/>
-            <w:r>
-              <w:rPr>
-                <w:rFonts w:ascii="Arial" w:hAnsi="Arial" w:cs="Arial"/>
-                <w:lang w:val="en-US"/>
-              </w:rPr>
-              <w:t>dígito</w:t>
-            </w:r>
-            <w:proofErr w:type="spellEnd"/>
-            <w:r>
-              <w:rPr>
-                <w:rFonts w:ascii="Arial" w:hAnsi="Arial" w:cs="Arial"/>
-                <w:lang w:val="en-US"/>
-              </w:rPr>
-              <w:t xml:space="preserve"> </w:t>
-            </w:r>
-            <w:proofErr w:type="spellStart"/>
-            <w:r>
-              <w:rPr>
-                <w:rFonts w:ascii="Arial" w:hAnsi="Arial" w:cs="Arial"/>
-                <w:lang w:val="en-US"/>
-              </w:rPr>
-              <w:t>verificador</w:t>
-            </w:r>
-            <w:proofErr w:type="spellEnd"/>
-          </w:p>
-        </w:tc>
-      </w:tr>
-      <w:tr>
-        <w:trPr>
-          <w:trHeight w:val="525"/>
-        </w:trPr>
-        <w:tc>
-          <w:tcPr>
-            <w:tcW w:w="1135" w:type="dxa"/>
-            <w:tcBorders>
-              <w:top w:val="single" w:sz="6" w:space="0" w:color="909090"/>
-              <w:left w:val="single" w:sz="6" w:space="0" w:color="909090"/>
-              <w:bottom w:val="single" w:sz="6" w:space="0" w:color="909090"/>
-              <w:right w:val="single" w:sz="6" w:space="0" w:color="909090"/>
-            </w:tcBorders>
-            <w:shd w:val="clear" w:color="auto" w:fill="auto"/>
-            <w:tcMar>
-              <w:top w:w="45" w:type="dxa"/>
-              <w:left w:w="0" w:type="dxa"/>
-              <w:bottom w:w="45" w:type="dxa"/>
-              <w:right w:w="0" w:type="dxa"/>
-            </w:tcMar>
-          </w:tcPr>
-          <w:p>
-            <w:pPr>
-              <w:rPr>
-                <w:lang w:val="en-US"/>
-              </w:rPr>
-            </w:pPr>
-            <w:proofErr w:type="spellStart"/>
-            <w:r>
-              <w:rPr>
-                <w:lang w:val="en-US"/>
-              </w:rPr>
-              <w:t>Aluno</w:t>
-            </w:r>
-            <w:proofErr w:type="spellEnd"/>
-            <w:r>
-              <w:rPr>
-                <w:lang w:val="en-US"/>
-              </w:rPr>
-              <w:t> </w:t>
-            </w:r>
-          </w:p>
-        </w:tc>
-        <w:tc>
-          <w:tcPr>
-            <w:tcW w:w="1418" w:type="dxa"/>
-            <w:tcBorders>
-              <w:top w:val="single" w:sz="6" w:space="0" w:color="909090"/>
-              <w:left w:val="single" w:sz="6" w:space="0" w:color="909090"/>
-              <w:bottom w:val="single" w:sz="6" w:space="0" w:color="909090"/>
-              <w:right w:val="single" w:sz="6" w:space="0" w:color="909090"/>
-            </w:tcBorders>
-            <w:shd w:val="clear" w:color="auto" w:fill="auto"/>
-            <w:tcMar>
-              <w:top w:w="45" w:type="dxa"/>
-              <w:left w:w="0" w:type="dxa"/>
-              <w:bottom w:w="45" w:type="dxa"/>
-              <w:right w:w="0" w:type="dxa"/>
-            </w:tcMar>
-          </w:tcPr>
-          <w:p>
-            <w:pPr>
-              <w:rPr>
-                <w:lang w:val="en-US"/>
-              </w:rPr>
-            </w:pPr>
-            <w:r>
-              <w:rPr>
-                <w:lang w:val="en-US"/>
-              </w:rPr>
-              <w:t>E-mail</w:t>
-            </w:r>
-          </w:p>
-        </w:tc>
-        <w:tc>
-          <w:tcPr>
-            <w:tcW w:w="1488" w:type="dxa"/>
-            <w:tcBorders>
-              <w:top w:val="single" w:sz="6" w:space="0" w:color="909090"/>
-              <w:left w:val="single" w:sz="6" w:space="0" w:color="909090"/>
-              <w:bottom w:val="single" w:sz="6" w:space="0" w:color="909090"/>
-              <w:right w:val="single" w:sz="6" w:space="0" w:color="909090"/>
-            </w:tcBorders>
-            <w:shd w:val="clear" w:color="auto" w:fill="auto"/>
-            <w:tcMar>
-              <w:top w:w="45" w:type="dxa"/>
-              <w:left w:w="0" w:type="dxa"/>
-              <w:bottom w:w="45" w:type="dxa"/>
-              <w:right w:w="0" w:type="dxa"/>
-            </w:tcMar>
-          </w:tcPr>
-          <w:p>
-            <w:pPr>
-              <w:rPr>
-                <w:lang w:val="en-US"/>
-              </w:rPr>
-            </w:pPr>
-            <w:r>
-              <w:rPr>
-                <w:lang w:val="en-US"/>
-              </w:rPr>
-              <w:t>VARCHAR</w:t>
-            </w:r>
-          </w:p>
-        </w:tc>
-        <w:tc>
-          <w:tcPr>
-            <w:tcW w:w="0" w:type="auto"/>
-            <w:tcBorders>
-              <w:top w:val="single" w:sz="6" w:space="0" w:color="909090"/>
-              <w:left w:val="single" w:sz="6" w:space="0" w:color="909090"/>
-              <w:bottom w:val="single" w:sz="6" w:space="0" w:color="909090"/>
-              <w:right w:val="single" w:sz="6" w:space="0" w:color="909090"/>
-            </w:tcBorders>
-            <w:shd w:val="clear" w:color="auto" w:fill="auto"/>
-            <w:tcMar>
-              <w:top w:w="45" w:type="dxa"/>
-              <w:left w:w="0" w:type="dxa"/>
-              <w:bottom w:w="45" w:type="dxa"/>
-              <w:right w:w="0" w:type="dxa"/>
-            </w:tcMar>
-          </w:tcPr>
-          <w:p>
-            <w:pPr>
-              <w:rPr>
-                <w:lang w:val="en-US"/>
-              </w:rPr>
-            </w:pPr>
-            <w:r>
-              <w:rPr>
-                <w:lang w:val="en-US"/>
-              </w:rPr>
-              <w:t>100</w:t>
-            </w:r>
-          </w:p>
-        </w:tc>
-        <w:tc>
-          <w:tcPr>
-            <w:tcW w:w="0" w:type="auto"/>
-            <w:tcBorders>
-              <w:top w:val="single" w:sz="6" w:space="0" w:color="909090"/>
-              <w:left w:val="single" w:sz="6" w:space="0" w:color="909090"/>
-              <w:bottom w:val="single" w:sz="6" w:space="0" w:color="909090"/>
-              <w:right w:val="single" w:sz="6" w:space="0" w:color="909090"/>
-            </w:tcBorders>
-            <w:shd w:val="clear" w:color="auto" w:fill="auto"/>
-            <w:tcMar>
-              <w:top w:w="45" w:type="dxa"/>
-              <w:left w:w="0" w:type="dxa"/>
-              <w:bottom w:w="45" w:type="dxa"/>
-              <w:right w:w="0" w:type="dxa"/>
-            </w:tcMar>
-          </w:tcPr>
-          <w:p>
-            <w:pPr>
-              <w:rPr>
-                <w:lang w:val="en-US"/>
-              </w:rPr>
-            </w:pPr>
-            <w:r>
-              <w:rPr>
-                <w:lang w:val="en-US"/>
-              </w:rPr>
-              <w:t>Sim</w:t>
-            </w:r>
-          </w:p>
-          <w:p>
-            <w:pPr>
-              <w:rPr>
-                <w:lang w:val="en-US"/>
-              </w:rPr>
-            </w:pPr>
-          </w:p>
-        </w:tc>
-        <w:tc>
-          <w:tcPr>
-            <w:tcW w:w="1823" w:type="dxa"/>
-            <w:tcBorders>
-              <w:top w:val="single" w:sz="6" w:space="0" w:color="909090"/>
-              <w:left w:val="single" w:sz="6" w:space="0" w:color="909090"/>
-              <w:bottom w:val="single" w:sz="6" w:space="0" w:color="909090"/>
-              <w:right w:val="single" w:sz="6" w:space="0" w:color="909090"/>
-            </w:tcBorders>
-            <w:shd w:val="clear" w:color="auto" w:fill="auto"/>
-            <w:tcMar>
-              <w:top w:w="45" w:type="dxa"/>
-              <w:left w:w="0" w:type="dxa"/>
-              <w:bottom w:w="45" w:type="dxa"/>
-              <w:right w:w="0" w:type="dxa"/>
-            </w:tcMar>
-          </w:tcPr>
-          <w:p>
-            <w:pPr>
-              <w:rPr>
-                <w:lang w:val="en-US"/>
-              </w:rPr>
-            </w:pPr>
-            <w:proofErr w:type="spellStart"/>
-            <w:r>
-              <w:rPr>
-                <w:lang w:val="en-US"/>
-              </w:rPr>
-              <w:t>Não</w:t>
-            </w:r>
-            <w:proofErr w:type="spellEnd"/>
-          </w:p>
-        </w:tc>
-        <w:tc>
-          <w:tcPr>
-            <w:tcW w:w="2551" w:type="dxa"/>
-            <w:tcBorders>
-              <w:top w:val="single" w:sz="6" w:space="0" w:color="909090"/>
-              <w:left w:val="single" w:sz="6" w:space="0" w:color="909090"/>
-              <w:bottom w:val="single" w:sz="6" w:space="0" w:color="909090"/>
-              <w:right w:val="single" w:sz="6" w:space="0" w:color="909090"/>
-            </w:tcBorders>
-            <w:shd w:val="clear" w:color="auto" w:fill="auto"/>
-            <w:tcMar>
-              <w:top w:w="45" w:type="dxa"/>
-              <w:left w:w="0" w:type="dxa"/>
-              <w:bottom w:w="45" w:type="dxa"/>
-              <w:right w:w="0" w:type="dxa"/>
-            </w:tcMar>
-          </w:tcPr>
-          <w:p>
-            <w:pPr>
-              <w:rPr>
-                <w:rFonts w:ascii="Arial" w:hAnsi="Arial" w:cs="Arial"/>
-                <w:lang w:val="en-US"/>
-              </w:rPr>
-            </w:pPr>
-            <w:r>
-              <w:rPr>
-                <w:rFonts w:ascii="Arial" w:hAnsi="Arial" w:cs="Arial"/>
-                <w:lang w:val="en-US"/>
-              </w:rPr>
-              <w:t xml:space="preserve">Exige a </w:t>
-            </w:r>
-            <w:proofErr w:type="spellStart"/>
-            <w:r>
-              <w:rPr>
-                <w:rFonts w:ascii="Arial" w:hAnsi="Arial" w:cs="Arial"/>
-                <w:lang w:val="en-US"/>
-              </w:rPr>
-              <w:t>presença</w:t>
-            </w:r>
-            <w:proofErr w:type="spellEnd"/>
-            <w:r>
-              <w:rPr>
-                <w:rFonts w:ascii="Arial" w:hAnsi="Arial" w:cs="Arial"/>
-                <w:lang w:val="en-US"/>
-              </w:rPr>
-              <w:t xml:space="preserve"> do @</w:t>
-            </w:r>
-          </w:p>
-        </w:tc>
-      </w:tr>
-      <w:tr>
-        <w:tc>
-          <w:tcPr>
-            <w:tcW w:w="1135" w:type="dxa"/>
-            <w:tcBorders>
-              <w:top w:val="single" w:sz="6" w:space="0" w:color="909090"/>
-              <w:left w:val="single" w:sz="6" w:space="0" w:color="909090"/>
-              <w:bottom w:val="single" w:sz="6" w:space="0" w:color="909090"/>
-              <w:right w:val="single" w:sz="6" w:space="0" w:color="909090"/>
-            </w:tcBorders>
-            <w:shd w:val="clear" w:color="auto" w:fill="auto"/>
-            <w:tcMar>
-              <w:top w:w="45" w:type="dxa"/>
-              <w:left w:w="0" w:type="dxa"/>
-              <w:bottom w:w="45" w:type="dxa"/>
-              <w:right w:w="0" w:type="dxa"/>
-            </w:tcMar>
-          </w:tcPr>
-          <w:p>
-            <w:pPr>
-              <w:rPr>
-                <w:lang w:val="en-US"/>
-              </w:rPr>
-            </w:pPr>
-            <w:proofErr w:type="spellStart"/>
-            <w:r>
-              <w:rPr>
-                <w:lang w:val="en-US"/>
-              </w:rPr>
-              <w:t>Aluno</w:t>
-            </w:r>
-            <w:proofErr w:type="spellEnd"/>
-          </w:p>
-        </w:tc>
-        <w:tc>
-          <w:tcPr>
-            <w:tcW w:w="1418" w:type="dxa"/>
-            <w:tcBorders>
-              <w:top w:val="single" w:sz="6" w:space="0" w:color="909090"/>
-              <w:left w:val="single" w:sz="6" w:space="0" w:color="909090"/>
-              <w:bottom w:val="single" w:sz="6" w:space="0" w:color="909090"/>
-              <w:right w:val="single" w:sz="6" w:space="0" w:color="909090"/>
-            </w:tcBorders>
-            <w:shd w:val="clear" w:color="auto" w:fill="auto"/>
-            <w:tcMar>
-              <w:top w:w="45" w:type="dxa"/>
-              <w:left w:w="0" w:type="dxa"/>
-              <w:bottom w:w="45" w:type="dxa"/>
-              <w:right w:w="0" w:type="dxa"/>
-            </w:tcMar>
-          </w:tcPr>
-          <w:p>
-            <w:pPr>
-              <w:rPr>
-                <w:lang w:val="en-US"/>
-              </w:rPr>
-            </w:pPr>
-            <w:proofErr w:type="spellStart"/>
-            <w:r>
-              <w:rPr>
-                <w:lang w:val="en-US"/>
-              </w:rPr>
-              <w:t>Telefone</w:t>
-            </w:r>
-            <w:proofErr w:type="spellEnd"/>
-          </w:p>
-        </w:tc>
-        <w:tc>
-          <w:tcPr>
-            <w:tcW w:w="1488" w:type="dxa"/>
-            <w:tcBorders>
-              <w:top w:val="single" w:sz="6" w:space="0" w:color="909090"/>
-              <w:left w:val="single" w:sz="6" w:space="0" w:color="909090"/>
-              <w:bottom w:val="single" w:sz="6" w:space="0" w:color="909090"/>
-              <w:right w:val="single" w:sz="6" w:space="0" w:color="909090"/>
-            </w:tcBorders>
-            <w:shd w:val="clear" w:color="auto" w:fill="auto"/>
-            <w:tcMar>
-              <w:top w:w="45" w:type="dxa"/>
-              <w:left w:w="0" w:type="dxa"/>
-              <w:bottom w:w="45" w:type="dxa"/>
-              <w:right w:w="0" w:type="dxa"/>
-            </w:tcMar>
-          </w:tcPr>
-          <w:p>
-            <w:pPr>
-              <w:rPr>
-                <w:rFonts w:ascii="Aptos" w:eastAsia="Aptos" w:hAnsi="Aptos" w:cs="Aptos"/>
-                <w:lang w:val="en-US"/>
-              </w:rPr>
-            </w:pPr>
-            <w:r>
-              <w:rPr>
-                <w:rFonts w:ascii="Calibri" w:eastAsia="Calibri" w:hAnsi="Calibri" w:cs="Calibri"/>
-                <w:color w:val="242424"/>
-                <w:sz w:val="22"/>
-                <w:szCs w:val="22"/>
-                <w:lang w:val="en-US"/>
-              </w:rPr>
-              <w:t>INT</w:t>
-            </w:r>
-          </w:p>
-        </w:tc>
-        <w:tc>
-          <w:tcPr>
-            <w:tcW w:w="0" w:type="auto"/>
-            <w:tcBorders>
-              <w:top w:val="single" w:sz="6" w:space="0" w:color="909090"/>
-              <w:left w:val="single" w:sz="6" w:space="0" w:color="909090"/>
-              <w:bottom w:val="single" w:sz="6" w:space="0" w:color="909090"/>
-              <w:right w:val="single" w:sz="6" w:space="0" w:color="909090"/>
-            </w:tcBorders>
-            <w:shd w:val="clear" w:color="auto" w:fill="auto"/>
-            <w:tcMar>
-              <w:top w:w="45" w:type="dxa"/>
-              <w:left w:w="0" w:type="dxa"/>
-              <w:bottom w:w="45" w:type="dxa"/>
-              <w:right w:w="0" w:type="dxa"/>
-            </w:tcMar>
-          </w:tcPr>
-          <w:p>
-            <w:pPr>
-              <w:rPr>
-                <w:lang w:val="en-US"/>
-              </w:rPr>
-            </w:pPr>
-            <w:r>
-              <w:rPr>
-                <w:lang w:val="en-US"/>
-              </w:rPr>
-              <w:t>15</w:t>
-            </w:r>
-          </w:p>
-        </w:tc>
-        <w:tc>
-          <w:tcPr>
-            <w:tcW w:w="0" w:type="auto"/>
-            <w:tcBorders>
-              <w:top w:val="single" w:sz="6" w:space="0" w:color="909090"/>
-              <w:left w:val="single" w:sz="6" w:space="0" w:color="909090"/>
-              <w:bottom w:val="single" w:sz="6" w:space="0" w:color="909090"/>
-              <w:right w:val="single" w:sz="6" w:space="0" w:color="909090"/>
-            </w:tcBorders>
-            <w:shd w:val="clear" w:color="auto" w:fill="auto"/>
-            <w:tcMar>
-              <w:top w:w="45" w:type="dxa"/>
-              <w:left w:w="0" w:type="dxa"/>
-              <w:bottom w:w="45" w:type="dxa"/>
-              <w:right w:w="0" w:type="dxa"/>
-            </w:tcMar>
-          </w:tcPr>
-          <w:p>
-            <w:pPr>
-              <w:rPr>
-                <w:lang w:val="en-US"/>
-              </w:rPr>
-            </w:pPr>
-            <w:r>
-              <w:rPr>
-                <w:lang w:val="en-US"/>
-              </w:rPr>
-              <w:t>Sim</w:t>
-            </w:r>
-          </w:p>
-        </w:tc>
-        <w:tc>
-          <w:tcPr>
-            <w:tcW w:w="1823" w:type="dxa"/>
-            <w:tcBorders>
-              <w:top w:val="single" w:sz="6" w:space="0" w:color="909090"/>
-              <w:left w:val="single" w:sz="6" w:space="0" w:color="909090"/>
-              <w:bottom w:val="single" w:sz="6" w:space="0" w:color="909090"/>
-              <w:right w:val="single" w:sz="6" w:space="0" w:color="909090"/>
-            </w:tcBorders>
-            <w:shd w:val="clear" w:color="auto" w:fill="auto"/>
-            <w:tcMar>
-              <w:top w:w="45" w:type="dxa"/>
-              <w:left w:w="0" w:type="dxa"/>
-              <w:bottom w:w="45" w:type="dxa"/>
-              <w:right w:w="0" w:type="dxa"/>
-            </w:tcMar>
-          </w:tcPr>
-          <w:p>
-            <w:pPr>
-              <w:rPr>
-                <w:lang w:val="en-US"/>
-              </w:rPr>
-            </w:pPr>
-            <w:proofErr w:type="spellStart"/>
-            <w:r>
-              <w:rPr>
-                <w:lang w:val="en-US"/>
-              </w:rPr>
-              <w:t>Não</w:t>
-            </w:r>
-            <w:proofErr w:type="spellEnd"/>
-          </w:p>
-        </w:tc>
-        <w:tc>
-          <w:tcPr>
-            <w:tcW w:w="2551" w:type="dxa"/>
-            <w:tcBorders>
-              <w:top w:val="single" w:sz="6" w:space="0" w:color="909090"/>
-              <w:left w:val="single" w:sz="6" w:space="0" w:color="909090"/>
-              <w:bottom w:val="single" w:sz="6" w:space="0" w:color="909090"/>
-              <w:right w:val="single" w:sz="6" w:space="0" w:color="909090"/>
-            </w:tcBorders>
-            <w:shd w:val="clear" w:color="auto" w:fill="auto"/>
-            <w:tcMar>
-              <w:top w:w="45" w:type="dxa"/>
-              <w:left w:w="0" w:type="dxa"/>
-              <w:bottom w:w="45" w:type="dxa"/>
-              <w:right w:w="0" w:type="dxa"/>
-            </w:tcMar>
-          </w:tcPr>
-          <w:p>
-            <w:pPr>
-              <w:rPr>
-                <w:rFonts w:ascii="Arial" w:hAnsi="Arial" w:cs="Arial"/>
-                <w:lang w:val="en-US"/>
-              </w:rPr>
-            </w:pPr>
-          </w:p>
-        </w:tc>
-      </w:tr>
-    </w:tbl>
-    <w:p>
-      <w:r>
+      <w:r>
+        <w:drawing>
+          <wp:anchor distT="0" distB="0" distL="114300" distR="114300" simplePos="0" relativeHeight="251661312" behindDoc="0" locked="0" layoutInCell="1" allowOverlap="1" wp14:anchorId="75F4AD92" wp14:editId="4994F34A">
+            <wp:simplePos x="0" y="0"/>
+            <wp:positionH relativeFrom="margin">
+              <wp:align>center</wp:align>
+            </wp:positionH>
+            <wp:positionV relativeFrom="paragraph">
+              <wp:posOffset>2773680</wp:posOffset>
+            </wp:positionV>
+            <wp:extent cx="6886685" cy="1000125"/>
+            <wp:effectExtent l="0" t="0" r="9525" b="0"/>
+            <wp:wrapNone/>
+            <wp:docPr id="463486388" name="Imagem 3"/>
+            <wp:cNvGraphicFramePr>
+              <a:graphicFrameLocks xmlns:a="http://schemas.openxmlformats.org/drawingml/2006/main" noChangeAspect="1"/>
+            </wp:cNvGraphicFramePr>
+            <a:graphic xmlns:a="http://schemas.openxmlformats.org/drawingml/2006/main">
+              <a:graphicData uri="http://schemas.openxmlformats.org/drawingml/2006/picture">
+                <pic:pic xmlns:pic="http://schemas.openxmlformats.org/drawingml/2006/picture">
+                  <pic:nvPicPr>
+                    <pic:cNvPr id="0" name="Picture 3"/>
+                    <pic:cNvPicPr>
+                      <a:picLocks noChangeAspect="1" noChangeArrowheads="1"/>
+                    </pic:cNvPicPr>
+                  </pic:nvPicPr>
+                  <pic:blipFill>
+                    <a:blip r:embed="rId9">
+                      <a:extLst>
+                        <a:ext uri="{28A0092B-C50C-407E-A947-70E740481C1C}">
+                          <a14:useLocalDpi xmlns:a14="http://schemas.microsoft.com/office/drawing/2010/main" val="0"/>
+                        </a:ext>
+                      </a:extLst>
+                    </a:blip>
+                    <a:srcRect/>
+                    <a:stretch>
+                      <a:fillRect/>
+                    </a:stretch>
+                  </pic:blipFill>
+                  <pic:spPr bwMode="auto">
+                    <a:xfrm>
+                      <a:off x="0" y="0"/>
+                      <a:ext cx="6886685" cy="1000125"/>
+                    </a:xfrm>
+                    <a:prstGeom prst="rect">
+                      <a:avLst/>
+                    </a:prstGeom>
+                    <a:noFill/>
+                    <a:ln>
+                      <a:noFill/>
+                    </a:ln>
+                  </pic:spPr>
+                </pic:pic>
+              </a:graphicData>
+            </a:graphic>
+            <wp14:sizeRelH relativeFrom="margin">
+              <wp14:pctWidth>0</wp14:pctWidth>
+            </wp14:sizeRelH>
+            <wp14:sizeRelV relativeFrom="margin">
+              <wp14:pctHeight>0</wp14:pctHeight>
+            </wp14:sizeRelV>
+          </wp:anchor>
+        </w:drawing>
+      </w:r>
+    </w:p>
+    <w:p>
+      <w:pPr>
+        <w:rPr>
+          <w:lang w:val="en-US"/>
+        </w:rPr>
+      </w:pPr>
+    </w:p>
+    <w:p>
+      <w:pPr>
+        <w:rPr>
+          <w:lang w:val="en-US"/>
+        </w:rPr>
+      </w:pPr>
+    </w:p>
+    <w:p>
+      <w:pPr>
+        <w:rPr>
+          <w:lang w:val="en-US"/>
+        </w:rPr>
+      </w:pPr>
+    </w:p>
+    <w:p>
+      <w:pPr>
+        <w:rPr>
+          <w:lang w:val="en-US"/>
+        </w:rPr>
+      </w:pPr>
+    </w:p>
+    <w:p>
+      <w:r>
+        <w:lastRenderedPageBreak/>
         <w:br/>
       </w:r>
       <w:r>
         <w:br/>
       </w:r>
-      <w:hyperlink r:id="rId6">
+      <w:hyperlink r:id="rId10">
         <w:r>
           <w:rPr>
             <w:rStyle w:val="Hyperlink"/>
@@ -5424,6 +3904,119 @@
     </w:lvl>
   </w:abstractNum>
   <w:abstractNum w:abstractNumId="5" w15:restartNumberingAfterBreak="0">
+    <w:nsid w:val="441778EC"/>
+    <w:multiLevelType w:val="hybridMultilevel"/>
+    <w:tmpl w:val="6CA0BEFE"/>
+    <w:lvl w:ilvl="0" w:tplc="04160001">
+      <w:start w:val="1"/>
+      <w:numFmt w:val="bullet"/>
+      <w:lvlText w:val=""/>
+      <w:lvlJc w:val="left"/>
+      <w:pPr>
+        <w:ind w:left="720" w:hanging="360"/>
+      </w:pPr>
+      <w:rPr>
+        <w:rFonts w:ascii="Symbol" w:hAnsi="Symbol" w:hint="default"/>
+      </w:rPr>
+    </w:lvl>
+    <w:lvl w:ilvl="1" w:tplc="04160003" w:tentative="1">
+      <w:start w:val="1"/>
+      <w:numFmt w:val="bullet"/>
+      <w:lvlText w:val="o"/>
+      <w:lvlJc w:val="left"/>
+      <w:pPr>
+        <w:ind w:left="1440" w:hanging="360"/>
+      </w:pPr>
+      <w:rPr>
+        <w:rFonts w:ascii="Courier New" w:hAnsi="Courier New" w:cs="Courier New" w:hint="default"/>
+      </w:rPr>
+    </w:lvl>
+    <w:lvl w:ilvl="2" w:tplc="04160005" w:tentative="1">
+      <w:start w:val="1"/>
+      <w:numFmt w:val="bullet"/>
+      <w:lvlText w:val=""/>
+      <w:lvlJc w:val="left"/>
+      <w:pPr>
+        <w:ind w:left="2160" w:hanging="360"/>
+      </w:pPr>
+      <w:rPr>
+        <w:rFonts w:ascii="Wingdings" w:hAnsi="Wingdings" w:hint="default"/>
+      </w:rPr>
+    </w:lvl>
+    <w:lvl w:ilvl="3" w:tplc="04160001" w:tentative="1">
+      <w:start w:val="1"/>
+      <w:numFmt w:val="bullet"/>
+      <w:lvlText w:val=""/>
+      <w:lvlJc w:val="left"/>
+      <w:pPr>
+        <w:ind w:left="2880" w:hanging="360"/>
+      </w:pPr>
+      <w:rPr>
+        <w:rFonts w:ascii="Symbol" w:hAnsi="Symbol" w:hint="default"/>
+      </w:rPr>
+    </w:lvl>
+    <w:lvl w:ilvl="4" w:tplc="04160003" w:tentative="1">
+      <w:start w:val="1"/>
+      <w:numFmt w:val="bullet"/>
+      <w:lvlText w:val="o"/>
+      <w:lvlJc w:val="left"/>
+      <w:pPr>
+        <w:ind w:left="3600" w:hanging="360"/>
+      </w:pPr>
+      <w:rPr>
+        <w:rFonts w:ascii="Courier New" w:hAnsi="Courier New" w:cs="Courier New" w:hint="default"/>
+      </w:rPr>
+    </w:lvl>
+    <w:lvl w:ilvl="5" w:tplc="04160005" w:tentative="1">
+      <w:start w:val="1"/>
+      <w:numFmt w:val="bullet"/>
+      <w:lvlText w:val=""/>
+      <w:lvlJc w:val="left"/>
+      <w:pPr>
+        <w:ind w:left="4320" w:hanging="360"/>
+      </w:pPr>
+      <w:rPr>
+        <w:rFonts w:ascii="Wingdings" w:hAnsi="Wingdings" w:hint="default"/>
+      </w:rPr>
+    </w:lvl>
+    <w:lvl w:ilvl="6" w:tplc="04160001" w:tentative="1">
+      <w:start w:val="1"/>
+      <w:numFmt w:val="bullet"/>
+      <w:lvlText w:val=""/>
+      <w:lvlJc w:val="left"/>
+      <w:pPr>
+        <w:ind w:left="5040" w:hanging="360"/>
+      </w:pPr>
+      <w:rPr>
+        <w:rFonts w:ascii="Symbol" w:hAnsi="Symbol" w:hint="default"/>
+      </w:rPr>
+    </w:lvl>
+    <w:lvl w:ilvl="7" w:tplc="04160003" w:tentative="1">
+      <w:start w:val="1"/>
+      <w:numFmt w:val="bullet"/>
+      <w:lvlText w:val="o"/>
+      <w:lvlJc w:val="left"/>
+      <w:pPr>
+        <w:ind w:left="5760" w:hanging="360"/>
+      </w:pPr>
+      <w:rPr>
+        <w:rFonts w:ascii="Courier New" w:hAnsi="Courier New" w:cs="Courier New" w:hint="default"/>
+      </w:rPr>
+    </w:lvl>
+    <w:lvl w:ilvl="8" w:tplc="04160005" w:tentative="1">
+      <w:start w:val="1"/>
+      <w:numFmt w:val="bullet"/>
+      <w:lvlText w:val=""/>
+      <w:lvlJc w:val="left"/>
+      <w:pPr>
+        <w:ind w:left="6480" w:hanging="360"/>
+      </w:pPr>
+      <w:rPr>
+        <w:rFonts w:ascii="Wingdings" w:hAnsi="Wingdings" w:hint="default"/>
+      </w:rPr>
+    </w:lvl>
+  </w:abstractNum>
+  <w:abstractNum w:abstractNumId="6" w15:restartNumberingAfterBreak="0">
     <w:nsid w:val="50FB06B2"/>
     <w:multiLevelType w:val="multilevel"/>
     <w:tmpl w:val="1592073E"/>
@@ -5572,7 +4165,7 @@
       </w:rPr>
     </w:lvl>
   </w:abstractNum>
-  <w:abstractNum w:abstractNumId="6" w15:restartNumberingAfterBreak="0">
+  <w:abstractNum w:abstractNumId="7" w15:restartNumberingAfterBreak="0">
     <w:nsid w:val="63D12812"/>
     <w:multiLevelType w:val="multilevel"/>
     <w:tmpl w:val="D9C261D4"/>
@@ -5721,7 +4314,7 @@
       </w:rPr>
     </w:lvl>
   </w:abstractNum>
-  <w:abstractNum w:abstractNumId="7" w15:restartNumberingAfterBreak="0">
+  <w:abstractNum w:abstractNumId="8" w15:restartNumberingAfterBreak="0">
     <w:nsid w:val="6B224B12"/>
     <w:multiLevelType w:val="hybridMultilevel"/>
     <w:tmpl w:val="557ABEBE"/>
@@ -5844,7 +4437,7 @@
     <w:abstractNumId w:val="3"/>
   </w:num>
   <w:num w:numId="4" w16cid:durableId="588121197">
-    <w:abstractNumId w:val="7"/>
+    <w:abstractNumId w:val="8"/>
   </w:num>
   <w:num w:numId="5" w16cid:durableId="2117217003">
     <w:abstractNumId w:val="2"/>
@@ -5853,10 +4446,13 @@
     <w:abstractNumId w:val="0"/>
   </w:num>
   <w:num w:numId="7" w16cid:durableId="139156002">
-    <w:abstractNumId w:val="5"/>
+    <w:abstractNumId w:val="6"/>
   </w:num>
   <w:num w:numId="8" w16cid:durableId="916980409">
-    <w:abstractNumId w:val="6"/>
+    <w:abstractNumId w:val="7"/>
+  </w:num>
+  <w:num w:numId="9" w16cid:durableId="1041855780">
+    <w:abstractNumId w:val="5"/>
   </w:num>
 </w:numbering>
 </file>

--- a/UC16/Corpo_Ativo/Regro_Negocios _Entidades.docx
+++ b/UC16/Corpo_Ativo/Regro_Negocios _Entidades.docx
@@ -2,12 +2,4122 @@
 <file path=word/document.xml><?xml version="1.0" encoding="utf-8"?>
 <w:document xmlns:wpc="http://schemas.microsoft.com/office/word/2010/wordprocessingCanvas" xmlns:cx="http://schemas.microsoft.com/office/drawing/2014/chartex" xmlns:cx1="http://schemas.microsoft.com/office/drawing/2015/9/8/chartex" xmlns:cx2="http://schemas.microsoft.com/office/drawing/2015/10/21/chartex" xmlns:cx3="http://schemas.microsoft.com/office/drawing/2016/5/9/chartex" xmlns:cx4="http://schemas.microsoft.com/office/drawing/2016/5/10/chartex" xmlns:cx5="http://schemas.microsoft.com/office/drawing/2016/5/11/chartex" xmlns:cx6="http://schemas.microsoft.com/office/drawing/2016/5/12/chartex" xmlns:cx7="http://schemas.microsoft.com/office/drawing/2016/5/13/chartex" xmlns:cx8="http://schemas.microsoft.com/office/drawing/2016/5/14/chartex" xmlns:mc="http://schemas.openxmlformats.org/markup-compatibility/2006" xmlns:aink="http://schemas.microsoft.com/office/drawing/2016/ink" xmlns:am3d="http://schemas.microsoft.com/office/drawing/2017/model3d" xmlns:o="urn:schemas-microsoft-com:office:office" xmlns:oel="http://schemas.microsoft.com/office/2019/extlst" xmlns:r="http://schemas.openxmlformats.org/officeDocument/2006/relationships" xmlns:m="http://schemas.openxmlformats.org/officeDocument/2006/math" xmlns:v="urn:schemas-microsoft-com:vml" xmlns:wp14="http://schemas.microsoft.com/office/word/2010/wordprocessingDrawing" xmlns:wp="http://schemas.openxmlformats.org/drawingml/2006/wordprocessingDrawing" xmlns:w10="urn:schemas-microsoft-com:office:word" xmlns:w="http://schemas.openxmlformats.org/wordprocessingml/2006/main" xmlns:w14="http://schemas.microsoft.com/office/word/2010/wordml" xmlns:w15="http://schemas.microsoft.com/office/word/2012/wordml" xmlns:w16cex="http://schemas.microsoft.com/office/word/2018/wordml/cex" xmlns:w16cid="http://schemas.microsoft.com/office/word/2016/wordml/cid" xmlns:w16="http://schemas.microsoft.com/office/word/2018/wordml" xmlns:w16du="http://schemas.microsoft.com/office/word/2023/wordml/word16du" xmlns:w16sdtdh="http://schemas.microsoft.com/office/word/2020/wordml/sdtdatahash" xmlns:w16sdtfl="http://schemas.microsoft.com/office/word/2024/wordml/sdtformatlock" xmlns:w16se="http://schemas.microsoft.com/office/word/2015/wordml/symex" xmlns:wpg="http://schemas.microsoft.com/office/word/2010/wordprocessingGroup" xmlns:wpi="http://schemas.microsoft.com/office/word/2010/wordprocessingInk" xmlns:wne="http://schemas.microsoft.com/office/word/2006/wordml" xmlns:wps="http://schemas.microsoft.com/office/word/2010/wordprocessingShape" mc:Ignorable="w14 w15 w16se w16cid w16 w16cex w16sdtdh w16sdtfl w16du wp14">
   <w:body>
+    <w:sdt>
+      <w:sdtPr>
+        <w:id w:val="117735523"/>
+        <w:docPartObj>
+          <w:docPartGallery w:val="Cover Pages"/>
+          <w:docPartUnique/>
+        </w:docPartObj>
+      </w:sdtPr>
+      <w:sdtEndPr>
+        <w:rPr>
+          <w:rFonts w:eastAsiaTheme="minorHAnsi"/>
+          <w:kern w:val="2"/>
+          <w:sz w:val="24"/>
+          <w:szCs w:val="24"/>
+          <w:lang w:eastAsia="en-US"/>
+          <w14:ligatures w14:val="standardContextual"/>
+        </w:rPr>
+      </w:sdtEndPr>
+      <w:sdtContent>
+        <w:p>
+          <w:pPr>
+            <w:pStyle w:val="SemEspaamento"/>
+          </w:pPr>
+          <w:r>
+            <w:rPr>
+              <w:noProof/>
+            </w:rPr>
+            <mc:AlternateContent>
+              <mc:Choice Requires="wpg">
+                <w:drawing>
+                  <wp:anchor distT="0" distB="0" distL="114300" distR="114300" simplePos="0" relativeHeight="251667456" behindDoc="1" locked="0" layoutInCell="1" allowOverlap="1" wp14:anchorId="28B112C5" wp14:editId="2C29E4E9">
+                    <wp:simplePos x="0" y="0"/>
+                    <mc:AlternateContent>
+                      <mc:Choice Requires="wp14">
+                        <wp:positionH relativeFrom="page">
+                          <wp14:pctPosHOffset>4000</wp14:pctPosHOffset>
+                        </wp:positionH>
+                      </mc:Choice>
+                      <mc:Fallback>
+                        <wp:positionH relativeFrom="page">
+                          <wp:posOffset>302260</wp:posOffset>
+                        </wp:positionH>
+                      </mc:Fallback>
+                    </mc:AlternateContent>
+                    <wp:positionV relativeFrom="page">
+                      <wp:align>center</wp:align>
+                    </wp:positionV>
+                    <wp:extent cx="2194560" cy="9125712"/>
+                    <wp:effectExtent l="0" t="0" r="6985" b="7620"/>
+                    <wp:wrapNone/>
+                    <wp:docPr id="2" name="Grupo 2"/>
+                    <wp:cNvGraphicFramePr/>
+                    <a:graphic xmlns:a="http://schemas.openxmlformats.org/drawingml/2006/main">
+                      <a:graphicData uri="http://schemas.microsoft.com/office/word/2010/wordprocessingGroup">
+                        <wpg:wgp>
+                          <wpg:cNvGrpSpPr/>
+                          <wpg:grpSpPr>
+                            <a:xfrm>
+                              <a:off x="0" y="0"/>
+                              <a:ext cx="2194560" cy="9125712"/>
+                              <a:chOff x="0" y="0"/>
+                              <a:chExt cx="2194560" cy="9125712"/>
+                            </a:xfrm>
+                          </wpg:grpSpPr>
+                          <wps:wsp>
+                            <wps:cNvPr id="3" name="Retângulo 3"/>
+                            <wps:cNvSpPr/>
+                            <wps:spPr>
+                              <a:xfrm>
+                                <a:off x="0" y="0"/>
+                                <a:ext cx="194535" cy="9125712"/>
+                              </a:xfrm>
+                              <a:prstGeom prst="rect">
+                                <a:avLst/>
+                              </a:prstGeom>
+                              <a:solidFill>
+                                <a:schemeClr val="tx2"/>
+                              </a:solidFill>
+                              <a:ln>
+                                <a:noFill/>
+                              </a:ln>
+                            </wps:spPr>
+                            <wps:style>
+                              <a:lnRef idx="2">
+                                <a:schemeClr val="accent1">
+                                  <a:shade val="50000"/>
+                                </a:schemeClr>
+                              </a:lnRef>
+                              <a:fillRef idx="1">
+                                <a:schemeClr val="accent1"/>
+                              </a:fillRef>
+                              <a:effectRef idx="0">
+                                <a:schemeClr val="accent1"/>
+                              </a:effectRef>
+                              <a:fontRef idx="minor">
+                                <a:schemeClr val="lt1"/>
+                              </a:fontRef>
+                            </wps:style>
+                            <wps:bodyPr rot="0" spcFirstLastPara="0" vert="horz" wrap="square" lIns="91440" tIns="45720" rIns="91440" bIns="45720" numCol="1" spcCol="0" rtlCol="0" fromWordArt="0" anchor="ctr" anchorCtr="0" forceAA="0" compatLnSpc="1">
+                              <a:prstTxWarp prst="textNoShape">
+                                <a:avLst/>
+                              </a:prstTxWarp>
+                              <a:noAutofit/>
+                            </wps:bodyPr>
+                          </wps:wsp>
+                          <wps:wsp>
+                            <wps:cNvPr id="4" name="Pentágono 4"/>
+                            <wps:cNvSpPr/>
+                            <wps:spPr>
+                              <a:xfrm>
+                                <a:off x="0" y="1466850"/>
+                                <a:ext cx="2194560" cy="552055"/>
+                              </a:xfrm>
+                              <a:prstGeom prst="homePlate">
+                                <a:avLst/>
+                              </a:prstGeom>
+                              <a:ln>
+                                <a:noFill/>
+                              </a:ln>
+                            </wps:spPr>
+                            <wps:style>
+                              <a:lnRef idx="2">
+                                <a:schemeClr val="accent1">
+                                  <a:shade val="50000"/>
+                                </a:schemeClr>
+                              </a:lnRef>
+                              <a:fillRef idx="1">
+                                <a:schemeClr val="accent1"/>
+                              </a:fillRef>
+                              <a:effectRef idx="0">
+                                <a:schemeClr val="accent1"/>
+                              </a:effectRef>
+                              <a:fontRef idx="minor">
+                                <a:schemeClr val="lt1"/>
+                              </a:fontRef>
+                            </wps:style>
+                            <wps:txbx>
+                              <w:txbxContent>
+                                <w:sdt>
+                                  <w:sdtPr>
+                                    <w:rPr>
+                                      <w:color w:val="FFFFFF" w:themeColor="background1"/>
+                                      <w:sz w:val="28"/>
+                                      <w:szCs w:val="28"/>
+                                    </w:rPr>
+                                    <w:alias w:val="Data"/>
+                                    <w:tag w:val=""/>
+                                    <w:id w:val="-650599894"/>
+                                    <w:dataBinding w:prefixMappings="xmlns:ns0='http://schemas.microsoft.com/office/2006/coverPageProps' " w:xpath="/ns0:CoverPageProperties[1]/ns0:PublishDate[1]" w:storeItemID="{55AF091B-3C7A-41E3-B477-F2FDAA23CFDA}"/>
+                                    <w:date w:fullDate="2025-09-08T00:00:00Z">
+                                      <w:dateFormat w:val="d/M/yyyy"/>
+                                      <w:lid w:val="pt-BR"/>
+                                      <w:storeMappedDataAs w:val="dateTime"/>
+                                      <w:calendar w:val="gregorian"/>
+                                    </w:date>
+                                  </w:sdtPr>
+                                  <w:sdtContent>
+                                    <w:p>
+                                      <w:pPr>
+                                        <w:pStyle w:val="SemEspaamento"/>
+                                        <w:jc w:val="right"/>
+                                        <w:rPr>
+                                          <w:color w:val="FFFFFF" w:themeColor="background1"/>
+                                          <w:sz w:val="28"/>
+                                          <w:szCs w:val="28"/>
+                                        </w:rPr>
+                                      </w:pPr>
+                                      <w:r>
+                                        <w:rPr>
+                                          <w:color w:val="FFFFFF" w:themeColor="background1"/>
+                                          <w:sz w:val="28"/>
+                                          <w:szCs w:val="28"/>
+                                        </w:rPr>
+                                        <w:t>08/09/2025</w:t>
+                                      </w:r>
+                                    </w:p>
+                                  </w:sdtContent>
+                                </w:sdt>
+                              </w:txbxContent>
+                            </wps:txbx>
+                            <wps:bodyPr rot="0" spcFirstLastPara="0" vert="horz" wrap="square" lIns="91440" tIns="0" rIns="182880" bIns="0" numCol="1" spcCol="0" rtlCol="0" fromWordArt="0" anchor="ctr" anchorCtr="0" forceAA="0" compatLnSpc="1">
+                              <a:prstTxWarp prst="textNoShape">
+                                <a:avLst/>
+                              </a:prstTxWarp>
+                              <a:noAutofit/>
+                            </wps:bodyPr>
+                          </wps:wsp>
+                          <wpg:grpSp>
+                            <wpg:cNvPr id="5" name="Grupo 5"/>
+                            <wpg:cNvGrpSpPr/>
+                            <wpg:grpSpPr>
+                              <a:xfrm>
+                                <a:off x="76200" y="4210050"/>
+                                <a:ext cx="2057400" cy="4910328"/>
+                                <a:chOff x="80645" y="4211812"/>
+                                <a:chExt cx="1306273" cy="3121026"/>
+                              </a:xfrm>
+                            </wpg:grpSpPr>
+                            <wpg:grpSp>
+                              <wpg:cNvPr id="6" name="Grupo 6"/>
+                              <wpg:cNvGrpSpPr>
+                                <a:grpSpLocks noChangeAspect="1"/>
+                              </wpg:cNvGrpSpPr>
+                              <wpg:grpSpPr>
+                                <a:xfrm>
+                                  <a:off x="141062" y="4211812"/>
+                                  <a:ext cx="1047750" cy="3121026"/>
+                                  <a:chOff x="141062" y="4211812"/>
+                                  <a:chExt cx="1047750" cy="3121026"/>
+                                </a:xfrm>
+                              </wpg:grpSpPr>
+                              <wps:wsp>
+                                <wps:cNvPr id="20" name="Forma livre 20"/>
+                                <wps:cNvSpPr>
+                                  <a:spLocks/>
+                                </wps:cNvSpPr>
+                                <wps:spPr bwMode="auto">
+                                  <a:xfrm>
+                                    <a:off x="369662" y="6216825"/>
+                                    <a:ext cx="193675" cy="698500"/>
+                                  </a:xfrm>
+                                  <a:custGeom>
+                                    <a:avLst/>
+                                    <a:gdLst>
+                                      <a:gd name="T0" fmla="*/ 0 w 122"/>
+                                      <a:gd name="T1" fmla="*/ 0 h 440"/>
+                                      <a:gd name="T2" fmla="*/ 39 w 122"/>
+                                      <a:gd name="T3" fmla="*/ 152 h 440"/>
+                                      <a:gd name="T4" fmla="*/ 84 w 122"/>
+                                      <a:gd name="T5" fmla="*/ 304 h 440"/>
+                                      <a:gd name="T6" fmla="*/ 122 w 122"/>
+                                      <a:gd name="T7" fmla="*/ 417 h 440"/>
+                                      <a:gd name="T8" fmla="*/ 122 w 122"/>
+                                      <a:gd name="T9" fmla="*/ 440 h 440"/>
+                                      <a:gd name="T10" fmla="*/ 76 w 122"/>
+                                      <a:gd name="T11" fmla="*/ 306 h 440"/>
+                                      <a:gd name="T12" fmla="*/ 39 w 122"/>
+                                      <a:gd name="T13" fmla="*/ 180 h 440"/>
+                                      <a:gd name="T14" fmla="*/ 6 w 122"/>
+                                      <a:gd name="T15" fmla="*/ 53 h 440"/>
+                                      <a:gd name="T16" fmla="*/ 0 w 122"/>
+                                      <a:gd name="T17" fmla="*/ 0 h 440"/>
+                                    </a:gdLst>
+                                    <a:ahLst/>
+                                    <a:cxnLst>
+                                      <a:cxn ang="0">
+                                        <a:pos x="T0" y="T1"/>
+                                      </a:cxn>
+                                      <a:cxn ang="0">
+                                        <a:pos x="T2" y="T3"/>
+                                      </a:cxn>
+                                      <a:cxn ang="0">
+                                        <a:pos x="T4" y="T5"/>
+                                      </a:cxn>
+                                      <a:cxn ang="0">
+                                        <a:pos x="T6" y="T7"/>
+                                      </a:cxn>
+                                      <a:cxn ang="0">
+                                        <a:pos x="T8" y="T9"/>
+                                      </a:cxn>
+                                      <a:cxn ang="0">
+                                        <a:pos x="T10" y="T11"/>
+                                      </a:cxn>
+                                      <a:cxn ang="0">
+                                        <a:pos x="T12" y="T13"/>
+                                      </a:cxn>
+                                      <a:cxn ang="0">
+                                        <a:pos x="T14" y="T15"/>
+                                      </a:cxn>
+                                      <a:cxn ang="0">
+                                        <a:pos x="T16" y="T17"/>
+                                      </a:cxn>
+                                    </a:cxnLst>
+                                    <a:rect l="0" t="0" r="r" b="b"/>
+                                    <a:pathLst>
+                                      <a:path w="122" h="440">
+                                        <a:moveTo>
+                                          <a:pt x="0" y="0"/>
+                                        </a:moveTo>
+                                        <a:lnTo>
+                                          <a:pt x="39" y="152"/>
+                                        </a:lnTo>
+                                        <a:lnTo>
+                                          <a:pt x="84" y="304"/>
+                                        </a:lnTo>
+                                        <a:lnTo>
+                                          <a:pt x="122" y="417"/>
+                                        </a:lnTo>
+                                        <a:lnTo>
+                                          <a:pt x="122" y="440"/>
+                                        </a:lnTo>
+                                        <a:lnTo>
+                                          <a:pt x="76" y="306"/>
+                                        </a:lnTo>
+                                        <a:lnTo>
+                                          <a:pt x="39" y="180"/>
+                                        </a:lnTo>
+                                        <a:lnTo>
+                                          <a:pt x="6" y="53"/>
+                                        </a:lnTo>
+                                        <a:lnTo>
+                                          <a:pt x="0" y="0"/>
+                                        </a:lnTo>
+                                        <a:close/>
+                                      </a:path>
+                                    </a:pathLst>
+                                  </a:custGeom>
+                                  <a:solidFill>
+                                    <a:schemeClr val="tx2"/>
+                                  </a:solidFill>
+                                  <a:ln w="0">
+                                    <a:solidFill>
+                                      <a:schemeClr val="tx2"/>
+                                    </a:solidFill>
+                                    <a:prstDash val="solid"/>
+                                    <a:round/>
+                                    <a:headEnd/>
+                                    <a:tailEnd/>
+                                  </a:ln>
+                                </wps:spPr>
+                                <wps:bodyPr vert="horz" wrap="square" lIns="91440" tIns="45720" rIns="91440" bIns="45720" numCol="1" anchor="t" anchorCtr="0" compatLnSpc="1">
+                                  <a:prstTxWarp prst="textNoShape">
+                                    <a:avLst/>
+                                  </a:prstTxWarp>
+                                </wps:bodyPr>
+                              </wps:wsp>
+                              <wps:wsp>
+                                <wps:cNvPr id="21" name="Forma livre 21"/>
+                                <wps:cNvSpPr>
+                                  <a:spLocks/>
+                                </wps:cNvSpPr>
+                                <wps:spPr bwMode="auto">
+                                  <a:xfrm>
+                                    <a:off x="572862" y="6905800"/>
+                                    <a:ext cx="184150" cy="427038"/>
+                                  </a:xfrm>
+                                  <a:custGeom>
+                                    <a:avLst/>
+                                    <a:gdLst>
+                                      <a:gd name="T0" fmla="*/ 0 w 116"/>
+                                      <a:gd name="T1" fmla="*/ 0 h 269"/>
+                                      <a:gd name="T2" fmla="*/ 8 w 116"/>
+                                      <a:gd name="T3" fmla="*/ 19 h 269"/>
+                                      <a:gd name="T4" fmla="*/ 37 w 116"/>
+                                      <a:gd name="T5" fmla="*/ 93 h 269"/>
+                                      <a:gd name="T6" fmla="*/ 67 w 116"/>
+                                      <a:gd name="T7" fmla="*/ 167 h 269"/>
+                                      <a:gd name="T8" fmla="*/ 116 w 116"/>
+                                      <a:gd name="T9" fmla="*/ 269 h 269"/>
+                                      <a:gd name="T10" fmla="*/ 108 w 116"/>
+                                      <a:gd name="T11" fmla="*/ 269 h 269"/>
+                                      <a:gd name="T12" fmla="*/ 60 w 116"/>
+                                      <a:gd name="T13" fmla="*/ 169 h 269"/>
+                                      <a:gd name="T14" fmla="*/ 30 w 116"/>
+                                      <a:gd name="T15" fmla="*/ 98 h 269"/>
+                                      <a:gd name="T16" fmla="*/ 1 w 116"/>
+                                      <a:gd name="T17" fmla="*/ 25 h 269"/>
+                                      <a:gd name="T18" fmla="*/ 0 w 116"/>
+                                      <a:gd name="T19" fmla="*/ 0 h 269"/>
+                                    </a:gdLst>
+                                    <a:ahLst/>
+                                    <a:cxnLst>
+                                      <a:cxn ang="0">
+                                        <a:pos x="T0" y="T1"/>
+                                      </a:cxn>
+                                      <a:cxn ang="0">
+                                        <a:pos x="T2" y="T3"/>
+                                      </a:cxn>
+                                      <a:cxn ang="0">
+                                        <a:pos x="T4" y="T5"/>
+                                      </a:cxn>
+                                      <a:cxn ang="0">
+                                        <a:pos x="T6" y="T7"/>
+                                      </a:cxn>
+                                      <a:cxn ang="0">
+                                        <a:pos x="T8" y="T9"/>
+                                      </a:cxn>
+                                      <a:cxn ang="0">
+                                        <a:pos x="T10" y="T11"/>
+                                      </a:cxn>
+                                      <a:cxn ang="0">
+                                        <a:pos x="T12" y="T13"/>
+                                      </a:cxn>
+                                      <a:cxn ang="0">
+                                        <a:pos x="T14" y="T15"/>
+                                      </a:cxn>
+                                      <a:cxn ang="0">
+                                        <a:pos x="T16" y="T17"/>
+                                      </a:cxn>
+                                      <a:cxn ang="0">
+                                        <a:pos x="T18" y="T19"/>
+                                      </a:cxn>
+                                    </a:cxnLst>
+                                    <a:rect l="0" t="0" r="r" b="b"/>
+                                    <a:pathLst>
+                                      <a:path w="116" h="269">
+                                        <a:moveTo>
+                                          <a:pt x="0" y="0"/>
+                                        </a:moveTo>
+                                        <a:lnTo>
+                                          <a:pt x="8" y="19"/>
+                                        </a:lnTo>
+                                        <a:lnTo>
+                                          <a:pt x="37" y="93"/>
+                                        </a:lnTo>
+                                        <a:lnTo>
+                                          <a:pt x="67" y="167"/>
+                                        </a:lnTo>
+                                        <a:lnTo>
+                                          <a:pt x="116" y="269"/>
+                                        </a:lnTo>
+                                        <a:lnTo>
+                                          <a:pt x="108" y="269"/>
+                                        </a:lnTo>
+                                        <a:lnTo>
+                                          <a:pt x="60" y="169"/>
+                                        </a:lnTo>
+                                        <a:lnTo>
+                                          <a:pt x="30" y="98"/>
+                                        </a:lnTo>
+                                        <a:lnTo>
+                                          <a:pt x="1" y="25"/>
+                                        </a:lnTo>
+                                        <a:lnTo>
+                                          <a:pt x="0" y="0"/>
+                                        </a:lnTo>
+                                        <a:close/>
+                                      </a:path>
+                                    </a:pathLst>
+                                  </a:custGeom>
+                                  <a:solidFill>
+                                    <a:schemeClr val="tx2"/>
+                                  </a:solidFill>
+                                  <a:ln w="0">
+                                    <a:solidFill>
+                                      <a:schemeClr val="tx2"/>
+                                    </a:solidFill>
+                                    <a:prstDash val="solid"/>
+                                    <a:round/>
+                                    <a:headEnd/>
+                                    <a:tailEnd/>
+                                  </a:ln>
+                                </wps:spPr>
+                                <wps:bodyPr vert="horz" wrap="square" lIns="91440" tIns="45720" rIns="91440" bIns="45720" numCol="1" anchor="t" anchorCtr="0" compatLnSpc="1">
+                                  <a:prstTxWarp prst="textNoShape">
+                                    <a:avLst/>
+                                  </a:prstTxWarp>
+                                </wps:bodyPr>
+                              </wps:wsp>
+                              <wps:wsp>
+                                <wps:cNvPr id="22" name="Forma livre 22"/>
+                                <wps:cNvSpPr>
+                                  <a:spLocks/>
+                                </wps:cNvSpPr>
+                                <wps:spPr bwMode="auto">
+                                  <a:xfrm>
+                                    <a:off x="141062" y="4211812"/>
+                                    <a:ext cx="222250" cy="2019300"/>
+                                  </a:xfrm>
+                                  <a:custGeom>
+                                    <a:avLst/>
+                                    <a:gdLst>
+                                      <a:gd name="T0" fmla="*/ 0 w 140"/>
+                                      <a:gd name="T1" fmla="*/ 0 h 1272"/>
+                                      <a:gd name="T2" fmla="*/ 0 w 140"/>
+                                      <a:gd name="T3" fmla="*/ 0 h 1272"/>
+                                      <a:gd name="T4" fmla="*/ 1 w 140"/>
+                                      <a:gd name="T5" fmla="*/ 79 h 1272"/>
+                                      <a:gd name="T6" fmla="*/ 3 w 140"/>
+                                      <a:gd name="T7" fmla="*/ 159 h 1272"/>
+                                      <a:gd name="T8" fmla="*/ 12 w 140"/>
+                                      <a:gd name="T9" fmla="*/ 317 h 1272"/>
+                                      <a:gd name="T10" fmla="*/ 23 w 140"/>
+                                      <a:gd name="T11" fmla="*/ 476 h 1272"/>
+                                      <a:gd name="T12" fmla="*/ 39 w 140"/>
+                                      <a:gd name="T13" fmla="*/ 634 h 1272"/>
+                                      <a:gd name="T14" fmla="*/ 58 w 140"/>
+                                      <a:gd name="T15" fmla="*/ 792 h 1272"/>
+                                      <a:gd name="T16" fmla="*/ 83 w 140"/>
+                                      <a:gd name="T17" fmla="*/ 948 h 1272"/>
+                                      <a:gd name="T18" fmla="*/ 107 w 140"/>
+                                      <a:gd name="T19" fmla="*/ 1086 h 1272"/>
+                                      <a:gd name="T20" fmla="*/ 135 w 140"/>
+                                      <a:gd name="T21" fmla="*/ 1223 h 1272"/>
+                                      <a:gd name="T22" fmla="*/ 140 w 140"/>
+                                      <a:gd name="T23" fmla="*/ 1272 h 1272"/>
+                                      <a:gd name="T24" fmla="*/ 138 w 140"/>
+                                      <a:gd name="T25" fmla="*/ 1262 h 1272"/>
+                                      <a:gd name="T26" fmla="*/ 105 w 140"/>
+                                      <a:gd name="T27" fmla="*/ 1106 h 1272"/>
+                                      <a:gd name="T28" fmla="*/ 77 w 140"/>
+                                      <a:gd name="T29" fmla="*/ 949 h 1272"/>
+                                      <a:gd name="T30" fmla="*/ 53 w 140"/>
+                                      <a:gd name="T31" fmla="*/ 792 h 1272"/>
+                                      <a:gd name="T32" fmla="*/ 35 w 140"/>
+                                      <a:gd name="T33" fmla="*/ 634 h 1272"/>
+                                      <a:gd name="T34" fmla="*/ 20 w 140"/>
+                                      <a:gd name="T35" fmla="*/ 476 h 1272"/>
+                                      <a:gd name="T36" fmla="*/ 9 w 140"/>
+                                      <a:gd name="T37" fmla="*/ 317 h 1272"/>
+                                      <a:gd name="T38" fmla="*/ 2 w 140"/>
+                                      <a:gd name="T39" fmla="*/ 159 h 1272"/>
+                                      <a:gd name="T40" fmla="*/ 0 w 140"/>
+                                      <a:gd name="T41" fmla="*/ 79 h 1272"/>
+                                      <a:gd name="T42" fmla="*/ 0 w 140"/>
+                                      <a:gd name="T43" fmla="*/ 0 h 1272"/>
+                                    </a:gdLst>
+                                    <a:ahLst/>
+                                    <a:cxnLst>
+                                      <a:cxn ang="0">
+                                        <a:pos x="T0" y="T1"/>
+                                      </a:cxn>
+                                      <a:cxn ang="0">
+                                        <a:pos x="T2" y="T3"/>
+                                      </a:cxn>
+                                      <a:cxn ang="0">
+                                        <a:pos x="T4" y="T5"/>
+                                      </a:cxn>
+                                      <a:cxn ang="0">
+                                        <a:pos x="T6" y="T7"/>
+                                      </a:cxn>
+                                      <a:cxn ang="0">
+                                        <a:pos x="T8" y="T9"/>
+                                      </a:cxn>
+                                      <a:cxn ang="0">
+                                        <a:pos x="T10" y="T11"/>
+                                      </a:cxn>
+                                      <a:cxn ang="0">
+                                        <a:pos x="T12" y="T13"/>
+                                      </a:cxn>
+                                      <a:cxn ang="0">
+                                        <a:pos x="T14" y="T15"/>
+                                      </a:cxn>
+                                      <a:cxn ang="0">
+                                        <a:pos x="T16" y="T17"/>
+                                      </a:cxn>
+                                      <a:cxn ang="0">
+                                        <a:pos x="T18" y="T19"/>
+                                      </a:cxn>
+                                      <a:cxn ang="0">
+                                        <a:pos x="T20" y="T21"/>
+                                      </a:cxn>
+                                      <a:cxn ang="0">
+                                        <a:pos x="T22" y="T23"/>
+                                      </a:cxn>
+                                      <a:cxn ang="0">
+                                        <a:pos x="T24" y="T25"/>
+                                      </a:cxn>
+                                      <a:cxn ang="0">
+                                        <a:pos x="T26" y="T27"/>
+                                      </a:cxn>
+                                      <a:cxn ang="0">
+                                        <a:pos x="T28" y="T29"/>
+                                      </a:cxn>
+                                      <a:cxn ang="0">
+                                        <a:pos x="T30" y="T31"/>
+                                      </a:cxn>
+                                      <a:cxn ang="0">
+                                        <a:pos x="T32" y="T33"/>
+                                      </a:cxn>
+                                      <a:cxn ang="0">
+                                        <a:pos x="T34" y="T35"/>
+                                      </a:cxn>
+                                      <a:cxn ang="0">
+                                        <a:pos x="T36" y="T37"/>
+                                      </a:cxn>
+                                      <a:cxn ang="0">
+                                        <a:pos x="T38" y="T39"/>
+                                      </a:cxn>
+                                      <a:cxn ang="0">
+                                        <a:pos x="T40" y="T41"/>
+                                      </a:cxn>
+                                      <a:cxn ang="0">
+                                        <a:pos x="T42" y="T43"/>
+                                      </a:cxn>
+                                    </a:cxnLst>
+                                    <a:rect l="0" t="0" r="r" b="b"/>
+                                    <a:pathLst>
+                                      <a:path w="140" h="1272">
+                                        <a:moveTo>
+                                          <a:pt x="0" y="0"/>
+                                        </a:moveTo>
+                                        <a:lnTo>
+                                          <a:pt x="0" y="0"/>
+                                        </a:lnTo>
+                                        <a:lnTo>
+                                          <a:pt x="1" y="79"/>
+                                        </a:lnTo>
+                                        <a:lnTo>
+                                          <a:pt x="3" y="159"/>
+                                        </a:lnTo>
+                                        <a:lnTo>
+                                          <a:pt x="12" y="317"/>
+                                        </a:lnTo>
+                                        <a:lnTo>
+                                          <a:pt x="23" y="476"/>
+                                        </a:lnTo>
+                                        <a:lnTo>
+                                          <a:pt x="39" y="634"/>
+                                        </a:lnTo>
+                                        <a:lnTo>
+                                          <a:pt x="58" y="792"/>
+                                        </a:lnTo>
+                                        <a:lnTo>
+                                          <a:pt x="83" y="948"/>
+                                        </a:lnTo>
+                                        <a:lnTo>
+                                          <a:pt x="107" y="1086"/>
+                                        </a:lnTo>
+                                        <a:lnTo>
+                                          <a:pt x="135" y="1223"/>
+                                        </a:lnTo>
+                                        <a:lnTo>
+                                          <a:pt x="140" y="1272"/>
+                                        </a:lnTo>
+                                        <a:lnTo>
+                                          <a:pt x="138" y="1262"/>
+                                        </a:lnTo>
+                                        <a:lnTo>
+                                          <a:pt x="105" y="1106"/>
+                                        </a:lnTo>
+                                        <a:lnTo>
+                                          <a:pt x="77" y="949"/>
+                                        </a:lnTo>
+                                        <a:lnTo>
+                                          <a:pt x="53" y="792"/>
+                                        </a:lnTo>
+                                        <a:lnTo>
+                                          <a:pt x="35" y="634"/>
+                                        </a:lnTo>
+                                        <a:lnTo>
+                                          <a:pt x="20" y="476"/>
+                                        </a:lnTo>
+                                        <a:lnTo>
+                                          <a:pt x="9" y="317"/>
+                                        </a:lnTo>
+                                        <a:lnTo>
+                                          <a:pt x="2" y="159"/>
+                                        </a:lnTo>
+                                        <a:lnTo>
+                                          <a:pt x="0" y="79"/>
+                                        </a:lnTo>
+                                        <a:lnTo>
+                                          <a:pt x="0" y="0"/>
+                                        </a:lnTo>
+                                        <a:close/>
+                                      </a:path>
+                                    </a:pathLst>
+                                  </a:custGeom>
+                                  <a:solidFill>
+                                    <a:schemeClr val="tx2"/>
+                                  </a:solidFill>
+                                  <a:ln w="0">
+                                    <a:solidFill>
+                                      <a:schemeClr val="tx2"/>
+                                    </a:solidFill>
+                                    <a:prstDash val="solid"/>
+                                    <a:round/>
+                                    <a:headEnd/>
+                                    <a:tailEnd/>
+                                  </a:ln>
+                                </wps:spPr>
+                                <wps:bodyPr vert="horz" wrap="square" lIns="91440" tIns="45720" rIns="91440" bIns="45720" numCol="1" anchor="t" anchorCtr="0" compatLnSpc="1">
+                                  <a:prstTxWarp prst="textNoShape">
+                                    <a:avLst/>
+                                  </a:prstTxWarp>
+                                </wps:bodyPr>
+                              </wps:wsp>
+                              <wps:wsp>
+                                <wps:cNvPr id="23" name="Forma livre 23"/>
+                                <wps:cNvSpPr>
+                                  <a:spLocks/>
+                                </wps:cNvSpPr>
+                                <wps:spPr bwMode="auto">
+                                  <a:xfrm>
+                                    <a:off x="341087" y="4861100"/>
+                                    <a:ext cx="71438" cy="1355725"/>
+                                  </a:xfrm>
+                                  <a:custGeom>
+                                    <a:avLst/>
+                                    <a:gdLst>
+                                      <a:gd name="T0" fmla="*/ 45 w 45"/>
+                                      <a:gd name="T1" fmla="*/ 0 h 854"/>
+                                      <a:gd name="T2" fmla="*/ 45 w 45"/>
+                                      <a:gd name="T3" fmla="*/ 0 h 854"/>
+                                      <a:gd name="T4" fmla="*/ 35 w 45"/>
+                                      <a:gd name="T5" fmla="*/ 66 h 854"/>
+                                      <a:gd name="T6" fmla="*/ 26 w 45"/>
+                                      <a:gd name="T7" fmla="*/ 133 h 854"/>
+                                      <a:gd name="T8" fmla="*/ 14 w 45"/>
+                                      <a:gd name="T9" fmla="*/ 267 h 854"/>
+                                      <a:gd name="T10" fmla="*/ 6 w 45"/>
+                                      <a:gd name="T11" fmla="*/ 401 h 854"/>
+                                      <a:gd name="T12" fmla="*/ 3 w 45"/>
+                                      <a:gd name="T13" fmla="*/ 534 h 854"/>
+                                      <a:gd name="T14" fmla="*/ 6 w 45"/>
+                                      <a:gd name="T15" fmla="*/ 669 h 854"/>
+                                      <a:gd name="T16" fmla="*/ 14 w 45"/>
+                                      <a:gd name="T17" fmla="*/ 803 h 854"/>
+                                      <a:gd name="T18" fmla="*/ 18 w 45"/>
+                                      <a:gd name="T19" fmla="*/ 854 h 854"/>
+                                      <a:gd name="T20" fmla="*/ 18 w 45"/>
+                                      <a:gd name="T21" fmla="*/ 851 h 854"/>
+                                      <a:gd name="T22" fmla="*/ 9 w 45"/>
+                                      <a:gd name="T23" fmla="*/ 814 h 854"/>
+                                      <a:gd name="T24" fmla="*/ 8 w 45"/>
+                                      <a:gd name="T25" fmla="*/ 803 h 854"/>
+                                      <a:gd name="T26" fmla="*/ 1 w 45"/>
+                                      <a:gd name="T27" fmla="*/ 669 h 854"/>
+                                      <a:gd name="T28" fmla="*/ 0 w 45"/>
+                                      <a:gd name="T29" fmla="*/ 534 h 854"/>
+                                      <a:gd name="T30" fmla="*/ 3 w 45"/>
+                                      <a:gd name="T31" fmla="*/ 401 h 854"/>
+                                      <a:gd name="T32" fmla="*/ 12 w 45"/>
+                                      <a:gd name="T33" fmla="*/ 267 h 854"/>
+                                      <a:gd name="T34" fmla="*/ 25 w 45"/>
+                                      <a:gd name="T35" fmla="*/ 132 h 854"/>
+                                      <a:gd name="T36" fmla="*/ 34 w 45"/>
+                                      <a:gd name="T37" fmla="*/ 66 h 854"/>
+                                      <a:gd name="T38" fmla="*/ 45 w 45"/>
+                                      <a:gd name="T39" fmla="*/ 0 h 854"/>
+                                    </a:gdLst>
+                                    <a:ahLst/>
+                                    <a:cxnLst>
+                                      <a:cxn ang="0">
+                                        <a:pos x="T0" y="T1"/>
+                                      </a:cxn>
+                                      <a:cxn ang="0">
+                                        <a:pos x="T2" y="T3"/>
+                                      </a:cxn>
+                                      <a:cxn ang="0">
+                                        <a:pos x="T4" y="T5"/>
+                                      </a:cxn>
+                                      <a:cxn ang="0">
+                                        <a:pos x="T6" y="T7"/>
+                                      </a:cxn>
+                                      <a:cxn ang="0">
+                                        <a:pos x="T8" y="T9"/>
+                                      </a:cxn>
+                                      <a:cxn ang="0">
+                                        <a:pos x="T10" y="T11"/>
+                                      </a:cxn>
+                                      <a:cxn ang="0">
+                                        <a:pos x="T12" y="T13"/>
+                                      </a:cxn>
+                                      <a:cxn ang="0">
+                                        <a:pos x="T14" y="T15"/>
+                                      </a:cxn>
+                                      <a:cxn ang="0">
+                                        <a:pos x="T16" y="T17"/>
+                                      </a:cxn>
+                                      <a:cxn ang="0">
+                                        <a:pos x="T18" y="T19"/>
+                                      </a:cxn>
+                                      <a:cxn ang="0">
+                                        <a:pos x="T20" y="T21"/>
+                                      </a:cxn>
+                                      <a:cxn ang="0">
+                                        <a:pos x="T22" y="T23"/>
+                                      </a:cxn>
+                                      <a:cxn ang="0">
+                                        <a:pos x="T24" y="T25"/>
+                                      </a:cxn>
+                                      <a:cxn ang="0">
+                                        <a:pos x="T26" y="T27"/>
+                                      </a:cxn>
+                                      <a:cxn ang="0">
+                                        <a:pos x="T28" y="T29"/>
+                                      </a:cxn>
+                                      <a:cxn ang="0">
+                                        <a:pos x="T30" y="T31"/>
+                                      </a:cxn>
+                                      <a:cxn ang="0">
+                                        <a:pos x="T32" y="T33"/>
+                                      </a:cxn>
+                                      <a:cxn ang="0">
+                                        <a:pos x="T34" y="T35"/>
+                                      </a:cxn>
+                                      <a:cxn ang="0">
+                                        <a:pos x="T36" y="T37"/>
+                                      </a:cxn>
+                                      <a:cxn ang="0">
+                                        <a:pos x="T38" y="T39"/>
+                                      </a:cxn>
+                                    </a:cxnLst>
+                                    <a:rect l="0" t="0" r="r" b="b"/>
+                                    <a:pathLst>
+                                      <a:path w="45" h="854">
+                                        <a:moveTo>
+                                          <a:pt x="45" y="0"/>
+                                        </a:moveTo>
+                                        <a:lnTo>
+                                          <a:pt x="45" y="0"/>
+                                        </a:lnTo>
+                                        <a:lnTo>
+                                          <a:pt x="35" y="66"/>
+                                        </a:lnTo>
+                                        <a:lnTo>
+                                          <a:pt x="26" y="133"/>
+                                        </a:lnTo>
+                                        <a:lnTo>
+                                          <a:pt x="14" y="267"/>
+                                        </a:lnTo>
+                                        <a:lnTo>
+                                          <a:pt x="6" y="401"/>
+                                        </a:lnTo>
+                                        <a:lnTo>
+                                          <a:pt x="3" y="534"/>
+                                        </a:lnTo>
+                                        <a:lnTo>
+                                          <a:pt x="6" y="669"/>
+                                        </a:lnTo>
+                                        <a:lnTo>
+                                          <a:pt x="14" y="803"/>
+                                        </a:lnTo>
+                                        <a:lnTo>
+                                          <a:pt x="18" y="854"/>
+                                        </a:lnTo>
+                                        <a:lnTo>
+                                          <a:pt x="18" y="851"/>
+                                        </a:lnTo>
+                                        <a:lnTo>
+                                          <a:pt x="9" y="814"/>
+                                        </a:lnTo>
+                                        <a:lnTo>
+                                          <a:pt x="8" y="803"/>
+                                        </a:lnTo>
+                                        <a:lnTo>
+                                          <a:pt x="1" y="669"/>
+                                        </a:lnTo>
+                                        <a:lnTo>
+                                          <a:pt x="0" y="534"/>
+                                        </a:lnTo>
+                                        <a:lnTo>
+                                          <a:pt x="3" y="401"/>
+                                        </a:lnTo>
+                                        <a:lnTo>
+                                          <a:pt x="12" y="267"/>
+                                        </a:lnTo>
+                                        <a:lnTo>
+                                          <a:pt x="25" y="132"/>
+                                        </a:lnTo>
+                                        <a:lnTo>
+                                          <a:pt x="34" y="66"/>
+                                        </a:lnTo>
+                                        <a:lnTo>
+                                          <a:pt x="45" y="0"/>
+                                        </a:lnTo>
+                                        <a:close/>
+                                      </a:path>
+                                    </a:pathLst>
+                                  </a:custGeom>
+                                  <a:solidFill>
+                                    <a:schemeClr val="tx2"/>
+                                  </a:solidFill>
+                                  <a:ln w="0">
+                                    <a:solidFill>
+                                      <a:schemeClr val="tx2"/>
+                                    </a:solidFill>
+                                    <a:prstDash val="solid"/>
+                                    <a:round/>
+                                    <a:headEnd/>
+                                    <a:tailEnd/>
+                                  </a:ln>
+                                </wps:spPr>
+                                <wps:bodyPr vert="horz" wrap="square" lIns="91440" tIns="45720" rIns="91440" bIns="45720" numCol="1" anchor="t" anchorCtr="0" compatLnSpc="1">
+                                  <a:prstTxWarp prst="textNoShape">
+                                    <a:avLst/>
+                                  </a:prstTxWarp>
+                                </wps:bodyPr>
+                              </wps:wsp>
+                              <wps:wsp>
+                                <wps:cNvPr id="24" name="Forma livre 24"/>
+                                <wps:cNvSpPr>
+                                  <a:spLocks/>
+                                </wps:cNvSpPr>
+                                <wps:spPr bwMode="auto">
+                                  <a:xfrm>
+                                    <a:off x="363312" y="6231112"/>
+                                    <a:ext cx="244475" cy="998538"/>
+                                  </a:xfrm>
+                                  <a:custGeom>
+                                    <a:avLst/>
+                                    <a:gdLst>
+                                      <a:gd name="T0" fmla="*/ 0 w 154"/>
+                                      <a:gd name="T1" fmla="*/ 0 h 629"/>
+                                      <a:gd name="T2" fmla="*/ 10 w 154"/>
+                                      <a:gd name="T3" fmla="*/ 44 h 629"/>
+                                      <a:gd name="T4" fmla="*/ 21 w 154"/>
+                                      <a:gd name="T5" fmla="*/ 126 h 629"/>
+                                      <a:gd name="T6" fmla="*/ 34 w 154"/>
+                                      <a:gd name="T7" fmla="*/ 207 h 629"/>
+                                      <a:gd name="T8" fmla="*/ 53 w 154"/>
+                                      <a:gd name="T9" fmla="*/ 293 h 629"/>
+                                      <a:gd name="T10" fmla="*/ 75 w 154"/>
+                                      <a:gd name="T11" fmla="*/ 380 h 629"/>
+                                      <a:gd name="T12" fmla="*/ 100 w 154"/>
+                                      <a:gd name="T13" fmla="*/ 466 h 629"/>
+                                      <a:gd name="T14" fmla="*/ 120 w 154"/>
+                                      <a:gd name="T15" fmla="*/ 521 h 629"/>
+                                      <a:gd name="T16" fmla="*/ 141 w 154"/>
+                                      <a:gd name="T17" fmla="*/ 576 h 629"/>
+                                      <a:gd name="T18" fmla="*/ 152 w 154"/>
+                                      <a:gd name="T19" fmla="*/ 618 h 629"/>
+                                      <a:gd name="T20" fmla="*/ 154 w 154"/>
+                                      <a:gd name="T21" fmla="*/ 629 h 629"/>
+                                      <a:gd name="T22" fmla="*/ 140 w 154"/>
+                                      <a:gd name="T23" fmla="*/ 595 h 629"/>
+                                      <a:gd name="T24" fmla="*/ 115 w 154"/>
+                                      <a:gd name="T25" fmla="*/ 532 h 629"/>
+                                      <a:gd name="T26" fmla="*/ 93 w 154"/>
+                                      <a:gd name="T27" fmla="*/ 468 h 629"/>
+                                      <a:gd name="T28" fmla="*/ 67 w 154"/>
+                                      <a:gd name="T29" fmla="*/ 383 h 629"/>
+                                      <a:gd name="T30" fmla="*/ 47 w 154"/>
+                                      <a:gd name="T31" fmla="*/ 295 h 629"/>
+                                      <a:gd name="T32" fmla="*/ 28 w 154"/>
+                                      <a:gd name="T33" fmla="*/ 207 h 629"/>
+                                      <a:gd name="T34" fmla="*/ 12 w 154"/>
+                                      <a:gd name="T35" fmla="*/ 104 h 629"/>
+                                      <a:gd name="T36" fmla="*/ 0 w 154"/>
+                                      <a:gd name="T37" fmla="*/ 0 h 629"/>
+                                    </a:gdLst>
+                                    <a:ahLst/>
+                                    <a:cxnLst>
+                                      <a:cxn ang="0">
+                                        <a:pos x="T0" y="T1"/>
+                                      </a:cxn>
+                                      <a:cxn ang="0">
+                                        <a:pos x="T2" y="T3"/>
+                                      </a:cxn>
+                                      <a:cxn ang="0">
+                                        <a:pos x="T4" y="T5"/>
+                                      </a:cxn>
+                                      <a:cxn ang="0">
+                                        <a:pos x="T6" y="T7"/>
+                                      </a:cxn>
+                                      <a:cxn ang="0">
+                                        <a:pos x="T8" y="T9"/>
+                                      </a:cxn>
+                                      <a:cxn ang="0">
+                                        <a:pos x="T10" y="T11"/>
+                                      </a:cxn>
+                                      <a:cxn ang="0">
+                                        <a:pos x="T12" y="T13"/>
+                                      </a:cxn>
+                                      <a:cxn ang="0">
+                                        <a:pos x="T14" y="T15"/>
+                                      </a:cxn>
+                                      <a:cxn ang="0">
+                                        <a:pos x="T16" y="T17"/>
+                                      </a:cxn>
+                                      <a:cxn ang="0">
+                                        <a:pos x="T18" y="T19"/>
+                                      </a:cxn>
+                                      <a:cxn ang="0">
+                                        <a:pos x="T20" y="T21"/>
+                                      </a:cxn>
+                                      <a:cxn ang="0">
+                                        <a:pos x="T22" y="T23"/>
+                                      </a:cxn>
+                                      <a:cxn ang="0">
+                                        <a:pos x="T24" y="T25"/>
+                                      </a:cxn>
+                                      <a:cxn ang="0">
+                                        <a:pos x="T26" y="T27"/>
+                                      </a:cxn>
+                                      <a:cxn ang="0">
+                                        <a:pos x="T28" y="T29"/>
+                                      </a:cxn>
+                                      <a:cxn ang="0">
+                                        <a:pos x="T30" y="T31"/>
+                                      </a:cxn>
+                                      <a:cxn ang="0">
+                                        <a:pos x="T32" y="T33"/>
+                                      </a:cxn>
+                                      <a:cxn ang="0">
+                                        <a:pos x="T34" y="T35"/>
+                                      </a:cxn>
+                                      <a:cxn ang="0">
+                                        <a:pos x="T36" y="T37"/>
+                                      </a:cxn>
+                                    </a:cxnLst>
+                                    <a:rect l="0" t="0" r="r" b="b"/>
+                                    <a:pathLst>
+                                      <a:path w="154" h="629">
+                                        <a:moveTo>
+                                          <a:pt x="0" y="0"/>
+                                        </a:moveTo>
+                                        <a:lnTo>
+                                          <a:pt x="10" y="44"/>
+                                        </a:lnTo>
+                                        <a:lnTo>
+                                          <a:pt x="21" y="126"/>
+                                        </a:lnTo>
+                                        <a:lnTo>
+                                          <a:pt x="34" y="207"/>
+                                        </a:lnTo>
+                                        <a:lnTo>
+                                          <a:pt x="53" y="293"/>
+                                        </a:lnTo>
+                                        <a:lnTo>
+                                          <a:pt x="75" y="380"/>
+                                        </a:lnTo>
+                                        <a:lnTo>
+                                          <a:pt x="100" y="466"/>
+                                        </a:lnTo>
+                                        <a:lnTo>
+                                          <a:pt x="120" y="521"/>
+                                        </a:lnTo>
+                                        <a:lnTo>
+                                          <a:pt x="141" y="576"/>
+                                        </a:lnTo>
+                                        <a:lnTo>
+                                          <a:pt x="152" y="618"/>
+                                        </a:lnTo>
+                                        <a:lnTo>
+                                          <a:pt x="154" y="629"/>
+                                        </a:lnTo>
+                                        <a:lnTo>
+                                          <a:pt x="140" y="595"/>
+                                        </a:lnTo>
+                                        <a:lnTo>
+                                          <a:pt x="115" y="532"/>
+                                        </a:lnTo>
+                                        <a:lnTo>
+                                          <a:pt x="93" y="468"/>
+                                        </a:lnTo>
+                                        <a:lnTo>
+                                          <a:pt x="67" y="383"/>
+                                        </a:lnTo>
+                                        <a:lnTo>
+                                          <a:pt x="47" y="295"/>
+                                        </a:lnTo>
+                                        <a:lnTo>
+                                          <a:pt x="28" y="207"/>
+                                        </a:lnTo>
+                                        <a:lnTo>
+                                          <a:pt x="12" y="104"/>
+                                        </a:lnTo>
+                                        <a:lnTo>
+                                          <a:pt x="0" y="0"/>
+                                        </a:lnTo>
+                                        <a:close/>
+                                      </a:path>
+                                    </a:pathLst>
+                                  </a:custGeom>
+                                  <a:solidFill>
+                                    <a:schemeClr val="tx2"/>
+                                  </a:solidFill>
+                                  <a:ln w="0">
+                                    <a:solidFill>
+                                      <a:schemeClr val="tx2"/>
+                                    </a:solidFill>
+                                    <a:prstDash val="solid"/>
+                                    <a:round/>
+                                    <a:headEnd/>
+                                    <a:tailEnd/>
+                                  </a:ln>
+                                </wps:spPr>
+                                <wps:bodyPr vert="horz" wrap="square" lIns="91440" tIns="45720" rIns="91440" bIns="45720" numCol="1" anchor="t" anchorCtr="0" compatLnSpc="1">
+                                  <a:prstTxWarp prst="textNoShape">
+                                    <a:avLst/>
+                                  </a:prstTxWarp>
+                                </wps:bodyPr>
+                              </wps:wsp>
+                              <wps:wsp>
+                                <wps:cNvPr id="25" name="Forma livre 25"/>
+                                <wps:cNvSpPr>
+                                  <a:spLocks/>
+                                </wps:cNvSpPr>
+                                <wps:spPr bwMode="auto">
+                                  <a:xfrm>
+                                    <a:off x="620487" y="7223300"/>
+                                    <a:ext cx="52388" cy="109538"/>
+                                  </a:xfrm>
+                                  <a:custGeom>
+                                    <a:avLst/>
+                                    <a:gdLst>
+                                      <a:gd name="T0" fmla="*/ 0 w 33"/>
+                                      <a:gd name="T1" fmla="*/ 0 h 69"/>
+                                      <a:gd name="T2" fmla="*/ 33 w 33"/>
+                                      <a:gd name="T3" fmla="*/ 69 h 69"/>
+                                      <a:gd name="T4" fmla="*/ 24 w 33"/>
+                                      <a:gd name="T5" fmla="*/ 69 h 69"/>
+                                      <a:gd name="T6" fmla="*/ 12 w 33"/>
+                                      <a:gd name="T7" fmla="*/ 35 h 69"/>
+                                      <a:gd name="T8" fmla="*/ 0 w 33"/>
+                                      <a:gd name="T9" fmla="*/ 0 h 69"/>
+                                    </a:gdLst>
+                                    <a:ahLst/>
+                                    <a:cxnLst>
+                                      <a:cxn ang="0">
+                                        <a:pos x="T0" y="T1"/>
+                                      </a:cxn>
+                                      <a:cxn ang="0">
+                                        <a:pos x="T2" y="T3"/>
+                                      </a:cxn>
+                                      <a:cxn ang="0">
+                                        <a:pos x="T4" y="T5"/>
+                                      </a:cxn>
+                                      <a:cxn ang="0">
+                                        <a:pos x="T6" y="T7"/>
+                                      </a:cxn>
+                                      <a:cxn ang="0">
+                                        <a:pos x="T8" y="T9"/>
+                                      </a:cxn>
+                                    </a:cxnLst>
+                                    <a:rect l="0" t="0" r="r" b="b"/>
+                                    <a:pathLst>
+                                      <a:path w="33" h="69">
+                                        <a:moveTo>
+                                          <a:pt x="0" y="0"/>
+                                        </a:moveTo>
+                                        <a:lnTo>
+                                          <a:pt x="33" y="69"/>
+                                        </a:lnTo>
+                                        <a:lnTo>
+                                          <a:pt x="24" y="69"/>
+                                        </a:lnTo>
+                                        <a:lnTo>
+                                          <a:pt x="12" y="35"/>
+                                        </a:lnTo>
+                                        <a:lnTo>
+                                          <a:pt x="0" y="0"/>
+                                        </a:lnTo>
+                                        <a:close/>
+                                      </a:path>
+                                    </a:pathLst>
+                                  </a:custGeom>
+                                  <a:solidFill>
+                                    <a:schemeClr val="tx2"/>
+                                  </a:solidFill>
+                                  <a:ln w="0">
+                                    <a:solidFill>
+                                      <a:schemeClr val="tx2"/>
+                                    </a:solidFill>
+                                    <a:prstDash val="solid"/>
+                                    <a:round/>
+                                    <a:headEnd/>
+                                    <a:tailEnd/>
+                                  </a:ln>
+                                </wps:spPr>
+                                <wps:bodyPr vert="horz" wrap="square" lIns="91440" tIns="45720" rIns="91440" bIns="45720" numCol="1" anchor="t" anchorCtr="0" compatLnSpc="1">
+                                  <a:prstTxWarp prst="textNoShape">
+                                    <a:avLst/>
+                                  </a:prstTxWarp>
+                                </wps:bodyPr>
+                              </wps:wsp>
+                              <wps:wsp>
+                                <wps:cNvPr id="26" name="Forma livre 26"/>
+                                <wps:cNvSpPr>
+                                  <a:spLocks/>
+                                </wps:cNvSpPr>
+                                <wps:spPr bwMode="auto">
+                                  <a:xfrm>
+                                    <a:off x="355374" y="6153325"/>
+                                    <a:ext cx="23813" cy="147638"/>
+                                  </a:xfrm>
+                                  <a:custGeom>
+                                    <a:avLst/>
+                                    <a:gdLst>
+                                      <a:gd name="T0" fmla="*/ 0 w 15"/>
+                                      <a:gd name="T1" fmla="*/ 0 h 93"/>
+                                      <a:gd name="T2" fmla="*/ 9 w 15"/>
+                                      <a:gd name="T3" fmla="*/ 37 h 93"/>
+                                      <a:gd name="T4" fmla="*/ 9 w 15"/>
+                                      <a:gd name="T5" fmla="*/ 40 h 93"/>
+                                      <a:gd name="T6" fmla="*/ 15 w 15"/>
+                                      <a:gd name="T7" fmla="*/ 93 h 93"/>
+                                      <a:gd name="T8" fmla="*/ 5 w 15"/>
+                                      <a:gd name="T9" fmla="*/ 49 h 93"/>
+                                      <a:gd name="T10" fmla="*/ 0 w 15"/>
+                                      <a:gd name="T11" fmla="*/ 0 h 93"/>
+                                    </a:gdLst>
+                                    <a:ahLst/>
+                                    <a:cxnLst>
+                                      <a:cxn ang="0">
+                                        <a:pos x="T0" y="T1"/>
+                                      </a:cxn>
+                                      <a:cxn ang="0">
+                                        <a:pos x="T2" y="T3"/>
+                                      </a:cxn>
+                                      <a:cxn ang="0">
+                                        <a:pos x="T4" y="T5"/>
+                                      </a:cxn>
+                                      <a:cxn ang="0">
+                                        <a:pos x="T6" y="T7"/>
+                                      </a:cxn>
+                                      <a:cxn ang="0">
+                                        <a:pos x="T8" y="T9"/>
+                                      </a:cxn>
+                                      <a:cxn ang="0">
+                                        <a:pos x="T10" y="T11"/>
+                                      </a:cxn>
+                                    </a:cxnLst>
+                                    <a:rect l="0" t="0" r="r" b="b"/>
+                                    <a:pathLst>
+                                      <a:path w="15" h="93">
+                                        <a:moveTo>
+                                          <a:pt x="0" y="0"/>
+                                        </a:moveTo>
+                                        <a:lnTo>
+                                          <a:pt x="9" y="37"/>
+                                        </a:lnTo>
+                                        <a:lnTo>
+                                          <a:pt x="9" y="40"/>
+                                        </a:lnTo>
+                                        <a:lnTo>
+                                          <a:pt x="15" y="93"/>
+                                        </a:lnTo>
+                                        <a:lnTo>
+                                          <a:pt x="5" y="49"/>
+                                        </a:lnTo>
+                                        <a:lnTo>
+                                          <a:pt x="0" y="0"/>
+                                        </a:lnTo>
+                                        <a:close/>
+                                      </a:path>
+                                    </a:pathLst>
+                                  </a:custGeom>
+                                  <a:solidFill>
+                                    <a:schemeClr val="tx2"/>
+                                  </a:solidFill>
+                                  <a:ln w="0">
+                                    <a:solidFill>
+                                      <a:schemeClr val="tx2"/>
+                                    </a:solidFill>
+                                    <a:prstDash val="solid"/>
+                                    <a:round/>
+                                    <a:headEnd/>
+                                    <a:tailEnd/>
+                                  </a:ln>
+                                </wps:spPr>
+                                <wps:bodyPr vert="horz" wrap="square" lIns="91440" tIns="45720" rIns="91440" bIns="45720" numCol="1" anchor="t" anchorCtr="0" compatLnSpc="1">
+                                  <a:prstTxWarp prst="textNoShape">
+                                    <a:avLst/>
+                                  </a:prstTxWarp>
+                                </wps:bodyPr>
+                              </wps:wsp>
+                              <wps:wsp>
+                                <wps:cNvPr id="27" name="Forma livre 27"/>
+                                <wps:cNvSpPr>
+                                  <a:spLocks/>
+                                </wps:cNvSpPr>
+                                <wps:spPr bwMode="auto">
+                                  <a:xfrm>
+                                    <a:off x="563337" y="5689775"/>
+                                    <a:ext cx="625475" cy="1216025"/>
+                                  </a:xfrm>
+                                  <a:custGeom>
+                                    <a:avLst/>
+                                    <a:gdLst>
+                                      <a:gd name="T0" fmla="*/ 394 w 394"/>
+                                      <a:gd name="T1" fmla="*/ 0 h 766"/>
+                                      <a:gd name="T2" fmla="*/ 394 w 394"/>
+                                      <a:gd name="T3" fmla="*/ 0 h 766"/>
+                                      <a:gd name="T4" fmla="*/ 356 w 394"/>
+                                      <a:gd name="T5" fmla="*/ 38 h 766"/>
+                                      <a:gd name="T6" fmla="*/ 319 w 394"/>
+                                      <a:gd name="T7" fmla="*/ 77 h 766"/>
+                                      <a:gd name="T8" fmla="*/ 284 w 394"/>
+                                      <a:gd name="T9" fmla="*/ 117 h 766"/>
+                                      <a:gd name="T10" fmla="*/ 249 w 394"/>
+                                      <a:gd name="T11" fmla="*/ 160 h 766"/>
+                                      <a:gd name="T12" fmla="*/ 207 w 394"/>
+                                      <a:gd name="T13" fmla="*/ 218 h 766"/>
+                                      <a:gd name="T14" fmla="*/ 168 w 394"/>
+                                      <a:gd name="T15" fmla="*/ 276 h 766"/>
+                                      <a:gd name="T16" fmla="*/ 131 w 394"/>
+                                      <a:gd name="T17" fmla="*/ 339 h 766"/>
+                                      <a:gd name="T18" fmla="*/ 98 w 394"/>
+                                      <a:gd name="T19" fmla="*/ 402 h 766"/>
+                                      <a:gd name="T20" fmla="*/ 69 w 394"/>
+                                      <a:gd name="T21" fmla="*/ 467 h 766"/>
+                                      <a:gd name="T22" fmla="*/ 45 w 394"/>
+                                      <a:gd name="T23" fmla="*/ 535 h 766"/>
+                                      <a:gd name="T24" fmla="*/ 26 w 394"/>
+                                      <a:gd name="T25" fmla="*/ 604 h 766"/>
+                                      <a:gd name="T26" fmla="*/ 14 w 394"/>
+                                      <a:gd name="T27" fmla="*/ 673 h 766"/>
+                                      <a:gd name="T28" fmla="*/ 7 w 394"/>
+                                      <a:gd name="T29" fmla="*/ 746 h 766"/>
+                                      <a:gd name="T30" fmla="*/ 6 w 394"/>
+                                      <a:gd name="T31" fmla="*/ 766 h 766"/>
+                                      <a:gd name="T32" fmla="*/ 0 w 394"/>
+                                      <a:gd name="T33" fmla="*/ 749 h 766"/>
+                                      <a:gd name="T34" fmla="*/ 1 w 394"/>
+                                      <a:gd name="T35" fmla="*/ 744 h 766"/>
+                                      <a:gd name="T36" fmla="*/ 7 w 394"/>
+                                      <a:gd name="T37" fmla="*/ 673 h 766"/>
+                                      <a:gd name="T38" fmla="*/ 21 w 394"/>
+                                      <a:gd name="T39" fmla="*/ 603 h 766"/>
+                                      <a:gd name="T40" fmla="*/ 40 w 394"/>
+                                      <a:gd name="T41" fmla="*/ 533 h 766"/>
+                                      <a:gd name="T42" fmla="*/ 65 w 394"/>
+                                      <a:gd name="T43" fmla="*/ 466 h 766"/>
+                                      <a:gd name="T44" fmla="*/ 94 w 394"/>
+                                      <a:gd name="T45" fmla="*/ 400 h 766"/>
+                                      <a:gd name="T46" fmla="*/ 127 w 394"/>
+                                      <a:gd name="T47" fmla="*/ 336 h 766"/>
+                                      <a:gd name="T48" fmla="*/ 164 w 394"/>
+                                      <a:gd name="T49" fmla="*/ 275 h 766"/>
+                                      <a:gd name="T50" fmla="*/ 204 w 394"/>
+                                      <a:gd name="T51" fmla="*/ 215 h 766"/>
+                                      <a:gd name="T52" fmla="*/ 248 w 394"/>
+                                      <a:gd name="T53" fmla="*/ 158 h 766"/>
+                                      <a:gd name="T54" fmla="*/ 282 w 394"/>
+                                      <a:gd name="T55" fmla="*/ 116 h 766"/>
+                                      <a:gd name="T56" fmla="*/ 318 w 394"/>
+                                      <a:gd name="T57" fmla="*/ 76 h 766"/>
+                                      <a:gd name="T58" fmla="*/ 354 w 394"/>
+                                      <a:gd name="T59" fmla="*/ 37 h 766"/>
+                                      <a:gd name="T60" fmla="*/ 394 w 394"/>
+                                      <a:gd name="T61" fmla="*/ 0 h 766"/>
+                                    </a:gdLst>
+                                    <a:ahLst/>
+                                    <a:cxnLst>
+                                      <a:cxn ang="0">
+                                        <a:pos x="T0" y="T1"/>
+                                      </a:cxn>
+                                      <a:cxn ang="0">
+                                        <a:pos x="T2" y="T3"/>
+                                      </a:cxn>
+                                      <a:cxn ang="0">
+                                        <a:pos x="T4" y="T5"/>
+                                      </a:cxn>
+                                      <a:cxn ang="0">
+                                        <a:pos x="T6" y="T7"/>
+                                      </a:cxn>
+                                      <a:cxn ang="0">
+                                        <a:pos x="T8" y="T9"/>
+                                      </a:cxn>
+                                      <a:cxn ang="0">
+                                        <a:pos x="T10" y="T11"/>
+                                      </a:cxn>
+                                      <a:cxn ang="0">
+                                        <a:pos x="T12" y="T13"/>
+                                      </a:cxn>
+                                      <a:cxn ang="0">
+                                        <a:pos x="T14" y="T15"/>
+                                      </a:cxn>
+                                      <a:cxn ang="0">
+                                        <a:pos x="T16" y="T17"/>
+                                      </a:cxn>
+                                      <a:cxn ang="0">
+                                        <a:pos x="T18" y="T19"/>
+                                      </a:cxn>
+                                      <a:cxn ang="0">
+                                        <a:pos x="T20" y="T21"/>
+                                      </a:cxn>
+                                      <a:cxn ang="0">
+                                        <a:pos x="T22" y="T23"/>
+                                      </a:cxn>
+                                      <a:cxn ang="0">
+                                        <a:pos x="T24" y="T25"/>
+                                      </a:cxn>
+                                      <a:cxn ang="0">
+                                        <a:pos x="T26" y="T27"/>
+                                      </a:cxn>
+                                      <a:cxn ang="0">
+                                        <a:pos x="T28" y="T29"/>
+                                      </a:cxn>
+                                      <a:cxn ang="0">
+                                        <a:pos x="T30" y="T31"/>
+                                      </a:cxn>
+                                      <a:cxn ang="0">
+                                        <a:pos x="T32" y="T33"/>
+                                      </a:cxn>
+                                      <a:cxn ang="0">
+                                        <a:pos x="T34" y="T35"/>
+                                      </a:cxn>
+                                      <a:cxn ang="0">
+                                        <a:pos x="T36" y="T37"/>
+                                      </a:cxn>
+                                      <a:cxn ang="0">
+                                        <a:pos x="T38" y="T39"/>
+                                      </a:cxn>
+                                      <a:cxn ang="0">
+                                        <a:pos x="T40" y="T41"/>
+                                      </a:cxn>
+                                      <a:cxn ang="0">
+                                        <a:pos x="T42" y="T43"/>
+                                      </a:cxn>
+                                      <a:cxn ang="0">
+                                        <a:pos x="T44" y="T45"/>
+                                      </a:cxn>
+                                      <a:cxn ang="0">
+                                        <a:pos x="T46" y="T47"/>
+                                      </a:cxn>
+                                      <a:cxn ang="0">
+                                        <a:pos x="T48" y="T49"/>
+                                      </a:cxn>
+                                      <a:cxn ang="0">
+                                        <a:pos x="T50" y="T51"/>
+                                      </a:cxn>
+                                      <a:cxn ang="0">
+                                        <a:pos x="T52" y="T53"/>
+                                      </a:cxn>
+                                      <a:cxn ang="0">
+                                        <a:pos x="T54" y="T55"/>
+                                      </a:cxn>
+                                      <a:cxn ang="0">
+                                        <a:pos x="T56" y="T57"/>
+                                      </a:cxn>
+                                      <a:cxn ang="0">
+                                        <a:pos x="T58" y="T59"/>
+                                      </a:cxn>
+                                      <a:cxn ang="0">
+                                        <a:pos x="T60" y="T61"/>
+                                      </a:cxn>
+                                    </a:cxnLst>
+                                    <a:rect l="0" t="0" r="r" b="b"/>
+                                    <a:pathLst>
+                                      <a:path w="394" h="766">
+                                        <a:moveTo>
+                                          <a:pt x="394" y="0"/>
+                                        </a:moveTo>
+                                        <a:lnTo>
+                                          <a:pt x="394" y="0"/>
+                                        </a:lnTo>
+                                        <a:lnTo>
+                                          <a:pt x="356" y="38"/>
+                                        </a:lnTo>
+                                        <a:lnTo>
+                                          <a:pt x="319" y="77"/>
+                                        </a:lnTo>
+                                        <a:lnTo>
+                                          <a:pt x="284" y="117"/>
+                                        </a:lnTo>
+                                        <a:lnTo>
+                                          <a:pt x="249" y="160"/>
+                                        </a:lnTo>
+                                        <a:lnTo>
+                                          <a:pt x="207" y="218"/>
+                                        </a:lnTo>
+                                        <a:lnTo>
+                                          <a:pt x="168" y="276"/>
+                                        </a:lnTo>
+                                        <a:lnTo>
+                                          <a:pt x="131" y="339"/>
+                                        </a:lnTo>
+                                        <a:lnTo>
+                                          <a:pt x="98" y="402"/>
+                                        </a:lnTo>
+                                        <a:lnTo>
+                                          <a:pt x="69" y="467"/>
+                                        </a:lnTo>
+                                        <a:lnTo>
+                                          <a:pt x="45" y="535"/>
+                                        </a:lnTo>
+                                        <a:lnTo>
+                                          <a:pt x="26" y="604"/>
+                                        </a:lnTo>
+                                        <a:lnTo>
+                                          <a:pt x="14" y="673"/>
+                                        </a:lnTo>
+                                        <a:lnTo>
+                                          <a:pt x="7" y="746"/>
+                                        </a:lnTo>
+                                        <a:lnTo>
+                                          <a:pt x="6" y="766"/>
+                                        </a:lnTo>
+                                        <a:lnTo>
+                                          <a:pt x="0" y="749"/>
+                                        </a:lnTo>
+                                        <a:lnTo>
+                                          <a:pt x="1" y="744"/>
+                                        </a:lnTo>
+                                        <a:lnTo>
+                                          <a:pt x="7" y="673"/>
+                                        </a:lnTo>
+                                        <a:lnTo>
+                                          <a:pt x="21" y="603"/>
+                                        </a:lnTo>
+                                        <a:lnTo>
+                                          <a:pt x="40" y="533"/>
+                                        </a:lnTo>
+                                        <a:lnTo>
+                                          <a:pt x="65" y="466"/>
+                                        </a:lnTo>
+                                        <a:lnTo>
+                                          <a:pt x="94" y="400"/>
+                                        </a:lnTo>
+                                        <a:lnTo>
+                                          <a:pt x="127" y="336"/>
+                                        </a:lnTo>
+                                        <a:lnTo>
+                                          <a:pt x="164" y="275"/>
+                                        </a:lnTo>
+                                        <a:lnTo>
+                                          <a:pt x="204" y="215"/>
+                                        </a:lnTo>
+                                        <a:lnTo>
+                                          <a:pt x="248" y="158"/>
+                                        </a:lnTo>
+                                        <a:lnTo>
+                                          <a:pt x="282" y="116"/>
+                                        </a:lnTo>
+                                        <a:lnTo>
+                                          <a:pt x="318" y="76"/>
+                                        </a:lnTo>
+                                        <a:lnTo>
+                                          <a:pt x="354" y="37"/>
+                                        </a:lnTo>
+                                        <a:lnTo>
+                                          <a:pt x="394" y="0"/>
+                                        </a:lnTo>
+                                        <a:close/>
+                                      </a:path>
+                                    </a:pathLst>
+                                  </a:custGeom>
+                                  <a:solidFill>
+                                    <a:schemeClr val="tx2"/>
+                                  </a:solidFill>
+                                  <a:ln w="0">
+                                    <a:solidFill>
+                                      <a:schemeClr val="tx2"/>
+                                    </a:solidFill>
+                                    <a:prstDash val="solid"/>
+                                    <a:round/>
+                                    <a:headEnd/>
+                                    <a:tailEnd/>
+                                  </a:ln>
+                                </wps:spPr>
+                                <wps:bodyPr vert="horz" wrap="square" lIns="91440" tIns="45720" rIns="91440" bIns="45720" numCol="1" anchor="t" anchorCtr="0" compatLnSpc="1">
+                                  <a:prstTxWarp prst="textNoShape">
+                                    <a:avLst/>
+                                  </a:prstTxWarp>
+                                </wps:bodyPr>
+                              </wps:wsp>
+                              <wps:wsp>
+                                <wps:cNvPr id="28" name="Forma livre 28"/>
+                                <wps:cNvSpPr>
+                                  <a:spLocks/>
+                                </wps:cNvSpPr>
+                                <wps:spPr bwMode="auto">
+                                  <a:xfrm>
+                                    <a:off x="563337" y="6915325"/>
+                                    <a:ext cx="57150" cy="307975"/>
+                                  </a:xfrm>
+                                  <a:custGeom>
+                                    <a:avLst/>
+                                    <a:gdLst>
+                                      <a:gd name="T0" fmla="*/ 0 w 36"/>
+                                      <a:gd name="T1" fmla="*/ 0 h 194"/>
+                                      <a:gd name="T2" fmla="*/ 6 w 36"/>
+                                      <a:gd name="T3" fmla="*/ 16 h 194"/>
+                                      <a:gd name="T4" fmla="*/ 7 w 36"/>
+                                      <a:gd name="T5" fmla="*/ 19 h 194"/>
+                                      <a:gd name="T6" fmla="*/ 11 w 36"/>
+                                      <a:gd name="T7" fmla="*/ 80 h 194"/>
+                                      <a:gd name="T8" fmla="*/ 20 w 36"/>
+                                      <a:gd name="T9" fmla="*/ 132 h 194"/>
+                                      <a:gd name="T10" fmla="*/ 33 w 36"/>
+                                      <a:gd name="T11" fmla="*/ 185 h 194"/>
+                                      <a:gd name="T12" fmla="*/ 36 w 36"/>
+                                      <a:gd name="T13" fmla="*/ 194 h 194"/>
+                                      <a:gd name="T14" fmla="*/ 21 w 36"/>
+                                      <a:gd name="T15" fmla="*/ 161 h 194"/>
+                                      <a:gd name="T16" fmla="*/ 15 w 36"/>
+                                      <a:gd name="T17" fmla="*/ 145 h 194"/>
+                                      <a:gd name="T18" fmla="*/ 5 w 36"/>
+                                      <a:gd name="T19" fmla="*/ 81 h 194"/>
+                                      <a:gd name="T20" fmla="*/ 1 w 36"/>
+                                      <a:gd name="T21" fmla="*/ 41 h 194"/>
+                                      <a:gd name="T22" fmla="*/ 0 w 36"/>
+                                      <a:gd name="T23" fmla="*/ 0 h 194"/>
+                                    </a:gdLst>
+                                    <a:ahLst/>
+                                    <a:cxnLst>
+                                      <a:cxn ang="0">
+                                        <a:pos x="T0" y="T1"/>
+                                      </a:cxn>
+                                      <a:cxn ang="0">
+                                        <a:pos x="T2" y="T3"/>
+                                      </a:cxn>
+                                      <a:cxn ang="0">
+                                        <a:pos x="T4" y="T5"/>
+                                      </a:cxn>
+                                      <a:cxn ang="0">
+                                        <a:pos x="T6" y="T7"/>
+                                      </a:cxn>
+                                      <a:cxn ang="0">
+                                        <a:pos x="T8" y="T9"/>
+                                      </a:cxn>
+                                      <a:cxn ang="0">
+                                        <a:pos x="T10" y="T11"/>
+                                      </a:cxn>
+                                      <a:cxn ang="0">
+                                        <a:pos x="T12" y="T13"/>
+                                      </a:cxn>
+                                      <a:cxn ang="0">
+                                        <a:pos x="T14" y="T15"/>
+                                      </a:cxn>
+                                      <a:cxn ang="0">
+                                        <a:pos x="T16" y="T17"/>
+                                      </a:cxn>
+                                      <a:cxn ang="0">
+                                        <a:pos x="T18" y="T19"/>
+                                      </a:cxn>
+                                      <a:cxn ang="0">
+                                        <a:pos x="T20" y="T21"/>
+                                      </a:cxn>
+                                      <a:cxn ang="0">
+                                        <a:pos x="T22" y="T23"/>
+                                      </a:cxn>
+                                    </a:cxnLst>
+                                    <a:rect l="0" t="0" r="r" b="b"/>
+                                    <a:pathLst>
+                                      <a:path w="36" h="194">
+                                        <a:moveTo>
+                                          <a:pt x="0" y="0"/>
+                                        </a:moveTo>
+                                        <a:lnTo>
+                                          <a:pt x="6" y="16"/>
+                                        </a:lnTo>
+                                        <a:lnTo>
+                                          <a:pt x="7" y="19"/>
+                                        </a:lnTo>
+                                        <a:lnTo>
+                                          <a:pt x="11" y="80"/>
+                                        </a:lnTo>
+                                        <a:lnTo>
+                                          <a:pt x="20" y="132"/>
+                                        </a:lnTo>
+                                        <a:lnTo>
+                                          <a:pt x="33" y="185"/>
+                                        </a:lnTo>
+                                        <a:lnTo>
+                                          <a:pt x="36" y="194"/>
+                                        </a:lnTo>
+                                        <a:lnTo>
+                                          <a:pt x="21" y="161"/>
+                                        </a:lnTo>
+                                        <a:lnTo>
+                                          <a:pt x="15" y="145"/>
+                                        </a:lnTo>
+                                        <a:lnTo>
+                                          <a:pt x="5" y="81"/>
+                                        </a:lnTo>
+                                        <a:lnTo>
+                                          <a:pt x="1" y="41"/>
+                                        </a:lnTo>
+                                        <a:lnTo>
+                                          <a:pt x="0" y="0"/>
+                                        </a:lnTo>
+                                        <a:close/>
+                                      </a:path>
+                                    </a:pathLst>
+                                  </a:custGeom>
+                                  <a:solidFill>
+                                    <a:schemeClr val="tx2"/>
+                                  </a:solidFill>
+                                  <a:ln w="0">
+                                    <a:solidFill>
+                                      <a:schemeClr val="tx2"/>
+                                    </a:solidFill>
+                                    <a:prstDash val="solid"/>
+                                    <a:round/>
+                                    <a:headEnd/>
+                                    <a:tailEnd/>
+                                  </a:ln>
+                                </wps:spPr>
+                                <wps:bodyPr vert="horz" wrap="square" lIns="91440" tIns="45720" rIns="91440" bIns="45720" numCol="1" anchor="t" anchorCtr="0" compatLnSpc="1">
+                                  <a:prstTxWarp prst="textNoShape">
+                                    <a:avLst/>
+                                  </a:prstTxWarp>
+                                </wps:bodyPr>
+                              </wps:wsp>
+                              <wps:wsp>
+                                <wps:cNvPr id="29" name="Forma livre 29"/>
+                                <wps:cNvSpPr>
+                                  <a:spLocks/>
+                                </wps:cNvSpPr>
+                                <wps:spPr bwMode="auto">
+                                  <a:xfrm>
+                                    <a:off x="607787" y="7229650"/>
+                                    <a:ext cx="49213" cy="103188"/>
+                                  </a:xfrm>
+                                  <a:custGeom>
+                                    <a:avLst/>
+                                    <a:gdLst>
+                                      <a:gd name="T0" fmla="*/ 0 w 31"/>
+                                      <a:gd name="T1" fmla="*/ 0 h 65"/>
+                                      <a:gd name="T2" fmla="*/ 31 w 31"/>
+                                      <a:gd name="T3" fmla="*/ 65 h 65"/>
+                                      <a:gd name="T4" fmla="*/ 23 w 31"/>
+                                      <a:gd name="T5" fmla="*/ 65 h 65"/>
+                                      <a:gd name="T6" fmla="*/ 0 w 31"/>
+                                      <a:gd name="T7" fmla="*/ 0 h 65"/>
+                                    </a:gdLst>
+                                    <a:ahLst/>
+                                    <a:cxnLst>
+                                      <a:cxn ang="0">
+                                        <a:pos x="T0" y="T1"/>
+                                      </a:cxn>
+                                      <a:cxn ang="0">
+                                        <a:pos x="T2" y="T3"/>
+                                      </a:cxn>
+                                      <a:cxn ang="0">
+                                        <a:pos x="T4" y="T5"/>
+                                      </a:cxn>
+                                      <a:cxn ang="0">
+                                        <a:pos x="T6" y="T7"/>
+                                      </a:cxn>
+                                    </a:cxnLst>
+                                    <a:rect l="0" t="0" r="r" b="b"/>
+                                    <a:pathLst>
+                                      <a:path w="31" h="65">
+                                        <a:moveTo>
+                                          <a:pt x="0" y="0"/>
+                                        </a:moveTo>
+                                        <a:lnTo>
+                                          <a:pt x="31" y="65"/>
+                                        </a:lnTo>
+                                        <a:lnTo>
+                                          <a:pt x="23" y="65"/>
+                                        </a:lnTo>
+                                        <a:lnTo>
+                                          <a:pt x="0" y="0"/>
+                                        </a:lnTo>
+                                        <a:close/>
+                                      </a:path>
+                                    </a:pathLst>
+                                  </a:custGeom>
+                                  <a:solidFill>
+                                    <a:schemeClr val="tx2"/>
+                                  </a:solidFill>
+                                  <a:ln w="0">
+                                    <a:solidFill>
+                                      <a:schemeClr val="tx2"/>
+                                    </a:solidFill>
+                                    <a:prstDash val="solid"/>
+                                    <a:round/>
+                                    <a:headEnd/>
+                                    <a:tailEnd/>
+                                  </a:ln>
+                                </wps:spPr>
+                                <wps:bodyPr vert="horz" wrap="square" lIns="91440" tIns="45720" rIns="91440" bIns="45720" numCol="1" anchor="t" anchorCtr="0" compatLnSpc="1">
+                                  <a:prstTxWarp prst="textNoShape">
+                                    <a:avLst/>
+                                  </a:prstTxWarp>
+                                </wps:bodyPr>
+                              </wps:wsp>
+                              <wps:wsp>
+                                <wps:cNvPr id="30" name="Forma livre 30"/>
+                                <wps:cNvSpPr>
+                                  <a:spLocks/>
+                                </wps:cNvSpPr>
+                                <wps:spPr bwMode="auto">
+                                  <a:xfrm>
+                                    <a:off x="563337" y="6878812"/>
+                                    <a:ext cx="11113" cy="66675"/>
+                                  </a:xfrm>
+                                  <a:custGeom>
+                                    <a:avLst/>
+                                    <a:gdLst>
+                                      <a:gd name="T0" fmla="*/ 0 w 7"/>
+                                      <a:gd name="T1" fmla="*/ 0 h 42"/>
+                                      <a:gd name="T2" fmla="*/ 6 w 7"/>
+                                      <a:gd name="T3" fmla="*/ 17 h 42"/>
+                                      <a:gd name="T4" fmla="*/ 7 w 7"/>
+                                      <a:gd name="T5" fmla="*/ 42 h 42"/>
+                                      <a:gd name="T6" fmla="*/ 6 w 7"/>
+                                      <a:gd name="T7" fmla="*/ 39 h 42"/>
+                                      <a:gd name="T8" fmla="*/ 0 w 7"/>
+                                      <a:gd name="T9" fmla="*/ 23 h 42"/>
+                                      <a:gd name="T10" fmla="*/ 0 w 7"/>
+                                      <a:gd name="T11" fmla="*/ 0 h 42"/>
+                                    </a:gdLst>
+                                    <a:ahLst/>
+                                    <a:cxnLst>
+                                      <a:cxn ang="0">
+                                        <a:pos x="T0" y="T1"/>
+                                      </a:cxn>
+                                      <a:cxn ang="0">
+                                        <a:pos x="T2" y="T3"/>
+                                      </a:cxn>
+                                      <a:cxn ang="0">
+                                        <a:pos x="T4" y="T5"/>
+                                      </a:cxn>
+                                      <a:cxn ang="0">
+                                        <a:pos x="T6" y="T7"/>
+                                      </a:cxn>
+                                      <a:cxn ang="0">
+                                        <a:pos x="T8" y="T9"/>
+                                      </a:cxn>
+                                      <a:cxn ang="0">
+                                        <a:pos x="T10" y="T11"/>
+                                      </a:cxn>
+                                    </a:cxnLst>
+                                    <a:rect l="0" t="0" r="r" b="b"/>
+                                    <a:pathLst>
+                                      <a:path w="7" h="42">
+                                        <a:moveTo>
+                                          <a:pt x="0" y="0"/>
+                                        </a:moveTo>
+                                        <a:lnTo>
+                                          <a:pt x="6" y="17"/>
+                                        </a:lnTo>
+                                        <a:lnTo>
+                                          <a:pt x="7" y="42"/>
+                                        </a:lnTo>
+                                        <a:lnTo>
+                                          <a:pt x="6" y="39"/>
+                                        </a:lnTo>
+                                        <a:lnTo>
+                                          <a:pt x="0" y="23"/>
+                                        </a:lnTo>
+                                        <a:lnTo>
+                                          <a:pt x="0" y="0"/>
+                                        </a:lnTo>
+                                        <a:close/>
+                                      </a:path>
+                                    </a:pathLst>
+                                  </a:custGeom>
+                                  <a:solidFill>
+                                    <a:schemeClr val="tx2"/>
+                                  </a:solidFill>
+                                  <a:ln w="0">
+                                    <a:solidFill>
+                                      <a:schemeClr val="tx2"/>
+                                    </a:solidFill>
+                                    <a:prstDash val="solid"/>
+                                    <a:round/>
+                                    <a:headEnd/>
+                                    <a:tailEnd/>
+                                  </a:ln>
+                                </wps:spPr>
+                                <wps:bodyPr vert="horz" wrap="square" lIns="91440" tIns="45720" rIns="91440" bIns="45720" numCol="1" anchor="t" anchorCtr="0" compatLnSpc="1">
+                                  <a:prstTxWarp prst="textNoShape">
+                                    <a:avLst/>
+                                  </a:prstTxWarp>
+                                </wps:bodyPr>
+                              </wps:wsp>
+                              <wps:wsp>
+                                <wps:cNvPr id="31" name="Forma livre 31"/>
+                                <wps:cNvSpPr>
+                                  <a:spLocks/>
+                                </wps:cNvSpPr>
+                                <wps:spPr bwMode="auto">
+                                  <a:xfrm>
+                                    <a:off x="587149" y="7145512"/>
+                                    <a:ext cx="71438" cy="187325"/>
+                                  </a:xfrm>
+                                  <a:custGeom>
+                                    <a:avLst/>
+                                    <a:gdLst>
+                                      <a:gd name="T0" fmla="*/ 0 w 45"/>
+                                      <a:gd name="T1" fmla="*/ 0 h 118"/>
+                                      <a:gd name="T2" fmla="*/ 6 w 45"/>
+                                      <a:gd name="T3" fmla="*/ 16 h 118"/>
+                                      <a:gd name="T4" fmla="*/ 21 w 45"/>
+                                      <a:gd name="T5" fmla="*/ 49 h 118"/>
+                                      <a:gd name="T6" fmla="*/ 33 w 45"/>
+                                      <a:gd name="T7" fmla="*/ 84 h 118"/>
+                                      <a:gd name="T8" fmla="*/ 45 w 45"/>
+                                      <a:gd name="T9" fmla="*/ 118 h 118"/>
+                                      <a:gd name="T10" fmla="*/ 44 w 45"/>
+                                      <a:gd name="T11" fmla="*/ 118 h 118"/>
+                                      <a:gd name="T12" fmla="*/ 13 w 45"/>
+                                      <a:gd name="T13" fmla="*/ 53 h 118"/>
+                                      <a:gd name="T14" fmla="*/ 11 w 45"/>
+                                      <a:gd name="T15" fmla="*/ 42 h 118"/>
+                                      <a:gd name="T16" fmla="*/ 0 w 45"/>
+                                      <a:gd name="T17" fmla="*/ 0 h 118"/>
+                                    </a:gdLst>
+                                    <a:ahLst/>
+                                    <a:cxnLst>
+                                      <a:cxn ang="0">
+                                        <a:pos x="T0" y="T1"/>
+                                      </a:cxn>
+                                      <a:cxn ang="0">
+                                        <a:pos x="T2" y="T3"/>
+                                      </a:cxn>
+                                      <a:cxn ang="0">
+                                        <a:pos x="T4" y="T5"/>
+                                      </a:cxn>
+                                      <a:cxn ang="0">
+                                        <a:pos x="T6" y="T7"/>
+                                      </a:cxn>
+                                      <a:cxn ang="0">
+                                        <a:pos x="T8" y="T9"/>
+                                      </a:cxn>
+                                      <a:cxn ang="0">
+                                        <a:pos x="T10" y="T11"/>
+                                      </a:cxn>
+                                      <a:cxn ang="0">
+                                        <a:pos x="T12" y="T13"/>
+                                      </a:cxn>
+                                      <a:cxn ang="0">
+                                        <a:pos x="T14" y="T15"/>
+                                      </a:cxn>
+                                      <a:cxn ang="0">
+                                        <a:pos x="T16" y="T17"/>
+                                      </a:cxn>
+                                    </a:cxnLst>
+                                    <a:rect l="0" t="0" r="r" b="b"/>
+                                    <a:pathLst>
+                                      <a:path w="45" h="118">
+                                        <a:moveTo>
+                                          <a:pt x="0" y="0"/>
+                                        </a:moveTo>
+                                        <a:lnTo>
+                                          <a:pt x="6" y="16"/>
+                                        </a:lnTo>
+                                        <a:lnTo>
+                                          <a:pt x="21" y="49"/>
+                                        </a:lnTo>
+                                        <a:lnTo>
+                                          <a:pt x="33" y="84"/>
+                                        </a:lnTo>
+                                        <a:lnTo>
+                                          <a:pt x="45" y="118"/>
+                                        </a:lnTo>
+                                        <a:lnTo>
+                                          <a:pt x="44" y="118"/>
+                                        </a:lnTo>
+                                        <a:lnTo>
+                                          <a:pt x="13" y="53"/>
+                                        </a:lnTo>
+                                        <a:lnTo>
+                                          <a:pt x="11" y="42"/>
+                                        </a:lnTo>
+                                        <a:lnTo>
+                                          <a:pt x="0" y="0"/>
+                                        </a:lnTo>
+                                        <a:close/>
+                                      </a:path>
+                                    </a:pathLst>
+                                  </a:custGeom>
+                                  <a:solidFill>
+                                    <a:schemeClr val="tx2"/>
+                                  </a:solidFill>
+                                  <a:ln w="0">
+                                    <a:solidFill>
+                                      <a:schemeClr val="tx2"/>
+                                    </a:solidFill>
+                                    <a:prstDash val="solid"/>
+                                    <a:round/>
+                                    <a:headEnd/>
+                                    <a:tailEnd/>
+                                  </a:ln>
+                                </wps:spPr>
+                                <wps:bodyPr vert="horz" wrap="square" lIns="91440" tIns="45720" rIns="91440" bIns="45720" numCol="1" anchor="t" anchorCtr="0" compatLnSpc="1">
+                                  <a:prstTxWarp prst="textNoShape">
+                                    <a:avLst/>
+                                  </a:prstTxWarp>
+                                </wps:bodyPr>
+                              </wps:wsp>
+                            </wpg:grpSp>
+                            <wpg:grpSp>
+                              <wpg:cNvPr id="7" name="Grupo 7"/>
+                              <wpg:cNvGrpSpPr>
+                                <a:grpSpLocks noChangeAspect="1"/>
+                              </wpg:cNvGrpSpPr>
+                              <wpg:grpSpPr>
+                                <a:xfrm>
+                                  <a:off x="80645" y="4826972"/>
+                                  <a:ext cx="1306273" cy="2505863"/>
+                                  <a:chOff x="80645" y="4649964"/>
+                                  <a:chExt cx="874712" cy="1677988"/>
+                                </a:xfrm>
+                              </wpg:grpSpPr>
+                              <wps:wsp>
+                                <wps:cNvPr id="8" name="Forma livre 8"/>
+                                <wps:cNvSpPr>
+                                  <a:spLocks/>
+                                </wps:cNvSpPr>
+                                <wps:spPr bwMode="auto">
+                                  <a:xfrm>
+                                    <a:off x="118745" y="5189714"/>
+                                    <a:ext cx="198438" cy="714375"/>
+                                  </a:xfrm>
+                                  <a:custGeom>
+                                    <a:avLst/>
+                                    <a:gdLst>
+                                      <a:gd name="T0" fmla="*/ 0 w 125"/>
+                                      <a:gd name="T1" fmla="*/ 0 h 450"/>
+                                      <a:gd name="T2" fmla="*/ 41 w 125"/>
+                                      <a:gd name="T3" fmla="*/ 155 h 450"/>
+                                      <a:gd name="T4" fmla="*/ 86 w 125"/>
+                                      <a:gd name="T5" fmla="*/ 309 h 450"/>
+                                      <a:gd name="T6" fmla="*/ 125 w 125"/>
+                                      <a:gd name="T7" fmla="*/ 425 h 450"/>
+                                      <a:gd name="T8" fmla="*/ 125 w 125"/>
+                                      <a:gd name="T9" fmla="*/ 450 h 450"/>
+                                      <a:gd name="T10" fmla="*/ 79 w 125"/>
+                                      <a:gd name="T11" fmla="*/ 311 h 450"/>
+                                      <a:gd name="T12" fmla="*/ 41 w 125"/>
+                                      <a:gd name="T13" fmla="*/ 183 h 450"/>
+                                      <a:gd name="T14" fmla="*/ 7 w 125"/>
+                                      <a:gd name="T15" fmla="*/ 54 h 450"/>
+                                      <a:gd name="T16" fmla="*/ 0 w 125"/>
+                                      <a:gd name="T17" fmla="*/ 0 h 450"/>
+                                    </a:gdLst>
+                                    <a:ahLst/>
+                                    <a:cxnLst>
+                                      <a:cxn ang="0">
+                                        <a:pos x="T0" y="T1"/>
+                                      </a:cxn>
+                                      <a:cxn ang="0">
+                                        <a:pos x="T2" y="T3"/>
+                                      </a:cxn>
+                                      <a:cxn ang="0">
+                                        <a:pos x="T4" y="T5"/>
+                                      </a:cxn>
+                                      <a:cxn ang="0">
+                                        <a:pos x="T6" y="T7"/>
+                                      </a:cxn>
+                                      <a:cxn ang="0">
+                                        <a:pos x="T8" y="T9"/>
+                                      </a:cxn>
+                                      <a:cxn ang="0">
+                                        <a:pos x="T10" y="T11"/>
+                                      </a:cxn>
+                                      <a:cxn ang="0">
+                                        <a:pos x="T12" y="T13"/>
+                                      </a:cxn>
+                                      <a:cxn ang="0">
+                                        <a:pos x="T14" y="T15"/>
+                                      </a:cxn>
+                                      <a:cxn ang="0">
+                                        <a:pos x="T16" y="T17"/>
+                                      </a:cxn>
+                                    </a:cxnLst>
+                                    <a:rect l="0" t="0" r="r" b="b"/>
+                                    <a:pathLst>
+                                      <a:path w="125" h="450">
+                                        <a:moveTo>
+                                          <a:pt x="0" y="0"/>
+                                        </a:moveTo>
+                                        <a:lnTo>
+                                          <a:pt x="41" y="155"/>
+                                        </a:lnTo>
+                                        <a:lnTo>
+                                          <a:pt x="86" y="309"/>
+                                        </a:lnTo>
+                                        <a:lnTo>
+                                          <a:pt x="125" y="425"/>
+                                        </a:lnTo>
+                                        <a:lnTo>
+                                          <a:pt x="125" y="450"/>
+                                        </a:lnTo>
+                                        <a:lnTo>
+                                          <a:pt x="79" y="311"/>
+                                        </a:lnTo>
+                                        <a:lnTo>
+                                          <a:pt x="41" y="183"/>
+                                        </a:lnTo>
+                                        <a:lnTo>
+                                          <a:pt x="7" y="54"/>
+                                        </a:lnTo>
+                                        <a:lnTo>
+                                          <a:pt x="0" y="0"/>
+                                        </a:lnTo>
+                                        <a:close/>
+                                      </a:path>
+                                    </a:pathLst>
+                                  </a:custGeom>
+                                  <a:solidFill>
+                                    <a:schemeClr val="tx2">
+                                      <a:alpha val="20000"/>
+                                    </a:schemeClr>
+                                  </a:solidFill>
+                                  <a:ln w="0">
+                                    <a:solidFill>
+                                      <a:schemeClr val="tx2">
+                                        <a:alpha val="20000"/>
+                                      </a:schemeClr>
+                                    </a:solidFill>
+                                    <a:prstDash val="solid"/>
+                                    <a:round/>
+                                    <a:headEnd/>
+                                    <a:tailEnd/>
+                                  </a:ln>
+                                </wps:spPr>
+                                <wps:bodyPr vert="horz" wrap="square" lIns="91440" tIns="45720" rIns="91440" bIns="45720" numCol="1" anchor="t" anchorCtr="0" compatLnSpc="1">
+                                  <a:prstTxWarp prst="textNoShape">
+                                    <a:avLst/>
+                                  </a:prstTxWarp>
+                                </wps:bodyPr>
+                              </wps:wsp>
+                              <wps:wsp>
+                                <wps:cNvPr id="9" name="Forma livre 9"/>
+                                <wps:cNvSpPr>
+                                  <a:spLocks/>
+                                </wps:cNvSpPr>
+                                <wps:spPr bwMode="auto">
+                                  <a:xfrm>
+                                    <a:off x="328295" y="5891389"/>
+                                    <a:ext cx="187325" cy="436563"/>
+                                  </a:xfrm>
+                                  <a:custGeom>
+                                    <a:avLst/>
+                                    <a:gdLst>
+                                      <a:gd name="T0" fmla="*/ 0 w 118"/>
+                                      <a:gd name="T1" fmla="*/ 0 h 275"/>
+                                      <a:gd name="T2" fmla="*/ 8 w 118"/>
+                                      <a:gd name="T3" fmla="*/ 20 h 275"/>
+                                      <a:gd name="T4" fmla="*/ 37 w 118"/>
+                                      <a:gd name="T5" fmla="*/ 96 h 275"/>
+                                      <a:gd name="T6" fmla="*/ 69 w 118"/>
+                                      <a:gd name="T7" fmla="*/ 170 h 275"/>
+                                      <a:gd name="T8" fmla="*/ 118 w 118"/>
+                                      <a:gd name="T9" fmla="*/ 275 h 275"/>
+                                      <a:gd name="T10" fmla="*/ 109 w 118"/>
+                                      <a:gd name="T11" fmla="*/ 275 h 275"/>
+                                      <a:gd name="T12" fmla="*/ 61 w 118"/>
+                                      <a:gd name="T13" fmla="*/ 174 h 275"/>
+                                      <a:gd name="T14" fmla="*/ 30 w 118"/>
+                                      <a:gd name="T15" fmla="*/ 100 h 275"/>
+                                      <a:gd name="T16" fmla="*/ 0 w 118"/>
+                                      <a:gd name="T17" fmla="*/ 26 h 275"/>
+                                      <a:gd name="T18" fmla="*/ 0 w 118"/>
+                                      <a:gd name="T19" fmla="*/ 0 h 275"/>
+                                    </a:gdLst>
+                                    <a:ahLst/>
+                                    <a:cxnLst>
+                                      <a:cxn ang="0">
+                                        <a:pos x="T0" y="T1"/>
+                                      </a:cxn>
+                                      <a:cxn ang="0">
+                                        <a:pos x="T2" y="T3"/>
+                                      </a:cxn>
+                                      <a:cxn ang="0">
+                                        <a:pos x="T4" y="T5"/>
+                                      </a:cxn>
+                                      <a:cxn ang="0">
+                                        <a:pos x="T6" y="T7"/>
+                                      </a:cxn>
+                                      <a:cxn ang="0">
+                                        <a:pos x="T8" y="T9"/>
+                                      </a:cxn>
+                                      <a:cxn ang="0">
+                                        <a:pos x="T10" y="T11"/>
+                                      </a:cxn>
+                                      <a:cxn ang="0">
+                                        <a:pos x="T12" y="T13"/>
+                                      </a:cxn>
+                                      <a:cxn ang="0">
+                                        <a:pos x="T14" y="T15"/>
+                                      </a:cxn>
+                                      <a:cxn ang="0">
+                                        <a:pos x="T16" y="T17"/>
+                                      </a:cxn>
+                                      <a:cxn ang="0">
+                                        <a:pos x="T18" y="T19"/>
+                                      </a:cxn>
+                                    </a:cxnLst>
+                                    <a:rect l="0" t="0" r="r" b="b"/>
+                                    <a:pathLst>
+                                      <a:path w="118" h="275">
+                                        <a:moveTo>
+                                          <a:pt x="0" y="0"/>
+                                        </a:moveTo>
+                                        <a:lnTo>
+                                          <a:pt x="8" y="20"/>
+                                        </a:lnTo>
+                                        <a:lnTo>
+                                          <a:pt x="37" y="96"/>
+                                        </a:lnTo>
+                                        <a:lnTo>
+                                          <a:pt x="69" y="170"/>
+                                        </a:lnTo>
+                                        <a:lnTo>
+                                          <a:pt x="118" y="275"/>
+                                        </a:lnTo>
+                                        <a:lnTo>
+                                          <a:pt x="109" y="275"/>
+                                        </a:lnTo>
+                                        <a:lnTo>
+                                          <a:pt x="61" y="174"/>
+                                        </a:lnTo>
+                                        <a:lnTo>
+                                          <a:pt x="30" y="100"/>
+                                        </a:lnTo>
+                                        <a:lnTo>
+                                          <a:pt x="0" y="26"/>
+                                        </a:lnTo>
+                                        <a:lnTo>
+                                          <a:pt x="0" y="0"/>
+                                        </a:lnTo>
+                                        <a:close/>
+                                      </a:path>
+                                    </a:pathLst>
+                                  </a:custGeom>
+                                  <a:solidFill>
+                                    <a:schemeClr val="tx2">
+                                      <a:alpha val="20000"/>
+                                    </a:schemeClr>
+                                  </a:solidFill>
+                                  <a:ln w="0">
+                                    <a:solidFill>
+                                      <a:schemeClr val="tx2">
+                                        <a:alpha val="20000"/>
+                                      </a:schemeClr>
+                                    </a:solidFill>
+                                    <a:prstDash val="solid"/>
+                                    <a:round/>
+                                    <a:headEnd/>
+                                    <a:tailEnd/>
+                                  </a:ln>
+                                </wps:spPr>
+                                <wps:bodyPr vert="horz" wrap="square" lIns="91440" tIns="45720" rIns="91440" bIns="45720" numCol="1" anchor="t" anchorCtr="0" compatLnSpc="1">
+                                  <a:prstTxWarp prst="textNoShape">
+                                    <a:avLst/>
+                                  </a:prstTxWarp>
+                                </wps:bodyPr>
+                              </wps:wsp>
+                              <wps:wsp>
+                                <wps:cNvPr id="10" name="Forma livre 10"/>
+                                <wps:cNvSpPr>
+                                  <a:spLocks/>
+                                </wps:cNvSpPr>
+                                <wps:spPr bwMode="auto">
+                                  <a:xfrm>
+                                    <a:off x="80645" y="5010327"/>
+                                    <a:ext cx="31750" cy="192088"/>
+                                  </a:xfrm>
+                                  <a:custGeom>
+                                    <a:avLst/>
+                                    <a:gdLst>
+                                      <a:gd name="T0" fmla="*/ 0 w 20"/>
+                                      <a:gd name="T1" fmla="*/ 0 h 121"/>
+                                      <a:gd name="T2" fmla="*/ 16 w 20"/>
+                                      <a:gd name="T3" fmla="*/ 72 h 121"/>
+                                      <a:gd name="T4" fmla="*/ 20 w 20"/>
+                                      <a:gd name="T5" fmla="*/ 121 h 121"/>
+                                      <a:gd name="T6" fmla="*/ 18 w 20"/>
+                                      <a:gd name="T7" fmla="*/ 112 h 121"/>
+                                      <a:gd name="T8" fmla="*/ 0 w 20"/>
+                                      <a:gd name="T9" fmla="*/ 31 h 121"/>
+                                      <a:gd name="T10" fmla="*/ 0 w 20"/>
+                                      <a:gd name="T11" fmla="*/ 0 h 121"/>
+                                    </a:gdLst>
+                                    <a:ahLst/>
+                                    <a:cxnLst>
+                                      <a:cxn ang="0">
+                                        <a:pos x="T0" y="T1"/>
+                                      </a:cxn>
+                                      <a:cxn ang="0">
+                                        <a:pos x="T2" y="T3"/>
+                                      </a:cxn>
+                                      <a:cxn ang="0">
+                                        <a:pos x="T4" y="T5"/>
+                                      </a:cxn>
+                                      <a:cxn ang="0">
+                                        <a:pos x="T6" y="T7"/>
+                                      </a:cxn>
+                                      <a:cxn ang="0">
+                                        <a:pos x="T8" y="T9"/>
+                                      </a:cxn>
+                                      <a:cxn ang="0">
+                                        <a:pos x="T10" y="T11"/>
+                                      </a:cxn>
+                                    </a:cxnLst>
+                                    <a:rect l="0" t="0" r="r" b="b"/>
+                                    <a:pathLst>
+                                      <a:path w="20" h="121">
+                                        <a:moveTo>
+                                          <a:pt x="0" y="0"/>
+                                        </a:moveTo>
+                                        <a:lnTo>
+                                          <a:pt x="16" y="72"/>
+                                        </a:lnTo>
+                                        <a:lnTo>
+                                          <a:pt x="20" y="121"/>
+                                        </a:lnTo>
+                                        <a:lnTo>
+                                          <a:pt x="18" y="112"/>
+                                        </a:lnTo>
+                                        <a:lnTo>
+                                          <a:pt x="0" y="31"/>
+                                        </a:lnTo>
+                                        <a:lnTo>
+                                          <a:pt x="0" y="0"/>
+                                        </a:lnTo>
+                                        <a:close/>
+                                      </a:path>
+                                    </a:pathLst>
+                                  </a:custGeom>
+                                  <a:solidFill>
+                                    <a:schemeClr val="tx2">
+                                      <a:alpha val="20000"/>
+                                    </a:schemeClr>
+                                  </a:solidFill>
+                                  <a:ln w="0">
+                                    <a:solidFill>
+                                      <a:schemeClr val="tx2">
+                                        <a:alpha val="20000"/>
+                                      </a:schemeClr>
+                                    </a:solidFill>
+                                    <a:prstDash val="solid"/>
+                                    <a:round/>
+                                    <a:headEnd/>
+                                    <a:tailEnd/>
+                                  </a:ln>
+                                </wps:spPr>
+                                <wps:bodyPr vert="horz" wrap="square" lIns="91440" tIns="45720" rIns="91440" bIns="45720" numCol="1" anchor="t" anchorCtr="0" compatLnSpc="1">
+                                  <a:prstTxWarp prst="textNoShape">
+                                    <a:avLst/>
+                                  </a:prstTxWarp>
+                                </wps:bodyPr>
+                              </wps:wsp>
+                              <wps:wsp>
+                                <wps:cNvPr id="12" name="Forma Livre 12"/>
+                                <wps:cNvSpPr>
+                                  <a:spLocks/>
+                                </wps:cNvSpPr>
+                                <wps:spPr bwMode="auto">
+                                  <a:xfrm>
+                                    <a:off x="112395" y="5202414"/>
+                                    <a:ext cx="250825" cy="1020763"/>
+                                  </a:xfrm>
+                                  <a:custGeom>
+                                    <a:avLst/>
+                                    <a:gdLst>
+                                      <a:gd name="T0" fmla="*/ 0 w 158"/>
+                                      <a:gd name="T1" fmla="*/ 0 h 643"/>
+                                      <a:gd name="T2" fmla="*/ 11 w 158"/>
+                                      <a:gd name="T3" fmla="*/ 46 h 643"/>
+                                      <a:gd name="T4" fmla="*/ 22 w 158"/>
+                                      <a:gd name="T5" fmla="*/ 129 h 643"/>
+                                      <a:gd name="T6" fmla="*/ 36 w 158"/>
+                                      <a:gd name="T7" fmla="*/ 211 h 643"/>
+                                      <a:gd name="T8" fmla="*/ 55 w 158"/>
+                                      <a:gd name="T9" fmla="*/ 301 h 643"/>
+                                      <a:gd name="T10" fmla="*/ 76 w 158"/>
+                                      <a:gd name="T11" fmla="*/ 389 h 643"/>
+                                      <a:gd name="T12" fmla="*/ 103 w 158"/>
+                                      <a:gd name="T13" fmla="*/ 476 h 643"/>
+                                      <a:gd name="T14" fmla="*/ 123 w 158"/>
+                                      <a:gd name="T15" fmla="*/ 533 h 643"/>
+                                      <a:gd name="T16" fmla="*/ 144 w 158"/>
+                                      <a:gd name="T17" fmla="*/ 588 h 643"/>
+                                      <a:gd name="T18" fmla="*/ 155 w 158"/>
+                                      <a:gd name="T19" fmla="*/ 632 h 643"/>
+                                      <a:gd name="T20" fmla="*/ 158 w 158"/>
+                                      <a:gd name="T21" fmla="*/ 643 h 643"/>
+                                      <a:gd name="T22" fmla="*/ 142 w 158"/>
+                                      <a:gd name="T23" fmla="*/ 608 h 643"/>
+                                      <a:gd name="T24" fmla="*/ 118 w 158"/>
+                                      <a:gd name="T25" fmla="*/ 544 h 643"/>
+                                      <a:gd name="T26" fmla="*/ 95 w 158"/>
+                                      <a:gd name="T27" fmla="*/ 478 h 643"/>
+                                      <a:gd name="T28" fmla="*/ 69 w 158"/>
+                                      <a:gd name="T29" fmla="*/ 391 h 643"/>
+                                      <a:gd name="T30" fmla="*/ 47 w 158"/>
+                                      <a:gd name="T31" fmla="*/ 302 h 643"/>
+                                      <a:gd name="T32" fmla="*/ 29 w 158"/>
+                                      <a:gd name="T33" fmla="*/ 212 h 643"/>
+                                      <a:gd name="T34" fmla="*/ 13 w 158"/>
+                                      <a:gd name="T35" fmla="*/ 107 h 643"/>
+                                      <a:gd name="T36" fmla="*/ 0 w 158"/>
+                                      <a:gd name="T37" fmla="*/ 0 h 643"/>
+                                    </a:gdLst>
+                                    <a:ahLst/>
+                                    <a:cxnLst>
+                                      <a:cxn ang="0">
+                                        <a:pos x="T0" y="T1"/>
+                                      </a:cxn>
+                                      <a:cxn ang="0">
+                                        <a:pos x="T2" y="T3"/>
+                                      </a:cxn>
+                                      <a:cxn ang="0">
+                                        <a:pos x="T4" y="T5"/>
+                                      </a:cxn>
+                                      <a:cxn ang="0">
+                                        <a:pos x="T6" y="T7"/>
+                                      </a:cxn>
+                                      <a:cxn ang="0">
+                                        <a:pos x="T8" y="T9"/>
+                                      </a:cxn>
+                                      <a:cxn ang="0">
+                                        <a:pos x="T10" y="T11"/>
+                                      </a:cxn>
+                                      <a:cxn ang="0">
+                                        <a:pos x="T12" y="T13"/>
+                                      </a:cxn>
+                                      <a:cxn ang="0">
+                                        <a:pos x="T14" y="T15"/>
+                                      </a:cxn>
+                                      <a:cxn ang="0">
+                                        <a:pos x="T16" y="T17"/>
+                                      </a:cxn>
+                                      <a:cxn ang="0">
+                                        <a:pos x="T18" y="T19"/>
+                                      </a:cxn>
+                                      <a:cxn ang="0">
+                                        <a:pos x="T20" y="T21"/>
+                                      </a:cxn>
+                                      <a:cxn ang="0">
+                                        <a:pos x="T22" y="T23"/>
+                                      </a:cxn>
+                                      <a:cxn ang="0">
+                                        <a:pos x="T24" y="T25"/>
+                                      </a:cxn>
+                                      <a:cxn ang="0">
+                                        <a:pos x="T26" y="T27"/>
+                                      </a:cxn>
+                                      <a:cxn ang="0">
+                                        <a:pos x="T28" y="T29"/>
+                                      </a:cxn>
+                                      <a:cxn ang="0">
+                                        <a:pos x="T30" y="T31"/>
+                                      </a:cxn>
+                                      <a:cxn ang="0">
+                                        <a:pos x="T32" y="T33"/>
+                                      </a:cxn>
+                                      <a:cxn ang="0">
+                                        <a:pos x="T34" y="T35"/>
+                                      </a:cxn>
+                                      <a:cxn ang="0">
+                                        <a:pos x="T36" y="T37"/>
+                                      </a:cxn>
+                                    </a:cxnLst>
+                                    <a:rect l="0" t="0" r="r" b="b"/>
+                                    <a:pathLst>
+                                      <a:path w="158" h="643">
+                                        <a:moveTo>
+                                          <a:pt x="0" y="0"/>
+                                        </a:moveTo>
+                                        <a:lnTo>
+                                          <a:pt x="11" y="46"/>
+                                        </a:lnTo>
+                                        <a:lnTo>
+                                          <a:pt x="22" y="129"/>
+                                        </a:lnTo>
+                                        <a:lnTo>
+                                          <a:pt x="36" y="211"/>
+                                        </a:lnTo>
+                                        <a:lnTo>
+                                          <a:pt x="55" y="301"/>
+                                        </a:lnTo>
+                                        <a:lnTo>
+                                          <a:pt x="76" y="389"/>
+                                        </a:lnTo>
+                                        <a:lnTo>
+                                          <a:pt x="103" y="476"/>
+                                        </a:lnTo>
+                                        <a:lnTo>
+                                          <a:pt x="123" y="533"/>
+                                        </a:lnTo>
+                                        <a:lnTo>
+                                          <a:pt x="144" y="588"/>
+                                        </a:lnTo>
+                                        <a:lnTo>
+                                          <a:pt x="155" y="632"/>
+                                        </a:lnTo>
+                                        <a:lnTo>
+                                          <a:pt x="158" y="643"/>
+                                        </a:lnTo>
+                                        <a:lnTo>
+                                          <a:pt x="142" y="608"/>
+                                        </a:lnTo>
+                                        <a:lnTo>
+                                          <a:pt x="118" y="544"/>
+                                        </a:lnTo>
+                                        <a:lnTo>
+                                          <a:pt x="95" y="478"/>
+                                        </a:lnTo>
+                                        <a:lnTo>
+                                          <a:pt x="69" y="391"/>
+                                        </a:lnTo>
+                                        <a:lnTo>
+                                          <a:pt x="47" y="302"/>
+                                        </a:lnTo>
+                                        <a:lnTo>
+                                          <a:pt x="29" y="212"/>
+                                        </a:lnTo>
+                                        <a:lnTo>
+                                          <a:pt x="13" y="107"/>
+                                        </a:lnTo>
+                                        <a:lnTo>
+                                          <a:pt x="0" y="0"/>
+                                        </a:lnTo>
+                                        <a:close/>
+                                      </a:path>
+                                    </a:pathLst>
+                                  </a:custGeom>
+                                  <a:solidFill>
+                                    <a:schemeClr val="tx2">
+                                      <a:alpha val="20000"/>
+                                    </a:schemeClr>
+                                  </a:solidFill>
+                                  <a:ln w="0">
+                                    <a:solidFill>
+                                      <a:schemeClr val="tx2">
+                                        <a:alpha val="20000"/>
+                                      </a:schemeClr>
+                                    </a:solidFill>
+                                    <a:prstDash val="solid"/>
+                                    <a:round/>
+                                    <a:headEnd/>
+                                    <a:tailEnd/>
+                                  </a:ln>
+                                </wps:spPr>
+                                <wps:bodyPr vert="horz" wrap="square" lIns="91440" tIns="45720" rIns="91440" bIns="45720" numCol="1" anchor="t" anchorCtr="0" compatLnSpc="1">
+                                  <a:prstTxWarp prst="textNoShape">
+                                    <a:avLst/>
+                                  </a:prstTxWarp>
+                                </wps:bodyPr>
+                              </wps:wsp>
+                              <wps:wsp>
+                                <wps:cNvPr id="13" name="Forma Livre 13"/>
+                                <wps:cNvSpPr>
+                                  <a:spLocks/>
+                                </wps:cNvSpPr>
+                                <wps:spPr bwMode="auto">
+                                  <a:xfrm>
+                                    <a:off x="375920" y="6215239"/>
+                                    <a:ext cx="52388" cy="112713"/>
+                                  </a:xfrm>
+                                  <a:custGeom>
+                                    <a:avLst/>
+                                    <a:gdLst>
+                                      <a:gd name="T0" fmla="*/ 0 w 33"/>
+                                      <a:gd name="T1" fmla="*/ 0 h 71"/>
+                                      <a:gd name="T2" fmla="*/ 33 w 33"/>
+                                      <a:gd name="T3" fmla="*/ 71 h 71"/>
+                                      <a:gd name="T4" fmla="*/ 24 w 33"/>
+                                      <a:gd name="T5" fmla="*/ 71 h 71"/>
+                                      <a:gd name="T6" fmla="*/ 11 w 33"/>
+                                      <a:gd name="T7" fmla="*/ 36 h 71"/>
+                                      <a:gd name="T8" fmla="*/ 0 w 33"/>
+                                      <a:gd name="T9" fmla="*/ 0 h 71"/>
+                                    </a:gdLst>
+                                    <a:ahLst/>
+                                    <a:cxnLst>
+                                      <a:cxn ang="0">
+                                        <a:pos x="T0" y="T1"/>
+                                      </a:cxn>
+                                      <a:cxn ang="0">
+                                        <a:pos x="T2" y="T3"/>
+                                      </a:cxn>
+                                      <a:cxn ang="0">
+                                        <a:pos x="T4" y="T5"/>
+                                      </a:cxn>
+                                      <a:cxn ang="0">
+                                        <a:pos x="T6" y="T7"/>
+                                      </a:cxn>
+                                      <a:cxn ang="0">
+                                        <a:pos x="T8" y="T9"/>
+                                      </a:cxn>
+                                    </a:cxnLst>
+                                    <a:rect l="0" t="0" r="r" b="b"/>
+                                    <a:pathLst>
+                                      <a:path w="33" h="71">
+                                        <a:moveTo>
+                                          <a:pt x="0" y="0"/>
+                                        </a:moveTo>
+                                        <a:lnTo>
+                                          <a:pt x="33" y="71"/>
+                                        </a:lnTo>
+                                        <a:lnTo>
+                                          <a:pt x="24" y="71"/>
+                                        </a:lnTo>
+                                        <a:lnTo>
+                                          <a:pt x="11" y="36"/>
+                                        </a:lnTo>
+                                        <a:lnTo>
+                                          <a:pt x="0" y="0"/>
+                                        </a:lnTo>
+                                        <a:close/>
+                                      </a:path>
+                                    </a:pathLst>
+                                  </a:custGeom>
+                                  <a:solidFill>
+                                    <a:schemeClr val="tx2">
+                                      <a:alpha val="20000"/>
+                                    </a:schemeClr>
+                                  </a:solidFill>
+                                  <a:ln w="0">
+                                    <a:solidFill>
+                                      <a:schemeClr val="tx2">
+                                        <a:alpha val="20000"/>
+                                      </a:schemeClr>
+                                    </a:solidFill>
+                                    <a:prstDash val="solid"/>
+                                    <a:round/>
+                                    <a:headEnd/>
+                                    <a:tailEnd/>
+                                  </a:ln>
+                                </wps:spPr>
+                                <wps:bodyPr vert="horz" wrap="square" lIns="91440" tIns="45720" rIns="91440" bIns="45720" numCol="1" anchor="t" anchorCtr="0" compatLnSpc="1">
+                                  <a:prstTxWarp prst="textNoShape">
+                                    <a:avLst/>
+                                  </a:prstTxWarp>
+                                </wps:bodyPr>
+                              </wps:wsp>
+                              <wps:wsp>
+                                <wps:cNvPr id="14" name="Forma Livre 14"/>
+                                <wps:cNvSpPr>
+                                  <a:spLocks/>
+                                </wps:cNvSpPr>
+                                <wps:spPr bwMode="auto">
+                                  <a:xfrm>
+                                    <a:off x="106045" y="5124627"/>
+                                    <a:ext cx="23813" cy="150813"/>
+                                  </a:xfrm>
+                                  <a:custGeom>
+                                    <a:avLst/>
+                                    <a:gdLst>
+                                      <a:gd name="T0" fmla="*/ 0 w 15"/>
+                                      <a:gd name="T1" fmla="*/ 0 h 95"/>
+                                      <a:gd name="T2" fmla="*/ 8 w 15"/>
+                                      <a:gd name="T3" fmla="*/ 37 h 95"/>
+                                      <a:gd name="T4" fmla="*/ 8 w 15"/>
+                                      <a:gd name="T5" fmla="*/ 41 h 95"/>
+                                      <a:gd name="T6" fmla="*/ 15 w 15"/>
+                                      <a:gd name="T7" fmla="*/ 95 h 95"/>
+                                      <a:gd name="T8" fmla="*/ 4 w 15"/>
+                                      <a:gd name="T9" fmla="*/ 49 h 95"/>
+                                      <a:gd name="T10" fmla="*/ 0 w 15"/>
+                                      <a:gd name="T11" fmla="*/ 0 h 95"/>
+                                    </a:gdLst>
+                                    <a:ahLst/>
+                                    <a:cxnLst>
+                                      <a:cxn ang="0">
+                                        <a:pos x="T0" y="T1"/>
+                                      </a:cxn>
+                                      <a:cxn ang="0">
+                                        <a:pos x="T2" y="T3"/>
+                                      </a:cxn>
+                                      <a:cxn ang="0">
+                                        <a:pos x="T4" y="T5"/>
+                                      </a:cxn>
+                                      <a:cxn ang="0">
+                                        <a:pos x="T6" y="T7"/>
+                                      </a:cxn>
+                                      <a:cxn ang="0">
+                                        <a:pos x="T8" y="T9"/>
+                                      </a:cxn>
+                                      <a:cxn ang="0">
+                                        <a:pos x="T10" y="T11"/>
+                                      </a:cxn>
+                                    </a:cxnLst>
+                                    <a:rect l="0" t="0" r="r" b="b"/>
+                                    <a:pathLst>
+                                      <a:path w="15" h="95">
+                                        <a:moveTo>
+                                          <a:pt x="0" y="0"/>
+                                        </a:moveTo>
+                                        <a:lnTo>
+                                          <a:pt x="8" y="37"/>
+                                        </a:lnTo>
+                                        <a:lnTo>
+                                          <a:pt x="8" y="41"/>
+                                        </a:lnTo>
+                                        <a:lnTo>
+                                          <a:pt x="15" y="95"/>
+                                        </a:lnTo>
+                                        <a:lnTo>
+                                          <a:pt x="4" y="49"/>
+                                        </a:lnTo>
+                                        <a:lnTo>
+                                          <a:pt x="0" y="0"/>
+                                        </a:lnTo>
+                                        <a:close/>
+                                      </a:path>
+                                    </a:pathLst>
+                                  </a:custGeom>
+                                  <a:solidFill>
+                                    <a:schemeClr val="tx2">
+                                      <a:alpha val="20000"/>
+                                    </a:schemeClr>
+                                  </a:solidFill>
+                                  <a:ln w="0">
+                                    <a:solidFill>
+                                      <a:schemeClr val="tx2">
+                                        <a:alpha val="20000"/>
+                                      </a:schemeClr>
+                                    </a:solidFill>
+                                    <a:prstDash val="solid"/>
+                                    <a:round/>
+                                    <a:headEnd/>
+                                    <a:tailEnd/>
+                                  </a:ln>
+                                </wps:spPr>
+                                <wps:bodyPr vert="horz" wrap="square" lIns="91440" tIns="45720" rIns="91440" bIns="45720" numCol="1" anchor="t" anchorCtr="0" compatLnSpc="1">
+                                  <a:prstTxWarp prst="textNoShape">
+                                    <a:avLst/>
+                                  </a:prstTxWarp>
+                                </wps:bodyPr>
+                              </wps:wsp>
+                              <wps:wsp>
+                                <wps:cNvPr id="15" name="Forma Livre 15"/>
+                                <wps:cNvSpPr>
+                                  <a:spLocks/>
+                                </wps:cNvSpPr>
+                                <wps:spPr bwMode="auto">
+                                  <a:xfrm>
+                                    <a:off x="317182" y="4649964"/>
+                                    <a:ext cx="638175" cy="1241425"/>
+                                  </a:xfrm>
+                                  <a:custGeom>
+                                    <a:avLst/>
+                                    <a:gdLst>
+                                      <a:gd name="T0" fmla="*/ 402 w 402"/>
+                                      <a:gd name="T1" fmla="*/ 0 h 782"/>
+                                      <a:gd name="T2" fmla="*/ 402 w 402"/>
+                                      <a:gd name="T3" fmla="*/ 1 h 782"/>
+                                      <a:gd name="T4" fmla="*/ 363 w 402"/>
+                                      <a:gd name="T5" fmla="*/ 39 h 782"/>
+                                      <a:gd name="T6" fmla="*/ 325 w 402"/>
+                                      <a:gd name="T7" fmla="*/ 79 h 782"/>
+                                      <a:gd name="T8" fmla="*/ 290 w 402"/>
+                                      <a:gd name="T9" fmla="*/ 121 h 782"/>
+                                      <a:gd name="T10" fmla="*/ 255 w 402"/>
+                                      <a:gd name="T11" fmla="*/ 164 h 782"/>
+                                      <a:gd name="T12" fmla="*/ 211 w 402"/>
+                                      <a:gd name="T13" fmla="*/ 222 h 782"/>
+                                      <a:gd name="T14" fmla="*/ 171 w 402"/>
+                                      <a:gd name="T15" fmla="*/ 284 h 782"/>
+                                      <a:gd name="T16" fmla="*/ 133 w 402"/>
+                                      <a:gd name="T17" fmla="*/ 346 h 782"/>
+                                      <a:gd name="T18" fmla="*/ 100 w 402"/>
+                                      <a:gd name="T19" fmla="*/ 411 h 782"/>
+                                      <a:gd name="T20" fmla="*/ 71 w 402"/>
+                                      <a:gd name="T21" fmla="*/ 478 h 782"/>
+                                      <a:gd name="T22" fmla="*/ 45 w 402"/>
+                                      <a:gd name="T23" fmla="*/ 546 h 782"/>
+                                      <a:gd name="T24" fmla="*/ 27 w 402"/>
+                                      <a:gd name="T25" fmla="*/ 617 h 782"/>
+                                      <a:gd name="T26" fmla="*/ 13 w 402"/>
+                                      <a:gd name="T27" fmla="*/ 689 h 782"/>
+                                      <a:gd name="T28" fmla="*/ 7 w 402"/>
+                                      <a:gd name="T29" fmla="*/ 761 h 782"/>
+                                      <a:gd name="T30" fmla="*/ 7 w 402"/>
+                                      <a:gd name="T31" fmla="*/ 782 h 782"/>
+                                      <a:gd name="T32" fmla="*/ 0 w 402"/>
+                                      <a:gd name="T33" fmla="*/ 765 h 782"/>
+                                      <a:gd name="T34" fmla="*/ 1 w 402"/>
+                                      <a:gd name="T35" fmla="*/ 761 h 782"/>
+                                      <a:gd name="T36" fmla="*/ 7 w 402"/>
+                                      <a:gd name="T37" fmla="*/ 688 h 782"/>
+                                      <a:gd name="T38" fmla="*/ 21 w 402"/>
+                                      <a:gd name="T39" fmla="*/ 616 h 782"/>
+                                      <a:gd name="T40" fmla="*/ 40 w 402"/>
+                                      <a:gd name="T41" fmla="*/ 545 h 782"/>
+                                      <a:gd name="T42" fmla="*/ 66 w 402"/>
+                                      <a:gd name="T43" fmla="*/ 475 h 782"/>
+                                      <a:gd name="T44" fmla="*/ 95 w 402"/>
+                                      <a:gd name="T45" fmla="*/ 409 h 782"/>
+                                      <a:gd name="T46" fmla="*/ 130 w 402"/>
+                                      <a:gd name="T47" fmla="*/ 343 h 782"/>
+                                      <a:gd name="T48" fmla="*/ 167 w 402"/>
+                                      <a:gd name="T49" fmla="*/ 281 h 782"/>
+                                      <a:gd name="T50" fmla="*/ 209 w 402"/>
+                                      <a:gd name="T51" fmla="*/ 220 h 782"/>
+                                      <a:gd name="T52" fmla="*/ 253 w 402"/>
+                                      <a:gd name="T53" fmla="*/ 163 h 782"/>
+                                      <a:gd name="T54" fmla="*/ 287 w 402"/>
+                                      <a:gd name="T55" fmla="*/ 120 h 782"/>
+                                      <a:gd name="T56" fmla="*/ 324 w 402"/>
+                                      <a:gd name="T57" fmla="*/ 78 h 782"/>
+                                      <a:gd name="T58" fmla="*/ 362 w 402"/>
+                                      <a:gd name="T59" fmla="*/ 38 h 782"/>
+                                      <a:gd name="T60" fmla="*/ 402 w 402"/>
+                                      <a:gd name="T61" fmla="*/ 0 h 782"/>
+                                    </a:gdLst>
+                                    <a:ahLst/>
+                                    <a:cxnLst>
+                                      <a:cxn ang="0">
+                                        <a:pos x="T0" y="T1"/>
+                                      </a:cxn>
+                                      <a:cxn ang="0">
+                                        <a:pos x="T2" y="T3"/>
+                                      </a:cxn>
+                                      <a:cxn ang="0">
+                                        <a:pos x="T4" y="T5"/>
+                                      </a:cxn>
+                                      <a:cxn ang="0">
+                                        <a:pos x="T6" y="T7"/>
+                                      </a:cxn>
+                                      <a:cxn ang="0">
+                                        <a:pos x="T8" y="T9"/>
+                                      </a:cxn>
+                                      <a:cxn ang="0">
+                                        <a:pos x="T10" y="T11"/>
+                                      </a:cxn>
+                                      <a:cxn ang="0">
+                                        <a:pos x="T12" y="T13"/>
+                                      </a:cxn>
+                                      <a:cxn ang="0">
+                                        <a:pos x="T14" y="T15"/>
+                                      </a:cxn>
+                                      <a:cxn ang="0">
+                                        <a:pos x="T16" y="T17"/>
+                                      </a:cxn>
+                                      <a:cxn ang="0">
+                                        <a:pos x="T18" y="T19"/>
+                                      </a:cxn>
+                                      <a:cxn ang="0">
+                                        <a:pos x="T20" y="T21"/>
+                                      </a:cxn>
+                                      <a:cxn ang="0">
+                                        <a:pos x="T22" y="T23"/>
+                                      </a:cxn>
+                                      <a:cxn ang="0">
+                                        <a:pos x="T24" y="T25"/>
+                                      </a:cxn>
+                                      <a:cxn ang="0">
+                                        <a:pos x="T26" y="T27"/>
+                                      </a:cxn>
+                                      <a:cxn ang="0">
+                                        <a:pos x="T28" y="T29"/>
+                                      </a:cxn>
+                                      <a:cxn ang="0">
+                                        <a:pos x="T30" y="T31"/>
+                                      </a:cxn>
+                                      <a:cxn ang="0">
+                                        <a:pos x="T32" y="T33"/>
+                                      </a:cxn>
+                                      <a:cxn ang="0">
+                                        <a:pos x="T34" y="T35"/>
+                                      </a:cxn>
+                                      <a:cxn ang="0">
+                                        <a:pos x="T36" y="T37"/>
+                                      </a:cxn>
+                                      <a:cxn ang="0">
+                                        <a:pos x="T38" y="T39"/>
+                                      </a:cxn>
+                                      <a:cxn ang="0">
+                                        <a:pos x="T40" y="T41"/>
+                                      </a:cxn>
+                                      <a:cxn ang="0">
+                                        <a:pos x="T42" y="T43"/>
+                                      </a:cxn>
+                                      <a:cxn ang="0">
+                                        <a:pos x="T44" y="T45"/>
+                                      </a:cxn>
+                                      <a:cxn ang="0">
+                                        <a:pos x="T46" y="T47"/>
+                                      </a:cxn>
+                                      <a:cxn ang="0">
+                                        <a:pos x="T48" y="T49"/>
+                                      </a:cxn>
+                                      <a:cxn ang="0">
+                                        <a:pos x="T50" y="T51"/>
+                                      </a:cxn>
+                                      <a:cxn ang="0">
+                                        <a:pos x="T52" y="T53"/>
+                                      </a:cxn>
+                                      <a:cxn ang="0">
+                                        <a:pos x="T54" y="T55"/>
+                                      </a:cxn>
+                                      <a:cxn ang="0">
+                                        <a:pos x="T56" y="T57"/>
+                                      </a:cxn>
+                                      <a:cxn ang="0">
+                                        <a:pos x="T58" y="T59"/>
+                                      </a:cxn>
+                                      <a:cxn ang="0">
+                                        <a:pos x="T60" y="T61"/>
+                                      </a:cxn>
+                                    </a:cxnLst>
+                                    <a:rect l="0" t="0" r="r" b="b"/>
+                                    <a:pathLst>
+                                      <a:path w="402" h="782">
+                                        <a:moveTo>
+                                          <a:pt x="402" y="0"/>
+                                        </a:moveTo>
+                                        <a:lnTo>
+                                          <a:pt x="402" y="1"/>
+                                        </a:lnTo>
+                                        <a:lnTo>
+                                          <a:pt x="363" y="39"/>
+                                        </a:lnTo>
+                                        <a:lnTo>
+                                          <a:pt x="325" y="79"/>
+                                        </a:lnTo>
+                                        <a:lnTo>
+                                          <a:pt x="290" y="121"/>
+                                        </a:lnTo>
+                                        <a:lnTo>
+                                          <a:pt x="255" y="164"/>
+                                        </a:lnTo>
+                                        <a:lnTo>
+                                          <a:pt x="211" y="222"/>
+                                        </a:lnTo>
+                                        <a:lnTo>
+                                          <a:pt x="171" y="284"/>
+                                        </a:lnTo>
+                                        <a:lnTo>
+                                          <a:pt x="133" y="346"/>
+                                        </a:lnTo>
+                                        <a:lnTo>
+                                          <a:pt x="100" y="411"/>
+                                        </a:lnTo>
+                                        <a:lnTo>
+                                          <a:pt x="71" y="478"/>
+                                        </a:lnTo>
+                                        <a:lnTo>
+                                          <a:pt x="45" y="546"/>
+                                        </a:lnTo>
+                                        <a:lnTo>
+                                          <a:pt x="27" y="617"/>
+                                        </a:lnTo>
+                                        <a:lnTo>
+                                          <a:pt x="13" y="689"/>
+                                        </a:lnTo>
+                                        <a:lnTo>
+                                          <a:pt x="7" y="761"/>
+                                        </a:lnTo>
+                                        <a:lnTo>
+                                          <a:pt x="7" y="782"/>
+                                        </a:lnTo>
+                                        <a:lnTo>
+                                          <a:pt x="0" y="765"/>
+                                        </a:lnTo>
+                                        <a:lnTo>
+                                          <a:pt x="1" y="761"/>
+                                        </a:lnTo>
+                                        <a:lnTo>
+                                          <a:pt x="7" y="688"/>
+                                        </a:lnTo>
+                                        <a:lnTo>
+                                          <a:pt x="21" y="616"/>
+                                        </a:lnTo>
+                                        <a:lnTo>
+                                          <a:pt x="40" y="545"/>
+                                        </a:lnTo>
+                                        <a:lnTo>
+                                          <a:pt x="66" y="475"/>
+                                        </a:lnTo>
+                                        <a:lnTo>
+                                          <a:pt x="95" y="409"/>
+                                        </a:lnTo>
+                                        <a:lnTo>
+                                          <a:pt x="130" y="343"/>
+                                        </a:lnTo>
+                                        <a:lnTo>
+                                          <a:pt x="167" y="281"/>
+                                        </a:lnTo>
+                                        <a:lnTo>
+                                          <a:pt x="209" y="220"/>
+                                        </a:lnTo>
+                                        <a:lnTo>
+                                          <a:pt x="253" y="163"/>
+                                        </a:lnTo>
+                                        <a:lnTo>
+                                          <a:pt x="287" y="120"/>
+                                        </a:lnTo>
+                                        <a:lnTo>
+                                          <a:pt x="324" y="78"/>
+                                        </a:lnTo>
+                                        <a:lnTo>
+                                          <a:pt x="362" y="38"/>
+                                        </a:lnTo>
+                                        <a:lnTo>
+                                          <a:pt x="402" y="0"/>
+                                        </a:lnTo>
+                                        <a:close/>
+                                      </a:path>
+                                    </a:pathLst>
+                                  </a:custGeom>
+                                  <a:solidFill>
+                                    <a:schemeClr val="tx2">
+                                      <a:alpha val="20000"/>
+                                    </a:schemeClr>
+                                  </a:solidFill>
+                                  <a:ln w="0">
+                                    <a:solidFill>
+                                      <a:schemeClr val="tx2">
+                                        <a:alpha val="20000"/>
+                                      </a:schemeClr>
+                                    </a:solidFill>
+                                    <a:prstDash val="solid"/>
+                                    <a:round/>
+                                    <a:headEnd/>
+                                    <a:tailEnd/>
+                                  </a:ln>
+                                </wps:spPr>
+                                <wps:bodyPr vert="horz" wrap="square" lIns="91440" tIns="45720" rIns="91440" bIns="45720" numCol="1" anchor="t" anchorCtr="0" compatLnSpc="1">
+                                  <a:prstTxWarp prst="textNoShape">
+                                    <a:avLst/>
+                                  </a:prstTxWarp>
+                                </wps:bodyPr>
+                              </wps:wsp>
+                              <wps:wsp>
+                                <wps:cNvPr id="16" name="Forma Livre 16"/>
+                                <wps:cNvSpPr>
+                                  <a:spLocks/>
+                                </wps:cNvSpPr>
+                                <wps:spPr bwMode="auto">
+                                  <a:xfrm>
+                                    <a:off x="317182" y="5904089"/>
+                                    <a:ext cx="58738" cy="311150"/>
+                                  </a:xfrm>
+                                  <a:custGeom>
+                                    <a:avLst/>
+                                    <a:gdLst>
+                                      <a:gd name="T0" fmla="*/ 0 w 37"/>
+                                      <a:gd name="T1" fmla="*/ 0 h 196"/>
+                                      <a:gd name="T2" fmla="*/ 6 w 37"/>
+                                      <a:gd name="T3" fmla="*/ 15 h 196"/>
+                                      <a:gd name="T4" fmla="*/ 7 w 37"/>
+                                      <a:gd name="T5" fmla="*/ 18 h 196"/>
+                                      <a:gd name="T6" fmla="*/ 12 w 37"/>
+                                      <a:gd name="T7" fmla="*/ 80 h 196"/>
+                                      <a:gd name="T8" fmla="*/ 21 w 37"/>
+                                      <a:gd name="T9" fmla="*/ 134 h 196"/>
+                                      <a:gd name="T10" fmla="*/ 33 w 37"/>
+                                      <a:gd name="T11" fmla="*/ 188 h 196"/>
+                                      <a:gd name="T12" fmla="*/ 37 w 37"/>
+                                      <a:gd name="T13" fmla="*/ 196 h 196"/>
+                                      <a:gd name="T14" fmla="*/ 22 w 37"/>
+                                      <a:gd name="T15" fmla="*/ 162 h 196"/>
+                                      <a:gd name="T16" fmla="*/ 15 w 37"/>
+                                      <a:gd name="T17" fmla="*/ 146 h 196"/>
+                                      <a:gd name="T18" fmla="*/ 5 w 37"/>
+                                      <a:gd name="T19" fmla="*/ 81 h 196"/>
+                                      <a:gd name="T20" fmla="*/ 1 w 37"/>
+                                      <a:gd name="T21" fmla="*/ 40 h 196"/>
+                                      <a:gd name="T22" fmla="*/ 0 w 37"/>
+                                      <a:gd name="T23" fmla="*/ 0 h 196"/>
+                                    </a:gdLst>
+                                    <a:ahLst/>
+                                    <a:cxnLst>
+                                      <a:cxn ang="0">
+                                        <a:pos x="T0" y="T1"/>
+                                      </a:cxn>
+                                      <a:cxn ang="0">
+                                        <a:pos x="T2" y="T3"/>
+                                      </a:cxn>
+                                      <a:cxn ang="0">
+                                        <a:pos x="T4" y="T5"/>
+                                      </a:cxn>
+                                      <a:cxn ang="0">
+                                        <a:pos x="T6" y="T7"/>
+                                      </a:cxn>
+                                      <a:cxn ang="0">
+                                        <a:pos x="T8" y="T9"/>
+                                      </a:cxn>
+                                      <a:cxn ang="0">
+                                        <a:pos x="T10" y="T11"/>
+                                      </a:cxn>
+                                      <a:cxn ang="0">
+                                        <a:pos x="T12" y="T13"/>
+                                      </a:cxn>
+                                      <a:cxn ang="0">
+                                        <a:pos x="T14" y="T15"/>
+                                      </a:cxn>
+                                      <a:cxn ang="0">
+                                        <a:pos x="T16" y="T17"/>
+                                      </a:cxn>
+                                      <a:cxn ang="0">
+                                        <a:pos x="T18" y="T19"/>
+                                      </a:cxn>
+                                      <a:cxn ang="0">
+                                        <a:pos x="T20" y="T21"/>
+                                      </a:cxn>
+                                      <a:cxn ang="0">
+                                        <a:pos x="T22" y="T23"/>
+                                      </a:cxn>
+                                    </a:cxnLst>
+                                    <a:rect l="0" t="0" r="r" b="b"/>
+                                    <a:pathLst>
+                                      <a:path w="37" h="196">
+                                        <a:moveTo>
+                                          <a:pt x="0" y="0"/>
+                                        </a:moveTo>
+                                        <a:lnTo>
+                                          <a:pt x="6" y="15"/>
+                                        </a:lnTo>
+                                        <a:lnTo>
+                                          <a:pt x="7" y="18"/>
+                                        </a:lnTo>
+                                        <a:lnTo>
+                                          <a:pt x="12" y="80"/>
+                                        </a:lnTo>
+                                        <a:lnTo>
+                                          <a:pt x="21" y="134"/>
+                                        </a:lnTo>
+                                        <a:lnTo>
+                                          <a:pt x="33" y="188"/>
+                                        </a:lnTo>
+                                        <a:lnTo>
+                                          <a:pt x="37" y="196"/>
+                                        </a:lnTo>
+                                        <a:lnTo>
+                                          <a:pt x="22" y="162"/>
+                                        </a:lnTo>
+                                        <a:lnTo>
+                                          <a:pt x="15" y="146"/>
+                                        </a:lnTo>
+                                        <a:lnTo>
+                                          <a:pt x="5" y="81"/>
+                                        </a:lnTo>
+                                        <a:lnTo>
+                                          <a:pt x="1" y="40"/>
+                                        </a:lnTo>
+                                        <a:lnTo>
+                                          <a:pt x="0" y="0"/>
+                                        </a:lnTo>
+                                        <a:close/>
+                                      </a:path>
+                                    </a:pathLst>
+                                  </a:custGeom>
+                                  <a:solidFill>
+                                    <a:schemeClr val="tx2">
+                                      <a:alpha val="20000"/>
+                                    </a:schemeClr>
+                                  </a:solidFill>
+                                  <a:ln w="0">
+                                    <a:solidFill>
+                                      <a:schemeClr val="tx2">
+                                        <a:alpha val="20000"/>
+                                      </a:schemeClr>
+                                    </a:solidFill>
+                                    <a:prstDash val="solid"/>
+                                    <a:round/>
+                                    <a:headEnd/>
+                                    <a:tailEnd/>
+                                  </a:ln>
+                                </wps:spPr>
+                                <wps:bodyPr vert="horz" wrap="square" lIns="91440" tIns="45720" rIns="91440" bIns="45720" numCol="1" anchor="t" anchorCtr="0" compatLnSpc="1">
+                                  <a:prstTxWarp prst="textNoShape">
+                                    <a:avLst/>
+                                  </a:prstTxWarp>
+                                </wps:bodyPr>
+                              </wps:wsp>
+                              <wps:wsp>
+                                <wps:cNvPr id="17" name="Forma Livre 17"/>
+                                <wps:cNvSpPr>
+                                  <a:spLocks/>
+                                </wps:cNvSpPr>
+                                <wps:spPr bwMode="auto">
+                                  <a:xfrm>
+                                    <a:off x="363220" y="6223177"/>
+                                    <a:ext cx="49213" cy="104775"/>
+                                  </a:xfrm>
+                                  <a:custGeom>
+                                    <a:avLst/>
+                                    <a:gdLst>
+                                      <a:gd name="T0" fmla="*/ 0 w 31"/>
+                                      <a:gd name="T1" fmla="*/ 0 h 66"/>
+                                      <a:gd name="T2" fmla="*/ 31 w 31"/>
+                                      <a:gd name="T3" fmla="*/ 66 h 66"/>
+                                      <a:gd name="T4" fmla="*/ 24 w 31"/>
+                                      <a:gd name="T5" fmla="*/ 66 h 66"/>
+                                      <a:gd name="T6" fmla="*/ 0 w 31"/>
+                                      <a:gd name="T7" fmla="*/ 0 h 66"/>
+                                    </a:gdLst>
+                                    <a:ahLst/>
+                                    <a:cxnLst>
+                                      <a:cxn ang="0">
+                                        <a:pos x="T0" y="T1"/>
+                                      </a:cxn>
+                                      <a:cxn ang="0">
+                                        <a:pos x="T2" y="T3"/>
+                                      </a:cxn>
+                                      <a:cxn ang="0">
+                                        <a:pos x="T4" y="T5"/>
+                                      </a:cxn>
+                                      <a:cxn ang="0">
+                                        <a:pos x="T6" y="T7"/>
+                                      </a:cxn>
+                                    </a:cxnLst>
+                                    <a:rect l="0" t="0" r="r" b="b"/>
+                                    <a:pathLst>
+                                      <a:path w="31" h="66">
+                                        <a:moveTo>
+                                          <a:pt x="0" y="0"/>
+                                        </a:moveTo>
+                                        <a:lnTo>
+                                          <a:pt x="31" y="66"/>
+                                        </a:lnTo>
+                                        <a:lnTo>
+                                          <a:pt x="24" y="66"/>
+                                        </a:lnTo>
+                                        <a:lnTo>
+                                          <a:pt x="0" y="0"/>
+                                        </a:lnTo>
+                                        <a:close/>
+                                      </a:path>
+                                    </a:pathLst>
+                                  </a:custGeom>
+                                  <a:solidFill>
+                                    <a:schemeClr val="tx2">
+                                      <a:alpha val="20000"/>
+                                    </a:schemeClr>
+                                  </a:solidFill>
+                                  <a:ln w="0">
+                                    <a:solidFill>
+                                      <a:schemeClr val="tx2">
+                                        <a:alpha val="20000"/>
+                                      </a:schemeClr>
+                                    </a:solidFill>
+                                    <a:prstDash val="solid"/>
+                                    <a:round/>
+                                    <a:headEnd/>
+                                    <a:tailEnd/>
+                                  </a:ln>
+                                </wps:spPr>
+                                <wps:bodyPr vert="horz" wrap="square" lIns="91440" tIns="45720" rIns="91440" bIns="45720" numCol="1" anchor="t" anchorCtr="0" compatLnSpc="1">
+                                  <a:prstTxWarp prst="textNoShape">
+                                    <a:avLst/>
+                                  </a:prstTxWarp>
+                                </wps:bodyPr>
+                              </wps:wsp>
+                              <wps:wsp>
+                                <wps:cNvPr id="18" name="Forma Livre 18"/>
+                                <wps:cNvSpPr>
+                                  <a:spLocks/>
+                                </wps:cNvSpPr>
+                                <wps:spPr bwMode="auto">
+                                  <a:xfrm>
+                                    <a:off x="317182" y="5864402"/>
+                                    <a:ext cx="11113" cy="68263"/>
+                                  </a:xfrm>
+                                  <a:custGeom>
+                                    <a:avLst/>
+                                    <a:gdLst>
+                                      <a:gd name="T0" fmla="*/ 0 w 7"/>
+                                      <a:gd name="T1" fmla="*/ 0 h 43"/>
+                                      <a:gd name="T2" fmla="*/ 7 w 7"/>
+                                      <a:gd name="T3" fmla="*/ 17 h 43"/>
+                                      <a:gd name="T4" fmla="*/ 7 w 7"/>
+                                      <a:gd name="T5" fmla="*/ 43 h 43"/>
+                                      <a:gd name="T6" fmla="*/ 6 w 7"/>
+                                      <a:gd name="T7" fmla="*/ 40 h 43"/>
+                                      <a:gd name="T8" fmla="*/ 0 w 7"/>
+                                      <a:gd name="T9" fmla="*/ 25 h 43"/>
+                                      <a:gd name="T10" fmla="*/ 0 w 7"/>
+                                      <a:gd name="T11" fmla="*/ 0 h 43"/>
+                                    </a:gdLst>
+                                    <a:ahLst/>
+                                    <a:cxnLst>
+                                      <a:cxn ang="0">
+                                        <a:pos x="T0" y="T1"/>
+                                      </a:cxn>
+                                      <a:cxn ang="0">
+                                        <a:pos x="T2" y="T3"/>
+                                      </a:cxn>
+                                      <a:cxn ang="0">
+                                        <a:pos x="T4" y="T5"/>
+                                      </a:cxn>
+                                      <a:cxn ang="0">
+                                        <a:pos x="T6" y="T7"/>
+                                      </a:cxn>
+                                      <a:cxn ang="0">
+                                        <a:pos x="T8" y="T9"/>
+                                      </a:cxn>
+                                      <a:cxn ang="0">
+                                        <a:pos x="T10" y="T11"/>
+                                      </a:cxn>
+                                    </a:cxnLst>
+                                    <a:rect l="0" t="0" r="r" b="b"/>
+                                    <a:pathLst>
+                                      <a:path w="7" h="43">
+                                        <a:moveTo>
+                                          <a:pt x="0" y="0"/>
+                                        </a:moveTo>
+                                        <a:lnTo>
+                                          <a:pt x="7" y="17"/>
+                                        </a:lnTo>
+                                        <a:lnTo>
+                                          <a:pt x="7" y="43"/>
+                                        </a:lnTo>
+                                        <a:lnTo>
+                                          <a:pt x="6" y="40"/>
+                                        </a:lnTo>
+                                        <a:lnTo>
+                                          <a:pt x="0" y="25"/>
+                                        </a:lnTo>
+                                        <a:lnTo>
+                                          <a:pt x="0" y="0"/>
+                                        </a:lnTo>
+                                        <a:close/>
+                                      </a:path>
+                                    </a:pathLst>
+                                  </a:custGeom>
+                                  <a:solidFill>
+                                    <a:schemeClr val="tx2">
+                                      <a:alpha val="20000"/>
+                                    </a:schemeClr>
+                                  </a:solidFill>
+                                  <a:ln w="0">
+                                    <a:solidFill>
+                                      <a:schemeClr val="tx2">
+                                        <a:alpha val="20000"/>
+                                      </a:schemeClr>
+                                    </a:solidFill>
+                                    <a:prstDash val="solid"/>
+                                    <a:round/>
+                                    <a:headEnd/>
+                                    <a:tailEnd/>
+                                  </a:ln>
+                                </wps:spPr>
+                                <wps:bodyPr vert="horz" wrap="square" lIns="91440" tIns="45720" rIns="91440" bIns="45720" numCol="1" anchor="t" anchorCtr="0" compatLnSpc="1">
+                                  <a:prstTxWarp prst="textNoShape">
+                                    <a:avLst/>
+                                  </a:prstTxWarp>
+                                </wps:bodyPr>
+                              </wps:wsp>
+                              <wps:wsp>
+                                <wps:cNvPr id="19" name="Forma Livre 19"/>
+                                <wps:cNvSpPr>
+                                  <a:spLocks/>
+                                </wps:cNvSpPr>
+                                <wps:spPr bwMode="auto">
+                                  <a:xfrm>
+                                    <a:off x="340995" y="6135864"/>
+                                    <a:ext cx="73025" cy="192088"/>
+                                  </a:xfrm>
+                                  <a:custGeom>
+                                    <a:avLst/>
+                                    <a:gdLst>
+                                      <a:gd name="T0" fmla="*/ 0 w 46"/>
+                                      <a:gd name="T1" fmla="*/ 0 h 121"/>
+                                      <a:gd name="T2" fmla="*/ 7 w 46"/>
+                                      <a:gd name="T3" fmla="*/ 16 h 121"/>
+                                      <a:gd name="T4" fmla="*/ 22 w 46"/>
+                                      <a:gd name="T5" fmla="*/ 50 h 121"/>
+                                      <a:gd name="T6" fmla="*/ 33 w 46"/>
+                                      <a:gd name="T7" fmla="*/ 86 h 121"/>
+                                      <a:gd name="T8" fmla="*/ 46 w 46"/>
+                                      <a:gd name="T9" fmla="*/ 121 h 121"/>
+                                      <a:gd name="T10" fmla="*/ 45 w 46"/>
+                                      <a:gd name="T11" fmla="*/ 121 h 121"/>
+                                      <a:gd name="T12" fmla="*/ 14 w 46"/>
+                                      <a:gd name="T13" fmla="*/ 55 h 121"/>
+                                      <a:gd name="T14" fmla="*/ 11 w 46"/>
+                                      <a:gd name="T15" fmla="*/ 44 h 121"/>
+                                      <a:gd name="T16" fmla="*/ 0 w 46"/>
+                                      <a:gd name="T17" fmla="*/ 0 h 121"/>
+                                    </a:gdLst>
+                                    <a:ahLst/>
+                                    <a:cxnLst>
+                                      <a:cxn ang="0">
+                                        <a:pos x="T0" y="T1"/>
+                                      </a:cxn>
+                                      <a:cxn ang="0">
+                                        <a:pos x="T2" y="T3"/>
+                                      </a:cxn>
+                                      <a:cxn ang="0">
+                                        <a:pos x="T4" y="T5"/>
+                                      </a:cxn>
+                                      <a:cxn ang="0">
+                                        <a:pos x="T6" y="T7"/>
+                                      </a:cxn>
+                                      <a:cxn ang="0">
+                                        <a:pos x="T8" y="T9"/>
+                                      </a:cxn>
+                                      <a:cxn ang="0">
+                                        <a:pos x="T10" y="T11"/>
+                                      </a:cxn>
+                                      <a:cxn ang="0">
+                                        <a:pos x="T12" y="T13"/>
+                                      </a:cxn>
+                                      <a:cxn ang="0">
+                                        <a:pos x="T14" y="T15"/>
+                                      </a:cxn>
+                                      <a:cxn ang="0">
+                                        <a:pos x="T16" y="T17"/>
+                                      </a:cxn>
+                                    </a:cxnLst>
+                                    <a:rect l="0" t="0" r="r" b="b"/>
+                                    <a:pathLst>
+                                      <a:path w="46" h="121">
+                                        <a:moveTo>
+                                          <a:pt x="0" y="0"/>
+                                        </a:moveTo>
+                                        <a:lnTo>
+                                          <a:pt x="7" y="16"/>
+                                        </a:lnTo>
+                                        <a:lnTo>
+                                          <a:pt x="22" y="50"/>
+                                        </a:lnTo>
+                                        <a:lnTo>
+                                          <a:pt x="33" y="86"/>
+                                        </a:lnTo>
+                                        <a:lnTo>
+                                          <a:pt x="46" y="121"/>
+                                        </a:lnTo>
+                                        <a:lnTo>
+                                          <a:pt x="45" y="121"/>
+                                        </a:lnTo>
+                                        <a:lnTo>
+                                          <a:pt x="14" y="55"/>
+                                        </a:lnTo>
+                                        <a:lnTo>
+                                          <a:pt x="11" y="44"/>
+                                        </a:lnTo>
+                                        <a:lnTo>
+                                          <a:pt x="0" y="0"/>
+                                        </a:lnTo>
+                                        <a:close/>
+                                      </a:path>
+                                    </a:pathLst>
+                                  </a:custGeom>
+                                  <a:solidFill>
+                                    <a:schemeClr val="tx2">
+                                      <a:alpha val="20000"/>
+                                    </a:schemeClr>
+                                  </a:solidFill>
+                                  <a:ln w="0">
+                                    <a:solidFill>
+                                      <a:schemeClr val="tx2">
+                                        <a:alpha val="20000"/>
+                                      </a:schemeClr>
+                                    </a:solidFill>
+                                    <a:prstDash val="solid"/>
+                                    <a:round/>
+                                    <a:headEnd/>
+                                    <a:tailEnd/>
+                                  </a:ln>
+                                </wps:spPr>
+                                <wps:bodyPr vert="horz" wrap="square" lIns="91440" tIns="45720" rIns="91440" bIns="45720" numCol="1" anchor="t" anchorCtr="0" compatLnSpc="1">
+                                  <a:prstTxWarp prst="textNoShape">
+                                    <a:avLst/>
+                                  </a:prstTxWarp>
+                                </wps:bodyPr>
+                              </wps:wsp>
+                            </wpg:grpSp>
+                          </wpg:grpSp>
+                        </wpg:wgp>
+                      </a:graphicData>
+                    </a:graphic>
+                    <wp14:sizeRelH relativeFrom="page">
+                      <wp14:pctWidth>33000</wp14:pctWidth>
+                    </wp14:sizeRelH>
+                    <wp14:sizeRelV relativeFrom="page">
+                      <wp14:pctHeight>95000</wp14:pctHeight>
+                    </wp14:sizeRelV>
+                  </wp:anchor>
+                </w:drawing>
+              </mc:Choice>
+              <mc:Fallback>
+                <w:pict>
+                  <v:group w14:anchorId="28B112C5" id="Grupo 2" o:spid="_x0000_s1026" style="position:absolute;margin-left:0;margin-top:0;width:172.8pt;height:718.55pt;z-index:-251649024;mso-width-percent:330;mso-height-percent:950;mso-left-percent:40;mso-position-horizontal-relative:page;mso-position-vertical:center;mso-position-vertical-relative:page;mso-width-percent:330;mso-height-percent:950;mso-left-percent:40" coordsize="21945,91257" o:gfxdata="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">
+                    <v:rect id="Retângulo 3" o:spid="_x0000_s1027" style="position:absolute;width:1945;height:91257;visibility:visible;mso-wrap-style:square;v-text-anchor:middle" o:gfxdata="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" fillcolor="#0e2841 [3215]" stroked="f" strokeweight="1pt"/>
+                    <v:shapetype id="_x0000_t15" coordsize="21600,21600" o:spt="15" adj="16200" path="m@0,l,,,21600@0,21600,21600,10800xe">
+                      <v:stroke joinstyle="miter"/>
+                      <v:formulas>
+                        <v:f eqn="val #0"/>
+                        <v:f eqn="prod #0 1 2"/>
+                      </v:formulas>
+                      <v:path gradientshapeok="t" o:connecttype="custom" o:connectlocs="@1,0;0,10800;@1,21600;21600,10800" o:connectangles="270,180,90,0" textboxrect="0,0,10800,21600;0,0,16200,21600;0,0,21600,21600"/>
+                      <v:handles>
+                        <v:h position="#0,topLeft" xrange="0,21600"/>
+                      </v:handles>
+                    </v:shapetype>
+                    <v:shape id="Pentágono 4" o:spid="_x0000_s1028" type="#_x0000_t15" style="position:absolute;top:14668;width:21945;height:5521;visibility:visible;mso-wrap-style:square;v-text-anchor:middle" o:gfxdata="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" adj="18883" fillcolor="#156082 [3204]" stroked="f" strokeweight="1pt">
+                      <v:textbox inset=",0,14.4pt,0">
+                        <w:txbxContent>
+                          <w:sdt>
+                            <w:sdtPr>
+                              <w:rPr>
+                                <w:color w:val="FFFFFF" w:themeColor="background1"/>
+                                <w:sz w:val="28"/>
+                                <w:szCs w:val="28"/>
+                              </w:rPr>
+                              <w:alias w:val="Data"/>
+                              <w:tag w:val=""/>
+                              <w:id w:val="-650599894"/>
+                              <w:dataBinding w:prefixMappings="xmlns:ns0='http://schemas.microsoft.com/office/2006/coverPageProps' " w:xpath="/ns0:CoverPageProperties[1]/ns0:PublishDate[1]" w:storeItemID="{55AF091B-3C7A-41E3-B477-F2FDAA23CFDA}"/>
+                              <w:date w:fullDate="2025-09-08T00:00:00Z">
+                                <w:dateFormat w:val="d/M/yyyy"/>
+                                <w:lid w:val="pt-BR"/>
+                                <w:storeMappedDataAs w:val="dateTime"/>
+                                <w:calendar w:val="gregorian"/>
+                              </w:date>
+                            </w:sdtPr>
+                            <w:sdtContent>
+                              <w:p>
+                                <w:pPr>
+                                  <w:pStyle w:val="SemEspaamento"/>
+                                  <w:jc w:val="right"/>
+                                  <w:rPr>
+                                    <w:color w:val="FFFFFF" w:themeColor="background1"/>
+                                    <w:sz w:val="28"/>
+                                    <w:szCs w:val="28"/>
+                                  </w:rPr>
+                                </w:pPr>
+                                <w:r>
+                                  <w:rPr>
+                                    <w:color w:val="FFFFFF" w:themeColor="background1"/>
+                                    <w:sz w:val="28"/>
+                                    <w:szCs w:val="28"/>
+                                  </w:rPr>
+                                  <w:t>08/09/2025</w:t>
+                                </w:r>
+                              </w:p>
+                            </w:sdtContent>
+                          </w:sdt>
+                        </w:txbxContent>
+                      </v:textbox>
+                    </v:shape>
+                    <v:group id="Grupo 5" o:spid="_x0000_s1029" style="position:absolute;left:762;top:42100;width:20574;height:49103" coordorigin="806,42118" coordsize="13062,31210" o:gfxdata="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">
+                      <v:group id="Grupo 6" o:spid="_x0000_s1030" style="position:absolute;left:1410;top:42118;width:10478;height:31210" coordorigin="1410,42118" coordsize="10477,31210" o:gfxdata="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">
+                        <o:lock v:ext="edit" aspectratio="t"/>
+                        <v:shape id="Forma livre 20" o:spid="_x0000_s1031" style="position:absolute;left:3696;top:62168;width:1937;height:6985;visibility:visible;mso-wrap-style:square;v-text-anchor:top" coordsize="122,440" o:gfxdata="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" path="m,l39,152,84,304r38,113l122,440,76,306,39,180,6,53,,xe" fillcolor="#0e2841 [3215]" strokecolor="#0e2841 [3215]" strokeweight="0">
+                          <v:path arrowok="t" o:connecttype="custom" o:connectlocs="0,0;61913,241300;133350,482600;193675,661988;193675,698500;120650,485775;61913,285750;9525,84138;0,0" o:connectangles="0,0,0,0,0,0,0,0,0"/>
+                        </v:shape>
+                        <v:shape id="Forma livre 21" o:spid="_x0000_s1032" style="position:absolute;left:5728;top:69058;width:1842;height:4270;visibility:visible;mso-wrap-style:square;v-text-anchor:top" coordsize="116,269" o:gfxdata="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" path="m,l8,19,37,93r30,74l116,269r-8,l60,169,30,98,1,25,,xe" fillcolor="#0e2841 [3215]" strokecolor="#0e2841 [3215]" strokeweight="0">
+                          <v:path arrowok="t" o:connecttype="custom" o:connectlocs="0,0;12700,30163;58738,147638;106363,265113;184150,427038;171450,427038;95250,268288;47625,155575;1588,39688;0,0" o:connectangles="0,0,0,0,0,0,0,0,0,0"/>
+                        </v:shape>
+                        <v:shape id="Forma livre 22" o:spid="_x0000_s1033" style="position:absolute;left:1410;top:42118;width:2223;height:20193;visibility:visible;mso-wrap-style:square;v-text-anchor:top" coordsize="140,1272" o:gfxdata="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" path="m,l,,1,79r2,80l12,317,23,476,39,634,58,792,83,948r24,138l135,1223r5,49l138,1262,105,1106,77,949,53,792,35,634,20,476,9,317,2,159,,79,,xe" fillcolor="#0e2841 [3215]" strokecolor="#0e2841 [3215]" strokeweight="0">
+                          <v:path arrowok="t" o:connecttype="custom" o:connectlocs="0,0;0,0;1588,125413;4763,252413;19050,503238;36513,755650;61913,1006475;92075,1257300;131763,1504950;169863,1724025;214313,1941513;222250,2019300;219075,2003425;166688,1755775;122238,1506538;84138,1257300;55563,1006475;31750,755650;14288,503238;3175,252413;0,125413;0,0" o:connectangles="0,0,0,0,0,0,0,0,0,0,0,0,0,0,0,0,0,0,0,0,0,0"/>
+                        </v:shape>
+                        <v:shape id="Forma livre 23" o:spid="_x0000_s1034" style="position:absolute;left:3410;top:48611;width:715;height:13557;visibility:visible;mso-wrap-style:square;v-text-anchor:top" coordsize="45,854" o:gfxdata="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" path="m45,r,l35,66r-9,67l14,267,6,401,3,534,6,669r8,134l18,854r,-3l9,814,8,803,1,669,,534,3,401,12,267,25,132,34,66,45,xe" fillcolor="#0e2841 [3215]" strokecolor="#0e2841 [3215]" strokeweight="0">
+                          <v:path arrowok="t" o:connecttype="custom" o:connectlocs="71438,0;71438,0;55563,104775;41275,211138;22225,423863;9525,636588;4763,847725;9525,1062038;22225,1274763;28575,1355725;28575,1350963;14288,1292225;12700,1274763;1588,1062038;0,847725;4763,636588;19050,423863;39688,209550;53975,104775;71438,0" o:connectangles="0,0,0,0,0,0,0,0,0,0,0,0,0,0,0,0,0,0,0,0"/>
+                        </v:shape>
+                        <v:shape id="Forma livre 24" o:spid="_x0000_s1035" style="position:absolute;left:3633;top:62311;width:2444;height:9985;visibility:visible;mso-wrap-style:square;v-text-anchor:top" coordsize="154,629" o:gfxdata="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" path="m,l10,44r11,82l34,207r19,86l75,380r25,86l120,521r21,55l152,618r2,11l140,595,115,532,93,468,67,383,47,295,28,207,12,104,,xe" fillcolor="#0e2841 [3215]" strokecolor="#0e2841 [3215]" strokeweight="0">
+                          <v:path arrowok="t" o:connecttype="custom" o:connectlocs="0,0;15875,69850;33338,200025;53975,328613;84138,465138;119063,603250;158750,739775;190500,827088;223838,914400;241300,981075;244475,998538;222250,944563;182563,844550;147638,742950;106363,608013;74613,468313;44450,328613;19050,165100;0,0" o:connectangles="0,0,0,0,0,0,0,0,0,0,0,0,0,0,0,0,0,0,0"/>
+                        </v:shape>
+                        <v:shape id="Forma livre 25" o:spid="_x0000_s1036" style="position:absolute;left:6204;top:72233;width:524;height:1095;visibility:visible;mso-wrap-style:square;v-text-anchor:top" coordsize="33,69" o:gfxdata="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" path="m,l33,69r-9,l12,35,,xe" fillcolor="#0e2841 [3215]" strokecolor="#0e2841 [3215]" strokeweight="0">
+                          <v:path arrowok="t" o:connecttype="custom" o:connectlocs="0,0;52388,109538;38100,109538;19050,55563;0,0" o:connectangles="0,0,0,0,0"/>
+                        </v:shape>
+                        <v:shape id="Forma livre 26" o:spid="_x0000_s1037" style="position:absolute;left:3553;top:61533;width:238;height:1476;visibility:visible;mso-wrap-style:square;v-text-anchor:top" coordsize="15,93" o:gfxdata="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" path="m,l9,37r,3l15,93,5,49,,xe" fillcolor="#0e2841 [3215]" strokecolor="#0e2841 [3215]" strokeweight="0">
+                          <v:path arrowok="t" o:connecttype="custom" o:connectlocs="0,0;14288,58738;14288,63500;23813,147638;7938,77788;0,0" o:connectangles="0,0,0,0,0,0"/>
+                        </v:shape>
+                        <v:shape id="Forma livre 27" o:spid="_x0000_s1038" style="position:absolute;left:5633;top:56897;width:6255;height:12161;visibility:visible;mso-wrap-style:square;v-text-anchor:top" coordsize="394,766" o:gfxdata="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" path="m394,r,l356,38,319,77r-35,40l249,160r-42,58l168,276r-37,63l98,402,69,467,45,535,26,604,14,673,7,746,6,766,,749r1,-5l7,673,21,603,40,533,65,466,94,400r33,-64l164,275r40,-60l248,158r34,-42l318,76,354,37,394,xe" fillcolor="#0e2841 [3215]" strokecolor="#0e2841 [3215]" strokeweight="0">
+                          <v:path arrowok="t" o:connecttype="custom" o:connectlocs="625475,0;625475,0;565150,60325;506413,122238;450850,185738;395288,254000;328613,346075;266700,438150;207963,538163;155575,638175;109538,741363;71438,849313;41275,958850;22225,1068388;11113,1184275;9525,1216025;0,1189038;1588,1181100;11113,1068388;33338,957263;63500,846138;103188,739775;149225,635000;201613,533400;260350,436563;323850,341313;393700,250825;447675,184150;504825,120650;561975,58738;625475,0" o:connectangles="0,0,0,0,0,0,0,0,0,0,0,0,0,0,0,0,0,0,0,0,0,0,0,0,0,0,0,0,0,0,0"/>
+                        </v:shape>
+                        <v:shape id="Forma livre 28" o:spid="_x0000_s1039" style="position:absolute;left:5633;top:69153;width:571;height:3080;visibility:visible;mso-wrap-style:square;v-text-anchor:top" coordsize="36,194" o:gfxdata="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" path="m,l6,16r1,3l11,80r9,52l33,185r3,9l21,161,15,145,5,81,1,41,,xe" fillcolor="#0e2841 [3215]" strokecolor="#0e2841 [3215]" strokeweight="0">
+                          <v:path arrowok="t" o:connecttype="custom" o:connectlocs="0,0;9525,25400;11113,30163;17463,127000;31750,209550;52388,293688;57150,307975;33338,255588;23813,230188;7938,128588;1588,65088;0,0" o:connectangles="0,0,0,0,0,0,0,0,0,0,0,0"/>
+                        </v:shape>
+                        <v:shape id="Forma livre 29" o:spid="_x0000_s1040" style="position:absolute;left:6077;top:72296;width:493;height:1032;visibility:visible;mso-wrap-style:square;v-text-anchor:top" coordsize="31,65" o:gfxdata="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" path="m,l31,65r-8,l,xe" fillcolor="#0e2841 [3215]" strokecolor="#0e2841 [3215]" strokeweight="0">
+                          <v:path arrowok="t" o:connecttype="custom" o:connectlocs="0,0;49213,103188;36513,103188;0,0" o:connectangles="0,0,0,0"/>
+                        </v:shape>
+                        <v:shape id="Forma livre 30" o:spid="_x0000_s1041" style="position:absolute;left:5633;top:68788;width:111;height:666;visibility:visible;mso-wrap-style:square;v-text-anchor:top" coordsize="7,42" o:gfxdata="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" path="m,l6,17,7,42,6,39,,23,,xe" fillcolor="#0e2841 [3215]" strokecolor="#0e2841 [3215]" strokeweight="0">
+                          <v:path arrowok="t" o:connecttype="custom" o:connectlocs="0,0;9525,26988;11113,66675;9525,61913;0,36513;0,0" o:connectangles="0,0,0,0,0,0"/>
+                        </v:shape>
+                        <v:shape id="Forma livre 31" o:spid="_x0000_s1042" style="position:absolute;left:5871;top:71455;width:714;height:1873;visibility:visible;mso-wrap-style:square;v-text-anchor:top" coordsize="45,118" o:gfxdata="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" path="m,l6,16,21,49,33,84r12,34l44,118,13,53,11,42,,xe" fillcolor="#0e2841 [3215]" strokecolor="#0e2841 [3215]" strokeweight="0">
+                          <v:path arrowok="t" o:connecttype="custom" o:connectlocs="0,0;9525,25400;33338,77788;52388,133350;71438,187325;69850,187325;20638,84138;17463,66675;0,0" o:connectangles="0,0,0,0,0,0,0,0,0"/>
+                        </v:shape>
+                      </v:group>
+                      <v:group id="Grupo 7" o:spid="_x0000_s1043" style="position:absolute;left:806;top:48269;width:13063;height:25059" coordorigin="806,46499" coordsize="8747,16779" o:gfxdata="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">
+                        <o:lock v:ext="edit" aspectratio="t"/>
+                        <v:shape id="Forma livre 8" o:spid="_x0000_s1044" style="position:absolute;left:1187;top:51897;width:1984;height:7143;visibility:visible;mso-wrap-style:square;v-text-anchor:top" coordsize="125,450" o:gfxdata="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" path="m,l41,155,86,309r39,116l125,450,79,311,41,183,7,54,,xe" fillcolor="#0e2841 [3215]" strokecolor="#0e2841 [3215]" strokeweight="0">
+                          <v:fill opacity="13107f"/>
+                          <v:stroke opacity="13107f"/>
+                          <v:path arrowok="t" o:connecttype="custom" o:connectlocs="0,0;65088,246063;136525,490538;198438,674688;198438,714375;125413,493713;65088,290513;11113,85725;0,0" o:connectangles="0,0,0,0,0,0,0,0,0"/>
+                        </v:shape>
+                        <v:shape id="Forma livre 9" o:spid="_x0000_s1045" style="position:absolute;left:3282;top:58913;width:1874;height:4366;visibility:visible;mso-wrap-style:square;v-text-anchor:top" coordsize="118,275" o:gfxdata="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" path="m,l8,20,37,96r32,74l118,275r-9,l61,174,30,100,,26,,xe" fillcolor="#0e2841 [3215]" strokecolor="#0e2841 [3215]" strokeweight="0">
+                          <v:fill opacity="13107f"/>
+                          <v:stroke opacity="13107f"/>
+                          <v:path arrowok="t" o:connecttype="custom" o:connectlocs="0,0;12700,31750;58738,152400;109538,269875;187325,436563;173038,436563;96838,276225;47625,158750;0,41275;0,0" o:connectangles="0,0,0,0,0,0,0,0,0,0"/>
+                        </v:shape>
+                        <v:shape id="Forma livre 10" o:spid="_x0000_s1046" style="position:absolute;left:806;top:50103;width:317;height:1921;visibility:visible;mso-wrap-style:square;v-text-anchor:top" coordsize="20,121" o:gfxdata="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" path="m,l16,72r4,49l18,112,,31,,xe" fillcolor="#0e2841 [3215]" strokecolor="#0e2841 [3215]" strokeweight="0">
+                          <v:fill opacity="13107f"/>
+                          <v:stroke opacity="13107f"/>
+                          <v:path arrowok="t" o:connecttype="custom" o:connectlocs="0,0;25400,114300;31750,192088;28575,177800;0,49213;0,0" o:connectangles="0,0,0,0,0,0"/>
+                        </v:shape>
+                        <v:shape id="Forma Livre 12" o:spid="_x0000_s1047" style="position:absolute;left:1123;top:52024;width:2509;height:10207;visibility:visible;mso-wrap-style:square;v-text-anchor:top" coordsize="158,643" o:gfxdata="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" path="m,l11,46r11,83l36,211r19,90l76,389r27,87l123,533r21,55l155,632r3,11l142,608,118,544,95,478,69,391,47,302,29,212,13,107,,xe" fillcolor="#0e2841 [3215]" strokecolor="#0e2841 [3215]" strokeweight="0">
+                          <v:fill opacity="13107f"/>
+                          <v:stroke opacity="13107f"/>
+                          <v:path arrowok="t" o:connecttype="custom" o:connectlocs="0,0;17463,73025;34925,204788;57150,334963;87313,477838;120650,617538;163513,755650;195263,846138;228600,933450;246063,1003300;250825,1020763;225425,965200;187325,863600;150813,758825;109538,620713;74613,479425;46038,336550;20638,169863;0,0" o:connectangles="0,0,0,0,0,0,0,0,0,0,0,0,0,0,0,0,0,0,0"/>
+                        </v:shape>
+                        <v:shape id="Forma Livre 13" o:spid="_x0000_s1048" style="position:absolute;left:3759;top:62152;width:524;height:1127;visibility:visible;mso-wrap-style:square;v-text-anchor:top" coordsize="33,71" o:gfxdata="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" path="m,l33,71r-9,l11,36,,xe" fillcolor="#0e2841 [3215]" strokecolor="#0e2841 [3215]" strokeweight="0">
+                          <v:fill opacity="13107f"/>
+                          <v:stroke opacity="13107f"/>
+                          <v:path arrowok="t" o:connecttype="custom" o:connectlocs="0,0;52388,112713;38100,112713;17463,57150;0,0" o:connectangles="0,0,0,0,0"/>
+                        </v:shape>
+                        <v:shape id="Forma Livre 14" o:spid="_x0000_s1049" style="position:absolute;left:1060;top:51246;width:238;height:1508;visibility:visible;mso-wrap-style:square;v-text-anchor:top" coordsize="15,95" o:gfxdata="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" path="m,l8,37r,4l15,95,4,49,,xe" fillcolor="#0e2841 [3215]" strokecolor="#0e2841 [3215]" strokeweight="0">
+                          <v:fill opacity="13107f"/>
+                          <v:stroke opacity="13107f"/>
+                          <v:path arrowok="t" o:connecttype="custom" o:connectlocs="0,0;12700,58738;12700,65088;23813,150813;6350,77788;0,0" o:connectangles="0,0,0,0,0,0"/>
+                        </v:shape>
+                        <v:shape id="Forma Livre 15" o:spid="_x0000_s1050" style="position:absolute;left:3171;top:46499;width:6382;height:12414;visibility:visible;mso-wrap-style:square;v-text-anchor:top" coordsize="402,782" o:gfxdata="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" path="m402,r,1l363,39,325,79r-35,42l255,164r-44,58l171,284r-38,62l100,411,71,478,45,546,27,617,13,689,7,761r,21l,765r1,-4l7,688,21,616,40,545,66,475,95,409r35,-66l167,281r42,-61l253,163r34,-43l324,78,362,38,402,xe" fillcolor="#0e2841 [3215]" strokecolor="#0e2841 [3215]" strokeweight="0">
+                          <v:fill opacity="13107f"/>
+                          <v:stroke opacity="13107f"/>
+                          <v:path arrowok="t" o:connecttype="custom" o:connectlocs="638175,0;638175,1588;576263,61913;515938,125413;460375,192088;404813,260350;334963,352425;271463,450850;211138,549275;158750,652463;112713,758825;71438,866775;42863,979488;20638,1093788;11113,1208088;11113,1241425;0,1214438;1588,1208088;11113,1092200;33338,977900;63500,865188;104775,754063;150813,649288;206375,544513;265113,446088;331788,349250;401638,258763;455613,190500;514350,123825;574675,60325;638175,0" o:connectangles="0,0,0,0,0,0,0,0,0,0,0,0,0,0,0,0,0,0,0,0,0,0,0,0,0,0,0,0,0,0,0"/>
+                        </v:shape>
+                        <v:shape id="Forma Livre 16" o:spid="_x0000_s1051" style="position:absolute;left:3171;top:59040;width:588;height:3112;visibility:visible;mso-wrap-style:square;v-text-anchor:top" coordsize="37,196" o:gfxdata="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" path="m,l6,15r1,3l12,80r9,54l33,188r4,8l22,162,15,146,5,81,1,40,,xe" fillcolor="#0e2841 [3215]" strokecolor="#0e2841 [3215]" strokeweight="0">
+                          <v:fill opacity="13107f"/>
+                          <v:stroke opacity="13107f"/>
+                          <v:path arrowok="t" o:connecttype="custom" o:connectlocs="0,0;9525,23813;11113,28575;19050,127000;33338,212725;52388,298450;58738,311150;34925,257175;23813,231775;7938,128588;1588,63500;0,0" o:connectangles="0,0,0,0,0,0,0,0,0,0,0,0"/>
+                        </v:shape>
+                        <v:shape id="Forma Livre 17" o:spid="_x0000_s1052" style="position:absolute;left:3632;top:62231;width:492;height:1048;visibility:visible;mso-wrap-style:square;v-text-anchor:top" coordsize="31,66" o:gfxdata="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" path="m,l31,66r-7,l,xe" fillcolor="#0e2841 [3215]" strokecolor="#0e2841 [3215]" strokeweight="0">
+                          <v:fill opacity="13107f"/>
+                          <v:stroke opacity="13107f"/>
+                          <v:path arrowok="t" o:connecttype="custom" o:connectlocs="0,0;49213,104775;38100,104775;0,0" o:connectangles="0,0,0,0"/>
+                        </v:shape>
+                        <v:shape id="Forma Livre 18" o:spid="_x0000_s1053" style="position:absolute;left:3171;top:58644;width:111;height:682;visibility:visible;mso-wrap-style:square;v-text-anchor:top" coordsize="7,43" o:gfxdata="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" path="m,l7,17r,26l6,40,,25,,xe" fillcolor="#0e2841 [3215]" strokecolor="#0e2841 [3215]" strokeweight="0">
+                          <v:fill opacity="13107f"/>
+                          <v:stroke opacity="13107f"/>
+                          <v:path arrowok="t" o:connecttype="custom" o:connectlocs="0,0;11113,26988;11113,68263;9525,63500;0,39688;0,0" o:connectangles="0,0,0,0,0,0"/>
+                        </v:shape>
+                        <v:shape id="Forma Livre 19" o:spid="_x0000_s1054" style="position:absolute;left:3409;top:61358;width:731;height:1921;visibility:visible;mso-wrap-style:square;v-text-anchor:top" coordsize="46,121" o:gfxdata="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" path="m,l7,16,22,50,33,86r13,35l45,121,14,55,11,44,,xe" fillcolor="#0e2841 [3215]" strokecolor="#0e2841 [3215]" strokeweight="0">
+                          <v:fill opacity="13107f"/>
+                          <v:stroke opacity="13107f"/>
+                          <v:path arrowok="t" o:connecttype="custom" o:connectlocs="0,0;11113,25400;34925,79375;52388,136525;73025,192088;71438,192088;22225,87313;17463,69850;0,0" o:connectangles="0,0,0,0,0,0,0,0,0"/>
+                        </v:shape>
+                      </v:group>
+                    </v:group>
+                    <w10:wrap anchorx="page" anchory="page"/>
+                  </v:group>
+                </w:pict>
+              </mc:Fallback>
+            </mc:AlternateContent>
+          </w:r>
+          <w:r>
+            <w:rPr>
+              <w:noProof/>
+            </w:rPr>
+            <mc:AlternateContent>
+              <mc:Choice Requires="wps">
+                <w:drawing>
+                  <wp:anchor distT="0" distB="0" distL="114300" distR="114300" simplePos="0" relativeHeight="251669504" behindDoc="0" locked="0" layoutInCell="1" allowOverlap="1" wp14:anchorId="5E3F9436" wp14:editId="4825C617">
+                    <wp:simplePos x="0" y="0"/>
+                    <mc:AlternateContent>
+                      <mc:Choice Requires="wp14">
+                        <wp:positionH relativeFrom="page">
+                          <wp14:pctPosHOffset>42000</wp14:pctPosHOffset>
+                        </wp:positionH>
+                      </mc:Choice>
+                      <mc:Fallback>
+                        <wp:positionH relativeFrom="page">
+                          <wp:posOffset>3175000</wp:posOffset>
+                        </wp:positionH>
+                      </mc:Fallback>
+                    </mc:AlternateContent>
+                    <mc:AlternateContent>
+                      <mc:Choice Requires="wp14">
+                        <wp:positionV relativeFrom="page">
+                          <wp14:pctPosVOffset>88000</wp14:pctPosVOffset>
+                        </wp:positionV>
+                      </mc:Choice>
+                      <mc:Fallback>
+                        <wp:positionV relativeFrom="page">
+                          <wp:posOffset>9408795</wp:posOffset>
+                        </wp:positionV>
+                      </mc:Fallback>
+                    </mc:AlternateContent>
+                    <wp:extent cx="3657600" cy="365760"/>
+                    <wp:effectExtent l="0" t="0" r="0" b="0"/>
+                    <wp:wrapNone/>
+                    <wp:docPr id="32" name="Caixa de texto 32"/>
+                    <wp:cNvGraphicFramePr/>
+                    <a:graphic xmlns:a="http://schemas.openxmlformats.org/drawingml/2006/main">
+                      <a:graphicData uri="http://schemas.microsoft.com/office/word/2010/wordprocessingShape">
+                        <wps:wsp>
+                          <wps:cNvSpPr txBox="1"/>
+                          <wps:spPr>
+                            <a:xfrm>
+                              <a:off x="0" y="0"/>
+                              <a:ext cx="3657600" cy="365760"/>
+                            </a:xfrm>
+                            <a:prstGeom prst="rect">
+                              <a:avLst/>
+                            </a:prstGeom>
+                            <a:noFill/>
+                            <a:ln w="6350">
+                              <a:noFill/>
+                            </a:ln>
+                            <a:effectLst/>
+                          </wps:spPr>
+                          <wps:style>
+                            <a:lnRef idx="0">
+                              <a:schemeClr val="accent1"/>
+                            </a:lnRef>
+                            <a:fillRef idx="0">
+                              <a:schemeClr val="accent1"/>
+                            </a:fillRef>
+                            <a:effectRef idx="0">
+                              <a:schemeClr val="accent1"/>
+                            </a:effectRef>
+                            <a:fontRef idx="minor">
+                              <a:schemeClr val="dk1"/>
+                            </a:fontRef>
+                          </wps:style>
+                          <wps:txbx>
+                            <w:txbxContent>
+                              <w:p>
+                                <w:pPr>
+                                  <w:pStyle w:val="SemEspaamento"/>
+                                  <w:rPr>
+                                    <w:color w:val="156082" w:themeColor="accent1"/>
+                                    <w:sz w:val="26"/>
+                                    <w:szCs w:val="26"/>
+                                  </w:rPr>
+                                </w:pPr>
+                                <w:sdt>
+                                  <w:sdtPr>
+                                    <w:rPr>
+                                      <w:color w:val="156082" w:themeColor="accent1"/>
+                                      <w:sz w:val="26"/>
+                                      <w:szCs w:val="26"/>
+                                    </w:rPr>
+                                    <w:alias w:val="Autor"/>
+                                    <w:tag w:val=""/>
+                                    <w:id w:val="-2041584766"/>
+                                    <w:dataBinding w:prefixMappings="xmlns:ns0='http://purl.org/dc/elements/1.1/' xmlns:ns1='http://schemas.openxmlformats.org/package/2006/metadata/core-properties' " w:xpath="/ns1:coreProperties[1]/ns0:creator[1]" w:storeItemID="{6C3C8BC8-F283-45AE-878A-BAB7291924A1}"/>
+                                    <w:text/>
+                                  </w:sdtPr>
+                                  <w:sdtContent>
+                                    <w:r>
+                                      <w:rPr>
+                                        <w:color w:val="156082" w:themeColor="accent1"/>
+                                        <w:sz w:val="26"/>
+                                        <w:szCs w:val="26"/>
+                                      </w:rPr>
+                                      <w:t>GENIVALDO MESQUITA DE SOUZA</w:t>
+                                    </w:r>
+                                  </w:sdtContent>
+                                </w:sdt>
+                              </w:p>
+                              <w:p>
+                                <w:pPr>
+                                  <w:pStyle w:val="SemEspaamento"/>
+                                  <w:rPr>
+                                    <w:color w:val="595959" w:themeColor="text1" w:themeTint="A6"/>
+                                    <w:sz w:val="20"/>
+                                    <w:szCs w:val="20"/>
+                                  </w:rPr>
+                                </w:pPr>
+                              </w:p>
+                            </w:txbxContent>
+                          </wps:txbx>
+                          <wps:bodyPr rot="0" spcFirstLastPara="0" vertOverflow="overflow" horzOverflow="overflow" vert="horz" wrap="square" lIns="0" tIns="0" rIns="0" bIns="0" numCol="1" spcCol="0" rtlCol="0" fromWordArt="0" anchor="b" anchorCtr="0" forceAA="0" compatLnSpc="1">
+                            <a:prstTxWarp prst="textNoShape">
+                              <a:avLst/>
+                            </a:prstTxWarp>
+                            <a:spAutoFit/>
+                          </wps:bodyPr>
+                        </wps:wsp>
+                      </a:graphicData>
+                    </a:graphic>
+                    <wp14:sizeRelH relativeFrom="page">
+                      <wp14:pctWidth>45000</wp14:pctWidth>
+                    </wp14:sizeRelH>
+                    <wp14:sizeRelV relativeFrom="margin">
+                      <wp14:pctHeight>0</wp14:pctHeight>
+                    </wp14:sizeRelV>
+                  </wp:anchor>
+                </w:drawing>
+              </mc:Choice>
+              <mc:Fallback>
+                <w:pict>
+                  <v:shapetype w14:anchorId="5E3F9436" id="_x0000_t202" coordsize="21600,21600" o:spt="202" path="m,l,21600r21600,l21600,xe">
+                    <v:stroke joinstyle="miter"/>
+                    <v:path gradientshapeok="t" o:connecttype="rect"/>
+                  </v:shapetype>
+                  <v:shape id="Caixa de texto 32" o:spid="_x0000_s1055" type="#_x0000_t202" style="position:absolute;margin-left:0;margin-top:0;width:4in;height:28.8pt;z-index:251669504;visibility:visible;mso-wrap-style:square;mso-width-percent:450;mso-height-percent:0;mso-left-percent:420;mso-top-percent:880;mso-wrap-distance-left:9pt;mso-wrap-distance-top:0;mso-wrap-distance-right:9pt;mso-wrap-distance-bottom:0;mso-position-horizontal-relative:page;mso-position-vertical-relative:page;mso-width-percent:450;mso-height-percent:0;mso-left-percent:420;mso-top-percent:880;mso-width-relative:page;mso-height-relative:margin;v-text-anchor:bottom" o:gfxdata="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" filled="f" stroked="f" strokeweight=".5pt">
+                    <v:textbox style="mso-fit-shape-to-text:t" inset="0,0,0,0">
+                      <w:txbxContent>
+                        <w:p>
+                          <w:pPr>
+                            <w:pStyle w:val="SemEspaamento"/>
+                            <w:rPr>
+                              <w:color w:val="156082" w:themeColor="accent1"/>
+                              <w:sz w:val="26"/>
+                              <w:szCs w:val="26"/>
+                            </w:rPr>
+                          </w:pPr>
+                          <w:sdt>
+                            <w:sdtPr>
+                              <w:rPr>
+                                <w:color w:val="156082" w:themeColor="accent1"/>
+                                <w:sz w:val="26"/>
+                                <w:szCs w:val="26"/>
+                              </w:rPr>
+                              <w:alias w:val="Autor"/>
+                              <w:tag w:val=""/>
+                              <w:id w:val="-2041584766"/>
+                              <w:dataBinding w:prefixMappings="xmlns:ns0='http://purl.org/dc/elements/1.1/' xmlns:ns1='http://schemas.openxmlformats.org/package/2006/metadata/core-properties' " w:xpath="/ns1:coreProperties[1]/ns0:creator[1]" w:storeItemID="{6C3C8BC8-F283-45AE-878A-BAB7291924A1}"/>
+                              <w:text/>
+                            </w:sdtPr>
+                            <w:sdtContent>
+                              <w:r>
+                                <w:rPr>
+                                  <w:color w:val="156082" w:themeColor="accent1"/>
+                                  <w:sz w:val="26"/>
+                                  <w:szCs w:val="26"/>
+                                </w:rPr>
+                                <w:t>GENIVALDO MESQUITA DE SOUZA</w:t>
+                              </w:r>
+                            </w:sdtContent>
+                          </w:sdt>
+                        </w:p>
+                        <w:p>
+                          <w:pPr>
+                            <w:pStyle w:val="SemEspaamento"/>
+                            <w:rPr>
+                              <w:color w:val="595959" w:themeColor="text1" w:themeTint="A6"/>
+                              <w:sz w:val="20"/>
+                              <w:szCs w:val="20"/>
+                            </w:rPr>
+                          </w:pPr>
+                        </w:p>
+                      </w:txbxContent>
+                    </v:textbox>
+                    <w10:wrap anchorx="page" anchory="page"/>
+                  </v:shape>
+                </w:pict>
+              </mc:Fallback>
+            </mc:AlternateContent>
+          </w:r>
+          <w:r>
+            <w:rPr>
+              <w:noProof/>
+            </w:rPr>
+            <mc:AlternateContent>
+              <mc:Choice Requires="wps">
+                <w:drawing>
+                  <wp:anchor distT="0" distB="0" distL="114300" distR="114300" simplePos="0" relativeHeight="251668480" behindDoc="0" locked="0" layoutInCell="1" allowOverlap="1" wp14:anchorId="6C2D3E77" wp14:editId="1EC23A77">
+                    <wp:simplePos x="0" y="0"/>
+                    <mc:AlternateContent>
+                      <mc:Choice Requires="wp14">
+                        <wp:positionH relativeFrom="page">
+                          <wp14:pctPosHOffset>42000</wp14:pctPosHOffset>
+                        </wp:positionH>
+                      </mc:Choice>
+                      <mc:Fallback>
+                        <wp:positionH relativeFrom="page">
+                          <wp:posOffset>3175000</wp:posOffset>
+                        </wp:positionH>
+                      </mc:Fallback>
+                    </mc:AlternateContent>
+                    <mc:AlternateContent>
+                      <mc:Choice Requires="wp14">
+                        <wp:positionV relativeFrom="page">
+                          <wp14:pctPosVOffset>17500</wp14:pctPosVOffset>
+                        </wp:positionV>
+                      </mc:Choice>
+                      <mc:Fallback>
+                        <wp:positionV relativeFrom="page">
+                          <wp:posOffset>1870710</wp:posOffset>
+                        </wp:positionV>
+                      </mc:Fallback>
+                    </mc:AlternateContent>
+                    <wp:extent cx="3657600" cy="1069848"/>
+                    <wp:effectExtent l="0" t="0" r="7620" b="635"/>
+                    <wp:wrapNone/>
+                    <wp:docPr id="1" name="Caixa de Texto 1"/>
+                    <wp:cNvGraphicFramePr/>
+                    <a:graphic xmlns:a="http://schemas.openxmlformats.org/drawingml/2006/main">
+                      <a:graphicData uri="http://schemas.microsoft.com/office/word/2010/wordprocessingShape">
+                        <wps:wsp>
+                          <wps:cNvSpPr txBox="1"/>
+                          <wps:spPr>
+                            <a:xfrm>
+                              <a:off x="0" y="0"/>
+                              <a:ext cx="3657600" cy="1069848"/>
+                            </a:xfrm>
+                            <a:prstGeom prst="rect">
+                              <a:avLst/>
+                            </a:prstGeom>
+                            <a:noFill/>
+                            <a:ln w="6350">
+                              <a:noFill/>
+                            </a:ln>
+                            <a:effectLst/>
+                          </wps:spPr>
+                          <wps:style>
+                            <a:lnRef idx="0">
+                              <a:schemeClr val="accent1"/>
+                            </a:lnRef>
+                            <a:fillRef idx="0">
+                              <a:schemeClr val="accent1"/>
+                            </a:fillRef>
+                            <a:effectRef idx="0">
+                              <a:schemeClr val="accent1"/>
+                            </a:effectRef>
+                            <a:fontRef idx="minor">
+                              <a:schemeClr val="dk1"/>
+                            </a:fontRef>
+                          </wps:style>
+                          <wps:txbx>
+                            <w:txbxContent>
+                              <w:p>
+                                <w:pPr>
+                                  <w:pStyle w:val="SemEspaamento"/>
+                                  <w:rPr>
+                                    <w:rFonts w:asciiTheme="majorHAnsi" w:eastAsiaTheme="majorEastAsia" w:hAnsiTheme="majorHAnsi" w:cstheme="majorBidi"/>
+                                    <w:color w:val="262626" w:themeColor="text1" w:themeTint="D9"/>
+                                    <w:sz w:val="72"/>
+                                  </w:rPr>
+                                </w:pPr>
+                                <w:sdt>
+                                  <w:sdtPr>
+                                    <w:rPr>
+                                      <w:rFonts w:asciiTheme="majorHAnsi" w:eastAsiaTheme="majorEastAsia" w:hAnsiTheme="majorHAnsi" w:cstheme="majorBidi"/>
+                                      <w:color w:val="262626" w:themeColor="text1" w:themeTint="D9"/>
+                                      <w:sz w:val="72"/>
+                                      <w:szCs w:val="72"/>
+                                    </w:rPr>
+                                    <w:alias w:val="Título"/>
+                                    <w:tag w:val=""/>
+                                    <w:id w:val="-705018352"/>
+                                    <w:dataBinding w:prefixMappings="xmlns:ns0='http://purl.org/dc/elements/1.1/' xmlns:ns1='http://schemas.openxmlformats.org/package/2006/metadata/core-properties' " w:xpath="/ns1:coreProperties[1]/ns0:title[1]" w:storeItemID="{6C3C8BC8-F283-45AE-878A-BAB7291924A1}"/>
+                                    <w:text/>
+                                  </w:sdtPr>
+                                  <w:sdtContent>
+                                    <w:r>
+                                      <w:rPr>
+                                        <w:rFonts w:asciiTheme="majorHAnsi" w:eastAsiaTheme="majorEastAsia" w:hAnsiTheme="majorHAnsi" w:cstheme="majorBidi"/>
+                                        <w:color w:val="262626" w:themeColor="text1" w:themeTint="D9"/>
+                                        <w:sz w:val="72"/>
+                                        <w:szCs w:val="72"/>
+                                      </w:rPr>
+                                      <w:t>Projeto Integrador</w:t>
+                                    </w:r>
+                                  </w:sdtContent>
+                                </w:sdt>
+                              </w:p>
+                              <w:p>
+                                <w:pPr>
+                                  <w:spacing w:before="120"/>
+                                  <w:rPr>
+                                    <w:color w:val="404040" w:themeColor="text1" w:themeTint="BF"/>
+                                    <w:sz w:val="36"/>
+                                    <w:szCs w:val="36"/>
+                                  </w:rPr>
+                                </w:pPr>
+                                <w:sdt>
+                                  <w:sdtPr>
+                                    <w:rPr>
+                                      <w:color w:val="404040" w:themeColor="text1" w:themeTint="BF"/>
+                                      <w:sz w:val="36"/>
+                                      <w:szCs w:val="36"/>
+                                    </w:rPr>
+                                    <w:alias w:val="Subtítulo"/>
+                                    <w:tag w:val=""/>
+                                    <w:id w:val="-1148361611"/>
+                                    <w:dataBinding w:prefixMappings="xmlns:ns0='http://purl.org/dc/elements/1.1/' xmlns:ns1='http://schemas.openxmlformats.org/package/2006/metadata/core-properties' " w:xpath="/ns1:coreProperties[1]/ns0:subject[1]" w:storeItemID="{6C3C8BC8-F283-45AE-878A-BAB7291924A1}"/>
+                                    <w:text/>
+                                  </w:sdtPr>
+                                  <w:sdtContent>
+                                    <w:r>
+                                      <w:rPr>
+                                        <w:color w:val="404040" w:themeColor="text1" w:themeTint="BF"/>
+                                        <w:sz w:val="36"/>
+                                        <w:szCs w:val="36"/>
+                                      </w:rPr>
+                                      <w:t>Corpo Ativo</w:t>
+                                    </w:r>
+                                  </w:sdtContent>
+                                </w:sdt>
+                              </w:p>
+                            </w:txbxContent>
+                          </wps:txbx>
+                          <wps:bodyPr rot="0" spcFirstLastPara="0" vertOverflow="overflow" horzOverflow="overflow" vert="horz" wrap="square" lIns="0" tIns="0" rIns="0" bIns="0" numCol="1" spcCol="0" rtlCol="0" fromWordArt="0" anchor="t" anchorCtr="0" forceAA="0" compatLnSpc="1">
+                            <a:prstTxWarp prst="textNoShape">
+                              <a:avLst/>
+                            </a:prstTxWarp>
+                            <a:spAutoFit/>
+                          </wps:bodyPr>
+                        </wps:wsp>
+                      </a:graphicData>
+                    </a:graphic>
+                    <wp14:sizeRelH relativeFrom="page">
+                      <wp14:pctWidth>45000</wp14:pctWidth>
+                    </wp14:sizeRelH>
+                    <wp14:sizeRelV relativeFrom="margin">
+                      <wp14:pctHeight>0</wp14:pctHeight>
+                    </wp14:sizeRelV>
+                  </wp:anchor>
+                </w:drawing>
+              </mc:Choice>
+              <mc:Fallback>
+                <w:pict>
+                  <v:shape w14:anchorId="6C2D3E77" id="Caixa de Texto 1" o:spid="_x0000_s1056" type="#_x0000_t202" style="position:absolute;margin-left:0;margin-top:0;width:4in;height:84.25pt;z-index:251668480;visibility:visible;mso-wrap-style:square;mso-width-percent:450;mso-height-percent:0;mso-left-percent:420;mso-top-percent:175;mso-wrap-distance-left:9pt;mso-wrap-distance-top:0;mso-wrap-distance-right:9pt;mso-wrap-distance-bottom:0;mso-position-horizontal-relative:page;mso-position-vertical-relative:page;mso-width-percent:450;mso-height-percent:0;mso-left-percent:420;mso-top-percent:175;mso-width-relative:page;mso-height-relative:margin;v-text-anchor:top" o:gfxdata="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" filled="f" stroked="f" strokeweight=".5pt">
+                    <v:textbox style="mso-fit-shape-to-text:t" inset="0,0,0,0">
+                      <w:txbxContent>
+                        <w:p>
+                          <w:pPr>
+                            <w:pStyle w:val="SemEspaamento"/>
+                            <w:rPr>
+                              <w:rFonts w:asciiTheme="majorHAnsi" w:eastAsiaTheme="majorEastAsia" w:hAnsiTheme="majorHAnsi" w:cstheme="majorBidi"/>
+                              <w:color w:val="262626" w:themeColor="text1" w:themeTint="D9"/>
+                              <w:sz w:val="72"/>
+                            </w:rPr>
+                          </w:pPr>
+                          <w:sdt>
+                            <w:sdtPr>
+                              <w:rPr>
+                                <w:rFonts w:asciiTheme="majorHAnsi" w:eastAsiaTheme="majorEastAsia" w:hAnsiTheme="majorHAnsi" w:cstheme="majorBidi"/>
+                                <w:color w:val="262626" w:themeColor="text1" w:themeTint="D9"/>
+                                <w:sz w:val="72"/>
+                                <w:szCs w:val="72"/>
+                              </w:rPr>
+                              <w:alias w:val="Título"/>
+                              <w:tag w:val=""/>
+                              <w:id w:val="-705018352"/>
+                              <w:dataBinding w:prefixMappings="xmlns:ns0='http://purl.org/dc/elements/1.1/' xmlns:ns1='http://schemas.openxmlformats.org/package/2006/metadata/core-properties' " w:xpath="/ns1:coreProperties[1]/ns0:title[1]" w:storeItemID="{6C3C8BC8-F283-45AE-878A-BAB7291924A1}"/>
+                              <w:text/>
+                            </w:sdtPr>
+                            <w:sdtContent>
+                              <w:r>
+                                <w:rPr>
+                                  <w:rFonts w:asciiTheme="majorHAnsi" w:eastAsiaTheme="majorEastAsia" w:hAnsiTheme="majorHAnsi" w:cstheme="majorBidi"/>
+                                  <w:color w:val="262626" w:themeColor="text1" w:themeTint="D9"/>
+                                  <w:sz w:val="72"/>
+                                  <w:szCs w:val="72"/>
+                                </w:rPr>
+                                <w:t>Projeto Integrador</w:t>
+                              </w:r>
+                            </w:sdtContent>
+                          </w:sdt>
+                        </w:p>
+                        <w:p>
+                          <w:pPr>
+                            <w:spacing w:before="120"/>
+                            <w:rPr>
+                              <w:color w:val="404040" w:themeColor="text1" w:themeTint="BF"/>
+                              <w:sz w:val="36"/>
+                              <w:szCs w:val="36"/>
+                            </w:rPr>
+                          </w:pPr>
+                          <w:sdt>
+                            <w:sdtPr>
+                              <w:rPr>
+                                <w:color w:val="404040" w:themeColor="text1" w:themeTint="BF"/>
+                                <w:sz w:val="36"/>
+                                <w:szCs w:val="36"/>
+                              </w:rPr>
+                              <w:alias w:val="Subtítulo"/>
+                              <w:tag w:val=""/>
+                              <w:id w:val="-1148361611"/>
+                              <w:dataBinding w:prefixMappings="xmlns:ns0='http://purl.org/dc/elements/1.1/' xmlns:ns1='http://schemas.openxmlformats.org/package/2006/metadata/core-properties' " w:xpath="/ns1:coreProperties[1]/ns0:subject[1]" w:storeItemID="{6C3C8BC8-F283-45AE-878A-BAB7291924A1}"/>
+                              <w:text/>
+                            </w:sdtPr>
+                            <w:sdtContent>
+                              <w:r>
+                                <w:rPr>
+                                  <w:color w:val="404040" w:themeColor="text1" w:themeTint="BF"/>
+                                  <w:sz w:val="36"/>
+                                  <w:szCs w:val="36"/>
+                                </w:rPr>
+                                <w:t>Corpo Ativo</w:t>
+                              </w:r>
+                            </w:sdtContent>
+                          </w:sdt>
+                        </w:p>
+                      </w:txbxContent>
+                    </v:textbox>
+                    <w10:wrap anchorx="page" anchory="page"/>
+                  </v:shape>
+                </w:pict>
+              </mc:Fallback>
+            </mc:AlternateContent>
+          </w:r>
+        </w:p>
+        <w:p>
+          <w:r>
+            <w:br w:type="page"/>
+          </w:r>
+        </w:p>
+      </w:sdtContent>
+    </w:sdt>
+    <w:p>
+      <w:pPr>
+        <w:rPr>
+          <w:rFonts w:asciiTheme="majorHAnsi" w:eastAsiaTheme="majorEastAsia" w:hAnsiTheme="majorHAnsi" w:cstheme="majorBidi"/>
+          <w:color w:val="0F4761" w:themeColor="accent1" w:themeShade="BF"/>
+          <w:sz w:val="40"/>
+          <w:szCs w:val="40"/>
+        </w:rPr>
+      </w:pPr>
+      <w:r>
+        <w:lastRenderedPageBreak/>
+        <w:br/>
+      </w:r>
+      <w:r>
+        <w:br/>
+      </w:r>
+    </w:p>
     <w:p>
       <w:pPr>
         <w:pStyle w:val="Ttulo1"/>
       </w:pPr>
-      <w:r>
-        <w:t>Projeto Integrador: 06/08/2025</w:t>
+    </w:p>
+    <w:p>
+      <w:pPr>
+        <w:pStyle w:val="Ttulo1"/>
+      </w:pPr>
+    </w:p>
+    <w:p/>
+    <w:p/>
+    <w:p/>
+    <w:p/>
+    <w:p/>
+    <w:p/>
+    <w:p/>
+    <w:p/>
+    <w:p/>
+    <w:p/>
+    <w:p/>
+    <w:p/>
+    <w:p/>
+    <w:p/>
+    <w:p/>
+    <w:p/>
+    <w:p/>
+    <w:p/>
+    <w:p/>
+    <w:p>
+      <w:pPr>
+        <w:pStyle w:val="Ttulo1"/>
+      </w:pPr>
+    </w:p>
+    <w:p>
+      <w:pPr>
+        <w:pStyle w:val="NormalWeb"/>
+        <w:rPr>
+          <w:rFonts w:eastAsia="Times New Roman"/>
+          <w:kern w:val="0"/>
+          <w:sz w:val="22"/>
+          <w:szCs w:val="22"/>
+          <w:lang w:eastAsia="pt-BR"/>
+          <w14:ligatures w14:val="none"/>
+        </w:rPr>
+      </w:pPr>
+      <w:r>
+        <w:rPr>
+          <w:rStyle w:val="SubttuloChar"/>
+        </w:rPr>
+        <w:t>Contexto</w:t>
       </w:r>
       <w:r>
         <w:br/>
@@ -16,7 +4126,15 @@
         <w:br/>
       </w:r>
       <w:r>
-        <w:t>211</w:t>
+        <w:rPr>
+          <w:rFonts w:eastAsia="Times New Roman"/>
+          <w:kern w:val="0"/>
+          <w:sz w:val="22"/>
+          <w:szCs w:val="22"/>
+          <w:lang w:eastAsia="pt-BR"/>
+          <w14:ligatures w14:val="none"/>
+        </w:rPr>
+        <w:t>Contexto</w:t>
       </w:r>
     </w:p>
     <w:p>
@@ -33,26 +4151,14 @@
       </w:pPr>
       <w:r>
         <w:rPr>
-          <w:rStyle w:val="SubttuloChar"/>
-        </w:rPr>
-        <w:t>Contexto</w:t>
-      </w:r>
-      <w:r>
-        <w:br/>
-      </w:r>
-      <w:r>
-        <w:br/>
-      </w:r>
-      <w:r>
-        <w:rPr>
-          <w:rFonts w:eastAsia="Times New Roman"/>
-          <w:kern w:val="0"/>
-          <w:sz w:val="22"/>
-          <w:szCs w:val="22"/>
-          <w:lang w:eastAsia="pt-BR"/>
-          <w14:ligatures w14:val="none"/>
-        </w:rPr>
-        <w:t>Contexto</w:t>
+          <w:rFonts w:eastAsia="Times New Roman"/>
+          <w:kern w:val="0"/>
+          <w:sz w:val="22"/>
+          <w:szCs w:val="22"/>
+          <w:lang w:eastAsia="pt-BR"/>
+          <w14:ligatures w14:val="none"/>
+        </w:rPr>
+        <w:t>A academia Corpo Ativo, tem o seu horário de funcionamento:</w:t>
       </w:r>
     </w:p>
     <w:p>
@@ -76,7 +4182,7 @@
           <w:lang w:eastAsia="pt-BR"/>
           <w14:ligatures w14:val="none"/>
         </w:rPr>
-        <w:t>A academia Corpo Ativo, tem o seu horário de funcionamento:</w:t>
+        <w:t>Segunda a Sábado: 6h às 22h.</w:t>
       </w:r>
     </w:p>
     <w:p>
@@ -100,7 +4206,7 @@
           <w:lang w:eastAsia="pt-BR"/>
           <w14:ligatures w14:val="none"/>
         </w:rPr>
-        <w:t>Segunda a Sábado: 6h às 22h.</w:t>
+        <w:t>Domingo: das 8h às 16h.</w:t>
       </w:r>
     </w:p>
     <w:p>
@@ -124,7 +4230,31 @@
           <w:lang w:eastAsia="pt-BR"/>
           <w14:ligatures w14:val="none"/>
         </w:rPr>
-        <w:t>Domingo: das 8h às 16h.</w:t>
+        <w:t xml:space="preserve">Ele oferece planos bronze, prata e ouro, cada qual com </w:t>
+      </w:r>
+      <w:proofErr w:type="spellStart"/>
+      <w:r>
+        <w:rPr>
+          <w:rFonts w:eastAsia="Times New Roman"/>
+          <w:kern w:val="0"/>
+          <w:sz w:val="22"/>
+          <w:szCs w:val="22"/>
+          <w:lang w:eastAsia="pt-BR"/>
+          <w14:ligatures w14:val="none"/>
+        </w:rPr>
+        <w:t>sua</w:t>
+      </w:r>
+      <w:proofErr w:type="spellEnd"/>
+      <w:r>
+        <w:rPr>
+          <w:rFonts w:eastAsia="Times New Roman"/>
+          <w:kern w:val="0"/>
+          <w:sz w:val="22"/>
+          <w:szCs w:val="22"/>
+          <w:lang w:eastAsia="pt-BR"/>
+          <w14:ligatures w14:val="none"/>
+        </w:rPr>
+        <w:t xml:space="preserve"> particularidades, alguns contendo mais modalidades do que outros.</w:t>
       </w:r>
     </w:p>
     <w:p>
@@ -148,7 +4278,79 @@
           <w:lang w:eastAsia="pt-BR"/>
           <w14:ligatures w14:val="none"/>
         </w:rPr>
-        <w:t xml:space="preserve">Ele oferece planos bronze, prata e ouro, cada qual com </w:t>
+        <w:t>Texto:</w:t>
+      </w:r>
+    </w:p>
+    <w:p>
+      <w:pPr>
+        <w:pStyle w:val="NormalWeb"/>
+        <w:rPr>
+          <w:rFonts w:eastAsia="Times New Roman"/>
+          <w:kern w:val="0"/>
+          <w:sz w:val="22"/>
+          <w:szCs w:val="22"/>
+          <w:lang w:eastAsia="pt-BR"/>
+          <w14:ligatures w14:val="none"/>
+        </w:rPr>
+      </w:pPr>
+      <w:r>
+        <w:rPr>
+          <w:rFonts w:eastAsia="Times New Roman"/>
+          <w:kern w:val="0"/>
+          <w:sz w:val="22"/>
+          <w:szCs w:val="22"/>
+          <w:lang w:eastAsia="pt-BR"/>
+          <w14:ligatures w14:val="none"/>
+        </w:rPr>
+        <w:t>O Corpo Ativo é uma academia de bairro que opera de segunda a sábado, das 6h às 22h, e aos domingos, das 10h às 22h. A academia disponibiliza três planos principais: Ouro, Prata e Bronze.</w:t>
+      </w:r>
+    </w:p>
+    <w:p>
+      <w:pPr>
+        <w:pStyle w:val="NormalWeb"/>
+        <w:rPr>
+          <w:rFonts w:eastAsia="Times New Roman"/>
+          <w:kern w:val="0"/>
+          <w:sz w:val="22"/>
+          <w:szCs w:val="22"/>
+          <w:lang w:eastAsia="pt-BR"/>
+          <w14:ligatures w14:val="none"/>
+        </w:rPr>
+      </w:pPr>
+      <w:r>
+        <w:rPr>
+          <w:rFonts w:eastAsia="Times New Roman"/>
+          <w:kern w:val="0"/>
+          <w:sz w:val="22"/>
+          <w:szCs w:val="22"/>
+          <w:lang w:eastAsia="pt-BR"/>
+          <w14:ligatures w14:val="none"/>
+        </w:rPr>
+        <w:t> </w:t>
+      </w:r>
+    </w:p>
+    <w:p>
+      <w:pPr>
+        <w:pStyle w:val="NormalWeb"/>
+        <w:rPr>
+          <w:rFonts w:eastAsia="Times New Roman"/>
+          <w:kern w:val="0"/>
+          <w:sz w:val="22"/>
+          <w:szCs w:val="22"/>
+          <w:lang w:eastAsia="pt-BR"/>
+          <w14:ligatures w14:val="none"/>
+        </w:rPr>
+      </w:pPr>
+      <w:r>
+        <w:rPr>
+          <w:rFonts w:eastAsia="Times New Roman"/>
+          <w:kern w:val="0"/>
+          <w:sz w:val="22"/>
+          <w:szCs w:val="22"/>
+          <w:lang w:eastAsia="pt-BR"/>
+          <w14:ligatures w14:val="none"/>
+        </w:rPr>
+        <w:t xml:space="preserve">O Plano Bronze é mensal e oferece acesso à musculação. O Plano Prata, com validade anual, abrange todas as opções do Plano Bronze, além de atividades coletivas como spinning, </w:t>
       </w:r>
       <w:proofErr w:type="spellStart"/>
       <w:r>
@@ -160,7 +4362,7 @@
           <w:lang w:eastAsia="pt-BR"/>
           <w14:ligatures w14:val="none"/>
         </w:rPr>
-        <w:t>sua</w:t>
+        <w:t>pilates</w:t>
       </w:r>
       <w:proofErr w:type="spellEnd"/>
       <w:r>
@@ -172,7 +4374,55 @@
           <w:lang w:eastAsia="pt-BR"/>
           <w14:ligatures w14:val="none"/>
         </w:rPr>
-        <w:t xml:space="preserve"> particularidades, alguns contendo mais modalidades do que outros.</w:t>
+        <w:t xml:space="preserve"> solo, jump e hidroginástica. Por outro lado, o Plano Ouro é o mais abrangente: com todas as modalidades da academia (musculação, aulas em grupo, </w:t>
+      </w:r>
+      <w:proofErr w:type="spellStart"/>
+      <w:r>
+        <w:rPr>
+          <w:rFonts w:eastAsia="Times New Roman"/>
+          <w:kern w:val="0"/>
+          <w:sz w:val="22"/>
+          <w:szCs w:val="22"/>
+          <w:lang w:eastAsia="pt-BR"/>
+          <w14:ligatures w14:val="none"/>
+        </w:rPr>
+        <w:t>cross</w:t>
+      </w:r>
+      <w:proofErr w:type="spellEnd"/>
+      <w:r>
+        <w:rPr>
+          <w:rFonts w:eastAsia="Times New Roman"/>
+          <w:kern w:val="0"/>
+          <w:sz w:val="22"/>
+          <w:szCs w:val="22"/>
+          <w:lang w:eastAsia="pt-BR"/>
+          <w14:ligatures w14:val="none"/>
+        </w:rPr>
+        <w:t xml:space="preserve"> training, </w:t>
+      </w:r>
+      <w:proofErr w:type="spellStart"/>
+      <w:r>
+        <w:rPr>
+          <w:rFonts w:eastAsia="Times New Roman"/>
+          <w:kern w:val="0"/>
+          <w:sz w:val="22"/>
+          <w:szCs w:val="22"/>
+          <w:lang w:eastAsia="pt-BR"/>
+          <w14:ligatures w14:val="none"/>
+        </w:rPr>
+        <w:t>pilates</w:t>
+      </w:r>
+      <w:proofErr w:type="spellEnd"/>
+      <w:r>
+        <w:rPr>
+          <w:rFonts w:eastAsia="Times New Roman"/>
+          <w:kern w:val="0"/>
+          <w:sz w:val="22"/>
+          <w:szCs w:val="22"/>
+          <w:lang w:eastAsia="pt-BR"/>
+          <w14:ligatures w14:val="none"/>
+        </w:rPr>
+        <w:t xml:space="preserve"> completo, dança, artes marciais e natação), além de contar com um professor particular, com a possibilidade de agendamento exclusivo.</w:t>
       </w:r>
     </w:p>
     <w:p>
@@ -196,7 +4446,7 @@
           <w:lang w:eastAsia="pt-BR"/>
           <w14:ligatures w14:val="none"/>
         </w:rPr>
-        <w:t>Texto:</w:t>
+        <w:t> </w:t>
       </w:r>
     </w:p>
     <w:p>
@@ -220,7 +4470,7 @@
           <w:lang w:eastAsia="pt-BR"/>
           <w14:ligatures w14:val="none"/>
         </w:rPr>
-        <w:t>O Corpo Ativo é uma academia de bairro que opera de segunda a sábado, das 6h às 22h, e aos domingos, das 10h às 22h. A academia disponibiliza três planos principais: Ouro, Prata e Bronze.</w:t>
+        <w:t>Clientes têm a oportunidade de experimentar a academia sem custo por até 7 dias. Para cancelamentos, é preciso notificar com 30 dias após a renovação; caso contrário, será aplicada uma multa de 30% do valor restante do plano.</w:t>
       </w:r>
     </w:p>
     <w:p>
@@ -268,103 +4518,7 @@
           <w:lang w:eastAsia="pt-BR"/>
           <w14:ligatures w14:val="none"/>
         </w:rPr>
-        <w:t xml:space="preserve">O Plano Bronze é mensal e oferece acesso à musculação. O Plano Prata, com validade anual, abrange todas as opções do Plano Bronze, além de atividades coletivas como </w:t>
-      </w:r>
-      <w:proofErr w:type="spellStart"/>
-      <w:r>
-        <w:rPr>
-          <w:rFonts w:eastAsia="Times New Roman"/>
-          <w:kern w:val="0"/>
-          <w:sz w:val="22"/>
-          <w:szCs w:val="22"/>
-          <w:lang w:eastAsia="pt-BR"/>
-          <w14:ligatures w14:val="none"/>
-        </w:rPr>
-        <w:t>spinning</w:t>
-      </w:r>
-      <w:proofErr w:type="spellEnd"/>
-      <w:r>
-        <w:rPr>
-          <w:rFonts w:eastAsia="Times New Roman"/>
-          <w:kern w:val="0"/>
-          <w:sz w:val="22"/>
-          <w:szCs w:val="22"/>
-          <w:lang w:eastAsia="pt-BR"/>
-          <w14:ligatures w14:val="none"/>
-        </w:rPr>
-        <w:t xml:space="preserve">, </w:t>
-      </w:r>
-      <w:proofErr w:type="spellStart"/>
-      <w:r>
-        <w:rPr>
-          <w:rFonts w:eastAsia="Times New Roman"/>
-          <w:kern w:val="0"/>
-          <w:sz w:val="22"/>
-          <w:szCs w:val="22"/>
-          <w:lang w:eastAsia="pt-BR"/>
-          <w14:ligatures w14:val="none"/>
-        </w:rPr>
-        <w:t>pilates</w:t>
-      </w:r>
-      <w:proofErr w:type="spellEnd"/>
-      <w:r>
-        <w:rPr>
-          <w:rFonts w:eastAsia="Times New Roman"/>
-          <w:kern w:val="0"/>
-          <w:sz w:val="22"/>
-          <w:szCs w:val="22"/>
-          <w:lang w:eastAsia="pt-BR"/>
-          <w14:ligatures w14:val="none"/>
-        </w:rPr>
-        <w:t xml:space="preserve"> solo, jump e hidroginástica. Por outro lado, o Plano Ouro é o mais abrangente: com todas as modalidades da academia (musculação, aulas em grupo, </w:t>
-      </w:r>
-      <w:proofErr w:type="spellStart"/>
-      <w:r>
-        <w:rPr>
-          <w:rFonts w:eastAsia="Times New Roman"/>
-          <w:kern w:val="0"/>
-          <w:sz w:val="22"/>
-          <w:szCs w:val="22"/>
-          <w:lang w:eastAsia="pt-BR"/>
-          <w14:ligatures w14:val="none"/>
-        </w:rPr>
-        <w:t>cross</w:t>
-      </w:r>
-      <w:proofErr w:type="spellEnd"/>
-      <w:r>
-        <w:rPr>
-          <w:rFonts w:eastAsia="Times New Roman"/>
-          <w:kern w:val="0"/>
-          <w:sz w:val="22"/>
-          <w:szCs w:val="22"/>
-          <w:lang w:eastAsia="pt-BR"/>
-          <w14:ligatures w14:val="none"/>
-        </w:rPr>
-        <w:t xml:space="preserve"> training, </w:t>
-      </w:r>
-      <w:proofErr w:type="spellStart"/>
-      <w:r>
-        <w:rPr>
-          <w:rFonts w:eastAsia="Times New Roman"/>
-          <w:kern w:val="0"/>
-          <w:sz w:val="22"/>
-          <w:szCs w:val="22"/>
-          <w:lang w:eastAsia="pt-BR"/>
-          <w14:ligatures w14:val="none"/>
-        </w:rPr>
-        <w:t>pilates</w:t>
-      </w:r>
-      <w:proofErr w:type="spellEnd"/>
-      <w:r>
-        <w:rPr>
-          <w:rFonts w:eastAsia="Times New Roman"/>
-          <w:kern w:val="0"/>
-          <w:sz w:val="22"/>
-          <w:szCs w:val="22"/>
-          <w:lang w:eastAsia="pt-BR"/>
-          <w14:ligatures w14:val="none"/>
-        </w:rPr>
-        <w:t xml:space="preserve"> completo, dança, artes marciais e natação), além de contar com um professor particular, com a possibilidade de agendamento exclusivo.</w:t>
+        <w:t>A recepcionista realiza o cadastro de clientes, apresentando os planos disponíveis. Os professores trabalham em turnos (manhã, tarde ou noite) e têm a capacidade de visualizar suas turmas, horários e estudantes matriculados. As turmas são organizadas de acordo com a modalidade, com docente responsável e número de estudantes.</w:t>
       </w:r>
     </w:p>
     <w:p>
@@ -388,7 +4542,18 @@
           <w:lang w:eastAsia="pt-BR"/>
           <w14:ligatures w14:val="none"/>
         </w:rPr>
-        <w:t> </w:t>
+        <w:t>No site da academia, o estudante tem a possibilidade de conferir os planos, visualizar as modalidades e os horários, agendar encontros com os professores, acompanhar sua frequência e até mesmo solicitar uma visita presencial</w:t>
+      </w:r>
+      <w:r>
+        <w:rPr>
+          <w:rFonts w:eastAsia="Times New Roman"/>
+          <w:kern w:val="0"/>
+          <w:sz w:val="22"/>
+          <w:szCs w:val="22"/>
+          <w:lang w:eastAsia="pt-BR"/>
+          <w14:ligatures w14:val="none"/>
+        </w:rPr>
+        <w:t>.</w:t>
       </w:r>
     </w:p>
     <w:p>
@@ -403,113 +4568,6 @@
           <w14:ligatures w14:val="none"/>
         </w:rPr>
       </w:pPr>
-      <w:r>
-        <w:rPr>
-          <w:rFonts w:eastAsia="Times New Roman"/>
-          <w:kern w:val="0"/>
-          <w:sz w:val="22"/>
-          <w:szCs w:val="22"/>
-          <w:lang w:eastAsia="pt-BR"/>
-          <w14:ligatures w14:val="none"/>
-        </w:rPr>
-        <w:t>Clientes têm a oportunidade de experimentar a academia sem custo por até 7 dias. Para cancelamentos, é preciso notificar com 30 dias após a renovação; caso contrário, será aplicada uma multa de 30% do valor restante do plano.</w:t>
-      </w:r>
-    </w:p>
-    <w:p>
-      <w:pPr>
-        <w:pStyle w:val="NormalWeb"/>
-        <w:rPr>
-          <w:rFonts w:eastAsia="Times New Roman"/>
-          <w:kern w:val="0"/>
-          <w:sz w:val="22"/>
-          <w:szCs w:val="22"/>
-          <w:lang w:eastAsia="pt-BR"/>
-          <w14:ligatures w14:val="none"/>
-        </w:rPr>
-      </w:pPr>
-      <w:r>
-        <w:rPr>
-          <w:rFonts w:eastAsia="Times New Roman"/>
-          <w:kern w:val="0"/>
-          <w:sz w:val="22"/>
-          <w:szCs w:val="22"/>
-          <w:lang w:eastAsia="pt-BR"/>
-          <w14:ligatures w14:val="none"/>
-        </w:rPr>
-        <w:t> </w:t>
-      </w:r>
-    </w:p>
-    <w:p>
-      <w:pPr>
-        <w:pStyle w:val="NormalWeb"/>
-        <w:rPr>
-          <w:rFonts w:eastAsia="Times New Roman"/>
-          <w:kern w:val="0"/>
-          <w:sz w:val="22"/>
-          <w:szCs w:val="22"/>
-          <w:lang w:eastAsia="pt-BR"/>
-          <w14:ligatures w14:val="none"/>
-        </w:rPr>
-      </w:pPr>
-      <w:r>
-        <w:rPr>
-          <w:rFonts w:eastAsia="Times New Roman"/>
-          <w:kern w:val="0"/>
-          <w:sz w:val="22"/>
-          <w:szCs w:val="22"/>
-          <w:lang w:eastAsia="pt-BR"/>
-          <w14:ligatures w14:val="none"/>
-        </w:rPr>
-        <w:t>A recepcionista realiza o cadastro de clientes, apresentando os planos disponíveis. Os professores trabalham em turnos (manhã, tarde ou noite) e têm a capacidade de visualizar suas turmas, horários e estudantes matriculados. As turmas são organizadas de acordo com a modalidade, com docente responsável e número de estudantes.</w:t>
-      </w:r>
-    </w:p>
-    <w:p>
-      <w:pPr>
-        <w:pStyle w:val="NormalWeb"/>
-        <w:rPr>
-          <w:rFonts w:eastAsia="Times New Roman"/>
-          <w:kern w:val="0"/>
-          <w:sz w:val="22"/>
-          <w:szCs w:val="22"/>
-          <w:lang w:eastAsia="pt-BR"/>
-          <w14:ligatures w14:val="none"/>
-        </w:rPr>
-      </w:pPr>
-      <w:r>
-        <w:rPr>
-          <w:rFonts w:eastAsia="Times New Roman"/>
-          <w:kern w:val="0"/>
-          <w:sz w:val="22"/>
-          <w:szCs w:val="22"/>
-          <w:lang w:eastAsia="pt-BR"/>
-          <w14:ligatures w14:val="none"/>
-        </w:rPr>
-        <w:t>No site da academia, o estudante tem a possibilidade de conferir os planos, visualizar as modalidades e os horários, agendar encontros com os professores, acompanhar sua frequência e até mesmo solicitar uma visita presencial</w:t>
-      </w:r>
-      <w:r>
-        <w:rPr>
-          <w:rFonts w:eastAsia="Times New Roman"/>
-          <w:kern w:val="0"/>
-          <w:sz w:val="22"/>
-          <w:szCs w:val="22"/>
-          <w:lang w:eastAsia="pt-BR"/>
-          <w14:ligatures w14:val="none"/>
-        </w:rPr>
-        <w:t>.</w:t>
-      </w:r>
-    </w:p>
-    <w:p>
-      <w:pPr>
-        <w:pStyle w:val="NormalWeb"/>
-        <w:rPr>
-          <w:rFonts w:eastAsia="Times New Roman"/>
-          <w:kern w:val="0"/>
-          <w:sz w:val="22"/>
-          <w:szCs w:val="22"/>
-          <w:lang w:eastAsia="pt-BR"/>
-          <w14:ligatures w14:val="none"/>
-        </w:rPr>
-      </w:pPr>
     </w:p>
     <w:p>
       <w:pPr>
@@ -524,7 +4582,6 @@
           <w:rFonts w:eastAsia="Times New Roman"/>
           <w:lang w:eastAsia="pt-BR"/>
         </w:rPr>
-        <w:lastRenderedPageBreak/>
         <w:t>Regra de negócios:</w:t>
       </w:r>
     </w:p>
@@ -599,6 +4656,7 @@
           <w:lang w:eastAsia="pt-BR"/>
           <w14:ligatures w14:val="none"/>
         </w:rPr>
+        <w:lastRenderedPageBreak/>
         <w:t>Aluno</w:t>
       </w:r>
     </w:p>
@@ -943,19 +5001,17 @@
         </w:rPr>
         <w:t xml:space="preserve">Musculação (uso livre dos aparelhos de peso e </w:t>
       </w:r>
-      <w:proofErr w:type="spellStart"/>
-      <w:r>
-        <w:rPr>
-          <w:rFonts w:eastAsia="Times New Roman"/>
-          <w:kern w:val="0"/>
-          <w:sz w:val="22"/>
-          <w:szCs w:val="22"/>
-          <w:lang w:eastAsia="pt-BR"/>
-          <w14:ligatures w14:val="none"/>
-        </w:rPr>
-        <w:t>cardio</w:t>
-      </w:r>
-      <w:proofErr w:type="spellEnd"/>
+      <w:r>
+        <w:rPr>
+          <w:rFonts w:eastAsia="Times New Roman"/>
+          <w:kern w:val="0"/>
+          <w:sz w:val="22"/>
+          <w:szCs w:val="22"/>
+          <w:lang w:eastAsia="pt-BR"/>
+          <w14:ligatures w14:val="none"/>
+        </w:rPr>
+        <w:t>cárdio</w:t>
+      </w:r>
       <w:r>
         <w:rPr>
           <w:rFonts w:eastAsia="Times New Roman"/>
@@ -1028,7 +5084,6 @@
           <w14:ligatures w14:val="none"/>
         </w:rPr>
       </w:pPr>
-      <w:proofErr w:type="spellStart"/>
       <w:r>
         <w:rPr>
           <w:rFonts w:eastAsia="Times New Roman"/>
@@ -1040,7 +5095,6 @@
         </w:rPr>
         <w:t>Spinning</w:t>
       </w:r>
-      <w:proofErr w:type="spellEnd"/>
     </w:p>
     <w:p>
       <w:pPr>
@@ -1198,7 +5252,6 @@
           <w14:ligatures w14:val="none"/>
         </w:rPr>
       </w:pPr>
-      <w:proofErr w:type="spellStart"/>
       <w:r>
         <w:rPr>
           <w:rFonts w:eastAsia="Times New Roman"/>
@@ -1210,7 +5263,6 @@
         </w:rPr>
         <w:t>Spinning</w:t>
       </w:r>
-      <w:proofErr w:type="spellEnd"/>
     </w:p>
     <w:p>
       <w:pPr>
@@ -1305,103 +5357,79 @@
           <w:lang w:eastAsia="pt-BR"/>
           <w14:ligatures w14:val="none"/>
         </w:rPr>
+        <w:t>Cross Training</w:t>
+      </w:r>
+    </w:p>
+    <w:p>
+      <w:pPr>
+        <w:pStyle w:val="NormalWeb"/>
+        <w:rPr>
+          <w:rFonts w:eastAsia="Times New Roman"/>
+          <w:kern w:val="0"/>
+          <w:sz w:val="22"/>
+          <w:szCs w:val="22"/>
+          <w:lang w:eastAsia="pt-BR"/>
+          <w14:ligatures w14:val="none"/>
+        </w:rPr>
+      </w:pPr>
+      <w:r>
+        <w:rPr>
+          <w:rFonts w:eastAsia="Times New Roman"/>
+          <w:kern w:val="0"/>
+          <w:sz w:val="22"/>
+          <w:szCs w:val="22"/>
+          <w:lang w:eastAsia="pt-BR"/>
+          <w14:ligatures w14:val="none"/>
+        </w:rPr>
+        <w:t>Dança/Zumba</w:t>
+      </w:r>
+    </w:p>
+    <w:p>
+      <w:pPr>
+        <w:pStyle w:val="NormalWeb"/>
+        <w:rPr>
+          <w:rFonts w:eastAsia="Times New Roman"/>
+          <w:kern w:val="0"/>
+          <w:sz w:val="22"/>
+          <w:szCs w:val="22"/>
+          <w:lang w:eastAsia="pt-BR"/>
+          <w14:ligatures w14:val="none"/>
+        </w:rPr>
+      </w:pPr>
+      <w:r>
+        <w:rPr>
+          <w:rFonts w:eastAsia="Times New Roman"/>
+          <w:kern w:val="0"/>
+          <w:sz w:val="22"/>
+          <w:szCs w:val="22"/>
+          <w:lang w:eastAsia="pt-BR"/>
+          <w14:ligatures w14:val="none"/>
+        </w:rPr>
+        <w:t>Artes Marciais (Muay Thai, Jiu-Jitsu...)</w:t>
+      </w:r>
+    </w:p>
+    <w:p>
+      <w:pPr>
+        <w:pStyle w:val="NormalWeb"/>
+        <w:rPr>
+          <w:rFonts w:eastAsia="Times New Roman"/>
+          <w:kern w:val="0"/>
+          <w:sz w:val="22"/>
+          <w:szCs w:val="22"/>
+          <w:lang w:eastAsia="pt-BR"/>
+          <w14:ligatures w14:val="none"/>
+        </w:rPr>
+      </w:pPr>
+      <w:r>
+        <w:rPr>
+          <w:rFonts w:eastAsia="Times New Roman"/>
+          <w:kern w:val="0"/>
+          <w:sz w:val="22"/>
+          <w:szCs w:val="22"/>
+          <w:lang w:eastAsia="pt-BR"/>
+          <w14:ligatures w14:val="none"/>
+        </w:rPr>
         <w:lastRenderedPageBreak/>
-        <w:t>Cross Training</w:t>
-      </w:r>
-    </w:p>
-    <w:p>
-      <w:pPr>
-        <w:pStyle w:val="NormalWeb"/>
-        <w:rPr>
-          <w:rFonts w:eastAsia="Times New Roman"/>
-          <w:kern w:val="0"/>
-          <w:sz w:val="22"/>
-          <w:szCs w:val="22"/>
-          <w:lang w:eastAsia="pt-BR"/>
-          <w14:ligatures w14:val="none"/>
-        </w:rPr>
-      </w:pPr>
-      <w:r>
-        <w:rPr>
-          <w:rFonts w:eastAsia="Times New Roman"/>
-          <w:kern w:val="0"/>
-          <w:sz w:val="22"/>
-          <w:szCs w:val="22"/>
-          <w:lang w:eastAsia="pt-BR"/>
-          <w14:ligatures w14:val="none"/>
-        </w:rPr>
-        <w:t>Dança/Zumba</w:t>
-      </w:r>
-    </w:p>
-    <w:p>
-      <w:pPr>
-        <w:pStyle w:val="NormalWeb"/>
-        <w:rPr>
-          <w:rFonts w:eastAsia="Times New Roman"/>
-          <w:kern w:val="0"/>
-          <w:sz w:val="22"/>
-          <w:szCs w:val="22"/>
-          <w:lang w:eastAsia="pt-BR"/>
-          <w14:ligatures w14:val="none"/>
-        </w:rPr>
-      </w:pPr>
-      <w:r>
-        <w:rPr>
-          <w:rFonts w:eastAsia="Times New Roman"/>
-          <w:kern w:val="0"/>
-          <w:sz w:val="22"/>
-          <w:szCs w:val="22"/>
-          <w:lang w:eastAsia="pt-BR"/>
-          <w14:ligatures w14:val="none"/>
-        </w:rPr>
-        <w:t>Artes Marciais (</w:t>
-      </w:r>
-      <w:proofErr w:type="spellStart"/>
-      <w:r>
-        <w:rPr>
-          <w:rFonts w:eastAsia="Times New Roman"/>
-          <w:kern w:val="0"/>
-          <w:sz w:val="22"/>
-          <w:szCs w:val="22"/>
-          <w:lang w:eastAsia="pt-BR"/>
-          <w14:ligatures w14:val="none"/>
-        </w:rPr>
-        <w:t>Muay</w:t>
-      </w:r>
-      <w:proofErr w:type="spellEnd"/>
-      <w:r>
-        <w:rPr>
-          <w:rFonts w:eastAsia="Times New Roman"/>
-          <w:kern w:val="0"/>
-          <w:sz w:val="22"/>
-          <w:szCs w:val="22"/>
-          <w:lang w:eastAsia="pt-BR"/>
-          <w14:ligatures w14:val="none"/>
-        </w:rPr>
-        <w:t xml:space="preserve"> Thai, Jiu-Jitsu...)</w:t>
-      </w:r>
-    </w:p>
-    <w:p>
-      <w:pPr>
-        <w:pStyle w:val="NormalWeb"/>
-        <w:rPr>
-          <w:rFonts w:eastAsia="Times New Roman"/>
-          <w:kern w:val="0"/>
-          <w:sz w:val="22"/>
-          <w:szCs w:val="22"/>
-          <w:lang w:eastAsia="pt-BR"/>
-          <w14:ligatures w14:val="none"/>
-        </w:rPr>
-      </w:pPr>
-      <w:r>
-        <w:rPr>
-          <w:rFonts w:eastAsia="Times New Roman"/>
-          <w:kern w:val="0"/>
-          <w:sz w:val="22"/>
-          <w:szCs w:val="22"/>
-          <w:lang w:eastAsia="pt-BR"/>
-          <w14:ligatures w14:val="none"/>
-        </w:rPr>
         <w:t>Natação</w:t>
       </w:r>
     </w:p>
@@ -1476,31 +5504,29 @@
           <w:lang w:eastAsia="pt-BR"/>
           <w14:ligatures w14:val="none"/>
         </w:rPr>
-        <w:t xml:space="preserve">- Cadastro de cada modalidade: </w:t>
-      </w:r>
-      <w:proofErr w:type="spellStart"/>
-      <w:r>
-        <w:rPr>
-          <w:rFonts w:eastAsia="Times New Roman"/>
-          <w:kern w:val="0"/>
-          <w:sz w:val="22"/>
-          <w:szCs w:val="22"/>
-          <w:lang w:eastAsia="pt-BR"/>
-          <w14:ligatures w14:val="none"/>
-        </w:rPr>
-        <w:t>speanning</w:t>
-      </w:r>
-      <w:proofErr w:type="spellEnd"/>
-      <w:r>
-        <w:rPr>
-          <w:rFonts w:eastAsia="Times New Roman"/>
-          <w:kern w:val="0"/>
-          <w:sz w:val="22"/>
-          <w:szCs w:val="22"/>
-          <w:lang w:eastAsia="pt-BR"/>
-          <w14:ligatures w14:val="none"/>
-        </w:rPr>
-        <w:t>, musculação, natação, hidroginástica...</w:t>
+        <w:t>- Cadastro de cada modalidade: sp</w:t>
+      </w:r>
+      <w:r>
+        <w:rPr>
+          <w:rFonts w:eastAsia="Times New Roman"/>
+          <w:kern w:val="0"/>
+          <w:sz w:val="22"/>
+          <w:szCs w:val="22"/>
+          <w:lang w:eastAsia="pt-BR"/>
+          <w14:ligatures w14:val="none"/>
+        </w:rPr>
+        <w:t>in</w:t>
+      </w:r>
+      <w:r>
+        <w:rPr>
+          <w:rFonts w:eastAsia="Times New Roman"/>
+          <w:kern w:val="0"/>
+          <w:sz w:val="22"/>
+          <w:szCs w:val="22"/>
+          <w:lang w:eastAsia="pt-BR"/>
+          <w14:ligatures w14:val="none"/>
+        </w:rPr>
+        <w:t>ning, musculação, natação, hidroginástica...</w:t>
       </w:r>
     </w:p>
     <w:p>
@@ -2096,7 +6122,6 @@
           <w:lang w:eastAsia="pt-BR"/>
           <w14:ligatures w14:val="none"/>
         </w:rPr>
-        <w:lastRenderedPageBreak/>
         <w:t>- Caso o aluno não pague, a matrícula pode ser suspensa ou cancelada.</w:t>
       </w:r>
     </w:p>
@@ -2171,6 +6196,7 @@
           <w:lang w:eastAsia="pt-BR"/>
           <w14:ligatures w14:val="none"/>
         </w:rPr>
+        <w:lastRenderedPageBreak/>
         <w:t>- Verificar o professor que dará aula para aquela turma</w:t>
       </w:r>
     </w:p>
@@ -2271,19 +6297,17 @@
         </w:rPr>
         <w:t xml:space="preserve">- Cada frequência </w:t>
       </w:r>
-      <w:proofErr w:type="spellStart"/>
-      <w:r>
-        <w:rPr>
-          <w:rFonts w:eastAsia="Times New Roman"/>
-          <w:kern w:val="0"/>
-          <w:sz w:val="22"/>
-          <w:szCs w:val="22"/>
-          <w:lang w:eastAsia="pt-BR"/>
-          <w14:ligatures w14:val="none"/>
-        </w:rPr>
-        <w:t>esta</w:t>
-      </w:r>
-      <w:proofErr w:type="spellEnd"/>
+      <w:r>
+        <w:rPr>
+          <w:rFonts w:eastAsia="Times New Roman"/>
+          <w:kern w:val="0"/>
+          <w:sz w:val="22"/>
+          <w:szCs w:val="22"/>
+          <w:lang w:eastAsia="pt-BR"/>
+          <w14:ligatures w14:val="none"/>
+        </w:rPr>
+        <w:t>está</w:t>
+      </w:r>
       <w:r>
         <w:rPr>
           <w:rFonts w:eastAsia="Times New Roman"/>
@@ -2343,19 +6367,17 @@
         </w:rPr>
         <w:t xml:space="preserve">- A frequência deve ter data e horário de </w:t>
       </w:r>
-      <w:proofErr w:type="spellStart"/>
-      <w:r>
-        <w:rPr>
-          <w:rFonts w:eastAsia="Times New Roman"/>
-          <w:kern w:val="0"/>
-          <w:sz w:val="22"/>
-          <w:szCs w:val="22"/>
-          <w:lang w:eastAsia="pt-BR"/>
-          <w14:ligatures w14:val="none"/>
-        </w:rPr>
-        <w:t>netrada</w:t>
-      </w:r>
-      <w:proofErr w:type="spellEnd"/>
+      <w:r>
+        <w:rPr>
+          <w:rFonts w:eastAsia="Times New Roman"/>
+          <w:kern w:val="0"/>
+          <w:sz w:val="22"/>
+          <w:szCs w:val="22"/>
+          <w:lang w:eastAsia="pt-BR"/>
+          <w14:ligatures w14:val="none"/>
+        </w:rPr>
+        <w:t>entrada</w:t>
+      </w:r>
       <w:r>
         <w:rPr>
           <w:rFonts w:eastAsia="Times New Roman"/>
@@ -2465,19 +6487,17 @@
         </w:rPr>
         <w:t xml:space="preserve">- Caso </w:t>
       </w:r>
-      <w:proofErr w:type="gramStart"/>
-      <w:r>
-        <w:rPr>
-          <w:rFonts w:eastAsia="Times New Roman"/>
-          <w:kern w:val="0"/>
-          <w:sz w:val="22"/>
-          <w:szCs w:val="22"/>
-          <w:lang w:eastAsia="pt-BR"/>
-          <w14:ligatures w14:val="none"/>
-        </w:rPr>
-        <w:t>deseja</w:t>
-      </w:r>
-      <w:proofErr w:type="gramEnd"/>
+      <w:r>
+        <w:rPr>
+          <w:rFonts w:eastAsia="Times New Roman"/>
+          <w:kern w:val="0"/>
+          <w:sz w:val="22"/>
+          <w:szCs w:val="22"/>
+          <w:lang w:eastAsia="pt-BR"/>
+          <w14:ligatures w14:val="none"/>
+        </w:rPr>
+        <w:t>deseje</w:t>
+      </w:r>
       <w:r>
         <w:rPr>
           <w:rFonts w:eastAsia="Times New Roman"/>
@@ -2489,19 +6509,17 @@
         </w:rPr>
         <w:t xml:space="preserve"> o cancelamento após esse </w:t>
       </w:r>
-      <w:proofErr w:type="spellStart"/>
-      <w:r>
-        <w:rPr>
-          <w:rFonts w:eastAsia="Times New Roman"/>
-          <w:kern w:val="0"/>
-          <w:sz w:val="22"/>
-          <w:szCs w:val="22"/>
-          <w:lang w:eastAsia="pt-BR"/>
-          <w14:ligatures w14:val="none"/>
-        </w:rPr>
-        <w:t>periodo</w:t>
-      </w:r>
-      <w:proofErr w:type="spellEnd"/>
+      <w:r>
+        <w:rPr>
+          <w:rFonts w:eastAsia="Times New Roman"/>
+          <w:kern w:val="0"/>
+          <w:sz w:val="22"/>
+          <w:szCs w:val="22"/>
+          <w:lang w:eastAsia="pt-BR"/>
+          <w14:ligatures w14:val="none"/>
+        </w:rPr>
+        <w:t>período</w:t>
+      </w:r>
       <w:r>
         <w:rPr>
           <w:rFonts w:eastAsia="Times New Roman"/>
@@ -2879,6 +6897,9 @@
     </w:p>
     <w:p/>
     <w:p/>
+    <w:p/>
+    <w:p/>
+    <w:p/>
     <w:p>
       <w:pPr>
         <w:pStyle w:val="Subttulo"/>
@@ -2887,6 +6908,16 @@
         <w:lastRenderedPageBreak/>
         <w:t>Fluxograma</w:t>
       </w:r>
+    </w:p>
+    <w:p>
+      <w:pPr>
+        <w:pStyle w:val="Subttulo"/>
+      </w:pPr>
+    </w:p>
+    <w:p>
+      <w:pPr>
+        <w:pStyle w:val="Subttulo"/>
+      </w:pPr>
       <w:r>
         <w:br/>
       </w:r>
@@ -2896,20 +6927,45 @@
       <w:r>
         <w:br/>
       </w:r>
+      <w:proofErr w:type="spellStart"/>
+      <w:r>
+        <w:rPr>
+          <w:lang w:val="en-US"/>
+        </w:rPr>
+        <w:t>Dici</w:t>
+      </w:r>
+      <w:r>
+        <w:rPr>
+          <w:lang w:val="en-US"/>
+        </w:rPr>
+        <w:t>onário</w:t>
+      </w:r>
+      <w:proofErr w:type="spellEnd"/>
+      <w:r>
+        <w:rPr>
+          <w:lang w:val="en-US"/>
+        </w:rPr>
+        <w:t xml:space="preserve"> de Dados</w:t>
+      </w:r>
+    </w:p>
+    <w:p>
+      <w:pPr>
+        <w:pStyle w:val="Subttulo"/>
+      </w:pPr>
       <w:r>
         <w:drawing>
-          <wp:anchor distT="0" distB="0" distL="114300" distR="114300" simplePos="0" relativeHeight="251658240" behindDoc="0" locked="0" layoutInCell="1" allowOverlap="1" wp14:anchorId="49DFC445" wp14:editId="593C58CC">
+          <wp:anchor distT="0" distB="0" distL="114300" distR="114300" simplePos="0" relativeHeight="251662336" behindDoc="0" locked="0" layoutInCell="1" allowOverlap="1" wp14:anchorId="192D531B" wp14:editId="7B51E688">
             <wp:simplePos x="0" y="0"/>
-            <wp:positionH relativeFrom="column">
-              <wp:posOffset>-3810</wp:posOffset>
+            <wp:positionH relativeFrom="margin">
+              <wp:align>center</wp:align>
             </wp:positionH>
             <wp:positionV relativeFrom="paragraph">
-              <wp:posOffset>757555</wp:posOffset>
+              <wp:posOffset>8890</wp:posOffset>
             </wp:positionV>
-            <wp:extent cx="6071235" cy="7277100"/>
-            <wp:effectExtent l="0" t="0" r="5715" b="0"/>
-            <wp:wrapTopAndBottom/>
-            <wp:docPr id="2082789383" name="Imagem 1" descr="Diagrama&#10;&#10;O conteúdo gerado por IA pode estar incorreto."/>
+            <wp:extent cx="6838950" cy="2792730"/>
+            <wp:effectExtent l="0" t="0" r="0" b="7620"/>
+            <wp:wrapNone/>
+            <wp:docPr id="1587769648" name="Imagem 1"/>
             <wp:cNvGraphicFramePr>
               <a:graphicFrameLocks xmlns:a="http://schemas.openxmlformats.org/drawingml/2006/main" noChangeAspect="1"/>
             </wp:cNvGraphicFramePr>
@@ -2917,37 +6973,44 @@
               <a:graphicData uri="http://schemas.openxmlformats.org/drawingml/2006/picture">
                 <pic:pic xmlns:pic="http://schemas.openxmlformats.org/drawingml/2006/picture">
                   <pic:nvPicPr>
-                    <pic:cNvPr id="2082789383" name="Imagem 1" descr="Diagrama&#10;&#10;O conteúdo gerado por IA pode estar incorreto."/>
-                    <pic:cNvPicPr/>
+                    <pic:cNvPr id="0" name="Picture 1"/>
+                    <pic:cNvPicPr>
+                      <a:picLocks noChangeAspect="1" noChangeArrowheads="1"/>
+                    </pic:cNvPicPr>
                   </pic:nvPicPr>
                   <pic:blipFill>
-                    <a:blip r:embed="rId5">
+                    <a:blip r:embed="rId6">
                       <a:extLst>
                         <a:ext uri="{28A0092B-C50C-407E-A947-70E740481C1C}">
                           <a14:useLocalDpi xmlns:a14="http://schemas.microsoft.com/office/drawing/2010/main" val="0"/>
                         </a:ext>
                       </a:extLst>
                     </a:blip>
+                    <a:srcRect/>
                     <a:stretch>
                       <a:fillRect/>
                     </a:stretch>
                   </pic:blipFill>
-                  <pic:spPr>
+                  <pic:spPr bwMode="auto">
                     <a:xfrm>
                       <a:off x="0" y="0"/>
-                      <a:ext cx="6071235" cy="7277100"/>
+                      <a:ext cx="6838950" cy="2792730"/>
                     </a:xfrm>
                     <a:prstGeom prst="rect">
                       <a:avLst/>
                     </a:prstGeom>
+                    <a:noFill/>
+                    <a:ln>
+                      <a:noFill/>
+                    </a:ln>
                   </pic:spPr>
                 </pic:pic>
               </a:graphicData>
             </a:graphic>
-            <wp14:sizeRelH relativeFrom="page">
+            <wp14:sizeRelH relativeFrom="margin">
               <wp14:pctWidth>0</wp14:pctWidth>
             </wp14:sizeRelH>
-            <wp14:sizeRelV relativeFrom="page">
+            <wp14:sizeRelV relativeFrom="margin">
               <wp14:pctHeight>0</wp14:pctHeight>
             </wp14:sizeRelV>
           </wp:anchor>
@@ -2964,12 +7027,42 @@
         <w:pStyle w:val="Subttulo"/>
       </w:pPr>
       <w:r>
-        <w:lastRenderedPageBreak/>
+        <w:br/>
+      </w:r>
+    </w:p>
+    <w:p>
+      <w:pPr>
+        <w:pStyle w:val="Subttulo"/>
+      </w:pPr>
+    </w:p>
+    <w:p>
+      <w:pPr>
+        <w:pStyle w:val="Subttulo"/>
+      </w:pPr>
+    </w:p>
+    <w:p>
+      <w:pPr>
+        <w:pStyle w:val="Subttulo"/>
+      </w:pPr>
+    </w:p>
+    <w:p>
+      <w:pPr>
+        <w:pStyle w:val="Subttulo"/>
+      </w:pPr>
+      <w:r>
         <w:drawing>
-          <wp:inline distT="0" distB="0" distL="0" distR="0" wp14:anchorId="44128436" wp14:editId="422450C3">
-            <wp:extent cx="5400040" cy="6935470"/>
-            <wp:effectExtent l="0" t="0" r="0" b="0"/>
-            <wp:docPr id="1397000256" name="Imagem 1" descr="Diagrama&#10;&#10;O conteúdo gerado por IA pode estar incorreto."/>
+          <wp:anchor distT="0" distB="0" distL="114300" distR="114300" simplePos="0" relativeHeight="251663360" behindDoc="0" locked="0" layoutInCell="1" allowOverlap="1" wp14:anchorId="7BB4092A" wp14:editId="47715A4B">
+            <wp:simplePos x="0" y="0"/>
+            <wp:positionH relativeFrom="margin">
+              <wp:align>center</wp:align>
+            </wp:positionH>
+            <wp:positionV relativeFrom="paragraph">
+              <wp:posOffset>467360</wp:posOffset>
+            </wp:positionV>
+            <wp:extent cx="6889750" cy="3069763"/>
+            <wp:effectExtent l="0" t="0" r="6350" b="0"/>
+            <wp:wrapNone/>
+            <wp:docPr id="1631092411" name="Imagem 2"/>
             <wp:cNvGraphicFramePr>
               <a:graphicFrameLocks xmlns:a="http://schemas.openxmlformats.org/drawingml/2006/main" noChangeAspect="1"/>
             </wp:cNvGraphicFramePr>
@@ -2977,79 +7070,354 @@
               <a:graphicData uri="http://schemas.openxmlformats.org/drawingml/2006/picture">
                 <pic:pic xmlns:pic="http://schemas.openxmlformats.org/drawingml/2006/picture">
                   <pic:nvPicPr>
-                    <pic:cNvPr id="1397000256" name="Imagem 1" descr="Diagrama&#10;&#10;O conteúdo gerado por IA pode estar incorreto."/>
-                    <pic:cNvPicPr/>
+                    <pic:cNvPr id="0" name="Picture 2"/>
+                    <pic:cNvPicPr>
+                      <a:picLocks noChangeAspect="1" noChangeArrowheads="1"/>
+                    </pic:cNvPicPr>
                   </pic:nvPicPr>
                   <pic:blipFill>
-                    <a:blip r:embed="rId6"/>
+                    <a:blip r:embed="rId7">
+                      <a:extLst>
+                        <a:ext uri="{28A0092B-C50C-407E-A947-70E740481C1C}">
+                          <a14:useLocalDpi xmlns:a14="http://schemas.microsoft.com/office/drawing/2010/main" val="0"/>
+                        </a:ext>
+                      </a:extLst>
+                    </a:blip>
+                    <a:srcRect/>
                     <a:stretch>
                       <a:fillRect/>
                     </a:stretch>
                   </pic:blipFill>
-                  <pic:spPr>
+                  <pic:spPr bwMode="auto">
                     <a:xfrm>
                       <a:off x="0" y="0"/>
-                      <a:ext cx="5400040" cy="6935470"/>
+                      <a:ext cx="6889750" cy="3069763"/>
                     </a:xfrm>
                     <a:prstGeom prst="rect">
                       <a:avLst/>
                     </a:prstGeom>
+                    <a:noFill/>
+                    <a:ln>
+                      <a:noFill/>
+                    </a:ln>
                   </pic:spPr>
                 </pic:pic>
               </a:graphicData>
             </a:graphic>
-          </wp:inline>
+            <wp14:sizeRelH relativeFrom="margin">
+              <wp14:pctWidth>0</wp14:pctWidth>
+            </wp14:sizeRelH>
+            <wp14:sizeRelV relativeFrom="margin">
+              <wp14:pctHeight>0</wp14:pctHeight>
+            </wp14:sizeRelV>
+          </wp:anchor>
         </w:drawing>
       </w:r>
+    </w:p>
+    <w:p>
+      <w:pPr>
+        <w:pStyle w:val="Subttulo"/>
+      </w:pPr>
       <w:r>
         <w:br/>
       </w:r>
     </w:p>
+    <w:p/>
+    <w:p/>
+    <w:p/>
+    <w:p/>
+    <w:p/>
     <w:p>
       <w:pPr>
         <w:pStyle w:val="Subttulo"/>
+        <w:rPr>
+          <w:lang w:val="en-US"/>
+        </w:rPr>
       </w:pPr>
     </w:p>
     <w:p>
       <w:pPr>
         <w:pStyle w:val="Subttulo"/>
+        <w:rPr>
+          <w:lang w:val="en-US"/>
+        </w:rPr>
       </w:pPr>
     </w:p>
     <w:p>
       <w:pPr>
         <w:pStyle w:val="Subttulo"/>
+        <w:rPr>
+          <w:lang w:val="en-US"/>
+        </w:rPr>
       </w:pPr>
     </w:p>
     <w:p>
       <w:pPr>
         <w:pStyle w:val="Subttulo"/>
+        <w:rPr>
+          <w:lang w:val="en-US"/>
+        </w:rPr>
       </w:pPr>
     </w:p>
     <w:p>
       <w:pPr>
         <w:pStyle w:val="Subttulo"/>
+        <w:rPr>
+          <w:lang w:val="en-US"/>
+        </w:rPr>
+      </w:pPr>
+    </w:p>
+    <w:p>
+      <w:pPr>
+        <w:pStyle w:val="Subttulo"/>
+        <w:rPr>
+          <w:lang w:val="en-US"/>
+        </w:rPr>
+      </w:pPr>
+    </w:p>
+    <w:p>
+      <w:pPr>
+        <w:pStyle w:val="Subttulo"/>
       </w:pPr>
       <w:r>
         <w:lastRenderedPageBreak/>
-        <w:br/>
-      </w:r>
-    </w:p>
-    <w:p>
-      <w:pPr>
-        <w:pStyle w:val="Subttulo"/>
-        <w:rPr>
-          <w:lang w:val="en-US"/>
-        </w:rPr>
-      </w:pPr>
+        <w:t xml:space="preserve"> </w:t>
+      </w:r>
+    </w:p>
+    <w:p/>
+    <w:p>
       <w:r>
         <w:drawing>
-          <wp:anchor distT="0" distB="0" distL="114300" distR="114300" simplePos="0" relativeHeight="251659264" behindDoc="1" locked="0" layoutInCell="1" allowOverlap="1" wp14:anchorId="618262F4" wp14:editId="2347158C">
+          <wp:anchor distT="0" distB="0" distL="114300" distR="114300" simplePos="0" relativeHeight="251664384" behindDoc="0" locked="0" layoutInCell="1" allowOverlap="1" wp14:anchorId="120E2915" wp14:editId="3B630F37">
             <wp:simplePos x="0" y="0"/>
             <wp:positionH relativeFrom="margin">
               <wp:align>center</wp:align>
             </wp:positionH>
             <wp:positionV relativeFrom="paragraph">
-              <wp:posOffset>514985</wp:posOffset>
+              <wp:posOffset>-472440</wp:posOffset>
+            </wp:positionV>
+            <wp:extent cx="6464935" cy="3602355"/>
+            <wp:effectExtent l="0" t="0" r="0" b="0"/>
+            <wp:wrapNone/>
+            <wp:docPr id="336307739" name="Imagem 4"/>
+            <wp:cNvGraphicFramePr>
+              <a:graphicFrameLocks xmlns:a="http://schemas.openxmlformats.org/drawingml/2006/main" noChangeAspect="1"/>
+            </wp:cNvGraphicFramePr>
+            <a:graphic xmlns:a="http://schemas.openxmlformats.org/drawingml/2006/main">
+              <a:graphicData uri="http://schemas.openxmlformats.org/drawingml/2006/picture">
+                <pic:pic xmlns:pic="http://schemas.openxmlformats.org/drawingml/2006/picture">
+                  <pic:nvPicPr>
+                    <pic:cNvPr id="0" name="Picture 4"/>
+                    <pic:cNvPicPr>
+                      <a:picLocks noChangeAspect="1" noChangeArrowheads="1"/>
+                    </pic:cNvPicPr>
+                  </pic:nvPicPr>
+                  <pic:blipFill>
+                    <a:blip r:embed="rId8">
+                      <a:extLst>
+                        <a:ext uri="{28A0092B-C50C-407E-A947-70E740481C1C}">
+                          <a14:useLocalDpi xmlns:a14="http://schemas.microsoft.com/office/drawing/2010/main" val="0"/>
+                        </a:ext>
+                      </a:extLst>
+                    </a:blip>
+                    <a:srcRect/>
+                    <a:stretch>
+                      <a:fillRect/>
+                    </a:stretch>
+                  </pic:blipFill>
+                  <pic:spPr bwMode="auto">
+                    <a:xfrm>
+                      <a:off x="0" y="0"/>
+                      <a:ext cx="6464935" cy="3602355"/>
+                    </a:xfrm>
+                    <a:prstGeom prst="rect">
+                      <a:avLst/>
+                    </a:prstGeom>
+                    <a:noFill/>
+                    <a:ln>
+                      <a:noFill/>
+                    </a:ln>
+                  </pic:spPr>
+                </pic:pic>
+              </a:graphicData>
+            </a:graphic>
+            <wp14:sizeRelH relativeFrom="margin">
+              <wp14:pctWidth>0</wp14:pctWidth>
+            </wp14:sizeRelH>
+            <wp14:sizeRelV relativeFrom="margin">
+              <wp14:pctHeight>0</wp14:pctHeight>
+            </wp14:sizeRelV>
+          </wp:anchor>
+        </w:drawing>
+      </w:r>
+    </w:p>
+    <w:p/>
+    <w:p/>
+    <w:p/>
+    <w:p/>
+    <w:p>
+      <w:pPr>
+        <w:pStyle w:val="Subttulo"/>
+        <w:rPr>
+          <w:lang w:val="en-US"/>
+        </w:rPr>
+      </w:pPr>
+    </w:p>
+    <w:p>
+      <w:pPr>
+        <w:pStyle w:val="Subttulo"/>
+        <w:rPr>
+          <w:lang w:val="en-US"/>
+        </w:rPr>
+      </w:pPr>
+    </w:p>
+    <w:p>
+      <w:pPr>
+        <w:pStyle w:val="Subttulo"/>
+        <w:rPr>
+          <w:lang w:val="en-US"/>
+        </w:rPr>
+      </w:pPr>
+    </w:p>
+    <w:p>
+      <w:pPr>
+        <w:pStyle w:val="Subttulo"/>
+        <w:rPr>
+          <w:lang w:val="en-US"/>
+        </w:rPr>
+      </w:pPr>
+    </w:p>
+    <w:p>
+      <w:pPr>
+        <w:pStyle w:val="Subttulo"/>
+        <w:rPr>
+          <w:lang w:val="en-US"/>
+        </w:rPr>
+      </w:pPr>
+      <w:r>
+        <w:drawing>
+          <wp:anchor distT="0" distB="0" distL="114300" distR="114300" simplePos="0" relativeHeight="251665408" behindDoc="0" locked="0" layoutInCell="1" allowOverlap="1" wp14:anchorId="131045C6" wp14:editId="21A0E971">
+            <wp:simplePos x="0" y="0"/>
+            <wp:positionH relativeFrom="margin">
+              <wp:align>center</wp:align>
+            </wp:positionH>
+            <wp:positionV relativeFrom="paragraph">
+              <wp:posOffset>324485</wp:posOffset>
+            </wp:positionV>
+            <wp:extent cx="6222365" cy="1156083"/>
+            <wp:effectExtent l="0" t="0" r="6985" b="6350"/>
+            <wp:wrapNone/>
+            <wp:docPr id="1246427606" name="Imagem 5"/>
+            <wp:cNvGraphicFramePr>
+              <a:graphicFrameLocks xmlns:a="http://schemas.openxmlformats.org/drawingml/2006/main" noChangeAspect="1"/>
+            </wp:cNvGraphicFramePr>
+            <a:graphic xmlns:a="http://schemas.openxmlformats.org/drawingml/2006/main">
+              <a:graphicData uri="http://schemas.openxmlformats.org/drawingml/2006/picture">
+                <pic:pic xmlns:pic="http://schemas.openxmlformats.org/drawingml/2006/picture">
+                  <pic:nvPicPr>
+                    <pic:cNvPr id="0" name="Picture 5"/>
+                    <pic:cNvPicPr>
+                      <a:picLocks noChangeAspect="1" noChangeArrowheads="1"/>
+                    </pic:cNvPicPr>
+                  </pic:nvPicPr>
+                  <pic:blipFill>
+                    <a:blip r:embed="rId9">
+                      <a:extLst>
+                        <a:ext uri="{28A0092B-C50C-407E-A947-70E740481C1C}">
+                          <a14:useLocalDpi xmlns:a14="http://schemas.microsoft.com/office/drawing/2010/main" val="0"/>
+                        </a:ext>
+                      </a:extLst>
+                    </a:blip>
+                    <a:srcRect/>
+                    <a:stretch>
+                      <a:fillRect/>
+                    </a:stretch>
+                  </pic:blipFill>
+                  <pic:spPr bwMode="auto">
+                    <a:xfrm>
+                      <a:off x="0" y="0"/>
+                      <a:ext cx="6222365" cy="1156083"/>
+                    </a:xfrm>
+                    <a:prstGeom prst="rect">
+                      <a:avLst/>
+                    </a:prstGeom>
+                    <a:noFill/>
+                    <a:ln>
+                      <a:noFill/>
+                    </a:ln>
+                  </pic:spPr>
+                </pic:pic>
+              </a:graphicData>
+            </a:graphic>
+            <wp14:sizeRelH relativeFrom="margin">
+              <wp14:pctWidth>0</wp14:pctWidth>
+            </wp14:sizeRelH>
+            <wp14:sizeRelV relativeFrom="margin">
+              <wp14:pctHeight>0</wp14:pctHeight>
+            </wp14:sizeRelV>
+          </wp:anchor>
+        </w:drawing>
+      </w:r>
+    </w:p>
+    <w:p>
+      <w:pPr>
+        <w:pStyle w:val="Subttulo"/>
+        <w:rPr>
+          <w:lang w:val="en-US"/>
+        </w:rPr>
+      </w:pPr>
+    </w:p>
+    <w:p>
+      <w:pPr>
+        <w:rPr>
+          <w:lang w:val="en-US"/>
+        </w:rPr>
+      </w:pPr>
+    </w:p>
+    <w:p>
+      <w:pPr>
+        <w:pStyle w:val="Subttulo"/>
+        <w:rPr>
+          <w:lang w:val="en-US"/>
+        </w:rPr>
+      </w:pPr>
+    </w:p>
+    <w:p>
+      <w:pPr>
+        <w:pStyle w:val="Subttulo"/>
+        <w:rPr>
+          <w:lang w:val="en-US"/>
+        </w:rPr>
+      </w:pPr>
+    </w:p>
+    <w:p>
+      <w:pPr>
+        <w:pStyle w:val="Subttulo"/>
+        <w:rPr>
+          <w:lang w:val="en-US"/>
+        </w:rPr>
+      </w:pPr>
+    </w:p>
+    <w:p>
+      <w:pPr>
+        <w:pStyle w:val="Subttulo"/>
+        <w:rPr>
+          <w:lang w:val="en-US"/>
+        </w:rPr>
+      </w:pPr>
+      <w:r>
+        <w:rPr>
+          <w:noProof/>
+        </w:rPr>
+        <w:lastRenderedPageBreak/>
+        <w:drawing>
+          <wp:anchor distT="0" distB="0" distL="114300" distR="114300" simplePos="0" relativeHeight="251659264" behindDoc="1" locked="0" layoutInCell="1" allowOverlap="1" wp14:anchorId="618262F4" wp14:editId="06B5BFFC">
+            <wp:simplePos x="0" y="0"/>
+            <wp:positionH relativeFrom="margin">
+              <wp:align>center</wp:align>
+            </wp:positionH>
+            <wp:positionV relativeFrom="paragraph">
+              <wp:posOffset>362585</wp:posOffset>
             </wp:positionV>
             <wp:extent cx="6741795" cy="2790825"/>
             <wp:effectExtent l="0" t="0" r="1905" b="9525"/>
@@ -3082,7 +7450,7 @@
                     </pic:cNvPicPr>
                   </pic:nvPicPr>
                   <pic:blipFill>
-                    <a:blip r:embed="rId7">
+                    <a:blip r:embed="rId10">
                       <a:extLst>
                         <a:ext uri="{28A0092B-C50C-407E-A947-70E740481C1C}">
                           <a14:useLocalDpi xmlns:a14="http://schemas.microsoft.com/office/drawing/2010/main" val="0"/>
@@ -3119,6 +7487,7 @@
           </wp:anchor>
         </w:drawing>
       </w:r>
+      <w:proofErr w:type="spellStart"/>
       <w:r>
         <w:rPr>
           <w:lang w:val="en-US"/>
@@ -3131,28 +7500,147 @@
         </w:rPr>
         <w:t>onário</w:t>
       </w:r>
+      <w:proofErr w:type="spellEnd"/>
       <w:r>
         <w:rPr>
           <w:lang w:val="en-US"/>
         </w:rPr>
         <w:t xml:space="preserve"> de Dados</w:t>
       </w:r>
-    </w:p>
-    <w:p>
-      <w:pPr>
+      <w:r>
         <w:rPr>
           <w:lang w:val="en-US"/>
         </w:rPr>
-      </w:pPr>
-      <w:r>
+        <w:t xml:space="preserve"> (</w:t>
+      </w:r>
+      <w:proofErr w:type="spellStart"/>
+      <w:r>
+        <w:rPr>
+          <w:lang w:val="en-US"/>
+        </w:rPr>
+        <w:t>Auxiliares</w:t>
+      </w:r>
+      <w:proofErr w:type="spellEnd"/>
+      <w:r>
+        <w:rPr>
+          <w:lang w:val="en-US"/>
+        </w:rPr>
+        <w:t>)</w:t>
+      </w:r>
+    </w:p>
+    <w:p>
+      <w:pPr>
+        <w:rPr>
+          <w:lang w:val="en-US"/>
+        </w:rPr>
+      </w:pPr>
+      <w:r>
+        <w:rPr>
+          <w:noProof/>
+        </w:rPr>
         <w:drawing>
-          <wp:anchor distT="0" distB="0" distL="114300" distR="114300" simplePos="0" relativeHeight="251660288" behindDoc="0" locked="0" layoutInCell="1" allowOverlap="1" wp14:anchorId="590B11AD" wp14:editId="7CEB15E2">
+          <wp:anchor distT="0" distB="0" distL="114300" distR="114300" simplePos="0" relativeHeight="251661312" behindDoc="0" locked="0" layoutInCell="1" allowOverlap="1" wp14:anchorId="75F4AD92" wp14:editId="39B0D9B7">
             <wp:simplePos x="0" y="0"/>
             <wp:positionH relativeFrom="margin">
-              <wp:posOffset>-683895</wp:posOffset>
+              <wp:align>center</wp:align>
             </wp:positionH>
             <wp:positionV relativeFrom="paragraph">
-              <wp:posOffset>3171825</wp:posOffset>
+              <wp:posOffset>2971800</wp:posOffset>
+            </wp:positionV>
+            <wp:extent cx="6689923" cy="971550"/>
+            <wp:effectExtent l="0" t="0" r="0" b="0"/>
+            <wp:wrapNone/>
+            <wp:docPr id="463486388" name="Imagem 3"/>
+            <wp:cNvGraphicFramePr>
+              <a:graphicFrameLocks xmlns:a="http://schemas.openxmlformats.org/drawingml/2006/main" noChangeAspect="1"/>
+            </wp:cNvGraphicFramePr>
+            <a:graphic xmlns:a="http://schemas.openxmlformats.org/drawingml/2006/main">
+              <a:graphicData uri="http://schemas.openxmlformats.org/drawingml/2006/picture">
+                <pic:pic xmlns:pic="http://schemas.openxmlformats.org/drawingml/2006/picture">
+                  <pic:nvPicPr>
+                    <pic:cNvPr id="0" name="Picture 3"/>
+                    <pic:cNvPicPr>
+                      <a:picLocks noChangeAspect="1" noChangeArrowheads="1"/>
+                    </pic:cNvPicPr>
+                  </pic:nvPicPr>
+                  <pic:blipFill>
+                    <a:blip r:embed="rId11">
+                      <a:extLst>
+                        <a:ext uri="{28A0092B-C50C-407E-A947-70E740481C1C}">
+                          <a14:useLocalDpi xmlns:a14="http://schemas.microsoft.com/office/drawing/2010/main" val="0"/>
+                        </a:ext>
+                      </a:extLst>
+                    </a:blip>
+                    <a:srcRect/>
+                    <a:stretch>
+                      <a:fillRect/>
+                    </a:stretch>
+                  </pic:blipFill>
+                  <pic:spPr bwMode="auto">
+                    <a:xfrm>
+                      <a:off x="0" y="0"/>
+                      <a:ext cx="6689923" cy="971550"/>
+                    </a:xfrm>
+                    <a:prstGeom prst="rect">
+                      <a:avLst/>
+                    </a:prstGeom>
+                    <a:noFill/>
+                    <a:ln>
+                      <a:noFill/>
+                    </a:ln>
+                  </pic:spPr>
+                </pic:pic>
+              </a:graphicData>
+            </a:graphic>
+            <wp14:sizeRelH relativeFrom="margin">
+              <wp14:pctWidth>0</wp14:pctWidth>
+            </wp14:sizeRelH>
+            <wp14:sizeRelV relativeFrom="margin">
+              <wp14:pctHeight>0</wp14:pctHeight>
+            </wp14:sizeRelV>
+          </wp:anchor>
+        </w:drawing>
+      </w:r>
+    </w:p>
+    <w:p>
+      <w:pPr>
+        <w:rPr>
+          <w:lang w:val="en-US"/>
+        </w:rPr>
+      </w:pPr>
+    </w:p>
+    <w:p>
+      <w:pPr>
+        <w:rPr>
+          <w:lang w:val="en-US"/>
+        </w:rPr>
+      </w:pPr>
+    </w:p>
+    <w:p>
+      <w:pPr>
+        <w:rPr>
+          <w:lang w:val="en-US"/>
+        </w:rPr>
+      </w:pPr>
+    </w:p>
+    <w:p>
+      <w:pPr>
+        <w:rPr>
+          <w:lang w:val="en-US"/>
+        </w:rPr>
+      </w:pPr>
+      <w:r>
+        <w:rPr>
+          <w:noProof/>
+        </w:rPr>
+        <w:drawing>
+          <wp:anchor distT="0" distB="0" distL="114300" distR="114300" simplePos="0" relativeHeight="251660288" behindDoc="0" locked="0" layoutInCell="1" allowOverlap="1" wp14:anchorId="590B11AD" wp14:editId="043587A7">
+            <wp:simplePos x="0" y="0"/>
+            <wp:positionH relativeFrom="margin">
+              <wp:align>center</wp:align>
+            </wp:positionH>
+            <wp:positionV relativeFrom="paragraph">
+              <wp:posOffset>236855</wp:posOffset>
             </wp:positionV>
             <wp:extent cx="6811010" cy="2818765"/>
             <wp:effectExtent l="0" t="0" r="8890" b="635"/>
@@ -3171,7 +7659,7 @@
                     </pic:cNvPicPr>
                   </pic:nvPicPr>
                   <pic:blipFill>
-                    <a:blip r:embed="rId8">
+                    <a:blip r:embed="rId12">
                       <a:extLst>
                         <a:ext uri="{28A0092B-C50C-407E-A947-70E740481C1C}">
                           <a14:useLocalDpi xmlns:a14="http://schemas.microsoft.com/office/drawing/2010/main" val="0"/>
@@ -3215,121 +7703,19 @@
           <w:lang w:val="en-US"/>
         </w:rPr>
       </w:pPr>
-      <w:r>
-        <w:drawing>
-          <wp:anchor distT="0" distB="0" distL="114300" distR="114300" simplePos="0" relativeHeight="251661312" behindDoc="0" locked="0" layoutInCell="1" allowOverlap="1" wp14:anchorId="75F4AD92" wp14:editId="4994F34A">
-            <wp:simplePos x="0" y="0"/>
-            <wp:positionH relativeFrom="margin">
-              <wp:align>center</wp:align>
-            </wp:positionH>
-            <wp:positionV relativeFrom="paragraph">
-              <wp:posOffset>2773680</wp:posOffset>
-            </wp:positionV>
-            <wp:extent cx="6886685" cy="1000125"/>
-            <wp:effectExtent l="0" t="0" r="9525" b="0"/>
-            <wp:wrapNone/>
-            <wp:docPr id="463486388" name="Imagem 3"/>
-            <wp:cNvGraphicFramePr>
-              <a:graphicFrameLocks xmlns:a="http://schemas.openxmlformats.org/drawingml/2006/main" noChangeAspect="1"/>
-            </wp:cNvGraphicFramePr>
-            <a:graphic xmlns:a="http://schemas.openxmlformats.org/drawingml/2006/main">
-              <a:graphicData uri="http://schemas.openxmlformats.org/drawingml/2006/picture">
-                <pic:pic xmlns:pic="http://schemas.openxmlformats.org/drawingml/2006/picture">
-                  <pic:nvPicPr>
-                    <pic:cNvPr id="0" name="Picture 3"/>
-                    <pic:cNvPicPr>
-                      <a:picLocks noChangeAspect="1" noChangeArrowheads="1"/>
-                    </pic:cNvPicPr>
-                  </pic:nvPicPr>
-                  <pic:blipFill>
-                    <a:blip r:embed="rId9">
-                      <a:extLst>
-                        <a:ext uri="{28A0092B-C50C-407E-A947-70E740481C1C}">
-                          <a14:useLocalDpi xmlns:a14="http://schemas.microsoft.com/office/drawing/2010/main" val="0"/>
-                        </a:ext>
-                      </a:extLst>
-                    </a:blip>
-                    <a:srcRect/>
-                    <a:stretch>
-                      <a:fillRect/>
-                    </a:stretch>
-                  </pic:blipFill>
-                  <pic:spPr bwMode="auto">
-                    <a:xfrm>
-                      <a:off x="0" y="0"/>
-                      <a:ext cx="6886685" cy="1000125"/>
-                    </a:xfrm>
-                    <a:prstGeom prst="rect">
-                      <a:avLst/>
-                    </a:prstGeom>
-                    <a:noFill/>
-                    <a:ln>
-                      <a:noFill/>
-                    </a:ln>
-                  </pic:spPr>
-                </pic:pic>
-              </a:graphicData>
-            </a:graphic>
-            <wp14:sizeRelH relativeFrom="margin">
-              <wp14:pctWidth>0</wp14:pctWidth>
-            </wp14:sizeRelH>
-            <wp14:sizeRelV relativeFrom="margin">
-              <wp14:pctHeight>0</wp14:pctHeight>
-            </wp14:sizeRelV>
-          </wp:anchor>
-        </w:drawing>
-      </w:r>
-    </w:p>
-    <w:p>
-      <w:pPr>
-        <w:rPr>
-          <w:lang w:val="en-US"/>
-        </w:rPr>
-      </w:pPr>
-    </w:p>
-    <w:p>
-      <w:pPr>
-        <w:rPr>
-          <w:lang w:val="en-US"/>
-        </w:rPr>
-      </w:pPr>
-    </w:p>
-    <w:p>
-      <w:pPr>
-        <w:rPr>
-          <w:lang w:val="en-US"/>
-        </w:rPr>
-      </w:pPr>
-    </w:p>
-    <w:p>
-      <w:pPr>
-        <w:rPr>
-          <w:lang w:val="en-US"/>
-        </w:rPr>
-      </w:pPr>
-    </w:p>
-    <w:p>
-      <w:r>
-        <w:lastRenderedPageBreak/>
+    </w:p>
+    <w:p>
+      <w:r>
         <w:br/>
       </w:r>
-      <w:r>
-        <w:br/>
-      </w:r>
-      <w:hyperlink r:id="rId10">
-        <w:r>
-          <w:rPr>
-            <w:rStyle w:val="Hyperlink"/>
-          </w:rPr>
-          <w:t>https://trello.com/b/xhowLsIc/academia-corpo-ativo</w:t>
-        </w:r>
-      </w:hyperlink>
     </w:p>
     <w:p/>
     <w:sectPr>
       <w:pgSz w:w="11906" w:h="16838"/>
       <w:pgMar w:top="1417" w:right="1701" w:bottom="1417" w:left="1701" w:header="708" w:footer="708" w:gutter="0"/>
+      <w:pgNumType w:start="0"/>
       <w:cols w:space="708"/>
+      <w:titlePg/>
       <w:docGrid w:linePitch="360"/>
     </w:sectPr>
   </w:body>
@@ -5060,6 +9446,7 @@
   <w:style w:type="character" w:default="1" w:styleId="Fontepargpadro">
     <w:name w:val="Default Paragraph Font"/>
     <w:uiPriority w:val="1"/>
+    <w:semiHidden/>
     <w:unhideWhenUsed/>
   </w:style>
   <w:style w:type="table" w:default="1" w:styleId="Tabelanormal">
@@ -5394,6 +9781,39 @@
       <w:rFonts w:ascii="Times New Roman" w:hAnsi="Times New Roman" w:cs="Times New Roman"/>
     </w:rPr>
   </w:style>
+  <w:style w:type="paragraph" w:styleId="SemEspaamento">
+    <w:name w:val="No Spacing"/>
+    <w:link w:val="SemEspaamentoChar"/>
+    <w:uiPriority w:val="1"/>
+    <w:qFormat/>
+    <w:rsid w:val="005C01AF"/>
+    <w:pPr>
+      <w:spacing w:after="0" w:line="240" w:lineRule="auto"/>
+    </w:pPr>
+    <w:rPr>
+      <w:rFonts w:eastAsiaTheme="minorEastAsia"/>
+      <w:kern w:val="0"/>
+      <w:sz w:val="22"/>
+      <w:szCs w:val="22"/>
+      <w:lang w:eastAsia="pt-BR"/>
+      <w14:ligatures w14:val="none"/>
+    </w:rPr>
+  </w:style>
+  <w:style w:type="character" w:customStyle="1" w:styleId="SemEspaamentoChar">
+    <w:name w:val="Sem Espaçamento Char"/>
+    <w:basedOn w:val="Fontepargpadro"/>
+    <w:link w:val="SemEspaamento"/>
+    <w:uiPriority w:val="1"/>
+    <w:rsid w:val="005C01AF"/>
+    <w:rPr>
+      <w:rFonts w:eastAsiaTheme="minorEastAsia"/>
+      <w:kern w:val="0"/>
+      <w:sz w:val="22"/>
+      <w:szCs w:val="22"/>
+      <w:lang w:eastAsia="pt-BR"/>
+      <w14:ligatures w14:val="none"/>
+    </w:rPr>
+  </w:style>
 </w:styles>
 </file>
 
@@ -5690,4 +10110,23 @@
     </a:ext>
   </a:extLst>
 </a:theme>
+</file>
+
+<file path=customXml/item1.xml><?xml version="1.0" encoding="utf-8"?>
+<CoverPageProperties xmlns="http://schemas.microsoft.com/office/2006/coverPageProps">
+  <PublishDate>2025-09-08T00:00:00</PublishDate>
+  <Abstract/>
+  <CompanyAddress/>
+  <CompanyPhone/>
+  <CompanyFax/>
+  <CompanyEmail/>
+</CoverPageProperties>
+</file>
+
+<file path=customXml/itemProps1.xml><?xml version="1.0" encoding="utf-8"?>
+<ds:datastoreItem xmlns:ds="http://schemas.openxmlformats.org/officeDocument/2006/customXml" ds:itemID="{55AF091B-3C7A-41E3-B477-F2FDAA23CFDA}">
+  <ds:schemaRefs>
+    <ds:schemaRef ds:uri="http://schemas.microsoft.com/office/2006/coverPageProps"/>
+  </ds:schemaRefs>
+</ds:datastoreItem>
 </file>
--- a/UC16/Corpo_Ativo/Regro_Negocios _Entidades.docx
+++ b/UC16/Corpo_Ativo/Regro_Negocios _Entidades.docx
@@ -4,22 +4,20 @@
   <w:body>
     <w:sdt>
       <w:sdtPr>
+        <w:rPr>
+          <w:rFonts w:eastAsiaTheme="minorHAnsi"/>
+          <w:kern w:val="2"/>
+          <w:sz w:val="24"/>
+          <w:szCs w:val="24"/>
+          <w:lang w:eastAsia="en-US"/>
+          <w14:ligatures w14:val="standardContextual"/>
+        </w:rPr>
         <w:id w:val="117735523"/>
         <w:docPartObj>
           <w:docPartGallery w:val="Cover Pages"/>
           <w:docPartUnique/>
         </w:docPartObj>
       </w:sdtPr>
-      <w:sdtEndPr>
-        <w:rPr>
-          <w:rFonts w:eastAsiaTheme="minorHAnsi"/>
-          <w:kern w:val="2"/>
-          <w:sz w:val="24"/>
-          <w:szCs w:val="24"/>
-          <w:lang w:eastAsia="en-US"/>
-          <w14:ligatures w14:val="standardContextual"/>
-        </w:rPr>
-      </w:sdtEndPr>
       <w:sdtContent>
         <w:p>
           <w:pPr>
@@ -175,7 +173,7 @@
                                           <w:sz w:val="28"/>
                                           <w:szCs w:val="28"/>
                                         </w:rPr>
-                                        <w:t>08/09/2025</w:t>
+                                        <w:t>8/9/2025</w:t>
                                       </w:r>
                                     </w:p>
                                   </w:sdtContent>
@@ -3487,7 +3485,7 @@
                                     <w:sz w:val="28"/>
                                     <w:szCs w:val="28"/>
                                   </w:rPr>
-                                  <w:t>08/09/2025</w:t>
+                                  <w:t>8/9/2025</w:t>
                                 </w:r>
                               </w:p>
                             </w:sdtContent>
@@ -4232,19 +4230,17 @@
         </w:rPr>
         <w:t xml:space="preserve">Ele oferece planos bronze, prata e ouro, cada qual com </w:t>
       </w:r>
-      <w:proofErr w:type="spellStart"/>
-      <w:r>
-        <w:rPr>
-          <w:rFonts w:eastAsia="Times New Roman"/>
-          <w:kern w:val="0"/>
-          <w:sz w:val="22"/>
-          <w:szCs w:val="22"/>
-          <w:lang w:eastAsia="pt-BR"/>
-          <w14:ligatures w14:val="none"/>
-        </w:rPr>
-        <w:t>sua</w:t>
-      </w:r>
-      <w:proofErr w:type="spellEnd"/>
+      <w:r>
+        <w:rPr>
+          <w:rFonts w:eastAsia="Times New Roman"/>
+          <w:kern w:val="0"/>
+          <w:sz w:val="22"/>
+          <w:szCs w:val="22"/>
+          <w:lang w:eastAsia="pt-BR"/>
+          <w14:ligatures w14:val="none"/>
+        </w:rPr>
+        <w:t>suas</w:t>
+      </w:r>
       <w:r>
         <w:rPr>
           <w:rFonts w:eastAsia="Times New Roman"/>
@@ -4350,79 +4346,7 @@
           <w:lang w:eastAsia="pt-BR"/>
           <w14:ligatures w14:val="none"/>
         </w:rPr>
-        <w:t xml:space="preserve">O Plano Bronze é mensal e oferece acesso à musculação. O Plano Prata, com validade anual, abrange todas as opções do Plano Bronze, além de atividades coletivas como spinning, </w:t>
-      </w:r>
-      <w:proofErr w:type="spellStart"/>
-      <w:r>
-        <w:rPr>
-          <w:rFonts w:eastAsia="Times New Roman"/>
-          <w:kern w:val="0"/>
-          <w:sz w:val="22"/>
-          <w:szCs w:val="22"/>
-          <w:lang w:eastAsia="pt-BR"/>
-          <w14:ligatures w14:val="none"/>
-        </w:rPr>
-        <w:t>pilates</w:t>
-      </w:r>
-      <w:proofErr w:type="spellEnd"/>
-      <w:r>
-        <w:rPr>
-          <w:rFonts w:eastAsia="Times New Roman"/>
-          <w:kern w:val="0"/>
-          <w:sz w:val="22"/>
-          <w:szCs w:val="22"/>
-          <w:lang w:eastAsia="pt-BR"/>
-          <w14:ligatures w14:val="none"/>
-        </w:rPr>
-        <w:t xml:space="preserve"> solo, jump e hidroginástica. Por outro lado, o Plano Ouro é o mais abrangente: com todas as modalidades da academia (musculação, aulas em grupo, </w:t>
-      </w:r>
-      <w:proofErr w:type="spellStart"/>
-      <w:r>
-        <w:rPr>
-          <w:rFonts w:eastAsia="Times New Roman"/>
-          <w:kern w:val="0"/>
-          <w:sz w:val="22"/>
-          <w:szCs w:val="22"/>
-          <w:lang w:eastAsia="pt-BR"/>
-          <w14:ligatures w14:val="none"/>
-        </w:rPr>
-        <w:t>cross</w:t>
-      </w:r>
-      <w:proofErr w:type="spellEnd"/>
-      <w:r>
-        <w:rPr>
-          <w:rFonts w:eastAsia="Times New Roman"/>
-          <w:kern w:val="0"/>
-          <w:sz w:val="22"/>
-          <w:szCs w:val="22"/>
-          <w:lang w:eastAsia="pt-BR"/>
-          <w14:ligatures w14:val="none"/>
-        </w:rPr>
-        <w:t xml:space="preserve"> training, </w:t>
-      </w:r>
-      <w:proofErr w:type="spellStart"/>
-      <w:r>
-        <w:rPr>
-          <w:rFonts w:eastAsia="Times New Roman"/>
-          <w:kern w:val="0"/>
-          <w:sz w:val="22"/>
-          <w:szCs w:val="22"/>
-          <w:lang w:eastAsia="pt-BR"/>
-          <w14:ligatures w14:val="none"/>
-        </w:rPr>
-        <w:t>pilates</w:t>
-      </w:r>
-      <w:proofErr w:type="spellEnd"/>
-      <w:r>
-        <w:rPr>
-          <w:rFonts w:eastAsia="Times New Roman"/>
-          <w:kern w:val="0"/>
-          <w:sz w:val="22"/>
-          <w:szCs w:val="22"/>
-          <w:lang w:eastAsia="pt-BR"/>
-          <w14:ligatures w14:val="none"/>
-        </w:rPr>
-        <w:t xml:space="preserve"> completo, dança, artes marciais e natação), além de contar com um professor particular, com a possibilidade de agendamento exclusivo.</w:t>
+        <w:t>O Plano Bronze é mensal e oferece acesso à musculação. O Plano Prata, com validade anual, abrange todas as opções do Plano Bronze, além de atividades coletivas como spinning, pilates solo, jump e hidroginástica. Por outro lado, o Plano Ouro é o mais abrangente: com todas as modalidades da academia (musculação, aulas em grupo, cross training, pilates completo, dança, artes marciais e natação), além de contar com um professor particular, com a possibilidade de agendamento exclusivo.</w:t>
       </w:r>
     </w:p>
     <w:p>
@@ -4555,6 +4479,58 @@
         </w:rPr>
         <w:t>.</w:t>
       </w:r>
+    </w:p>
+    <w:p>
+      <w:pPr>
+        <w:pStyle w:val="NormalWeb"/>
+        <w:rPr>
+          <w:rFonts w:eastAsia="Times New Roman"/>
+          <w:kern w:val="0"/>
+          <w:sz w:val="22"/>
+          <w:szCs w:val="22"/>
+          <w:lang w:eastAsia="pt-BR"/>
+          <w14:ligatures w14:val="none"/>
+        </w:rPr>
+      </w:pPr>
+    </w:p>
+    <w:p>
+      <w:pPr>
+        <w:pStyle w:val="NormalWeb"/>
+        <w:rPr>
+          <w:rFonts w:eastAsia="Times New Roman"/>
+          <w:kern w:val="0"/>
+          <w:sz w:val="22"/>
+          <w:szCs w:val="22"/>
+          <w:lang w:eastAsia="pt-BR"/>
+          <w14:ligatures w14:val="none"/>
+        </w:rPr>
+      </w:pPr>
+    </w:p>
+    <w:p>
+      <w:pPr>
+        <w:pStyle w:val="NormalWeb"/>
+        <w:rPr>
+          <w:rFonts w:eastAsia="Times New Roman"/>
+          <w:kern w:val="0"/>
+          <w:sz w:val="22"/>
+          <w:szCs w:val="22"/>
+          <w:lang w:eastAsia="pt-BR"/>
+          <w14:ligatures w14:val="none"/>
+        </w:rPr>
+      </w:pPr>
+    </w:p>
+    <w:p>
+      <w:pPr>
+        <w:pStyle w:val="NormalWeb"/>
+        <w:rPr>
+          <w:rFonts w:eastAsia="Times New Roman"/>
+          <w:kern w:val="0"/>
+          <w:sz w:val="22"/>
+          <w:szCs w:val="22"/>
+          <w:lang w:eastAsia="pt-BR"/>
+          <w14:ligatures w14:val="none"/>
+        </w:rPr>
+      </w:pPr>
     </w:p>
     <w:p>
       <w:pPr>
@@ -4656,7 +4632,6 @@
           <w:lang w:eastAsia="pt-BR"/>
           <w14:ligatures w14:val="none"/>
         </w:rPr>
-        <w:lastRenderedPageBreak/>
         <w:t>Aluno</w:t>
       </w:r>
     </w:p>
@@ -5333,6 +5308,7 @@
           <w:lang w:eastAsia="pt-BR"/>
           <w14:ligatures w14:val="none"/>
         </w:rPr>
+        <w:lastRenderedPageBreak/>
         <w:t>Hidroginástica</w:t>
       </w:r>
     </w:p>
@@ -5429,7 +5405,6 @@
           <w:lang w:eastAsia="pt-BR"/>
           <w14:ligatures w14:val="none"/>
         </w:rPr>
-        <w:lastRenderedPageBreak/>
         <w:t>Natação</w:t>
       </w:r>
     </w:p>
@@ -6098,6 +6073,7 @@
           <w:lang w:eastAsia="pt-BR"/>
           <w14:ligatures w14:val="none"/>
         </w:rPr>
+        <w:lastRenderedPageBreak/>
         <w:t>- O sistema deve prever a renovação da matrícula (especialmente nos planos anuais).</w:t>
       </w:r>
     </w:p>
@@ -6196,7 +6172,6 @@
           <w:lang w:eastAsia="pt-BR"/>
           <w14:ligatures w14:val="none"/>
         </w:rPr>
-        <w:lastRenderedPageBreak/>
         <w:t>- Verificar o professor que dará aula para aquela turma</w:t>
       </w:r>
     </w:p>
@@ -6905,54 +6880,130 @@
         <w:pStyle w:val="Subttulo"/>
       </w:pPr>
       <w:r>
+        <w:t>Fluxograma</w:t>
+      </w:r>
+      <w:r>
+        <w:t xml:space="preserve"> / Banco de dados</w:t>
+      </w:r>
+    </w:p>
+    <w:p>
+      <w:pPr>
+        <w:pStyle w:val="Subttulo"/>
+      </w:pPr>
+      <w:r>
+        <w:drawing>
+          <wp:inline distT="0" distB="0" distL="0" distR="0" wp14:anchorId="6A2B8E31" wp14:editId="18183072">
+            <wp:extent cx="5944998" cy="4800600"/>
+            <wp:effectExtent l="0" t="0" r="0" b="0"/>
+            <wp:docPr id="929080920" name="Imagem 2" descr="Diagrama&#10;&#10;O conteúdo gerado por IA pode estar incorreto."/>
+            <wp:cNvGraphicFramePr>
+              <a:graphicFrameLocks xmlns:a="http://schemas.openxmlformats.org/drawingml/2006/main" noChangeAspect="1"/>
+            </wp:cNvGraphicFramePr>
+            <a:graphic xmlns:a="http://schemas.openxmlformats.org/drawingml/2006/main">
+              <a:graphicData uri="http://schemas.openxmlformats.org/drawingml/2006/picture">
+                <pic:pic xmlns:pic="http://schemas.openxmlformats.org/drawingml/2006/picture">
+                  <pic:nvPicPr>
+                    <pic:cNvPr id="929080920" name="Imagem 2" descr="Diagrama&#10;&#10;O conteúdo gerado por IA pode estar incorreto."/>
+                    <pic:cNvPicPr>
+                      <a:picLocks noChangeAspect="1" noChangeArrowheads="1"/>
+                    </pic:cNvPicPr>
+                  </pic:nvPicPr>
+                  <pic:blipFill>
+                    <a:blip r:embed="rId6">
+                      <a:extLst>
+                        <a:ext uri="{28A0092B-C50C-407E-A947-70E740481C1C}">
+                          <a14:useLocalDpi xmlns:a14="http://schemas.microsoft.com/office/drawing/2010/main" val="0"/>
+                        </a:ext>
+                      </a:extLst>
+                    </a:blip>
+                    <a:srcRect/>
+                    <a:stretch>
+                      <a:fillRect/>
+                    </a:stretch>
+                  </pic:blipFill>
+                  <pic:spPr bwMode="auto">
+                    <a:xfrm>
+                      <a:off x="0" y="0"/>
+                      <a:ext cx="5946669" cy="4801949"/>
+                    </a:xfrm>
+                    <a:prstGeom prst="rect">
+                      <a:avLst/>
+                    </a:prstGeom>
+                    <a:noFill/>
+                    <a:ln>
+                      <a:noFill/>
+                    </a:ln>
+                  </pic:spPr>
+                </pic:pic>
+              </a:graphicData>
+            </a:graphic>
+          </wp:inline>
+        </w:drawing>
+      </w:r>
+    </w:p>
+    <w:p>
+      <w:pPr>
+        <w:pStyle w:val="Subttulo"/>
+      </w:pPr>
+    </w:p>
+    <w:p>
+      <w:pPr>
+        <w:pStyle w:val="Subttulo"/>
+      </w:pPr>
+      <w:r>
+        <w:br/>
+      </w:r>
+    </w:p>
+    <w:p>
+      <w:pPr>
+        <w:pStyle w:val="Subttulo"/>
+      </w:pPr>
+    </w:p>
+    <w:p>
+      <w:pPr>
+        <w:pStyle w:val="Subttulo"/>
+      </w:pPr>
+    </w:p>
+    <w:p>
+      <w:pPr>
+        <w:pStyle w:val="Subttulo"/>
+      </w:pPr>
+      <w:r>
         <w:lastRenderedPageBreak/>
-        <w:t>Fluxograma</w:t>
+        <w:br/>
+      </w:r>
+      <w:r>
+        <w:br/>
+      </w:r>
+      <w:proofErr w:type="spellStart"/>
+      <w:r>
+        <w:rPr>
+          <w:lang w:val="en-US"/>
+        </w:rPr>
+        <w:t>Dici</w:t>
+      </w:r>
+      <w:r>
+        <w:rPr>
+          <w:lang w:val="en-US"/>
+        </w:rPr>
+        <w:t>onário</w:t>
+      </w:r>
+      <w:proofErr w:type="spellEnd"/>
+      <w:r>
+        <w:rPr>
+          <w:lang w:val="en-US"/>
+        </w:rPr>
+        <w:t xml:space="preserve"> de Dados</w:t>
       </w:r>
     </w:p>
     <w:p>
       <w:pPr>
         <w:pStyle w:val="Subttulo"/>
       </w:pPr>
-    </w:p>
-    <w:p>
-      <w:pPr>
-        <w:pStyle w:val="Subttulo"/>
-      </w:pPr>
-      <w:r>
-        <w:br/>
-      </w:r>
-      <w:r>
-        <w:br/>
-      </w:r>
-      <w:r>
-        <w:br/>
-      </w:r>
-      <w:proofErr w:type="spellStart"/>
-      <w:r>
-        <w:rPr>
-          <w:lang w:val="en-US"/>
-        </w:rPr>
-        <w:t>Dici</w:t>
-      </w:r>
-      <w:r>
-        <w:rPr>
-          <w:lang w:val="en-US"/>
-        </w:rPr>
-        <w:t>onário</w:t>
-      </w:r>
-      <w:proofErr w:type="spellEnd"/>
-      <w:r>
-        <w:rPr>
-          <w:lang w:val="en-US"/>
-        </w:rPr>
-        <w:t xml:space="preserve"> de Dados</w:t>
-      </w:r>
-    </w:p>
-    <w:p>
-      <w:pPr>
-        <w:pStyle w:val="Subttulo"/>
-      </w:pPr>
-      <w:r>
+      <w:r>
+        <w:rPr>
+          <w:noProof/>
+        </w:rPr>
         <w:drawing>
           <wp:anchor distT="0" distB="0" distL="114300" distR="114300" simplePos="0" relativeHeight="251662336" behindDoc="0" locked="0" layoutInCell="1" allowOverlap="1" wp14:anchorId="192D531B" wp14:editId="7B51E688">
             <wp:simplePos x="0" y="0"/>
@@ -6979,7 +7030,7 @@
                     </pic:cNvPicPr>
                   </pic:nvPicPr>
                   <pic:blipFill>
-                    <a:blip r:embed="rId6">
+                    <a:blip r:embed="rId7">
                       <a:extLst>
                         <a:ext uri="{28A0092B-C50C-407E-A947-70E740481C1C}">
                           <a14:useLocalDpi xmlns:a14="http://schemas.microsoft.com/office/drawing/2010/main" val="0"/>
@@ -7050,6 +7101,9 @@
         <w:pStyle w:val="Subttulo"/>
       </w:pPr>
       <w:r>
+        <w:rPr>
+          <w:noProof/>
+        </w:rPr>
         <w:drawing>
           <wp:anchor distT="0" distB="0" distL="114300" distR="114300" simplePos="0" relativeHeight="251663360" behindDoc="0" locked="0" layoutInCell="1" allowOverlap="1" wp14:anchorId="7BB4092A" wp14:editId="47715A4B">
             <wp:simplePos x="0" y="0"/>
@@ -7076,7 +7130,7 @@
                     </pic:cNvPicPr>
                   </pic:nvPicPr>
                   <pic:blipFill>
-                    <a:blip r:embed="rId7">
+                    <a:blip r:embed="rId8">
                       <a:extLst>
                         <a:ext uri="{28A0092B-C50C-407E-A947-70E740481C1C}">
                           <a14:useLocalDpi xmlns:a14="http://schemas.microsoft.com/office/drawing/2010/main" val="0"/>
@@ -7180,21 +7234,25 @@
         <w:pStyle w:val="Subttulo"/>
       </w:pPr>
       <w:r>
+        <w:t xml:space="preserve"> </w:t>
+      </w:r>
+    </w:p>
+    <w:p/>
+    <w:p/>
+    <w:p>
+      <w:r>
+        <w:rPr>
+          <w:noProof/>
+        </w:rPr>
         <w:lastRenderedPageBreak/>
-        <w:t xml:space="preserve"> </w:t>
-      </w:r>
-    </w:p>
-    <w:p/>
-    <w:p>
-      <w:r>
         <w:drawing>
-          <wp:anchor distT="0" distB="0" distL="114300" distR="114300" simplePos="0" relativeHeight="251664384" behindDoc="0" locked="0" layoutInCell="1" allowOverlap="1" wp14:anchorId="120E2915" wp14:editId="3B630F37">
+          <wp:anchor distT="0" distB="0" distL="114300" distR="114300" simplePos="0" relativeHeight="251664384" behindDoc="0" locked="0" layoutInCell="1" allowOverlap="1" wp14:anchorId="120E2915" wp14:editId="03449A8D">
             <wp:simplePos x="0" y="0"/>
             <wp:positionH relativeFrom="margin">
               <wp:align>center</wp:align>
             </wp:positionH>
             <wp:positionV relativeFrom="paragraph">
-              <wp:posOffset>-472440</wp:posOffset>
+              <wp:posOffset>-498475</wp:posOffset>
             </wp:positionV>
             <wp:extent cx="6464935" cy="3602355"/>
             <wp:effectExtent l="0" t="0" r="0" b="0"/>
@@ -7213,7 +7271,7 @@
                     </pic:cNvPicPr>
                   </pic:nvPicPr>
                   <pic:blipFill>
-                    <a:blip r:embed="rId8">
+                    <a:blip r:embed="rId9">
                       <a:extLst>
                         <a:ext uri="{28A0092B-C50C-407E-A947-70E740481C1C}">
                           <a14:useLocalDpi xmlns:a14="http://schemas.microsoft.com/office/drawing/2010/main" val="0"/>
@@ -7254,7 +7312,6 @@
     <w:p/>
     <w:p/>
     <w:p/>
-    <w:p/>
     <w:p>
       <w:pPr>
         <w:pStyle w:val="Subttulo"/>
@@ -7294,15 +7351,26 @@
           <w:lang w:val="en-US"/>
         </w:rPr>
       </w:pPr>
-      <w:r>
+    </w:p>
+    <w:p>
+      <w:pPr>
+        <w:pStyle w:val="Subttulo"/>
+        <w:rPr>
+          <w:lang w:val="en-US"/>
+        </w:rPr>
+      </w:pPr>
+      <w:r>
+        <w:rPr>
+          <w:noProof/>
+        </w:rPr>
         <w:drawing>
-          <wp:anchor distT="0" distB="0" distL="114300" distR="114300" simplePos="0" relativeHeight="251665408" behindDoc="0" locked="0" layoutInCell="1" allowOverlap="1" wp14:anchorId="131045C6" wp14:editId="21A0E971">
+          <wp:anchor distT="0" distB="0" distL="114300" distR="114300" simplePos="0" relativeHeight="251665408" behindDoc="0" locked="0" layoutInCell="1" allowOverlap="1" wp14:anchorId="131045C6" wp14:editId="553A7A65">
             <wp:simplePos x="0" y="0"/>
             <wp:positionH relativeFrom="margin">
               <wp:align>center</wp:align>
             </wp:positionH>
             <wp:positionV relativeFrom="paragraph">
-              <wp:posOffset>324485</wp:posOffset>
+              <wp:posOffset>180975</wp:posOffset>
             </wp:positionV>
             <wp:extent cx="6222365" cy="1156083"/>
             <wp:effectExtent l="0" t="0" r="6985" b="6350"/>
@@ -7321,7 +7389,7 @@
                     </pic:cNvPicPr>
                   </pic:nvPicPr>
                   <pic:blipFill>
-                    <a:blip r:embed="rId9">
+                    <a:blip r:embed="rId10">
                       <a:extLst>
                         <a:ext uri="{28A0092B-C50C-407E-A947-70E740481C1C}">
                           <a14:useLocalDpi xmlns:a14="http://schemas.microsoft.com/office/drawing/2010/main" val="0"/>
@@ -7361,6 +7429,13 @@
     </w:p>
     <w:p>
       <w:pPr>
+        <w:rPr>
+          <w:lang w:val="en-US"/>
+        </w:rPr>
+      </w:pPr>
+    </w:p>
+    <w:p>
+      <w:pPr>
         <w:pStyle w:val="Subttulo"/>
         <w:rPr>
           <w:lang w:val="en-US"/>
@@ -7369,6 +7444,7 @@
     </w:p>
     <w:p>
       <w:pPr>
+        <w:pStyle w:val="Subttulo"/>
         <w:rPr>
           <w:lang w:val="en-US"/>
         </w:rPr>
@@ -7389,27 +7465,10 @@
           <w:lang w:val="en-US"/>
         </w:rPr>
       </w:pPr>
-    </w:p>
-    <w:p>
-      <w:pPr>
-        <w:pStyle w:val="Subttulo"/>
-        <w:rPr>
-          <w:lang w:val="en-US"/>
-        </w:rPr>
-      </w:pPr>
-    </w:p>
-    <w:p>
-      <w:pPr>
-        <w:pStyle w:val="Subttulo"/>
-        <w:rPr>
-          <w:lang w:val="en-US"/>
-        </w:rPr>
-      </w:pPr>
       <w:r>
         <w:rPr>
           <w:noProof/>
         </w:rPr>
-        <w:lastRenderedPageBreak/>
         <w:drawing>
           <wp:anchor distT="0" distB="0" distL="114300" distR="114300" simplePos="0" relativeHeight="251659264" behindDoc="1" locked="0" layoutInCell="1" allowOverlap="1" wp14:anchorId="618262F4" wp14:editId="06B5BFFC">
             <wp:simplePos x="0" y="0"/>
@@ -7450,7 +7509,7 @@
                     </pic:cNvPicPr>
                   </pic:nvPicPr>
                   <pic:blipFill>
-                    <a:blip r:embed="rId10">
+                    <a:blip r:embed="rId11">
                       <a:extLst>
                         <a:ext uri="{28A0092B-C50C-407E-A947-70E740481C1C}">
                           <a14:useLocalDpi xmlns:a14="http://schemas.microsoft.com/office/drawing/2010/main" val="0"/>
@@ -7564,7 +7623,7 @@
                     </pic:cNvPicPr>
                   </pic:nvPicPr>
                   <pic:blipFill>
-                    <a:blip r:embed="rId11">
+                    <a:blip r:embed="rId12">
                       <a:extLst>
                         <a:ext uri="{28A0092B-C50C-407E-A947-70E740481C1C}">
                           <a14:useLocalDpi xmlns:a14="http://schemas.microsoft.com/office/drawing/2010/main" val="0"/>
@@ -7659,7 +7718,7 @@
                     </pic:cNvPicPr>
                   </pic:nvPicPr>
                   <pic:blipFill>
-                    <a:blip r:embed="rId12">
+                    <a:blip r:embed="rId13">
                       <a:extLst>
                         <a:ext uri="{28A0092B-C50C-407E-A947-70E740481C1C}">
                           <a14:useLocalDpi xmlns:a14="http://schemas.microsoft.com/office/drawing/2010/main" val="0"/>
@@ -9446,7 +9505,6 @@
   <w:style w:type="character" w:default="1" w:styleId="Fontepargpadro">
     <w:name w:val="Default Paragraph Font"/>
     <w:uiPriority w:val="1"/>
-    <w:semiHidden/>
     <w:unhideWhenUsed/>
   </w:style>
   <w:style w:type="table" w:default="1" w:styleId="Tabelanormal">
